--- a/hin/docx/63.content.docx
+++ b/hin/docx/63.content.docx
@@ -4,39 +4,88 @@
   <w:body>
     <w:p/>
     <w:p>
-      <w:r/>
+      <w:pPr/>
+      <w:r>
+        <w:rPr>
+          <w:lang w:val="hi_IN" w:bidi="hi_IN"/>
+        </w:rPr>
+      </w:r>
     </w:p>
     <w:p>
       <w:pPr>
         <w:pStyle w:val="Heading2"/>
       </w:pPr>
       <w:r>
+        <w:rPr>
+          <w:lang w:val="hi_IN" w:bidi="hi_IN"/>
+        </w:rPr>
+        <w:t>Resource: अनुवाद नोट्स (अनफोल्डिंग वर्ड)</w:t>
+      </w:r>
+      <w:r>
+        <w:rPr>
+          <w:lang w:val="hi_IN" w:bidi="hi_IN"/>
+        </w:rPr>
+      </w:r>
+    </w:p>
+    <w:p>
+      <w:pPr>
+        <w:pStyle w:val="Heading2"/>
+      </w:pPr>
+      <w:r>
+        <w:rPr>
+          <w:lang w:val="hi_IN" w:bidi="hi_IN"/>
+        </w:rPr>
         <w:t>License Information</w:t>
       </w:r>
-      <w:r/>
-    </w:p>
-    <w:p>
-      <w:r/>
-      <w:r>
-        <w:rPr>
-          <w:b/>
-        </w:rPr>
-        <w:t>Translation Notes (unfoldingWord)</w:t>
-      </w:r>
-      <w:r>
+      <w:r>
+        <w:rPr>
+          <w:lang w:val="hi_IN" w:bidi="hi_IN"/>
+        </w:rPr>
+      </w:r>
+    </w:p>
+    <w:p>
+      <w:pPr/>
+      <w:r>
+        <w:rPr>
+          <w:lang w:val="hi_IN" w:bidi="hi_IN"/>
+        </w:rPr>
+      </w:r>
+      <w:r>
+        <w:rPr>
+          <w:b/>
+          <w:lang w:val="hi_IN" w:bidi="hi_IN"/>
+        </w:rPr>
+        <w:t>अनुवाद नोट्स (अनफोल्डिंग वर्ड)</w:t>
+      </w:r>
+      <w:r>
+        <w:rPr>
+          <w:lang w:val="hi_IN" w:bidi="hi_IN"/>
+        </w:rPr>
         <w:t xml:space="preserve"> (Hindi) is based on</w:t>
       </w:r>
       <w:r>
+        <w:rPr>
+          <w:lang w:val="hi_IN" w:bidi="hi_IN"/>
+        </w:rPr>
         <w:t xml:space="preserve">: </w:t>
       </w:r>
       <w:r>
+        <w:rPr>
+          <w:lang w:val="hi_IN" w:bidi="hi_IN"/>
+        </w:rPr>
         <w:t>unfoldingWord® Translation Notes</w:t>
       </w:r>
       <w:r>
+        <w:rPr>
+          <w:lang w:val="hi_IN" w:bidi="hi_IN"/>
+        </w:rPr>
         <w:t xml:space="preserve">, </w:t>
       </w:r>
       <w:hyperlink r:id="rId13">
         <w:r>
+          <w:rPr>
+            <w:lang w:val="hi_IN" w:bidi="hi_IN"/>
+          </w:rPr>
           <w:rPr>
             <w:color w:val="0000EE"/>
             <w:u w:val="single"/>
@@ -45,10 +94,16 @@
         </w:r>
       </w:hyperlink>
       <w:r>
+        <w:rPr>
+          <w:lang w:val="hi_IN" w:bidi="hi_IN"/>
+        </w:rPr>
         <w:t xml:space="preserve">, 2022, which is licensed under a </w:t>
       </w:r>
       <w:hyperlink r:id="rId14">
         <w:r>
+          <w:rPr>
+            <w:lang w:val="hi_IN" w:bidi="hi_IN"/>
+          </w:rPr>
           <w:rPr>
             <w:color w:val="0000EE"/>
             <w:u w:val="single"/>
@@ -57,24 +112,50 @@
         </w:r>
       </w:hyperlink>
       <w:r>
+        <w:rPr>
+          <w:lang w:val="hi_IN" w:bidi="hi_IN"/>
+        </w:rPr>
         <w:t>.</w:t>
       </w:r>
-      <w:r/>
-    </w:p>
-    <w:p>
-      <w:r/>
-      <w:r>
+      <w:r>
+        <w:rPr>
+          <w:lang w:val="hi_IN" w:bidi="hi_IN"/>
+        </w:rPr>
+      </w:r>
+    </w:p>
+    <w:p>
+      <w:pPr/>
+      <w:r>
+        <w:rPr>
+          <w:lang w:val="hi_IN" w:bidi="hi_IN"/>
+        </w:rPr>
+      </w:r>
+      <w:r>
+        <w:rPr>
+          <w:lang w:val="hi_IN" w:bidi="hi_IN"/>
+        </w:rPr>
         <w:t>This PDF version is provided under the same license.</w:t>
       </w:r>
-      <w:r/>
-      <w:r/>
+      <w:r>
+        <w:rPr>
+          <w:lang w:val="hi_IN" w:bidi="hi_IN"/>
+        </w:rPr>
+      </w:r>
+      <w:r>
+        <w:rPr>
+          <w:lang w:val="hi_IN" w:bidi="hi_IN"/>
+        </w:rPr>
+      </w:r>
     </w:p>
     <w:p>
       <w:pPr>
         <w:pStyle w:val="Heading1"/>
       </w:pPr>
       <w:r>
-        <w:t>Translation Notes (unfoldingWord)</w:t>
+        <w:rPr>
+          <w:lang w:val="hi_IN" w:bidi="hi_IN"/>
+        </w:rPr>
+        <w:t>अनुवाद नोट्स (अनफोल्डिंग वर्ड)</w:t>
       </w:r>
     </w:p>
     <w:p>
@@ -96,20 +177,123 @@
       </w:pPr>
     </w:p>
     <w:p>
-      <w:r/>
+      <w:pPr/>
+      <w:r>
+        <w:rPr>
+          <w:lang w:val="hi_IN" w:bidi="hi_IN"/>
+        </w:rPr>
+      </w:r>
     </w:p>
     <w:p>
       <w:pPr>
         <w:pStyle w:val="Heading2"/>
       </w:pPr>
       <w:r>
+        <w:rPr>
+          <w:lang w:val="hi_IN" w:bidi="hi_IN"/>
+        </w:rPr>
+        <w:t>2JN</w:t>
+      </w:r>
+      <w:r>
+        <w:rPr>
+          <w:lang w:val="hi_IN" w:bidi="hi_IN"/>
+        </w:rPr>
+      </w:r>
+    </w:p>
+    <w:p>
+      <w:pPr/>
+      <w:r>
+        <w:rPr>
+          <w:lang w:val="hi_IN" w:bidi="hi_IN"/>
+        </w:rPr>
+      </w:r>
+      <w:r>
+        <w:rPr>
+          <w:i/>
+          <w:lang w:val="hi_IN" w:bidi="hi_IN"/>
+        </w:rPr>
+        <w:t>2 यूहन्ना - परिचय, 2 यूहन्ना 1:1 (#1), 2 यूहन्ना 1:1 (#2), 2 यूहन्ना 1:1 (#4), 2 यूहन्ना 1:1 (#4), 2 यूहन्ना 1:1 (#5), 2 यूहन्ना 1:1 (#6), 2 यूहन्ना 1:1 (#7), 2 यूहन्ना 1:2 (#1), 2 यूहन्ना 1:2 (#2), 2 यूहन्ना 1:2 (#3), 2 यूहन्ना 1:3 (#1), 2 यूहन्ना 1:3 (#2), 2 यूहन्ना 1:3 (#1), 2 यूहन्ना 1:3 (#2), 2 यूहन्ना 1:4 (#1), 2 यूहन्ना 1:4 (#2), 2 यूहन्ना 1:4 (#1), 2 यूहन्ना 1:4 (#4), 2 यूहन्ना 1:4 (#5), 2 यूहन्ना 1:4 (#2), 2 यूहन्ना 1:4 (#7), 2 यूहन्ना 1:5 (#1), 2 यूहन्ना 1:5 (#1), 2 यूहन्ना 1:5 (#3), 2 यूहन्ना 1:5 (#2), 2 यूहन्ना 1:5 (#3), 2 यूहन्ना 1:6 (#1), 2 यूहन्ना 1:6 (#2), 2 यूहन्ना 1:7 (#1), 2 यूहन्ना 1:7 (#2), 2 यूहन्ना 1:7 (#4), 2 यूहन्ना 1:7 (#4), 2 यूहन्ना 1:7 (#5), 2 यूहन्ना 1:8 (#1), 2 यूहन्ना 1:8 (#1), 2 यूहन्ना 1:8 (#3), 2 यूहन्ना 1:8 (#4), 2 यूहन्ना 1:8 (#5), 2 यूहन्ना 1:8 (#6), 2 यूहन्ना 1:9 (#1), 2 यूहन्ना 1:9 (#2), 2 यूहन्ना 1:9 (#2), 2 यूहन्ना 1:9 (#3), 2 यूहन्ना 1:9 (#5), 2 यूहन्ना 1:9 (#6), 2 यूहन्ना 1:9 (#4), 2 यूहन्ना 1:10 (#1), 2 यूहन्ना 1:10 (#2), 2 यूहन्ना 1:10 (#3), 2 यूहन्ना 1:10 (#1), 2 यूहन्ना 1:10 (#5), 2 यूहन्ना 1:11 (#1), 2 यूहन्ना 1:11 (#1), 2 यूहन्ना 1:12 (#3), 2 यूहन्ना 1:12 (#1), 2 यूहन्ना 1:12 (#3), 2 यूहन्ना 1:12 (#4), 2 यूहन्ना 1:12 (#5), 2 यूहन्ना 1:12 (#6), 2 यूहन्ना 1:12 (#7), 2 यूहन्ना 1:12 (#8), 2 यूहन्ना 1:13 (#1), 2 यूहन्ना 1:13 (#2), 2 यूहन्ना 1:13 (#3), 2 यूहन्ना 1:13 (#4)</w:t>
+      </w:r>
+      <w:r>
+        <w:rPr>
+          <w:lang w:val="hi_IN" w:bidi="hi_IN"/>
+        </w:rPr>
+      </w:r>
+    </w:p>
+    <w:p>
+      <w:pPr/>
+      <w:r>
+        <w:rPr>
+          <w:lang w:val="hi_IN" w:bidi="hi_IN"/>
+        </w:rPr>
+      </w:r>
+      <w:r>
+        <w:rPr>
+          <w:lang w:val="hi_IN" w:bidi="hi_IN"/>
+        </w:rPr>
+        <w:t xml:space="preserve"> </w:t>
+      </w:r>
+      <w:r>
+        <w:rPr>
+          <w:lang w:val="hi_IN" w:bidi="hi_IN"/>
+        </w:rPr>
+      </w:r>
+      <w:r>
+        <w:rPr>
+          <w:lang w:val="hi_IN" w:bidi="hi_IN"/>
+        </w:rPr>
+      </w:r>
+    </w:p>
+    <w:p>
+      <w:pPr>
+        <w:sectPr>
+          <w:footnotePr>
+            <w:numRestart w:val="eachSect"/>
+          </w:footnotePr>
+          <w:type w:val="continuous"/>
+          <w:pgSz w:w="12240" w:h="15840" w:code="1"/>
+          <w:pgMar w:top="1440" w:right="1440" w:bottom="1440" w:left="1440" w:header="504" w:footer="504" w:gutter="0"/>
+          <w:cols w:space="708"/>
+          <w:titlePg/>
+          <w:docGrid w:linePitch="360"/>
+        </w:sectPr>
+      </w:pPr>
+    </w:p>
+    <w:p>
+      <w:pPr/>
+      <w:r>
+        <w:rPr>
+          <w:lang w:val="hi_IN" w:bidi="hi_IN"/>
+        </w:rPr>
+      </w:r>
+    </w:p>
+    <w:p>
+      <w:pPr>
+        <w:pStyle w:val="Heading2"/>
+      </w:pPr>
+      <w:r>
+        <w:rPr>
+          <w:lang w:val="hi_IN" w:bidi="hi_IN"/>
+        </w:rPr>
         <w:t>2 यूहन्ना - परिचय</w:t>
       </w:r>
-      <w:r/>
-    </w:p>
-    <w:p>
-      <w:r/>
-      <w:r>
+      <w:r>
+        <w:rPr>
+          <w:lang w:val="hi_IN" w:bidi="hi_IN"/>
+        </w:rPr>
+      </w:r>
+    </w:p>
+    <w:p>
+      <w:pPr/>
+      <w:r>
+        <w:rPr>
+          <w:lang w:val="hi_IN" w:bidi="hi_IN"/>
+        </w:rPr>
+      </w:r>
+      <w:r>
+        <w:rPr>
+          <w:lang w:val="hi_IN" w:bidi="hi_IN"/>
+        </w:rPr>
         <w:t>"# 2 यूहन्ना का परिचय</w:t>
       </w:r>
     </w:p>
@@ -118,6 +302,9 @@
         <w:pStyle w:val="Heading3"/>
       </w:pPr>
       <w:r>
+        <w:rPr>
+          <w:lang w:val="hi_IN" w:bidi="hi_IN"/>
+        </w:rPr>
         <w:t>भाग 1: सामान्य परिचय</w:t>
       </w:r>
     </w:p>
@@ -126,7 +313,32 @@
         <w:pStyle w:val="Heading4"/>
       </w:pPr>
       <w:r>
+        <w:rPr>
+          <w:lang w:val="hi_IN" w:bidi="hi_IN"/>
+        </w:rPr>
         <w:t>2 यूहन्ना की पत्री की रूपरेखा</w:t>
+      </w:r>
+    </w:p>
+    <w:p>
+      <w:pPr>
+        <w:pStyle w:val="ListNumber"/>
+        <w:numPr>
+          <w:ilvl w:val="0"/>
+          <w:numId w:val="14"/>
+        </w:numPr>
+        <w:spacing w:line="240" w:lineRule="auto"/>
+        <w:ind w:left="720"/>
+      </w:pPr>
+      <w:r>
+        <w:rPr>
+          <w:lang w:val="hi_IN" w:bidi="hi_IN"/>
+        </w:rPr>
+      </w:r>
+      <w:r>
+        <w:rPr>
+          <w:lang w:val="hi_IN" w:bidi="hi_IN"/>
+        </w:rPr>
+        <w:t>पत्र का आरंभिक अभिवादन (1:1–3)</w:t>
       </w:r>
     </w:p>
     <w:p>
@@ -135,9 +347,16 @@
         <w:spacing w:line="240" w:lineRule="auto"/>
         <w:ind w:left="720"/>
       </w:pPr>
-      <w:r/>
-      <w:r>
-        <w:t>पत्र का आरंभिक अभिवादन (1:1–3)</w:t>
+      <w:r>
+        <w:rPr>
+          <w:lang w:val="hi_IN" w:bidi="hi_IN"/>
+        </w:rPr>
+      </w:r>
+      <w:r>
+        <w:rPr>
+          <w:lang w:val="hi_IN" w:bidi="hi_IN"/>
+        </w:rPr>
+        <w:t>एक-दूसरे से प्रेम करने के लिए प्रोत्साहन और आज्ञा (1:4–6)</w:t>
       </w:r>
     </w:p>
     <w:p>
@@ -146,9 +365,16 @@
         <w:spacing w:line="240" w:lineRule="auto"/>
         <w:ind w:left="720"/>
       </w:pPr>
-      <w:r/>
-      <w:r>
-        <w:t>एक-दूसरे से प्रेम करने के लिए प्रोत्साहन और आज्ञा (1:4–6)</w:t>
+      <w:r>
+        <w:rPr>
+          <w:lang w:val="hi_IN" w:bidi="hi_IN"/>
+        </w:rPr>
+      </w:r>
+      <w:r>
+        <w:rPr>
+          <w:lang w:val="hi_IN" w:bidi="hi_IN"/>
+        </w:rPr>
+        <w:t>झूठे शिक्षकों के बारे में चेतावनी (1:7–11)</w:t>
       </w:r>
     </w:p>
     <w:p>
@@ -157,19 +383,15 @@
         <w:spacing w:line="240" w:lineRule="auto"/>
         <w:ind w:left="720"/>
       </w:pPr>
-      <w:r/>
-      <w:r>
-        <w:t>झूठे शिक्षकों के बारे में चेतावनी (1:7–11)</w:t>
-      </w:r>
-    </w:p>
-    <w:p>
-      <w:pPr>
-        <w:pStyle w:val="ListNumber"/>
-        <w:spacing w:line="240" w:lineRule="auto"/>
-        <w:ind w:left="720"/>
-      </w:pPr>
-      <w:r/>
-      <w:r>
+      <w:r>
+        <w:rPr>
+          <w:lang w:val="hi_IN" w:bidi="hi_IN"/>
+        </w:rPr>
+      </w:r>
+      <w:r>
+        <w:rPr>
+          <w:lang w:val="hi_IN" w:bidi="hi_IN"/>
+        </w:rPr>
         <w:t>पत्र का समापन (1:12–13)</w:t>
       </w:r>
     </w:p>
@@ -178,12 +400,23 @@
         <w:pStyle w:val="Heading4"/>
       </w:pPr>
       <w:r>
+        <w:rPr>
+          <w:lang w:val="hi_IN" w:bidi="hi_IN"/>
+        </w:rPr>
         <w:t>2 यूहन्ना की पत्री किसने लिखी?</w:t>
       </w:r>
     </w:p>
     <w:p>
-      <w:r/>
-      <w:r>
+      <w:pPr/>
+      <w:r>
+        <w:rPr>
+          <w:lang w:val="hi_IN" w:bidi="hi_IN"/>
+        </w:rPr>
+      </w:r>
+      <w:r>
+        <w:rPr>
+          <w:lang w:val="hi_IN" w:bidi="hi_IN"/>
+        </w:rPr>
         <w:t>इस पत्र का लेखक स्वयं को केवल “प्राचीन” के रूप में पहचानता है। हालांकि, 2 यूहन्ना की विषयवस्तु यूहन्ना के सुसमाचार और 1 यूहन्ना और 3 यूहन्ना की विषयवस्तु के समान है। यह सुझाव देता है कि प्रेरित यूहन्ना ने यह पत्र लिखा था, और उन्होंने अपने जीवन के अंत के निकट इसे लिखा होगा।</w:t>
       </w:r>
     </w:p>
@@ -192,12 +425,23 @@
         <w:pStyle w:val="Heading4"/>
       </w:pPr>
       <w:r>
+        <w:rPr>
+          <w:lang w:val="hi_IN" w:bidi="hi_IN"/>
+        </w:rPr>
         <w:t>2 यूहन्ना की पत्री किसके लिए लिखी गई थी?</w:t>
       </w:r>
     </w:p>
     <w:p>
-      <w:r/>
-      <w:r>
+      <w:pPr/>
+      <w:r>
+        <w:rPr>
+          <w:lang w:val="hi_IN" w:bidi="hi_IN"/>
+        </w:rPr>
+      </w:r>
+      <w:r>
+        <w:rPr>
+          <w:lang w:val="hi_IN" w:bidi="hi_IN"/>
+        </w:rPr>
         <w:t>लेखक इस पत्र को एक "चुनी हुई महिला" और "उसके बच्चों" (1:1) को सम्बोधित करता है। हालांकि यह किसी विशेष महिला और उसके बच्चों को संदर्भित कर सकता है, लेकिन यह व्याख्या बहुत ही असंभव है। अधिक संभावना है कि यह एक विशेष मण्डली और उसके सदस्यों को संदर्भित करने का एक रूपक तरीका है। नीचे भाग 3 में चर्चा देखें। यूहन्ना इस मण्डली के कुछ सदस्यों को जानते थे या कम से कम उनके बारे में सुना था (1:4) और वह उन्हें निर्देश और प्रोत्साहन देना चाहते थे।</w:t>
       </w:r>
     </w:p>
@@ -206,12 +450,23 @@
         <w:pStyle w:val="Heading4"/>
       </w:pPr>
       <w:r>
+        <w:rPr>
+          <w:lang w:val="hi_IN" w:bidi="hi_IN"/>
+        </w:rPr>
         <w:t>2 यूहन्ना की पत्री किस विषय पर है?</w:t>
       </w:r>
     </w:p>
     <w:p>
-      <w:r/>
-      <w:r>
+      <w:pPr/>
+      <w:r>
+        <w:rPr>
+          <w:lang w:val="hi_IN" w:bidi="hi_IN"/>
+        </w:rPr>
+      </w:r>
+      <w:r>
+        <w:rPr>
+          <w:lang w:val="hi_IN" w:bidi="hi_IN"/>
+        </w:rPr>
         <w:t>ऐसा प्रतीत होता है कि यूहन्ना ने यह पत्र विश्वासियों की एक विशेष मण्डली को सम्बोधित किया था। यूहन्ना का इस पत्र को लिखने का उद्देश्य उनके विश्वास में प्रोत्साहित करना और उन्हें झूठे शिक्षकों के बारे में चेतावनी देना था। यूहन्ना नहीं चाहते थे कि विश्वासी झूठे शिक्षकों की सहायता करें या उन्हें रुपये-पैसे दें। उन्होंने संभवतः इस संदेश को सामान्य रूप से सभी विश्वासियों तक पहुँचाने का इरादा किया था।</w:t>
       </w:r>
     </w:p>
@@ -220,18 +475,35 @@
         <w:pStyle w:val="Heading4"/>
       </w:pPr>
       <w:r>
+        <w:rPr>
+          <w:lang w:val="hi_IN" w:bidi="hi_IN"/>
+        </w:rPr>
         <w:t>इस पुस्तक के शीर्षक का अनुवाद कैसे किया जाना चाहिए?</w:t>
       </w:r>
     </w:p>
     <w:p>
-      <w:r/>
-      <w:r>
+      <w:pPr/>
+      <w:r>
+        <w:rPr>
+          <w:lang w:val="hi_IN" w:bidi="hi_IN"/>
+        </w:rPr>
+      </w:r>
+      <w:r>
+        <w:rPr>
+          <w:lang w:val="hi_IN" w:bidi="hi_IN"/>
+        </w:rPr>
         <w:t xml:space="preserve">अनुवादक इस पुस्तक को इसके पारंपरिक शीर्षक, "2 यूहन्ना" या "दूसरा यूहन्ना" के नाम से बुलाने का चयन कर सकते हैं। या वे एक अलग शीर्षक चुन सकते हैं, जैसे "यूहन्ना का दूसरा पत्र" या "दूसरा पत्र जो यूहन्ना ने लिखा।" (देखें: </w:t>
       </w:r>
       <w:r>
+        <w:rPr>
+          <w:lang w:val="hi_IN" w:bidi="hi_IN"/>
+        </w:rPr>
         <w:t>नामों का अनुवाद कैसे करें</w:t>
       </w:r>
       <w:r>
+        <w:rPr>
+          <w:lang w:val="hi_IN" w:bidi="hi_IN"/>
+        </w:rPr>
         <w:t>)</w:t>
       </w:r>
     </w:p>
@@ -240,6 +512,9 @@
         <w:pStyle w:val="Heading3"/>
       </w:pPr>
       <w:r>
+        <w:rPr>
+          <w:lang w:val="hi_IN" w:bidi="hi_IN"/>
+        </w:rPr>
         <w:t>भाग 2: महत्वपूर्ण सांस्कृतिक और धर्म के अवधारणाएँ</w:t>
       </w:r>
     </w:p>
@@ -248,12 +523,23 @@
         <w:pStyle w:val="Heading4"/>
       </w:pPr>
       <w:r>
+        <w:rPr>
+          <w:lang w:val="hi_IN" w:bidi="hi_IN"/>
+        </w:rPr>
         <w:t>अतिथि सत्कार क्या होता है?</w:t>
       </w:r>
     </w:p>
     <w:p>
-      <w:r/>
-      <w:r>
+      <w:pPr/>
+      <w:r>
+        <w:rPr>
+          <w:lang w:val="hi_IN" w:bidi="hi_IN"/>
+        </w:rPr>
+      </w:r>
+      <w:r>
+        <w:rPr>
+          <w:lang w:val="hi_IN" w:bidi="hi_IN"/>
+        </w:rPr>
         <w:t>अतिथि सत्कार प्राचीन पश्चिमी एशिया में एक महत्वपूर्ण अवधारणा थी। विदेशियों या बाहरी लोगों के प्रति मित्रवत होना और यदि उन्हें आवश्यकता हो तो सहायता प्रदान करना महत्वपूर्ण था। यूहन्ना चाहते थे कि विश्वासियों को मेहमानों को अतिथि सत्कार प्रदान करना चाहिए। हालांकि, वे नहीं चाहते थे कि विश्वासियों को झूठे शिक्षकों को अतिथि सत्कार प्रदान करें।</w:t>
       </w:r>
     </w:p>
@@ -262,18 +548,35 @@
         <w:pStyle w:val="Heading4"/>
       </w:pPr>
       <w:r>
+        <w:rPr>
+          <w:lang w:val="hi_IN" w:bidi="hi_IN"/>
+        </w:rPr>
         <w:t>यूहन्ना ने किन लोगों के विरोध में बात की थी?</w:t>
       </w:r>
     </w:p>
     <w:p>
-      <w:r/>
-      <w:r>
+      <w:pPr/>
+      <w:r>
+        <w:rPr>
+          <w:lang w:val="hi_IN" w:bidi="hi_IN"/>
+        </w:rPr>
+      </w:r>
+      <w:r>
+        <w:rPr>
+          <w:lang w:val="hi_IN" w:bidi="hi_IN"/>
+        </w:rPr>
         <w:t xml:space="preserve">जिन लोगों के खिलाफ यूहन्ना ने बात की, वे संभवतः वे लोग थे जिन्हें बाद में गूढ़ ज्ञानवादी के रूप में जाना गया। ये लोग मानते थे कि भौतिक संसार बुरा था। क्योंकि भौतिक शरीर को बुरा माना जाता था, इसलिए वे नहीं सोचते थे कि परमेश्वर मनुष्य बन सकते हैं। इसलिए, वे मानते थे कि यीशु ईश्वरीय हैं लेकिन यह नकारते थे कि वह मनुष्य हैं। (देखें: </w:t>
       </w:r>
       <w:r>
+        <w:rPr>
+          <w:lang w:val="hi_IN" w:bidi="hi_IN"/>
+        </w:rPr>
         <w:t>बुराई</w:t>
       </w:r>
       <w:r>
+        <w:rPr>
+          <w:lang w:val="hi_IN" w:bidi="hi_IN"/>
+        </w:rPr>
         <w:t>)</w:t>
       </w:r>
     </w:p>
@@ -282,6 +585,9 @@
         <w:pStyle w:val="Heading3"/>
       </w:pPr>
       <w:r>
+        <w:rPr>
+          <w:lang w:val="hi_IN" w:bidi="hi_IN"/>
+        </w:rPr>
         <w:t>भाग 3: महत्वपूर्ण अनुवाद सम्बंधी मुद्दे</w:t>
       </w:r>
     </w:p>
@@ -290,12 +596,23 @@
         <w:pStyle w:val="Heading4"/>
       </w:pPr>
       <w:r>
+        <w:rPr>
+          <w:lang w:val="hi_IN" w:bidi="hi_IN"/>
+        </w:rPr>
         <w:t>2 यूहन्ना 1:1 की "चुनी हुई महिला" कौन हैं?</w:t>
       </w:r>
     </w:p>
     <w:p>
-      <w:r/>
-      <w:r>
+      <w:pPr/>
+      <w:r>
+        <w:rPr>
+          <w:lang w:val="hi_IN" w:bidi="hi_IN"/>
+        </w:rPr>
+      </w:r>
+      <w:r>
+        <w:rPr>
+          <w:lang w:val="hi_IN" w:bidi="hi_IN"/>
+        </w:rPr>
         <w:t>यूहन्ना इस पत्र को "चुनी हुई महिला और उसके बच्चों" को सम्बोधित करते हैं, और कुछ विद्वानों का सुझाव है कि यह वास्तव में एक महिला और उसके बच्चों को संदर्भित करता है। हालांकि, अधिकांश विद्वान "चुनी हुई महिला और उसके बच्चों" को एक मण्डली और उसके सदस्यों को संदर्भित करने का एक रूपक तरीका मानते हैं। पत्र की गहन जाँच से यह सत्य प्रतीत होता है। सबसे पहले, यदि इसे किसी व्यक्ति को सम्बोधित किया जाता, तो विषयवस्तु का अधिकांश हिस्सा समझ में नहीं आता। इसके अलावा, यूहन्ना इस "महिला" को पद 6, 8, 10, और 12 में "तुम" के बहुवचन रूपों का उपयोग करके सम्बोधित करते हैं। किसी व्यक्ति को इस तरह से सम्बोधित नहीं किया जाता। पत्र के अंत में, वह "तेरी चुनी हुई बहन के बच्चे" से अभिवादन भेजते हैं, जो अपनी मण्डली को संदर्भित करने के लिए उसी रूपक भाषा का उपयोग करते हैं। क्योंकि यूनानी भाषा में "कलीसिया" शब्द स्त्रीलिंग था, इसलिए एक कलीसिया को "महिला" और दूसरी कलीसिया को "बहन" के रूप में संदर्भित करना काफी सामान्य होगा। इन कारणों से, ये टिप्पणियाँ इन शब्दों के अर्थ को रूपक के रूप में प्रस्तुत करेंगी, न कि शाब्दिक रूप में।</w:t>
       </w:r>
     </w:p>
@@ -304,13 +621,24 @@
         <w:pStyle w:val="Heading4"/>
       </w:pPr>
       <w:r>
+        <w:rPr>
+          <w:lang w:val="hi_IN" w:bidi="hi_IN"/>
+        </w:rPr>
         <w:t>2 यूहन्ना की पत्री के पाठ में मुख्य पाठ्य कठिनाइयाँ क्या हैं?</w:t>
       </w:r>
     </w:p>
     <w:p>
-      <w:r/>
+      <w:pPr/>
+      <w:r>
+        <w:rPr>
+          <w:lang w:val="hi_IN" w:bidi="hi_IN"/>
+        </w:rPr>
+      </w:r>
       <w:hyperlink r:id="rId15">
         <w:r>
+          <w:rPr>
+            <w:lang w:val="hi_IN" w:bidi="hi_IN"/>
+          </w:rPr>
           <w:rPr>
             <w:color w:val="0000EE"/>
             <w:u w:val="single"/>
@@ -319,13 +647,24 @@
         </w:r>
       </w:hyperlink>
       <w:r>
+        <w:rPr>
+          <w:lang w:val="hi_IN" w:bidi="hi_IN"/>
+        </w:rPr>
         <w:t xml:space="preserve"> में, कुछ हस्तलिपियों में "जो काम तुमने किया है" के बजाय "जो परिश्रम हमने किया है" पढ़ा जाता है। यदि आपके क्षेत्र में पहले से ही बाइबल का कोई संस्करण मौजूद है, तो आपको अपने अनुवाद में उस संस्करण के पठन का उपयोग करने पर विचार करना चाहिए। यदि नहीं, तो आप उस पठन का अनुसरण कर सकते हैं जिसे अधिकांश बाइबल विद्वान प्रामाणिक मानते हैं और कह सकते हैं "जो परिश्रम हमने किया है।" विद्वानों में इस बात पर विभाजन है कि "हम" में दोनों यूहन्ना और पत्र प्राप्तकर्ता शामिल हैं या केवल यूहन्ना और उनके साथ के लोग शामिल हैं, और इस प्रकार पत्र प्राप्तकर्ताओं को बाहर कर दिया गया है। यदि आपकी भाषा में यह भेद किया जाता है, तो आप समावेशी रूप का उपयोग कर सकते हैं, क्योंकि पत्र प्राप्तकर्ताओं ने निश्चित रूप से एक-दूसरे के विश्वास का समर्थन करने के लिए कार्य किया था।</w:t>
       </w:r>
     </w:p>
     <w:p>
-      <w:r/>
+      <w:pPr/>
+      <w:r>
+        <w:rPr>
+          <w:lang w:val="hi_IN" w:bidi="hi_IN"/>
+        </w:rPr>
+      </w:r>
       <w:hyperlink r:id="rId16">
         <w:r>
+          <w:rPr>
+            <w:lang w:val="hi_IN" w:bidi="hi_IN"/>
+          </w:rPr>
           <w:rPr>
             <w:color w:val="0000EE"/>
             <w:u w:val="single"/>
@@ -334,957 +673,1795 @@
         </w:r>
       </w:hyperlink>
       <w:r>
+        <w:rPr>
+          <w:lang w:val="hi_IN" w:bidi="hi_IN"/>
+        </w:rPr>
         <w:t xml:space="preserve"> में, कुछ हस्तलिपियों में "तुम्हारा आनन्द" के बजाय "हमारा आनन्द" लिखा है। यदि आपके क्षेत्र में पहले से ही बाइबल का कोई संस्करण मौजूद है, तो आपको अपने अनुवाद में उस संस्करण के पठन का उपयोग करने पर विचार करना चाहिए। यदि नहीं, तो आप उस पठन का अनुसरण कर सकते हैं जिसे अधिकांश बाइबल विद्वान प्रामाणिक मानते हैं और "हमारा आनन्द" कह सकते हैं। इस मामले में, "हमारा" में यूहन्ना और पत्र प्राप्तकर्ता दोनों शामिल होंगे। (देखें: </w:t>
       </w:r>
       <w:r>
+        <w:rPr>
+          <w:lang w:val="hi_IN" w:bidi="hi_IN"/>
+        </w:rPr>
         <w:t>पाठ्य भिन्नताएं</w:t>
       </w:r>
       <w:r>
+        <w:rPr>
+          <w:lang w:val="hi_IN" w:bidi="hi_IN"/>
+        </w:rPr>
         <w:t>)</w:t>
       </w:r>
-      <w:r/>
-      <w:r/>
-    </w:p>
-    <w:p>
-      <w:r/>
+      <w:r>
+        <w:rPr>
+          <w:lang w:val="hi_IN" w:bidi="hi_IN"/>
+        </w:rPr>
+      </w:r>
+      <w:r>
+        <w:rPr>
+          <w:lang w:val="hi_IN" w:bidi="hi_IN"/>
+        </w:rPr>
+      </w:r>
+    </w:p>
+    <w:p>
+      <w:pPr/>
+      <w:r>
+        <w:rPr>
+          <w:lang w:val="hi_IN" w:bidi="hi_IN"/>
+        </w:rPr>
+      </w:r>
     </w:p>
     <w:p>
       <w:pPr>
         <w:pStyle w:val="Heading2"/>
       </w:pPr>
       <w:r>
+        <w:rPr>
+          <w:lang w:val="hi_IN" w:bidi="hi_IN"/>
+        </w:rPr>
         <w:t>2 यूहन्ना 1:1 (#1)</w:t>
       </w:r>
-      <w:r/>
-    </w:p>
-    <w:p>
-      <w:r/>
-      <w:r>
-        <w:rPr>
-          <w:b/>
+      <w:r>
+        <w:rPr>
+          <w:lang w:val="hi_IN" w:bidi="hi_IN"/>
+        </w:rPr>
+      </w:r>
+    </w:p>
+    <w:p>
+      <w:pPr/>
+      <w:r>
+        <w:rPr>
+          <w:lang w:val="hi_IN" w:bidi="hi_IN"/>
+        </w:rPr>
+      </w:r>
+      <w:r>
+        <w:rPr>
+          <w:b/>
+          <w:lang w:val="hi_IN" w:bidi="hi_IN"/>
         </w:rPr>
         <w:t>"</w:t>
       </w:r>
       <w:r>
         <w:rPr>
           <w:b/>
+          <w:lang w:val="hi_IN" w:bidi="hi_IN"/>
         </w:rPr>
         <w:t>प्राचीन</w:t>
       </w:r>
       <w:r>
         <w:rPr>
           <w:b/>
+          <w:lang w:val="hi_IN" w:bidi="hi_IN"/>
         </w:rPr>
         <w:t>"</w:t>
       </w:r>
     </w:p>
     <w:p>
-      <w:r/>
-      <w:r>
+      <w:pPr/>
+      <w:r>
+        <w:rPr>
+          <w:lang w:val="hi_IN" w:bidi="hi_IN"/>
+        </w:rPr>
+      </w:r>
+      <w:r>
+        <w:rPr>
+          <w:lang w:val="hi_IN" w:bidi="hi_IN"/>
+        </w:rPr>
         <w:t>इस संस्कृति में, पत्र लेखक पहले अपना परिचय देते थे, स्वयं को तीसरे व्यक्ति रूप में संदर्भित करते हुए। यदि इससे आपकी भाषा में भ्रम उत्पन्न होगा, तो आप यहाँ प्रथम पुरुष का उपयोग कर सकते हैं। या यदि आपकी भाषा में पत्र के लेखक को प्रस्तुत करने का एक विशेष तरीका है, और यदि यह आपके पाठकों के लिए यह सहायक होगा, तो आप इसे यहाँ उपयोग कर सकते हैं। वैकल्पिक अनुवाद: "मैं, एक अगुवा, यह पत्र आपको लिख रहा हूँ।"</w:t>
       </w:r>
     </w:p>
     <w:p>
-      <w:r/>
-      <w:r>
+      <w:pPr/>
+      <w:r>
+        <w:rPr>
+          <w:lang w:val="hi_IN" w:bidi="hi_IN"/>
+        </w:rPr>
+      </w:r>
+      <w:r>
+        <w:rPr>
+          <w:lang w:val="hi_IN" w:bidi="hi_IN"/>
+        </w:rPr>
         <w:t xml:space="preserve">देखें: </w:t>
       </w:r>
       <w:r>
+        <w:rPr>
+          <w:lang w:val="hi_IN" w:bidi="hi_IN"/>
+        </w:rPr>
         <w:t>प्रथम, द्वितीय या तृतीय पुरुष</w:t>
       </w:r>
-      <w:r/>
-      <w:r/>
-    </w:p>
-    <w:p>
-      <w:r/>
+      <w:r>
+        <w:rPr>
+          <w:lang w:val="hi_IN" w:bidi="hi_IN"/>
+        </w:rPr>
+      </w:r>
+      <w:r>
+        <w:rPr>
+          <w:lang w:val="hi_IN" w:bidi="hi_IN"/>
+        </w:rPr>
+      </w:r>
+    </w:p>
+    <w:p>
+      <w:pPr/>
+      <w:r>
+        <w:rPr>
+          <w:lang w:val="hi_IN" w:bidi="hi_IN"/>
+        </w:rPr>
+      </w:r>
     </w:p>
     <w:p>
       <w:pPr>
         <w:pStyle w:val="Heading2"/>
       </w:pPr>
       <w:r>
+        <w:rPr>
+          <w:lang w:val="hi_IN" w:bidi="hi_IN"/>
+        </w:rPr>
         <w:t>2 यूहन्ना 1:1 (#2)</w:t>
       </w:r>
-      <w:r/>
-    </w:p>
-    <w:p>
-      <w:r/>
-      <w:r>
-        <w:rPr>
-          <w:b/>
+      <w:r>
+        <w:rPr>
+          <w:lang w:val="hi_IN" w:bidi="hi_IN"/>
+        </w:rPr>
+      </w:r>
+    </w:p>
+    <w:p>
+      <w:pPr/>
+      <w:r>
+        <w:rPr>
+          <w:lang w:val="hi_IN" w:bidi="hi_IN"/>
+        </w:rPr>
+      </w:r>
+      <w:r>
+        <w:rPr>
+          <w:b/>
+          <w:lang w:val="hi_IN" w:bidi="hi_IN"/>
         </w:rPr>
         <w:t>"मुझ प्राचीन"</w:t>
       </w:r>
       <w:r>
+        <w:rPr>
+          <w:lang w:val="hi_IN" w:bidi="hi_IN"/>
+        </w:rPr>
         <w:t xml:space="preserve"> - </w:t>
       </w:r>
       <w:r>
         <w:rPr>
           <w:b/>
+          <w:lang w:val="hi_IN" w:bidi="hi_IN"/>
         </w:rPr>
         <w:t>"चुनी हुई महिला और उसके बच्चों जिनसे"</w:t>
       </w:r>
     </w:p>
     <w:p>
-      <w:r/>
-      <w:r>
+      <w:pPr/>
+      <w:r>
+        <w:rPr>
+          <w:lang w:val="hi_IN" w:bidi="hi_IN"/>
+        </w:rPr>
+      </w:r>
+      <w:r>
+        <w:rPr>
+          <w:lang w:val="hi_IN" w:bidi="hi_IN"/>
+        </w:rPr>
         <w:t>"</w:t>
       </w:r>
       <w:r>
         <w:rPr>
           <w:b/>
+          <w:lang w:val="hi_IN" w:bidi="hi_IN"/>
         </w:rPr>
         <w:t>प्राचीन</w:t>
       </w:r>
       <w:r>
+        <w:rPr>
+          <w:lang w:val="hi_IN" w:bidi="hi_IN"/>
+        </w:rPr>
         <w:t xml:space="preserve"> का सन्दर्भ संभवतः यीशु के शिष्य और प्रेरित, यूहन्ना से है| वह अपने आप को ""प्राचीन कहता है या तो इसलिए कि वह वृद्ध है,या इसलिए कि वह कलीसिया में एक वृद्ध अगुआ है,या दोनों ही कारणों से!यदि आपकी भाषा में किसी अगुआ के लिए,एक सम्मानित अगुवे के लिए कोई शब्द है तो उसका प्रयोग आप कर सकते हैं| वैकल्पिक अनुवाद: मैं यूहन्ना, इस पत्र को लिख रहा हूँ"" या वैकल्पिक अनुवाद: ""मैं यूहन्ना एक वृद्ध इस पत्र को लिख रहा हूँ"" \nदेखें:: [[rc://hi/ta/man/translate/figs-explicit]])"</w:t>
       </w:r>
     </w:p>
     <w:p>
-      <w:r/>
-      <w:r>
+      <w:pPr/>
+      <w:r>
+        <w:rPr>
+          <w:lang w:val="hi_IN" w:bidi="hi_IN"/>
+        </w:rPr>
+      </w:r>
+      <w:r>
+        <w:rPr>
+          <w:lang w:val="hi_IN" w:bidi="hi_IN"/>
+        </w:rPr>
         <w:t xml:space="preserve">देखें: </w:t>
       </w:r>
       <w:r>
+        <w:rPr>
+          <w:lang w:val="hi_IN" w:bidi="hi_IN"/>
+        </w:rPr>
         <w:t>अनुमानित ज्ञान और निहित जानकारी</w:t>
       </w:r>
-      <w:r/>
-      <w:r/>
-    </w:p>
-    <w:p>
-      <w:r/>
+      <w:r>
+        <w:rPr>
+          <w:lang w:val="hi_IN" w:bidi="hi_IN"/>
+        </w:rPr>
+      </w:r>
+      <w:r>
+        <w:rPr>
+          <w:lang w:val="hi_IN" w:bidi="hi_IN"/>
+        </w:rPr>
+      </w:r>
+    </w:p>
+    <w:p>
+      <w:pPr/>
+      <w:r>
+        <w:rPr>
+          <w:lang w:val="hi_IN" w:bidi="hi_IN"/>
+        </w:rPr>
+      </w:r>
     </w:p>
     <w:p>
       <w:pPr>
         <w:pStyle w:val="Heading2"/>
       </w:pPr>
       <w:r>
+        <w:rPr>
+          <w:lang w:val="hi_IN" w:bidi="hi_IN"/>
+        </w:rPr>
         <w:t>2 यूहन्ना 1:1 (#4)</w:t>
       </w:r>
-      <w:r/>
-    </w:p>
-    <w:p>
-      <w:r/>
-      <w:r>
-        <w:rPr>
-          <w:b/>
+      <w:r>
+        <w:rPr>
+          <w:lang w:val="hi_IN" w:bidi="hi_IN"/>
+        </w:rPr>
+      </w:r>
+    </w:p>
+    <w:p>
+      <w:pPr/>
+      <w:r>
+        <w:rPr>
+          <w:lang w:val="hi_IN" w:bidi="hi_IN"/>
+        </w:rPr>
+      </w:r>
+      <w:r>
+        <w:rPr>
+          <w:b/>
+          <w:lang w:val="hi_IN" w:bidi="hi_IN"/>
         </w:rPr>
         <w:t>"चुनी हुई महिला और उसके बच्चों जिनसे"</w:t>
       </w:r>
     </w:p>
     <w:p>
-      <w:r/>
-      <w:r>
+      <w:pPr/>
+      <w:r>
+        <w:rPr>
+          <w:lang w:val="hi_IN" w:bidi="hi_IN"/>
+        </w:rPr>
+      </w:r>
+      <w:r>
+        <w:rPr>
+          <w:lang w:val="hi_IN" w:bidi="hi_IN"/>
+        </w:rPr>
         <w:t>"उस संस्कृति में पत्र के लेखक पत्र पाने वाले का नाम बाद में लिखते थे,और उनको त्रित्य पुरुष में व्यक्त करते थे| यदि आपकी भाषा में यह उलझन पैदा करे तो आप द्वित्य पुरुष को काम में ले सकते हैं| यदि आपकी भाषा में पत्र के प्राप्तिकर्ता को दर्शाने के लिए कोई विशेष व्यवस्था है और आपके पाठकों के लिए सहायक सिद्ध हो तो आप उसको यहाँ काम में ले सकते हैं| वैकल्पिक अनुवाद: ""तुझे, हे चुनी हुए महिला, और तेरे बच्चों को"" \n</w:t>
       </w:r>
     </w:p>
     <w:p>
-      <w:r/>
-      <w:r>
+      <w:pPr/>
+      <w:r>
+        <w:rPr>
+          <w:lang w:val="hi_IN" w:bidi="hi_IN"/>
+        </w:rPr>
+      </w:r>
+      <w:r>
+        <w:rPr>
+          <w:lang w:val="hi_IN" w:bidi="hi_IN"/>
+        </w:rPr>
         <w:t xml:space="preserve">देखें: </w:t>
       </w:r>
       <w:r>
+        <w:rPr>
+          <w:lang w:val="hi_IN" w:bidi="hi_IN"/>
+        </w:rPr>
         <w:t>रूपक</w:t>
       </w:r>
-      <w:r/>
-      <w:r/>
-    </w:p>
-    <w:p>
-      <w:r/>
+      <w:r>
+        <w:rPr>
+          <w:lang w:val="hi_IN" w:bidi="hi_IN"/>
+        </w:rPr>
+      </w:r>
+      <w:r>
+        <w:rPr>
+          <w:lang w:val="hi_IN" w:bidi="hi_IN"/>
+        </w:rPr>
+      </w:r>
+    </w:p>
+    <w:p>
+      <w:pPr/>
+      <w:r>
+        <w:rPr>
+          <w:lang w:val="hi_IN" w:bidi="hi_IN"/>
+        </w:rPr>
+      </w:r>
     </w:p>
     <w:p>
       <w:pPr>
         <w:pStyle w:val="Heading2"/>
       </w:pPr>
       <w:r>
+        <w:rPr>
+          <w:lang w:val="hi_IN" w:bidi="hi_IN"/>
+        </w:rPr>
         <w:t>2 यूहन्ना 1:1 (#4)</w:t>
       </w:r>
-      <w:r/>
-    </w:p>
-    <w:p>
-      <w:r/>
-      <w:r>
-        <w:rPr>
-          <w:b/>
+      <w:r>
+        <w:rPr>
+          <w:lang w:val="hi_IN" w:bidi="hi_IN"/>
+        </w:rPr>
+      </w:r>
+    </w:p>
+    <w:p>
+      <w:pPr/>
+      <w:r>
+        <w:rPr>
+          <w:lang w:val="hi_IN" w:bidi="hi_IN"/>
+        </w:rPr>
+      </w:r>
+      <w:r>
+        <w:rPr>
+          <w:b/>
+          <w:lang w:val="hi_IN" w:bidi="hi_IN"/>
         </w:rPr>
         <w:t>"</w:t>
       </w:r>
       <w:r>
         <w:rPr>
           <w:b/>
+          <w:lang w:val="hi_IN" w:bidi="hi_IN"/>
         </w:rPr>
         <w:t>उस चुनी हुई महिला और उसके बच्चों के नाम</w:t>
       </w:r>
       <w:r>
         <w:rPr>
           <w:b/>
+          <w:lang w:val="hi_IN" w:bidi="hi_IN"/>
         </w:rPr>
         <w:t>"</w:t>
       </w:r>
     </w:p>
     <w:p>
-      <w:r/>
-      <w:r>
+      <w:pPr/>
+      <w:r>
+        <w:rPr>
+          <w:lang w:val="hi_IN" w:bidi="hi_IN"/>
+        </w:rPr>
+      </w:r>
+      <w:r>
+        <w:rPr>
+          <w:lang w:val="hi_IN" w:bidi="hi_IN"/>
+        </w:rPr>
         <w:t xml:space="preserve">यहाँ यूहन्ना एक कलीसिया और उसके लोगों के बारे में ऐसे बात कर रहे हैं जैसे वे </w:t>
       </w:r>
       <w:r>
         <w:rPr>
           <w:b/>
+          <w:lang w:val="hi_IN" w:bidi="hi_IN"/>
         </w:rPr>
         <w:t>महिला और उसके बच्चों</w:t>
       </w:r>
       <w:r>
+        <w:rPr>
+          <w:lang w:val="hi_IN" w:bidi="hi_IN"/>
+        </w:rPr>
         <w:t xml:space="preserve"> हों। इस पुस्तक की भूमिका के भाग 3 में चर्चा देखें। यदि आपकी भाषा में यह सहायक होगा, तो आप अर्थ को सीधे पाठ में या एक फुटनोट में स्पष्ट कर सकते हैं। वैकल्पिक अनुवाद: “चुनी हुई कलीसिया के लोगों के लिए”</w:t>
       </w:r>
     </w:p>
     <w:p>
-      <w:r/>
-      <w:r>
+      <w:pPr/>
+      <w:r>
+        <w:rPr>
+          <w:lang w:val="hi_IN" w:bidi="hi_IN"/>
+        </w:rPr>
+      </w:r>
+      <w:r>
+        <w:rPr>
+          <w:lang w:val="hi_IN" w:bidi="hi_IN"/>
+        </w:rPr>
         <w:t xml:space="preserve">देखें: </w:t>
       </w:r>
       <w:r>
+        <w:rPr>
+          <w:lang w:val="hi_IN" w:bidi="hi_IN"/>
+        </w:rPr>
         <w:t xml:space="preserve">रूपक </w:t>
       </w:r>
-      <w:r/>
-      <w:r/>
-    </w:p>
-    <w:p>
-      <w:r/>
+      <w:r>
+        <w:rPr>
+          <w:lang w:val="hi_IN" w:bidi="hi_IN"/>
+        </w:rPr>
+      </w:r>
+      <w:r>
+        <w:rPr>
+          <w:lang w:val="hi_IN" w:bidi="hi_IN"/>
+        </w:rPr>
+      </w:r>
+    </w:p>
+    <w:p>
+      <w:pPr/>
+      <w:r>
+        <w:rPr>
+          <w:lang w:val="hi_IN" w:bidi="hi_IN"/>
+        </w:rPr>
+      </w:r>
     </w:p>
     <w:p>
       <w:pPr>
         <w:pStyle w:val="Heading2"/>
       </w:pPr>
       <w:r>
+        <w:rPr>
+          <w:lang w:val="hi_IN" w:bidi="hi_IN"/>
+        </w:rPr>
         <w:t>2 यूहन्ना 1:1 (#5)</w:t>
       </w:r>
-      <w:r/>
-    </w:p>
-    <w:p>
-      <w:r/>
-      <w:r>
-        <w:rPr>
-          <w:b/>
+      <w:r>
+        <w:rPr>
+          <w:lang w:val="hi_IN" w:bidi="hi_IN"/>
+        </w:rPr>
+      </w:r>
+    </w:p>
+    <w:p>
+      <w:pPr/>
+      <w:r>
+        <w:rPr>
+          <w:lang w:val="hi_IN" w:bidi="hi_IN"/>
+        </w:rPr>
+      </w:r>
+      <w:r>
+        <w:rPr>
+          <w:b/>
+          <w:lang w:val="hi_IN" w:bidi="hi_IN"/>
         </w:rPr>
         <w:t>"</w:t>
       </w:r>
       <w:r>
         <w:rPr>
           <w:b/>
+          <w:lang w:val="hi_IN" w:bidi="hi_IN"/>
         </w:rPr>
         <w:t>चुनी हुई महिला और उसके बच्चों के नाम</w:t>
       </w:r>
       <w:r>
         <w:rPr>
           <w:b/>
+          <w:lang w:val="hi_IN" w:bidi="hi_IN"/>
         </w:rPr>
         <w:t>"</w:t>
       </w:r>
     </w:p>
     <w:p>
-      <w:r/>
-      <w:r>
+      <w:pPr/>
+      <w:r>
+        <w:rPr>
+          <w:lang w:val="hi_IN" w:bidi="hi_IN"/>
+        </w:rPr>
+      </w:r>
+      <w:r>
+        <w:rPr>
+          <w:lang w:val="hi_IN" w:bidi="hi_IN"/>
+        </w:rPr>
         <w:t xml:space="preserve">इस संदर्भ में, </w:t>
       </w:r>
       <w:r>
         <w:rPr>
           <w:b/>
+          <w:lang w:val="hi_IN" w:bidi="hi_IN"/>
         </w:rPr>
         <w:t>चुनी हुई</w:t>
       </w:r>
       <w:r>
+        <w:rPr>
+          <w:lang w:val="hi_IN" w:bidi="hi_IN"/>
+        </w:rPr>
         <w:t xml:space="preserve"> शब्द उन व्यक्तियों या लोगों के समूह को इंगित करता है जिन्हें परमेश्वर ने उद्धार प्राप्त करने के लिए चुना है। वैकल्पिक अनुवाद: "उस मण्डली को जिसे परमेश्वर ने बचाया है"</w:t>
       </w:r>
     </w:p>
     <w:p>
-      <w:r/>
-      <w:r>
+      <w:pPr/>
+      <w:r>
+        <w:rPr>
+          <w:lang w:val="hi_IN" w:bidi="hi_IN"/>
+        </w:rPr>
+      </w:r>
+      <w:r>
+        <w:rPr>
+          <w:lang w:val="hi_IN" w:bidi="hi_IN"/>
+        </w:rPr>
         <w:t xml:space="preserve">देखें: </w:t>
       </w:r>
       <w:r>
+        <w:rPr>
+          <w:lang w:val="hi_IN" w:bidi="hi_IN"/>
+        </w:rPr>
         <w:t>मुहावरा</w:t>
       </w:r>
-      <w:r/>
-      <w:r/>
-    </w:p>
-    <w:p>
-      <w:r/>
+      <w:r>
+        <w:rPr>
+          <w:lang w:val="hi_IN" w:bidi="hi_IN"/>
+        </w:rPr>
+      </w:r>
+      <w:r>
+        <w:rPr>
+          <w:lang w:val="hi_IN" w:bidi="hi_IN"/>
+        </w:rPr>
+      </w:r>
+    </w:p>
+    <w:p>
+      <w:pPr/>
+      <w:r>
+        <w:rPr>
+          <w:lang w:val="hi_IN" w:bidi="hi_IN"/>
+        </w:rPr>
+      </w:r>
     </w:p>
     <w:p>
       <w:pPr>
         <w:pStyle w:val="Heading2"/>
       </w:pPr>
       <w:r>
+        <w:rPr>
+          <w:lang w:val="hi_IN" w:bidi="hi_IN"/>
+        </w:rPr>
         <w:t>2 यूहन्ना 1:1 (#6)</w:t>
       </w:r>
-      <w:r/>
-    </w:p>
-    <w:p>
-      <w:r/>
-      <w:r>
-        <w:rPr>
-          <w:b/>
+      <w:r>
+        <w:rPr>
+          <w:lang w:val="hi_IN" w:bidi="hi_IN"/>
+        </w:rPr>
+      </w:r>
+    </w:p>
+    <w:p>
+      <w:pPr/>
+      <w:r>
+        <w:rPr>
+          <w:lang w:val="hi_IN" w:bidi="hi_IN"/>
+        </w:rPr>
+      </w:r>
+      <w:r>
+        <w:rPr>
+          <w:b/>
+          <w:lang w:val="hi_IN" w:bidi="hi_IN"/>
         </w:rPr>
         <w:t>"</w:t>
       </w:r>
       <w:r>
         <w:rPr>
           <w:b/>
+          <w:lang w:val="hi_IN" w:bidi="hi_IN"/>
         </w:rPr>
         <w:t>जिनसे मैं सच्चा प्रेम रखता हूँ</w:t>
       </w:r>
       <w:r>
         <w:rPr>
           <w:b/>
+          <w:lang w:val="hi_IN" w:bidi="hi_IN"/>
         </w:rPr>
         <w:t>"</w:t>
       </w:r>
     </w:p>
     <w:p>
-      <w:r/>
-      <w:r>
+      <w:pPr/>
+      <w:r>
+        <w:rPr>
+          <w:lang w:val="hi_IN" w:bidi="hi_IN"/>
+        </w:rPr>
+      </w:r>
+      <w:r>
+        <w:rPr>
+          <w:lang w:val="hi_IN" w:bidi="hi_IN"/>
+        </w:rPr>
         <w:t xml:space="preserve">यदि यह आपकी भाषा में सहायक होगा, तो आप भाववाचक संज्ञा </w:t>
       </w:r>
       <w:r>
         <w:rPr>
           <w:b/>
+          <w:lang w:val="hi_IN" w:bidi="hi_IN"/>
         </w:rPr>
         <w:t xml:space="preserve">सच्चा </w:t>
       </w:r>
       <w:r>
+        <w:rPr>
+          <w:lang w:val="hi_IN" w:bidi="hi_IN"/>
+        </w:rPr>
         <w:t xml:space="preserve">के पीछे के विचार को एक समकक्ष अभिव्यक्ति के साथ व्यक्त कर सकते हैं। वाक्यांश </w:t>
       </w:r>
       <w:r>
         <w:rPr>
           <w:b/>
+          <w:lang w:val="hi_IN" w:bidi="hi_IN"/>
         </w:rPr>
         <w:t xml:space="preserve">सच्चा </w:t>
       </w:r>
       <w:r>
+        <w:rPr>
+          <w:lang w:val="hi_IN" w:bidi="hi_IN"/>
+        </w:rPr>
         <w:t>हो सकता है: (1) यह बताना कि यूहन्ना कैसे प्रेम करते हैं। वैकल्पिक अनुवाद: “सच में प्रेम” (2) यूहन्ना के प्रेम का कारण प्रदान करना। वैकल्पिक अनुवाद: “प्रेम क्योंकि हम दोनों उस का अनुसरण करते हैं जो सत्य है”</w:t>
       </w:r>
     </w:p>
     <w:p>
-      <w:r/>
-      <w:r>
+      <w:pPr/>
+      <w:r>
+        <w:rPr>
+          <w:lang w:val="hi_IN" w:bidi="hi_IN"/>
+        </w:rPr>
+      </w:r>
+      <w:r>
+        <w:rPr>
+          <w:lang w:val="hi_IN" w:bidi="hi_IN"/>
+        </w:rPr>
         <w:t xml:space="preserve">देखें: </w:t>
       </w:r>
       <w:r>
+        <w:rPr>
+          <w:lang w:val="hi_IN" w:bidi="hi_IN"/>
+        </w:rPr>
         <w:t>भाववाचक संज्ञाएँ</w:t>
       </w:r>
-      <w:r/>
-      <w:r/>
-    </w:p>
-    <w:p>
-      <w:r/>
+      <w:r>
+        <w:rPr>
+          <w:lang w:val="hi_IN" w:bidi="hi_IN"/>
+        </w:rPr>
+      </w:r>
+      <w:r>
+        <w:rPr>
+          <w:lang w:val="hi_IN" w:bidi="hi_IN"/>
+        </w:rPr>
+      </w:r>
+    </w:p>
+    <w:p>
+      <w:pPr/>
+      <w:r>
+        <w:rPr>
+          <w:lang w:val="hi_IN" w:bidi="hi_IN"/>
+        </w:rPr>
+      </w:r>
     </w:p>
     <w:p>
       <w:pPr>
         <w:pStyle w:val="Heading2"/>
       </w:pPr>
       <w:r>
+        <w:rPr>
+          <w:lang w:val="hi_IN" w:bidi="hi_IN"/>
+        </w:rPr>
         <w:t>2 यूहन्ना 1:1 (#7)</w:t>
       </w:r>
-      <w:r/>
-    </w:p>
-    <w:p>
-      <w:r/>
-      <w:r>
-        <w:rPr>
-          <w:b/>
+      <w:r>
+        <w:rPr>
+          <w:lang w:val="hi_IN" w:bidi="hi_IN"/>
+        </w:rPr>
+      </w:r>
+    </w:p>
+    <w:p>
+      <w:pPr/>
+      <w:r>
+        <w:rPr>
+          <w:lang w:val="hi_IN" w:bidi="hi_IN"/>
+        </w:rPr>
+      </w:r>
+      <w:r>
+        <w:rPr>
+          <w:b/>
+          <w:lang w:val="hi_IN" w:bidi="hi_IN"/>
         </w:rPr>
         <w:t>"</w:t>
       </w:r>
       <w:r>
         <w:rPr>
           <w:b/>
+          <w:lang w:val="hi_IN" w:bidi="hi_IN"/>
         </w:rPr>
         <w:t>वह सब भी प्रेम रखते हैं, जो सच्चाई को जानते हैं</w:t>
       </w:r>
       <w:r>
         <w:rPr>
           <w:b/>
+          <w:lang w:val="hi_IN" w:bidi="hi_IN"/>
         </w:rPr>
         <w:t>"</w:t>
       </w:r>
     </w:p>
     <w:p>
-      <w:r/>
-      <w:r>
+      <w:pPr/>
+      <w:r>
+        <w:rPr>
+          <w:lang w:val="hi_IN" w:bidi="hi_IN"/>
+        </w:rPr>
+      </w:r>
+      <w:r>
+        <w:rPr>
+          <w:lang w:val="hi_IN" w:bidi="hi_IN"/>
+        </w:rPr>
         <w:t xml:space="preserve">यूहन्ना वाक्यांश </w:t>
       </w:r>
       <w:r>
         <w:rPr>
           <w:b/>
+          <w:lang w:val="hi_IN" w:bidi="hi_IN"/>
         </w:rPr>
         <w:t>वह सब भी प्रेम रखते हैं, जो सच्चाई को जानते हैं</w:t>
       </w:r>
       <w:r>
+        <w:rPr>
+          <w:lang w:val="hi_IN" w:bidi="hi_IN"/>
+        </w:rPr>
         <w:t xml:space="preserve"> का उपयोग उन विश्वासियों के लिए करते हैं जो यीशु मसीह के बारे में, सच्चे संदेश को जानते और स्वीकार करते हैं। यूहन्ना संभवतः </w:t>
       </w:r>
       <w:r>
         <w:rPr>
           <w:b/>
+          <w:lang w:val="hi_IN" w:bidi="hi_IN"/>
         </w:rPr>
         <w:t xml:space="preserve">सब </w:t>
       </w:r>
       <w:r>
+        <w:rPr>
+          <w:lang w:val="hi_IN" w:bidi="hi_IN"/>
+        </w:rPr>
         <w:t>शब्द का उपयोग सामान्यीकरण के रूप में कर रहे हैं, जिसका अर्थ है सभी विश्वासी जो उनके साथ हैं और जो इस कलिसिया के लोगों को जानते हैं। वैकल्पिक अनुवाद: “सभी जो मेरे साथ हैं और जो सत्य को जानते और स्वीकार करते हैं।”</w:t>
       </w:r>
     </w:p>
     <w:p>
-      <w:r/>
-      <w:r>
+      <w:pPr/>
+      <w:r>
+        <w:rPr>
+          <w:lang w:val="hi_IN" w:bidi="hi_IN"/>
+        </w:rPr>
+      </w:r>
+      <w:r>
+        <w:rPr>
+          <w:lang w:val="hi_IN" w:bidi="hi_IN"/>
+        </w:rPr>
         <w:t xml:space="preserve">देखें: </w:t>
       </w:r>
       <w:r>
+        <w:rPr>
+          <w:lang w:val="hi_IN" w:bidi="hi_IN"/>
+        </w:rPr>
         <w:t>अतिशयोक्ति</w:t>
       </w:r>
-      <w:r/>
-      <w:r/>
-    </w:p>
-    <w:p>
-      <w:r/>
+      <w:r>
+        <w:rPr>
+          <w:lang w:val="hi_IN" w:bidi="hi_IN"/>
+        </w:rPr>
+      </w:r>
+      <w:r>
+        <w:rPr>
+          <w:lang w:val="hi_IN" w:bidi="hi_IN"/>
+        </w:rPr>
+      </w:r>
+    </w:p>
+    <w:p>
+      <w:pPr/>
+      <w:r>
+        <w:rPr>
+          <w:lang w:val="hi_IN" w:bidi="hi_IN"/>
+        </w:rPr>
+      </w:r>
     </w:p>
     <w:p>
       <w:pPr>
         <w:pStyle w:val="Heading2"/>
       </w:pPr>
       <w:r>
+        <w:rPr>
+          <w:lang w:val="hi_IN" w:bidi="hi_IN"/>
+        </w:rPr>
         <w:t>2 यूहन्ना 1:2 (#1)</w:t>
       </w:r>
-      <w:r/>
-    </w:p>
-    <w:p>
-      <w:r/>
-      <w:r>
-        <w:rPr>
-          <w:b/>
+      <w:r>
+        <w:rPr>
+          <w:lang w:val="hi_IN" w:bidi="hi_IN"/>
+        </w:rPr>
+      </w:r>
+    </w:p>
+    <w:p>
+      <w:pPr/>
+      <w:r>
+        <w:rPr>
+          <w:lang w:val="hi_IN" w:bidi="hi_IN"/>
+        </w:rPr>
+      </w:r>
+      <w:r>
+        <w:rPr>
+          <w:b/>
+          <w:lang w:val="hi_IN" w:bidi="hi_IN"/>
         </w:rPr>
         <w:t>"वह सत्य"</w:t>
       </w:r>
     </w:p>
     <w:p>
-      <w:r/>
-      <w:r>
+      <w:pPr/>
+      <w:r>
+        <w:rPr>
+          <w:lang w:val="hi_IN" w:bidi="hi_IN"/>
+        </w:rPr>
+      </w:r>
+      <w:r>
+        <w:rPr>
+          <w:lang w:val="hi_IN" w:bidi="hi_IN"/>
+        </w:rPr>
         <w:t xml:space="preserve">यूहन्ना भाववाचक संज्ञा </w:t>
       </w:r>
       <w:r>
         <w:rPr>
           <w:b/>
+          <w:lang w:val="hi_IN" w:bidi="hi_IN"/>
         </w:rPr>
         <w:t>सत्य</w:t>
       </w:r>
       <w:r>
+        <w:rPr>
+          <w:lang w:val="hi_IN" w:bidi="hi_IN"/>
+        </w:rPr>
         <w:t xml:space="preserve"> का उपयोग करते हैं ताकि उस सच्चे संदेश का उल्लेख किया जा सके जिस पर मसीही विश्वास करते हैं। यदि आपकी भाषा में यह सहायक होगा, तो आप शब्द के एक अलग रूप के साथ उसी विचार को व्यक्त कर सकते हैं। वैकल्पिक अनुवाद: “सच्चा संदेश”</w:t>
       </w:r>
     </w:p>
     <w:p>
-      <w:r/>
-      <w:r>
+      <w:pPr/>
+      <w:r>
+        <w:rPr>
+          <w:lang w:val="hi_IN" w:bidi="hi_IN"/>
+        </w:rPr>
+      </w:r>
+      <w:r>
+        <w:rPr>
+          <w:lang w:val="hi_IN" w:bidi="hi_IN"/>
+        </w:rPr>
         <w:t xml:space="preserve">देखें: </w:t>
       </w:r>
       <w:r>
+        <w:rPr>
+          <w:lang w:val="hi_IN" w:bidi="hi_IN"/>
+        </w:rPr>
         <w:t>भाववाचक संज्ञाएँ</w:t>
       </w:r>
-      <w:r/>
-      <w:r/>
-    </w:p>
-    <w:p>
-      <w:r/>
+      <w:r>
+        <w:rPr>
+          <w:lang w:val="hi_IN" w:bidi="hi_IN"/>
+        </w:rPr>
+      </w:r>
+      <w:r>
+        <w:rPr>
+          <w:lang w:val="hi_IN" w:bidi="hi_IN"/>
+        </w:rPr>
+      </w:r>
+    </w:p>
+    <w:p>
+      <w:pPr/>
+      <w:r>
+        <w:rPr>
+          <w:lang w:val="hi_IN" w:bidi="hi_IN"/>
+        </w:rPr>
+      </w:r>
     </w:p>
     <w:p>
       <w:pPr>
         <w:pStyle w:val="Heading2"/>
       </w:pPr>
       <w:r>
+        <w:rPr>
+          <w:lang w:val="hi_IN" w:bidi="hi_IN"/>
+        </w:rPr>
         <w:t>2 यूहन्ना 1:2 (#2)</w:t>
       </w:r>
-      <w:r/>
-    </w:p>
-    <w:p>
-      <w:r/>
-      <w:r>
-        <w:rPr>
-          <w:b/>
+      <w:r>
+        <w:rPr>
+          <w:lang w:val="hi_IN" w:bidi="hi_IN"/>
+        </w:rPr>
+      </w:r>
+    </w:p>
+    <w:p>
+      <w:pPr/>
+      <w:r>
+        <w:rPr>
+          <w:lang w:val="hi_IN" w:bidi="hi_IN"/>
+        </w:rPr>
+      </w:r>
+      <w:r>
+        <w:rPr>
+          <w:b/>
+          <w:lang w:val="hi_IN" w:bidi="hi_IN"/>
         </w:rPr>
         <w:t>"हम"</w:t>
       </w:r>
       <w:r>
+        <w:rPr>
+          <w:lang w:val="hi_IN" w:bidi="hi_IN"/>
+        </w:rPr>
         <w:t xml:space="preserve"> - </w:t>
       </w:r>
       <w:r>
         <w:rPr>
           <w:b/>
+          <w:lang w:val="hi_IN" w:bidi="hi_IN"/>
         </w:rPr>
         <w:t>"हमारे"</w:t>
       </w:r>
     </w:p>
     <w:p>
-      <w:r/>
-      <w:r>
+      <w:pPr/>
+      <w:r>
+        <w:rPr>
+          <w:lang w:val="hi_IN" w:bidi="hi_IN"/>
+        </w:rPr>
+      </w:r>
+      <w:r>
+        <w:rPr>
+          <w:lang w:val="hi_IN" w:bidi="hi_IN"/>
+        </w:rPr>
         <w:t xml:space="preserve">यदि आपकी भाषा इस भेद को दर्शाती है, तो सर्वनाम </w:t>
       </w:r>
       <w:r>
         <w:rPr>
           <w:b/>
+          <w:lang w:val="hi_IN" w:bidi="hi_IN"/>
         </w:rPr>
         <w:t>हम</w:t>
       </w:r>
       <w:r>
+        <w:rPr>
+          <w:lang w:val="hi_IN" w:bidi="hi_IN"/>
+        </w:rPr>
         <w:t xml:space="preserve"> यहाँ और पूरे पत्र में समावेशी होगा, क्योंकि यूहन्ना हमेशा इसका उपयोग स्वयं और पत्र के प्राप्तकर्ताओं दोनों के लिए करते हैं। यदि आप इसे अपने अनुवाद में उपयोग करने के लिए चुनते हैं तो सर्वनाम "हमारे" भी उसी कारण से समावेशी होगा, जैसा कि सर्वनाम "हमारा" होगा।</w:t>
       </w:r>
     </w:p>
     <w:p>
-      <w:r/>
-      <w:r>
+      <w:pPr/>
+      <w:r>
+        <w:rPr>
+          <w:lang w:val="hi_IN" w:bidi="hi_IN"/>
+        </w:rPr>
+      </w:r>
+      <w:r>
+        <w:rPr>
+          <w:lang w:val="hi_IN" w:bidi="hi_IN"/>
+        </w:rPr>
         <w:t xml:space="preserve">देखें: </w:t>
       </w:r>
       <w:r>
+        <w:rPr>
+          <w:lang w:val="hi_IN" w:bidi="hi_IN"/>
+        </w:rPr>
         <w:t xml:space="preserve"> विशिष्ट और समावेशी 'हम'</w:t>
       </w:r>
-      <w:r/>
-      <w:r/>
-    </w:p>
-    <w:p>
-      <w:r/>
+      <w:r>
+        <w:rPr>
+          <w:lang w:val="hi_IN" w:bidi="hi_IN"/>
+        </w:rPr>
+      </w:r>
+      <w:r>
+        <w:rPr>
+          <w:lang w:val="hi_IN" w:bidi="hi_IN"/>
+        </w:rPr>
+      </w:r>
+    </w:p>
+    <w:p>
+      <w:pPr/>
+      <w:r>
+        <w:rPr>
+          <w:lang w:val="hi_IN" w:bidi="hi_IN"/>
+        </w:rPr>
+      </w:r>
     </w:p>
     <w:p>
       <w:pPr>
         <w:pStyle w:val="Heading2"/>
       </w:pPr>
       <w:r>
+        <w:rPr>
+          <w:lang w:val="hi_IN" w:bidi="hi_IN"/>
+        </w:rPr>
         <w:t>2 यूहन्ना 1:2 (#3)</w:t>
       </w:r>
-      <w:r/>
-    </w:p>
-    <w:p>
-      <w:r/>
-      <w:r>
-        <w:rPr>
-          <w:b/>
+      <w:r>
+        <w:rPr>
+          <w:lang w:val="hi_IN" w:bidi="hi_IN"/>
+        </w:rPr>
+      </w:r>
+    </w:p>
+    <w:p>
+      <w:pPr/>
+      <w:r>
+        <w:rPr>
+          <w:lang w:val="hi_IN" w:bidi="hi_IN"/>
+        </w:rPr>
+      </w:r>
+      <w:r>
+        <w:rPr>
+          <w:b/>
+          <w:lang w:val="hi_IN" w:bidi="hi_IN"/>
         </w:rPr>
         <w:t>"</w:t>
       </w:r>
       <w:r>
         <w:rPr>
           <w:b/>
+          <w:lang w:val="hi_IN" w:bidi="hi_IN"/>
         </w:rPr>
         <w:t>सर्वदा हमारे साथ</w:t>
       </w:r>
       <w:r>
         <w:rPr>
           <w:b/>
+          <w:lang w:val="hi_IN" w:bidi="hi_IN"/>
         </w:rPr>
         <w:t>"</w:t>
       </w:r>
     </w:p>
     <w:p>
-      <w:r/>
-      <w:r>
+      <w:pPr/>
+      <w:r>
+        <w:rPr>
+          <w:lang w:val="hi_IN" w:bidi="hi_IN"/>
+        </w:rPr>
+      </w:r>
+      <w:r>
+        <w:rPr>
+          <w:lang w:val="hi_IN" w:bidi="hi_IN"/>
+        </w:rPr>
         <w:t>यह एक मुहावरा है जिसका अर्थ है "हमेशा के लिए" यदि आपकी भाषा में इस वाक्यांश का यह अर्थ नहीं है, तो आप अपनी भाषा से ऐसे किसी मुहावरे का उपयोग कर सकते हैं जिसका यह अर्थ हो या अर्थ को सीधे तौर पर व्यक्त कर सकते हैं। वैकल्पिक अनुवाद: "अनंतकाल के लिए"</w:t>
       </w:r>
     </w:p>
     <w:p>
-      <w:r/>
-      <w:r>
+      <w:pPr/>
+      <w:r>
+        <w:rPr>
+          <w:lang w:val="hi_IN" w:bidi="hi_IN"/>
+        </w:rPr>
+      </w:r>
+      <w:r>
+        <w:rPr>
+          <w:lang w:val="hi_IN" w:bidi="hi_IN"/>
+        </w:rPr>
         <w:t xml:space="preserve">देखें: </w:t>
       </w:r>
       <w:r>
+        <w:rPr>
+          <w:lang w:val="hi_IN" w:bidi="hi_IN"/>
+        </w:rPr>
         <w:t xml:space="preserve">मुहावरा </w:t>
       </w:r>
-      <w:r/>
-      <w:r/>
-    </w:p>
-    <w:p>
-      <w:r/>
+      <w:r>
+        <w:rPr>
+          <w:lang w:val="hi_IN" w:bidi="hi_IN"/>
+        </w:rPr>
+      </w:r>
+      <w:r>
+        <w:rPr>
+          <w:lang w:val="hi_IN" w:bidi="hi_IN"/>
+        </w:rPr>
+      </w:r>
+    </w:p>
+    <w:p>
+      <w:pPr/>
+      <w:r>
+        <w:rPr>
+          <w:lang w:val="hi_IN" w:bidi="hi_IN"/>
+        </w:rPr>
+      </w:r>
     </w:p>
     <w:p>
       <w:pPr>
         <w:pStyle w:val="Heading2"/>
       </w:pPr>
       <w:r>
+        <w:rPr>
+          <w:lang w:val="hi_IN" w:bidi="hi_IN"/>
+        </w:rPr>
         <w:t>2 यूहन्ना 1:3 (#1)</w:t>
       </w:r>
-      <w:r/>
-    </w:p>
-    <w:p>
-      <w:r/>
-      <w:r>
-        <w:rPr>
-          <w:b/>
+      <w:r>
+        <w:rPr>
+          <w:lang w:val="hi_IN" w:bidi="hi_IN"/>
+        </w:rPr>
+      </w:r>
+    </w:p>
+    <w:p>
+      <w:pPr/>
+      <w:r>
+        <w:rPr>
+          <w:lang w:val="hi_IN" w:bidi="hi_IN"/>
+        </w:rPr>
+      </w:r>
+      <w:r>
+        <w:rPr>
+          <w:b/>
+          <w:lang w:val="hi_IN" w:bidi="hi_IN"/>
         </w:rPr>
         <w:t>"</w:t>
       </w:r>
       <w:r>
         <w:rPr>
           <w:b/>
+          <w:lang w:val="hi_IN" w:bidi="hi_IN"/>
         </w:rPr>
         <w:t>परमेश्वर पिता, और पिता के पुत्र यीशु मसीह की ओर से अनुग्रह, दया, और शान्ति हमारे साथ</w:t>
       </w:r>
       <w:r>
         <w:rPr>
           <w:b/>
+          <w:lang w:val="hi_IN" w:bidi="hi_IN"/>
         </w:rPr>
         <w:t>"</w:t>
       </w:r>
     </w:p>
     <w:p>
-      <w:r/>
-      <w:r>
+      <w:pPr/>
+      <w:r>
+        <w:rPr>
+          <w:lang w:val="hi_IN" w:bidi="hi_IN"/>
+        </w:rPr>
+      </w:r>
+      <w:r>
+        <w:rPr>
+          <w:lang w:val="hi_IN" w:bidi="hi_IN"/>
+        </w:rPr>
         <w:t xml:space="preserve">यदि यह आपकी भाषा में सहायक होगा, तो आप भाववाचक संज्ञाओं </w:t>
       </w:r>
       <w:r>
         <w:rPr>
           <w:b/>
+          <w:lang w:val="hi_IN" w:bidi="hi_IN"/>
         </w:rPr>
         <w:t>अनुग्रह</w:t>
       </w:r>
       <w:r>
+        <w:rPr>
+          <w:lang w:val="hi_IN" w:bidi="hi_IN"/>
+        </w:rPr>
         <w:t xml:space="preserve">, </w:t>
       </w:r>
       <w:r>
         <w:rPr>
           <w:b/>
+          <w:lang w:val="hi_IN" w:bidi="hi_IN"/>
         </w:rPr>
         <w:t>दया</w:t>
       </w:r>
       <w:r>
+        <w:rPr>
+          <w:lang w:val="hi_IN" w:bidi="hi_IN"/>
+        </w:rPr>
         <w:t xml:space="preserve">, और </w:t>
       </w:r>
       <w:r>
         <w:rPr>
           <w:b/>
+          <w:lang w:val="hi_IN" w:bidi="hi_IN"/>
         </w:rPr>
         <w:t>शान्ति</w:t>
       </w:r>
       <w:r>
+        <w:rPr>
+          <w:lang w:val="hi_IN" w:bidi="hi_IN"/>
+        </w:rPr>
         <w:t xml:space="preserve"> के पीछे के विचार को क्रियात्मक वाक्यांशों के साथ व्यक्त कर सकते हैं, और </w:t>
       </w:r>
       <w:r>
         <w:rPr>
           <w:b/>
+          <w:lang w:val="hi_IN" w:bidi="hi_IN"/>
         </w:rPr>
         <w:t>परमेश्वर पिता</w:t>
       </w:r>
       <w:r>
+        <w:rPr>
+          <w:lang w:val="hi_IN" w:bidi="hi_IN"/>
+        </w:rPr>
         <w:t xml:space="preserve"> और </w:t>
       </w:r>
       <w:r>
         <w:rPr>
           <w:b/>
+          <w:lang w:val="hi_IN" w:bidi="hi_IN"/>
         </w:rPr>
         <w:t>यीशु मसीह</w:t>
       </w:r>
       <w:r>
+        <w:rPr>
+          <w:lang w:val="hi_IN" w:bidi="hi_IN"/>
+        </w:rPr>
         <w:t xml:space="preserve"> को विषय के रूप में उपयोग कर सकते हैं। वैकल्पिक अनुवाद: “परमेश्वर पिता और यीशु मसीह हमारे प्रति कृपालु होंगे, हमारे प्रति दयावान होंगे, और हमें शांतिमय बनने में सक्षम बनाएंगे”</w:t>
       </w:r>
     </w:p>
     <w:p>
-      <w:r/>
-      <w:r>
+      <w:pPr/>
+      <w:r>
+        <w:rPr>
+          <w:lang w:val="hi_IN" w:bidi="hi_IN"/>
+        </w:rPr>
+      </w:r>
+      <w:r>
+        <w:rPr>
+          <w:lang w:val="hi_IN" w:bidi="hi_IN"/>
+        </w:rPr>
         <w:t xml:space="preserve">देखें: </w:t>
       </w:r>
       <w:r>
+        <w:rPr>
+          <w:lang w:val="hi_IN" w:bidi="hi_IN"/>
+        </w:rPr>
         <w:t>भाववाचक संज्ञाएँ</w:t>
       </w:r>
-      <w:r/>
-      <w:r/>
-    </w:p>
-    <w:p>
-      <w:r/>
+      <w:r>
+        <w:rPr>
+          <w:lang w:val="hi_IN" w:bidi="hi_IN"/>
+        </w:rPr>
+      </w:r>
+      <w:r>
+        <w:rPr>
+          <w:lang w:val="hi_IN" w:bidi="hi_IN"/>
+        </w:rPr>
+      </w:r>
+    </w:p>
+    <w:p>
+      <w:pPr/>
+      <w:r>
+        <w:rPr>
+          <w:lang w:val="hi_IN" w:bidi="hi_IN"/>
+        </w:rPr>
+      </w:r>
     </w:p>
     <w:p>
       <w:pPr>
         <w:pStyle w:val="Heading2"/>
       </w:pPr>
       <w:r>
+        <w:rPr>
+          <w:lang w:val="hi_IN" w:bidi="hi_IN"/>
+        </w:rPr>
         <w:t>2 यूहन्ना 1:3 (#2)</w:t>
       </w:r>
-      <w:r/>
-    </w:p>
-    <w:p>
-      <w:r/>
-      <w:r>
-        <w:rPr>
-          <w:b/>
+      <w:r>
+        <w:rPr>
+          <w:lang w:val="hi_IN" w:bidi="hi_IN"/>
+        </w:rPr>
+      </w:r>
+    </w:p>
+    <w:p>
+      <w:pPr/>
+      <w:r>
+        <w:rPr>
+          <w:lang w:val="hi_IN" w:bidi="hi_IN"/>
+        </w:rPr>
+      </w:r>
+      <w:r>
+        <w:rPr>
+          <w:b/>
+          <w:lang w:val="hi_IN" w:bidi="hi_IN"/>
         </w:rPr>
         <w:t>"</w:t>
       </w:r>
       <w:r>
         <w:rPr>
           <w:b/>
+          <w:lang w:val="hi_IN" w:bidi="hi_IN"/>
         </w:rPr>
         <w:t>अनुग्रह, दया, और शान्ति हमारे साथ</w:t>
       </w:r>
       <w:r>
         <w:rPr>
           <w:b/>
+          <w:lang w:val="hi_IN" w:bidi="hi_IN"/>
         </w:rPr>
         <w:t>"</w:t>
       </w:r>
     </w:p>
     <w:p>
-      <w:r/>
-      <w:r>
+      <w:pPr/>
+      <w:r>
+        <w:rPr>
+          <w:lang w:val="hi_IN" w:bidi="hi_IN"/>
+        </w:rPr>
+      </w:r>
+      <w:r>
+        <w:rPr>
+          <w:lang w:val="hi_IN" w:bidi="hi_IN"/>
+        </w:rPr>
         <w:t>इस संस्कृति में, पत्र लेखक आमतौर पर पत्र के मुख्य विषय को प्रस्तुत करने से पहले प्राप्तकर्ताओं के लिए एक शुभकामना या आशीर्वाद देते थे। लेकिन यहाँ आशीर्वाद के बजाय, यूहन्ना एक घोषणात्मक वक्तव्य देते हैं। यह संभवतः उनके इस विश्वास को व्यक्त करता है कि परमेश्वर वही करेंगे जैसा उन्होंने वादा किया है। सुनिश्चित करें कि आपका अनुवाद भी इस विश्वास को व्यक्त करता है।</w:t>
       </w:r>
     </w:p>
     <w:p>
-      <w:r/>
-      <w:r>
+      <w:pPr/>
+      <w:r>
+        <w:rPr>
+          <w:lang w:val="hi_IN" w:bidi="hi_IN"/>
+        </w:rPr>
+      </w:r>
+      <w:r>
+        <w:rPr>
+          <w:lang w:val="hi_IN" w:bidi="hi_IN"/>
+        </w:rPr>
         <w:t xml:space="preserve">देखें: </w:t>
       </w:r>
       <w:r>
+        <w:rPr>
+          <w:lang w:val="hi_IN" w:bidi="hi_IN"/>
+        </w:rPr>
         <w:t>अनुमानित ज्ञान और अंतर्निहित जानकारी</w:t>
       </w:r>
-      <w:r/>
-      <w:r/>
-    </w:p>
-    <w:p>
-      <w:r/>
+      <w:r>
+        <w:rPr>
+          <w:lang w:val="hi_IN" w:bidi="hi_IN"/>
+        </w:rPr>
+      </w:r>
+      <w:r>
+        <w:rPr>
+          <w:lang w:val="hi_IN" w:bidi="hi_IN"/>
+        </w:rPr>
+      </w:r>
+    </w:p>
+    <w:p>
+      <w:pPr/>
+      <w:r>
+        <w:rPr>
+          <w:lang w:val="hi_IN" w:bidi="hi_IN"/>
+        </w:rPr>
+      </w:r>
     </w:p>
     <w:p>
       <w:pPr>
         <w:pStyle w:val="Heading2"/>
       </w:pPr>
       <w:r>
+        <w:rPr>
+          <w:lang w:val="hi_IN" w:bidi="hi_IN"/>
+        </w:rPr>
         <w:t>2 यूहन्ना 1:3 (#1)</w:t>
       </w:r>
-      <w:r/>
-    </w:p>
-    <w:p>
-      <w:r/>
-      <w:r>
-        <w:rPr>
-          <w:b/>
+      <w:r>
+        <w:rPr>
+          <w:lang w:val="hi_IN" w:bidi="hi_IN"/>
+        </w:rPr>
+      </w:r>
+    </w:p>
+    <w:p>
+      <w:pPr/>
+      <w:r>
+        <w:rPr>
+          <w:lang w:val="hi_IN" w:bidi="hi_IN"/>
+        </w:rPr>
+      </w:r>
+      <w:r>
+        <w:rPr>
+          <w:b/>
+          <w:lang w:val="hi_IN" w:bidi="hi_IN"/>
         </w:rPr>
         <w:t>"पिता"</w:t>
       </w:r>
       <w:r>
+        <w:rPr>
+          <w:lang w:val="hi_IN" w:bidi="hi_IN"/>
+        </w:rPr>
         <w:t xml:space="preserve"> - </w:t>
       </w:r>
       <w:r>
         <w:rPr>
           <w:b/>
+          <w:lang w:val="hi_IN" w:bidi="hi_IN"/>
         </w:rPr>
         <w:t>"पुत्र"</w:t>
       </w:r>
     </w:p>
     <w:p>
-      <w:r/>
-      <w:r>
-        <w:rPr>
-          <w:b/>
+      <w:pPr/>
+      <w:r>
+        <w:rPr>
+          <w:lang w:val="hi_IN" w:bidi="hi_IN"/>
+        </w:rPr>
+      </w:r>
+      <w:r>
+        <w:rPr>
+          <w:b/>
+          <w:lang w:val="hi_IN" w:bidi="hi_IN"/>
         </w:rPr>
         <w:t>पिता</w:t>
       </w:r>
       <w:r>
+        <w:rPr>
+          <w:lang w:val="hi_IN" w:bidi="hi_IN"/>
+        </w:rPr>
         <w:t xml:space="preserve"> और </w:t>
       </w:r>
       <w:r>
         <w:rPr>
           <w:b/>
+          <w:lang w:val="hi_IN" w:bidi="hi_IN"/>
         </w:rPr>
         <w:t>पुत्र</w:t>
       </w:r>
       <w:r>
+        <w:rPr>
+          <w:lang w:val="hi_IN" w:bidi="hi_IN"/>
+        </w:rPr>
         <w:t xml:space="preserve"> ये महत्वपूर्ण पदवियाँ हैं जो परमेश्वर और यीशु के बीच सम्बन्धों का वर्णन करते हैं। इन्केअनुवाद को सर्वसिद्ध एवं अनवरत करना सुनिश्चित करें</w:t>
       </w:r>
     </w:p>
     <w:p>
-      <w:r/>
-      <w:r>
+      <w:pPr/>
+      <w:r>
+        <w:rPr>
+          <w:lang w:val="hi_IN" w:bidi="hi_IN"/>
+        </w:rPr>
+      </w:r>
+      <w:r>
+        <w:rPr>
+          <w:lang w:val="hi_IN" w:bidi="hi_IN"/>
+        </w:rPr>
         <w:t xml:space="preserve">देखें: </w:t>
       </w:r>
       <w:r>
+        <w:rPr>
+          <w:lang w:val="hi_IN" w:bidi="hi_IN"/>
+        </w:rPr>
         <w:t>पुत्र और पिता का अनुवाद</w:t>
       </w:r>
-      <w:r/>
-      <w:r/>
-    </w:p>
-    <w:p>
-      <w:r/>
+      <w:r>
+        <w:rPr>
+          <w:lang w:val="hi_IN" w:bidi="hi_IN"/>
+        </w:rPr>
+      </w:r>
+      <w:r>
+        <w:rPr>
+          <w:lang w:val="hi_IN" w:bidi="hi_IN"/>
+        </w:rPr>
+      </w:r>
+    </w:p>
+    <w:p>
+      <w:pPr/>
+      <w:r>
+        <w:rPr>
+          <w:lang w:val="hi_IN" w:bidi="hi_IN"/>
+        </w:rPr>
+      </w:r>
     </w:p>
     <w:p>
       <w:pPr>
         <w:pStyle w:val="Heading2"/>
       </w:pPr>
       <w:r>
+        <w:rPr>
+          <w:lang w:val="hi_IN" w:bidi="hi_IN"/>
+        </w:rPr>
         <w:t>2 यूहन्ना 1:3 (#2)</w:t>
       </w:r>
-      <w:r/>
-    </w:p>
-    <w:p>
-      <w:r/>
-      <w:r>
-        <w:rPr>
-          <w:b/>
+      <w:r>
+        <w:rPr>
+          <w:lang w:val="hi_IN" w:bidi="hi_IN"/>
+        </w:rPr>
+      </w:r>
+    </w:p>
+    <w:p>
+      <w:pPr/>
+      <w:r>
+        <w:rPr>
+          <w:lang w:val="hi_IN" w:bidi="hi_IN"/>
+        </w:rPr>
+      </w:r>
+      <w:r>
+        <w:rPr>
+          <w:b/>
+          <w:lang w:val="hi_IN" w:bidi="hi_IN"/>
         </w:rPr>
         <w:t>"के"</w:t>
       </w:r>
       <w:r>
+        <w:rPr>
+          <w:lang w:val="hi_IN" w:bidi="hi_IN"/>
+        </w:rPr>
         <w:t xml:space="preserve"> - </w:t>
       </w:r>
       <w:r>
         <w:rPr>
           <w:b/>
+          <w:lang w:val="hi_IN" w:bidi="hi_IN"/>
         </w:rPr>
         <w:t>"सत्य और प्रेम"</w:t>
       </w:r>
     </w:p>
     <w:p>
-      <w:r/>
-      <w:r>
+      <w:pPr/>
+      <w:r>
+        <w:rPr>
+          <w:lang w:val="hi_IN" w:bidi="hi_IN"/>
+        </w:rPr>
+      </w:r>
+      <w:r>
+        <w:rPr>
+          <w:lang w:val="hi_IN" w:bidi="hi_IN"/>
+        </w:rPr>
         <w:t xml:space="preserve">"यदि आपकी भाषा में अधिक स्पष्ट हो सके तो आप इन भाववाचक संज्ञाओं, </w:t>
       </w:r>
       <w:r>
         <w:rPr>
           <w:b/>
+          <w:lang w:val="hi_IN" w:bidi="hi_IN"/>
         </w:rPr>
         <w:t>सत्य</w:t>
       </w:r>
       <w:r>
+        <w:rPr>
+          <w:lang w:val="hi_IN" w:bidi="hi_IN"/>
+        </w:rPr>
         <w:t xml:space="preserve"> और </w:t>
       </w:r>
       <w:r>
         <w:rPr>
           <w:b/>
+          <w:lang w:val="hi_IN" w:bidi="hi_IN"/>
         </w:rPr>
         <w:t>प्रेम</w:t>
       </w:r>
       <w:r>
+        <w:rPr>
+          <w:lang w:val="hi_IN" w:bidi="hi_IN"/>
+        </w:rPr>
         <w:t xml:space="preserve"> में निहित विचार को विशेषणों और क्रियाओं के द्वारा व्यक्त कर सकते हैं| इन भाववाचक संज्ञाओं के अर्थों की दो संभावनाएं हैं: (1) वे पिता पर्म्वेश्वर और मसीह यीशु के गुणों का वर्णन करती हैं| वैकल्पिक अनुवाद: ""जो सत्य और प्रेमी है"" (2) वे वर्णन करती है कि विश्वासियों को कैसा जीवन जीना है और इस प्रकार वे शर्तें हैं जिनके अंतर्गत विश्वासियों को परमेश्वर से </w:t>
       </w:r>
       <w:r>
         <w:rPr>
           <w:b/>
+          <w:lang w:val="hi_IN" w:bidi="hi_IN"/>
         </w:rPr>
         <w:t>अनुग्रह, दया और शान्ति</w:t>
       </w:r>
       <w:r>
+        <w:rPr>
+          <w:lang w:val="hi_IN" w:bidi="hi_IN"/>
+        </w:rPr>
         <w:t xml:space="preserve"> मिलेगी| वैकल्पिक अनुवाद: ""जब हम सत्य को थामे रहते हैं और आपस में प्रेम रखते हैं""\nदेखें: [[rc://hi/ta/man/translate/figs-abstractnouns]])"</w:t>
       </w:r>
     </w:p>
     <w:p>
-      <w:r/>
-      <w:r>
+      <w:pPr/>
+      <w:r>
+        <w:rPr>
+          <w:lang w:val="hi_IN" w:bidi="hi_IN"/>
+        </w:rPr>
+      </w:r>
+      <w:r>
+        <w:rPr>
+          <w:lang w:val="hi_IN" w:bidi="hi_IN"/>
+        </w:rPr>
         <w:t xml:space="preserve">देखें: </w:t>
       </w:r>
       <w:r>
+        <w:rPr>
+          <w:lang w:val="hi_IN" w:bidi="hi_IN"/>
+        </w:rPr>
         <w:t>हेंडियाडिस</w:t>
       </w:r>
-      <w:r/>
-      <w:r/>
-    </w:p>
-    <w:p>
-      <w:r/>
+      <w:r>
+        <w:rPr>
+          <w:lang w:val="hi_IN" w:bidi="hi_IN"/>
+        </w:rPr>
+      </w:r>
+      <w:r>
+        <w:rPr>
+          <w:lang w:val="hi_IN" w:bidi="hi_IN"/>
+        </w:rPr>
+      </w:r>
+    </w:p>
+    <w:p>
+      <w:pPr/>
+      <w:r>
+        <w:rPr>
+          <w:lang w:val="hi_IN" w:bidi="hi_IN"/>
+        </w:rPr>
+      </w:r>
     </w:p>
     <w:p>
       <w:pPr>
         <w:pStyle w:val="Heading2"/>
       </w:pPr>
       <w:r>
+        <w:rPr>
+          <w:lang w:val="hi_IN" w:bidi="hi_IN"/>
+        </w:rPr>
         <w:t>2 यूहन्ना 1:4 (#1)</w:t>
       </w:r>
-      <w:r/>
-    </w:p>
-    <w:p>
-      <w:r/>
-      <w:r>
-        <w:rPr>
-          <w:b/>
+      <w:r>
+        <w:rPr>
+          <w:lang w:val="hi_IN" w:bidi="hi_IN"/>
+        </w:rPr>
+      </w:r>
+    </w:p>
+    <w:p>
+      <w:pPr/>
+      <w:r>
+        <w:rPr>
+          <w:lang w:val="hi_IN" w:bidi="hi_IN"/>
+        </w:rPr>
+      </w:r>
+      <w:r>
+        <w:rPr>
+          <w:b/>
+          <w:lang w:val="hi_IN" w:bidi="hi_IN"/>
         </w:rPr>
         <w:t>"</w:t>
       </w:r>
       <w:r>
         <w:rPr>
           <w:b/>
+          <w:lang w:val="hi_IN" w:bidi="hi_IN"/>
         </w:rPr>
         <w:t>मैं बहुत आनन्दित हुआ, कि मैंने तेरे कुछ बच्चों को उस आज्ञा के अनुसार, ... चलते हुए पाया</w:t>
       </w:r>
       <w:r>
         <w:rPr>
           <w:b/>
+          <w:lang w:val="hi_IN" w:bidi="hi_IN"/>
         </w:rPr>
         <w:t>"</w:t>
       </w:r>
     </w:p>
     <w:p>
-      <w:r/>
-      <w:r>
+      <w:pPr/>
+      <w:r>
+        <w:rPr>
+          <w:lang w:val="hi_IN" w:bidi="hi_IN"/>
+        </w:rPr>
+      </w:r>
+      <w:r>
+        <w:rPr>
+          <w:lang w:val="hi_IN" w:bidi="hi_IN"/>
+        </w:rPr>
         <w:t xml:space="preserve">यदि आपकी भाषा में पहले कारण और फिर परिणाम बताना अधिक स्वाभाविक है, तो आप वाक्य के अंत में </w:t>
       </w:r>
       <w:r>
         <w:rPr>
           <w:b/>
+          <w:lang w:val="hi_IN" w:bidi="hi_IN"/>
         </w:rPr>
         <w:t>मैं बहुत आनन्दित हुआ</w:t>
       </w:r>
       <w:r>
+        <w:rPr>
+          <w:lang w:val="hi_IN" w:bidi="hi_IN"/>
+        </w:rPr>
         <w:t xml:space="preserve"> कथन रख सकते हैं। वैकल्पिक अनुवाद: "मैंने आपके कुछ बच्चों को सत्य में चलते हुए पाया, जैसे कि हमने पिता से आज्ञा प्राप्त की है। इसलिए, मैं अत्यधिक आनंदित हुआ।"</w:t>
       </w:r>
     </w:p>
     <w:p>
-      <w:r/>
-      <w:r>
+      <w:pPr/>
+      <w:r>
+        <w:rPr>
+          <w:lang w:val="hi_IN" w:bidi="hi_IN"/>
+        </w:rPr>
+      </w:r>
+      <w:r>
+        <w:rPr>
+          <w:lang w:val="hi_IN" w:bidi="hi_IN"/>
+        </w:rPr>
         <w:t xml:space="preserve">देखें: </w:t>
       </w:r>
       <w:r>
+        <w:rPr>
+          <w:lang w:val="hi_IN" w:bidi="hi_IN"/>
+        </w:rPr>
         <w:t>जोड़ें — कारण-और-परिणाम सम्बन्ध</w:t>
       </w:r>
-      <w:r/>
-      <w:r/>
-    </w:p>
-    <w:p>
-      <w:r/>
+      <w:r>
+        <w:rPr>
+          <w:lang w:val="hi_IN" w:bidi="hi_IN"/>
+        </w:rPr>
+      </w:r>
+      <w:r>
+        <w:rPr>
+          <w:lang w:val="hi_IN" w:bidi="hi_IN"/>
+        </w:rPr>
+      </w:r>
+    </w:p>
+    <w:p>
+      <w:pPr/>
+      <w:r>
+        <w:rPr>
+          <w:lang w:val="hi_IN" w:bidi="hi_IN"/>
+        </w:rPr>
+      </w:r>
     </w:p>
     <w:p>
       <w:pPr>
         <w:pStyle w:val="Heading2"/>
       </w:pPr>
       <w:r>
+        <w:rPr>
+          <w:lang w:val="hi_IN" w:bidi="hi_IN"/>
+        </w:rPr>
         <w:t>2 यूहन्ना 1:4 (#2)</w:t>
       </w:r>
-      <w:r/>
-    </w:p>
-    <w:p>
-      <w:r/>
-      <w:r>
-        <w:rPr>
-          <w:b/>
+      <w:r>
+        <w:rPr>
+          <w:lang w:val="hi_IN" w:bidi="hi_IN"/>
+        </w:rPr>
+      </w:r>
+    </w:p>
+    <w:p>
+      <w:pPr/>
+      <w:r>
+        <w:rPr>
+          <w:lang w:val="hi_IN" w:bidi="hi_IN"/>
+        </w:rPr>
+      </w:r>
+      <w:r>
+        <w:rPr>
+          <w:b/>
+          <w:lang w:val="hi_IN" w:bidi="hi_IN"/>
         </w:rPr>
         <w:t>"</w:t>
       </w:r>
       <w:r>
         <w:rPr>
           <w:b/>
+          <w:lang w:val="hi_IN" w:bidi="hi_IN"/>
         </w:rPr>
         <w:t>तेरे कुछ बच्चों को</w:t>
       </w:r>
       <w:r>
         <w:rPr>
           <w:b/>
+          <w:lang w:val="hi_IN" w:bidi="hi_IN"/>
         </w:rPr>
         <w:t>"</w:t>
       </w:r>
     </w:p>
     <w:p>
-      <w:r/>
-      <w:r>
+      <w:pPr/>
+      <w:r>
+        <w:rPr>
+          <w:lang w:val="hi_IN" w:bidi="hi_IN"/>
+        </w:rPr>
+      </w:r>
+      <w:r>
+        <w:rPr>
+          <w:lang w:val="hi_IN" w:bidi="hi_IN"/>
+        </w:rPr>
         <w:t xml:space="preserve">देखें कि आपने </w:t>
       </w:r>
       <w:r>
         <w:rPr>
           <w:b/>
+          <w:lang w:val="hi_IN" w:bidi="hi_IN"/>
         </w:rPr>
         <w:t>बच्चों</w:t>
       </w:r>
       <w:r>
+        <w:rPr>
+          <w:lang w:val="hi_IN" w:bidi="hi_IN"/>
+        </w:rPr>
         <w:t xml:space="preserve"> शब्द का </w:t>
       </w:r>
       <w:hyperlink r:id="rId17">
         <w:r>
+          <w:rPr>
+            <w:lang w:val="hi_IN" w:bidi="hi_IN"/>
+          </w:rPr>
           <w:rPr>
             <w:color w:val="0000EE"/>
             <w:u w:val="single"/>
@@ -1293,443 +2470,851 @@
         </w:r>
       </w:hyperlink>
       <w:r>
+        <w:rPr>
+          <w:lang w:val="hi_IN" w:bidi="hi_IN"/>
+        </w:rPr>
         <w:t xml:space="preserve"> में कैसे अनुवाद किया। यूहन्ना अपनी अलंकारिक भाषा को जारी रखते हैं जिसमें वे कलीसिया को सामूहिक रूप से एक "महिला" के रूप में संबोधित करते हैं और उसके सदस्यों को उसके "बच्चों" के रूप में। वैकल्पिक अनुवाद: “आपके दल के विश्वासी”</w:t>
       </w:r>
     </w:p>
     <w:p>
-      <w:r/>
-      <w:r>
+      <w:pPr/>
+      <w:r>
+        <w:rPr>
+          <w:lang w:val="hi_IN" w:bidi="hi_IN"/>
+        </w:rPr>
+      </w:r>
+      <w:r>
+        <w:rPr>
+          <w:lang w:val="hi_IN" w:bidi="hi_IN"/>
+        </w:rPr>
         <w:t xml:space="preserve">देखें: </w:t>
       </w:r>
       <w:r>
+        <w:rPr>
+          <w:lang w:val="hi_IN" w:bidi="hi_IN"/>
+        </w:rPr>
         <w:t xml:space="preserve">रूपक </w:t>
       </w:r>
-      <w:r/>
-      <w:r/>
-    </w:p>
-    <w:p>
-      <w:r/>
+      <w:r>
+        <w:rPr>
+          <w:lang w:val="hi_IN" w:bidi="hi_IN"/>
+        </w:rPr>
+      </w:r>
+      <w:r>
+        <w:rPr>
+          <w:lang w:val="hi_IN" w:bidi="hi_IN"/>
+        </w:rPr>
+      </w:r>
+    </w:p>
+    <w:p>
+      <w:pPr/>
+      <w:r>
+        <w:rPr>
+          <w:lang w:val="hi_IN" w:bidi="hi_IN"/>
+        </w:rPr>
+      </w:r>
     </w:p>
     <w:p>
       <w:pPr>
         <w:pStyle w:val="Heading2"/>
       </w:pPr>
       <w:r>
+        <w:rPr>
+          <w:lang w:val="hi_IN" w:bidi="hi_IN"/>
+        </w:rPr>
         <w:t>2 यूहन्ना 1:4 (#1)</w:t>
       </w:r>
-      <w:r/>
-    </w:p>
-    <w:p>
-      <w:r/>
-      <w:r>
-        <w:rPr>
-          <w:b/>
+      <w:r>
+        <w:rPr>
+          <w:lang w:val="hi_IN" w:bidi="hi_IN"/>
+        </w:rPr>
+      </w:r>
+    </w:p>
+    <w:p>
+      <w:pPr/>
+      <w:r>
+        <w:rPr>
+          <w:lang w:val="hi_IN" w:bidi="hi_IN"/>
+        </w:rPr>
+      </w:r>
+      <w:r>
+        <w:rPr>
+          <w:b/>
+          <w:lang w:val="hi_IN" w:bidi="hi_IN"/>
         </w:rPr>
         <w:t>"तेरे बच्चों को"</w:t>
       </w:r>
       <w:r>
+        <w:rPr>
+          <w:lang w:val="hi_IN" w:bidi="hi_IN"/>
+        </w:rPr>
         <w:t xml:space="preserve"> - </w:t>
       </w:r>
       <w:r>
         <w:rPr>
           <w:b/>
+          <w:lang w:val="hi_IN" w:bidi="hi_IN"/>
         </w:rPr>
         <w:t>"जो"</w:t>
       </w:r>
       <w:r>
+        <w:rPr>
+          <w:lang w:val="hi_IN" w:bidi="hi_IN"/>
+        </w:rPr>
         <w:t xml:space="preserve"> - </w:t>
       </w:r>
       <w:r>
         <w:rPr>
           <w:b/>
+          <w:lang w:val="hi_IN" w:bidi="hi_IN"/>
         </w:rPr>
         <w:t>"ओर"</w:t>
       </w:r>
     </w:p>
     <w:p>
-      <w:r/>
-      <w:r>
+      <w:pPr/>
+      <w:r>
+        <w:rPr>
+          <w:lang w:val="hi_IN" w:bidi="hi_IN"/>
+        </w:rPr>
+      </w:r>
+      <w:r>
+        <w:rPr>
+          <w:lang w:val="hi_IN" w:bidi="hi_IN"/>
+        </w:rPr>
         <w:t>"तेरे"" शब्द यहाँ एक वचन है, क्योंकि यूहन्ना कलीसिया को लाक्षानिक रूप में ""महिला"" कहता है</w:t>
       </w:r>
     </w:p>
     <w:p>
-      <w:r/>
-      <w:r>
+      <w:pPr/>
+      <w:r>
+        <w:rPr>
+          <w:lang w:val="hi_IN" w:bidi="hi_IN"/>
+        </w:rPr>
+      </w:r>
+      <w:r>
+        <w:rPr>
+          <w:lang w:val="hi_IN" w:bidi="hi_IN"/>
+        </w:rPr>
         <w:t xml:space="preserve">देखें: </w:t>
       </w:r>
       <w:r>
+        <w:rPr>
+          <w:lang w:val="hi_IN" w:bidi="hi_IN"/>
+        </w:rPr>
         <w:t>'आप' के रूप</w:t>
       </w:r>
-      <w:r/>
-      <w:r/>
-    </w:p>
-    <w:p>
-      <w:r/>
+      <w:r>
+        <w:rPr>
+          <w:lang w:val="hi_IN" w:bidi="hi_IN"/>
+        </w:rPr>
+      </w:r>
+      <w:r>
+        <w:rPr>
+          <w:lang w:val="hi_IN" w:bidi="hi_IN"/>
+        </w:rPr>
+      </w:r>
+    </w:p>
+    <w:p>
+      <w:pPr/>
+      <w:r>
+        <w:rPr>
+          <w:lang w:val="hi_IN" w:bidi="hi_IN"/>
+        </w:rPr>
+      </w:r>
     </w:p>
     <w:p>
       <w:pPr>
         <w:pStyle w:val="Heading2"/>
       </w:pPr>
       <w:r>
+        <w:rPr>
+          <w:lang w:val="hi_IN" w:bidi="hi_IN"/>
+        </w:rPr>
         <w:t>2 यूहन्ना 1:4 (#4)</w:t>
       </w:r>
-      <w:r/>
-    </w:p>
-    <w:p>
-      <w:r/>
-      <w:r>
-        <w:rPr>
-          <w:b/>
+      <w:r>
+        <w:rPr>
+          <w:lang w:val="hi_IN" w:bidi="hi_IN"/>
+        </w:rPr>
+      </w:r>
+    </w:p>
+    <w:p>
+      <w:pPr/>
+      <w:r>
+        <w:rPr>
+          <w:lang w:val="hi_IN" w:bidi="hi_IN"/>
+        </w:rPr>
+      </w:r>
+      <w:r>
+        <w:rPr>
+          <w:b/>
+          <w:lang w:val="hi_IN" w:bidi="hi_IN"/>
         </w:rPr>
         <w:t>"</w:t>
       </w:r>
       <w:r>
         <w:rPr>
           <w:b/>
+          <w:lang w:val="hi_IN" w:bidi="hi_IN"/>
         </w:rPr>
         <w:t>सत्य पर चलते हुए</w:t>
       </w:r>
       <w:r>
         <w:rPr>
           <w:b/>
+          <w:lang w:val="hi_IN" w:bidi="hi_IN"/>
         </w:rPr>
         <w:t>"</w:t>
       </w:r>
     </w:p>
     <w:p>
-      <w:r/>
-      <w:r>
+      <w:pPr/>
+      <w:r>
+        <w:rPr>
+          <w:lang w:val="hi_IN" w:bidi="hi_IN"/>
+        </w:rPr>
+      </w:r>
+      <w:r>
+        <w:rPr>
+          <w:lang w:val="hi_IN" w:bidi="hi_IN"/>
+        </w:rPr>
         <w:t>यहाँ यूहन्ना एक व्यक्ति के जीवन के बारे में रूपक रूप में बात कर रहे हैं जैसे कि यह एक यात्रा हो, और जिस तरह से व्यक्ति व्यवहार करता है, वह उस यात्रा पर चलने का तरीका है। यदि आपकी भाषा में यह सहायक होगा, तो आप अर्थ को स्पष्ट रूप से बता सकते हैं। वैकल्पिक अनुवाद: “सत्य के अनुसार जीवन व्यतीत करते हुए”</w:t>
       </w:r>
     </w:p>
     <w:p>
-      <w:r/>
-      <w:r>
+      <w:pPr/>
+      <w:r>
+        <w:rPr>
+          <w:lang w:val="hi_IN" w:bidi="hi_IN"/>
+        </w:rPr>
+      </w:r>
+      <w:r>
+        <w:rPr>
+          <w:lang w:val="hi_IN" w:bidi="hi_IN"/>
+        </w:rPr>
         <w:t xml:space="preserve">देखें: </w:t>
       </w:r>
       <w:r>
+        <w:rPr>
+          <w:lang w:val="hi_IN" w:bidi="hi_IN"/>
+        </w:rPr>
         <w:t xml:space="preserve">रूपक </w:t>
       </w:r>
-      <w:r/>
-      <w:r/>
-    </w:p>
-    <w:p>
-      <w:r/>
+      <w:r>
+        <w:rPr>
+          <w:lang w:val="hi_IN" w:bidi="hi_IN"/>
+        </w:rPr>
+      </w:r>
+      <w:r>
+        <w:rPr>
+          <w:lang w:val="hi_IN" w:bidi="hi_IN"/>
+        </w:rPr>
+      </w:r>
+    </w:p>
+    <w:p>
+      <w:pPr/>
+      <w:r>
+        <w:rPr>
+          <w:lang w:val="hi_IN" w:bidi="hi_IN"/>
+        </w:rPr>
+      </w:r>
     </w:p>
     <w:p>
       <w:pPr>
         <w:pStyle w:val="Heading2"/>
       </w:pPr>
       <w:r>
+        <w:rPr>
+          <w:lang w:val="hi_IN" w:bidi="hi_IN"/>
+        </w:rPr>
         <w:t>2 यूहन्ना 1:4 (#5)</w:t>
       </w:r>
-      <w:r/>
-    </w:p>
-    <w:p>
-      <w:r/>
-      <w:r>
-        <w:rPr>
-          <w:b/>
+      <w:r>
+        <w:rPr>
+          <w:lang w:val="hi_IN" w:bidi="hi_IN"/>
+        </w:rPr>
+      </w:r>
+    </w:p>
+    <w:p>
+      <w:pPr/>
+      <w:r>
+        <w:rPr>
+          <w:lang w:val="hi_IN" w:bidi="hi_IN"/>
+        </w:rPr>
+      </w:r>
+      <w:r>
+        <w:rPr>
+          <w:b/>
+          <w:lang w:val="hi_IN" w:bidi="hi_IN"/>
         </w:rPr>
         <w:t>"सत्य पर"</w:t>
       </w:r>
     </w:p>
     <w:p>
-      <w:r/>
-      <w:r>
+      <w:pPr/>
+      <w:r>
+        <w:rPr>
+          <w:lang w:val="hi_IN" w:bidi="hi_IN"/>
+        </w:rPr>
+      </w:r>
+      <w:r>
+        <w:rPr>
+          <w:lang w:val="hi_IN" w:bidi="hi_IN"/>
+        </w:rPr>
         <w:t xml:space="preserve">यदि आपकी भाषा में </w:t>
       </w:r>
       <w:r>
         <w:rPr>
           <w:b/>
+          <w:lang w:val="hi_IN" w:bidi="hi_IN"/>
         </w:rPr>
         <w:t>सत्य</w:t>
       </w:r>
       <w:r>
+        <w:rPr>
+          <w:lang w:val="hi_IN" w:bidi="hi_IN"/>
+        </w:rPr>
         <w:t xml:space="preserve"> के लिए कोई भाववाचक संज्ञा नहीं है, तो आप एक विशेषण के साथ एक वाक्यांश का उपयोग कर सकते हैं। वैकल्पिक अनुवाद: "वो जो परमेश्वर के सच्चे संदेश से मेल खाता हो"</w:t>
       </w:r>
     </w:p>
     <w:p>
-      <w:r/>
-      <w:r>
+      <w:pPr/>
+      <w:r>
+        <w:rPr>
+          <w:lang w:val="hi_IN" w:bidi="hi_IN"/>
+        </w:rPr>
+      </w:r>
+      <w:r>
+        <w:rPr>
+          <w:lang w:val="hi_IN" w:bidi="hi_IN"/>
+        </w:rPr>
         <w:t xml:space="preserve">देखें: </w:t>
       </w:r>
       <w:r>
+        <w:rPr>
+          <w:lang w:val="hi_IN" w:bidi="hi_IN"/>
+        </w:rPr>
         <w:t>भाववाचक संज्ञाएँ</w:t>
       </w:r>
-      <w:r/>
-      <w:r/>
-    </w:p>
-    <w:p>
-      <w:r/>
+      <w:r>
+        <w:rPr>
+          <w:lang w:val="hi_IN" w:bidi="hi_IN"/>
+        </w:rPr>
+      </w:r>
+      <w:r>
+        <w:rPr>
+          <w:lang w:val="hi_IN" w:bidi="hi_IN"/>
+        </w:rPr>
+      </w:r>
+    </w:p>
+    <w:p>
+      <w:pPr/>
+      <w:r>
+        <w:rPr>
+          <w:lang w:val="hi_IN" w:bidi="hi_IN"/>
+        </w:rPr>
+      </w:r>
     </w:p>
     <w:p>
       <w:pPr>
         <w:pStyle w:val="Heading2"/>
       </w:pPr>
       <w:r>
+        <w:rPr>
+          <w:lang w:val="hi_IN" w:bidi="hi_IN"/>
+        </w:rPr>
         <w:t>2 यूहन्ना 1:4 (#2)</w:t>
       </w:r>
-      <w:r/>
-    </w:p>
-    <w:p>
-      <w:r/>
-      <w:r>
-        <w:rPr>
-          <w:b/>
+      <w:r>
+        <w:rPr>
+          <w:lang w:val="hi_IN" w:bidi="hi_IN"/>
+        </w:rPr>
+      </w:r>
+    </w:p>
+    <w:p>
+      <w:pPr/>
+      <w:r>
+        <w:rPr>
+          <w:lang w:val="hi_IN" w:bidi="hi_IN"/>
+        </w:rPr>
+      </w:r>
+      <w:r>
+        <w:rPr>
+          <w:b/>
+          <w:lang w:val="hi_IN" w:bidi="hi_IN"/>
         </w:rPr>
         <w:t>"आज्ञा के अनुसार"</w:t>
       </w:r>
       <w:r>
+        <w:rPr>
+          <w:lang w:val="hi_IN" w:bidi="hi_IN"/>
+        </w:rPr>
         <w:t xml:space="preserve"> - </w:t>
       </w:r>
       <w:r>
         <w:rPr>
           <w:b/>
+          <w:lang w:val="hi_IN" w:bidi="hi_IN"/>
         </w:rPr>
         <w:t>"पिता"</w:t>
       </w:r>
       <w:r>
+        <w:rPr>
+          <w:lang w:val="hi_IN" w:bidi="hi_IN"/>
+        </w:rPr>
         <w:t xml:space="preserve"> - </w:t>
       </w:r>
       <w:r>
         <w:rPr>
           <w:b/>
+          <w:lang w:val="hi_IN" w:bidi="hi_IN"/>
         </w:rPr>
         <w:t>"से"</w:t>
       </w:r>
       <w:r>
+        <w:rPr>
+          <w:lang w:val="hi_IN" w:bidi="hi_IN"/>
+        </w:rPr>
         <w:t xml:space="preserve"> - </w:t>
       </w:r>
       <w:r>
         <w:rPr>
           <w:b/>
+          <w:lang w:val="hi_IN" w:bidi="hi_IN"/>
         </w:rPr>
         <w:t>"पाया"</w:t>
       </w:r>
     </w:p>
     <w:p>
-      <w:r/>
-      <w:r>
+      <w:pPr/>
+      <w:r>
+        <w:rPr>
+          <w:lang w:val="hi_IN" w:bidi="hi_IN"/>
+        </w:rPr>
+      </w:r>
+      <w:r>
+        <w:rPr>
+          <w:lang w:val="hi_IN" w:bidi="hi_IN"/>
+        </w:rPr>
         <w:t>"</w:t>
       </w:r>
       <w:r>
         <w:rPr>
           <w:b/>
+          <w:lang w:val="hi_IN" w:bidi="hi_IN"/>
         </w:rPr>
         <w:t>ठीक वैसे ही जैसे परमेश्वर पिता ने हमें आज्ञा दी है</w:t>
       </w:r>
       <w:r>
+        <w:rPr>
+          <w:lang w:val="hi_IN" w:bidi="hi_IN"/>
+        </w:rPr>
         <w:t xml:space="preserve"> इस अभिव्यक्ति का अर्थ है कि परमेश्वर ने विश्वासियों को कुछ करने की आज्ञा दी है| यदि आपकी भाषा में अधिक स्पष्ट हो तो आप </w:t>
       </w:r>
       <w:r>
         <w:rPr>
           <w:b/>
+          <w:lang w:val="hi_IN" w:bidi="hi_IN"/>
         </w:rPr>
         <w:t>पिता</w:t>
       </w:r>
       <w:r>
+        <w:rPr>
+          <w:lang w:val="hi_IN" w:bidi="hi_IN"/>
+        </w:rPr>
         <w:t xml:space="preserve"> को करता बना सकते है ""आज्ञा"" को क्रिया| वैकल्पिक अनुवाद: ""ठीक वैसे ही जैसे पिता ने हमें आज्ञा दी है"""</w:t>
       </w:r>
-      <w:r/>
-      <w:r/>
-    </w:p>
-    <w:p>
-      <w:r/>
+      <w:r>
+        <w:rPr>
+          <w:lang w:val="hi_IN" w:bidi="hi_IN"/>
+        </w:rPr>
+      </w:r>
+      <w:r>
+        <w:rPr>
+          <w:lang w:val="hi_IN" w:bidi="hi_IN"/>
+        </w:rPr>
+      </w:r>
+    </w:p>
+    <w:p>
+      <w:pPr/>
+      <w:r>
+        <w:rPr>
+          <w:lang w:val="hi_IN" w:bidi="hi_IN"/>
+        </w:rPr>
+      </w:r>
     </w:p>
     <w:p>
       <w:pPr>
         <w:pStyle w:val="Heading2"/>
       </w:pPr>
       <w:r>
+        <w:rPr>
+          <w:lang w:val="hi_IN" w:bidi="hi_IN"/>
+        </w:rPr>
         <w:t>2 यूहन्ना 1:4 (#7)</w:t>
       </w:r>
-      <w:r/>
-    </w:p>
-    <w:p>
-      <w:r/>
-      <w:r>
-        <w:rPr>
-          <w:b/>
+      <w:r>
+        <w:rPr>
+          <w:lang w:val="hi_IN" w:bidi="hi_IN"/>
+        </w:rPr>
+      </w:r>
+    </w:p>
+    <w:p>
+      <w:pPr/>
+      <w:r>
+        <w:rPr>
+          <w:lang w:val="hi_IN" w:bidi="hi_IN"/>
+        </w:rPr>
+      </w:r>
+      <w:r>
+        <w:rPr>
+          <w:b/>
+          <w:lang w:val="hi_IN" w:bidi="hi_IN"/>
         </w:rPr>
         <w:t>"पिता की"</w:t>
       </w:r>
     </w:p>
     <w:p>
-      <w:r/>
-      <w:r>
-        <w:rPr>
-          <w:b/>
+      <w:pPr/>
+      <w:r>
+        <w:rPr>
+          <w:lang w:val="hi_IN" w:bidi="hi_IN"/>
+        </w:rPr>
+      </w:r>
+      <w:r>
+        <w:rPr>
+          <w:b/>
+          <w:lang w:val="hi_IN" w:bidi="hi_IN"/>
         </w:rPr>
         <w:t>पिता</w:t>
       </w:r>
       <w:r>
+        <w:rPr>
+          <w:lang w:val="hi_IN" w:bidi="hi_IN"/>
+        </w:rPr>
         <w:t xml:space="preserve"> परमेश्वर के लिए एक महत्वपूर्ण शीर्षक है। इसे सावधानीपूर्वक और सटीकता से अनुवाद करना चाहिए।</w:t>
       </w:r>
     </w:p>
     <w:p>
-      <w:r/>
-      <w:r>
+      <w:pPr/>
+      <w:r>
+        <w:rPr>
+          <w:lang w:val="hi_IN" w:bidi="hi_IN"/>
+        </w:rPr>
+      </w:r>
+      <w:r>
+        <w:rPr>
+          <w:lang w:val="hi_IN" w:bidi="hi_IN"/>
+        </w:rPr>
         <w:t xml:space="preserve">देखें: </w:t>
       </w:r>
       <w:r>
+        <w:rPr>
+          <w:lang w:val="hi_IN" w:bidi="hi_IN"/>
+        </w:rPr>
         <w:t xml:space="preserve">पुत्र और पिता का अनुवाद </w:t>
       </w:r>
-      <w:r/>
-      <w:r/>
-    </w:p>
-    <w:p>
-      <w:r/>
+      <w:r>
+        <w:rPr>
+          <w:lang w:val="hi_IN" w:bidi="hi_IN"/>
+        </w:rPr>
+      </w:r>
+      <w:r>
+        <w:rPr>
+          <w:lang w:val="hi_IN" w:bidi="hi_IN"/>
+        </w:rPr>
+      </w:r>
+    </w:p>
+    <w:p>
+      <w:pPr/>
+      <w:r>
+        <w:rPr>
+          <w:lang w:val="hi_IN" w:bidi="hi_IN"/>
+        </w:rPr>
+      </w:r>
     </w:p>
     <w:p>
       <w:pPr>
         <w:pStyle w:val="Heading2"/>
       </w:pPr>
       <w:r>
+        <w:rPr>
+          <w:lang w:val="hi_IN" w:bidi="hi_IN"/>
+        </w:rPr>
         <w:t>2 यूहन्ना 1:5 (#1)</w:t>
       </w:r>
-      <w:r/>
-    </w:p>
-    <w:p>
-      <w:r/>
-      <w:r>
-        <w:rPr>
-          <w:b/>
+      <w:r>
+        <w:rPr>
+          <w:lang w:val="hi_IN" w:bidi="hi_IN"/>
+        </w:rPr>
+      </w:r>
+    </w:p>
+    <w:p>
+      <w:pPr/>
+      <w:r>
+        <w:rPr>
+          <w:lang w:val="hi_IN" w:bidi="hi_IN"/>
+        </w:rPr>
+      </w:r>
+      <w:r>
+        <w:rPr>
+          <w:b/>
+          <w:lang w:val="hi_IN" w:bidi="hi_IN"/>
         </w:rPr>
         <w:t>"अब"</w:t>
       </w:r>
     </w:p>
     <w:p>
-      <w:r/>
-      <w:r>
+      <w:pPr/>
+      <w:r>
+        <w:rPr>
+          <w:lang w:val="hi_IN" w:bidi="hi_IN"/>
+        </w:rPr>
+      </w:r>
+      <w:r>
+        <w:rPr>
+          <w:lang w:val="hi_IN" w:bidi="hi_IN"/>
+        </w:rPr>
         <w:t xml:space="preserve">शब्द </w:t>
       </w:r>
       <w:r>
         <w:rPr>
           <w:b/>
+          <w:lang w:val="hi_IN" w:bidi="hi_IN"/>
         </w:rPr>
         <w:t>अब</w:t>
       </w:r>
       <w:r>
+        <w:rPr>
+          <w:lang w:val="hi_IN" w:bidi="hi_IN"/>
+        </w:rPr>
         <w:t xml:space="preserve"> यह संकेत करता हैं कि जो आगे है, वह इस पत्र का मुख्य बिंदु है, या कम से कम पहला मुख्य बिंदु है। अपनी भाषा में मुख्य बिंदु प्रस्तुत करने के लिए एक स्वाभाविक तरीका अपनाएं।</w:t>
       </w:r>
     </w:p>
     <w:p>
-      <w:r/>
-      <w:r>
+      <w:pPr/>
+      <w:r>
+        <w:rPr>
+          <w:lang w:val="hi_IN" w:bidi="hi_IN"/>
+        </w:rPr>
+      </w:r>
+      <w:r>
+        <w:rPr>
+          <w:lang w:val="hi_IN" w:bidi="hi_IN"/>
+        </w:rPr>
         <w:t xml:space="preserve">देखें: </w:t>
       </w:r>
       <w:r>
+        <w:rPr>
+          <w:lang w:val="hi_IN" w:bidi="hi_IN"/>
+        </w:rPr>
         <w:t>शब्दों और वाक्यांशों को जोड़ना</w:t>
       </w:r>
-      <w:r/>
-      <w:r/>
-    </w:p>
-    <w:p>
-      <w:r/>
+      <w:r>
+        <w:rPr>
+          <w:lang w:val="hi_IN" w:bidi="hi_IN"/>
+        </w:rPr>
+      </w:r>
+      <w:r>
+        <w:rPr>
+          <w:lang w:val="hi_IN" w:bidi="hi_IN"/>
+        </w:rPr>
+      </w:r>
+    </w:p>
+    <w:p>
+      <w:pPr/>
+      <w:r>
+        <w:rPr>
+          <w:lang w:val="hi_IN" w:bidi="hi_IN"/>
+        </w:rPr>
+      </w:r>
     </w:p>
     <w:p>
       <w:pPr>
         <w:pStyle w:val="Heading2"/>
       </w:pPr>
       <w:r>
+        <w:rPr>
+          <w:lang w:val="hi_IN" w:bidi="hi_IN"/>
+        </w:rPr>
         <w:t>2 यूहन्ना 1:5 (#1)</w:t>
       </w:r>
-      <w:r/>
-    </w:p>
-    <w:p>
-      <w:r/>
-      <w:r>
-        <w:rPr>
-          <w:b/>
+      <w:r>
+        <w:rPr>
+          <w:lang w:val="hi_IN" w:bidi="hi_IN"/>
+        </w:rPr>
+      </w:r>
+    </w:p>
+    <w:p>
+      <w:pPr/>
+      <w:r>
+        <w:rPr>
+          <w:lang w:val="hi_IN" w:bidi="hi_IN"/>
+        </w:rPr>
+      </w:r>
+      <w:r>
+        <w:rPr>
+          <w:b/>
+          <w:lang w:val="hi_IN" w:bidi="hi_IN"/>
         </w:rPr>
         <w:t>"महिला तुझे"</w:t>
       </w:r>
       <w:r>
+        <w:rPr>
+          <w:lang w:val="hi_IN" w:bidi="hi_IN"/>
+        </w:rPr>
         <w:t xml:space="preserve"> - </w:t>
       </w:r>
       <w:r>
         <w:rPr>
           <w:b/>
+          <w:lang w:val="hi_IN" w:bidi="hi_IN"/>
         </w:rPr>
         <w:t>"लिखता हूँ"</w:t>
       </w:r>
       <w:r>
+        <w:rPr>
+          <w:lang w:val="hi_IN" w:bidi="hi_IN"/>
+        </w:rPr>
         <w:t xml:space="preserve"> - </w:t>
       </w:r>
       <w:r>
         <w:rPr>
           <w:b/>
+          <w:lang w:val="hi_IN" w:bidi="hi_IN"/>
         </w:rPr>
         <w:t>"तुझ से"</w:t>
       </w:r>
     </w:p>
     <w:p>
-      <w:r/>
-      <w:r>
+      <w:pPr/>
+      <w:r>
+        <w:rPr>
+          <w:lang w:val="hi_IN" w:bidi="hi_IN"/>
+        </w:rPr>
+      </w:r>
+      <w:r>
+        <w:rPr>
+          <w:lang w:val="hi_IN" w:bidi="hi_IN"/>
+        </w:rPr>
         <w:t>"तुझ"" शब्द के सब सन्दर्भ एकवचन हैं क्योंकि यूहन्ना एक बार फिर से कलीसिया को लाक्षणिक रूप में ""महिला"" कह रहा है।</w:t>
       </w:r>
     </w:p>
     <w:p>
-      <w:r/>
-      <w:r>
+      <w:pPr/>
+      <w:r>
+        <w:rPr>
+          <w:lang w:val="hi_IN" w:bidi="hi_IN"/>
+        </w:rPr>
+      </w:r>
+      <w:r>
+        <w:rPr>
+          <w:lang w:val="hi_IN" w:bidi="hi_IN"/>
+        </w:rPr>
         <w:t xml:space="preserve">देखें: </w:t>
       </w:r>
       <w:r>
+        <w:rPr>
+          <w:lang w:val="hi_IN" w:bidi="hi_IN"/>
+        </w:rPr>
         <w:t>'आप' के रूप</w:t>
       </w:r>
-      <w:r/>
-      <w:r/>
-    </w:p>
-    <w:p>
-      <w:r/>
+      <w:r>
+        <w:rPr>
+          <w:lang w:val="hi_IN" w:bidi="hi_IN"/>
+        </w:rPr>
+      </w:r>
+      <w:r>
+        <w:rPr>
+          <w:lang w:val="hi_IN" w:bidi="hi_IN"/>
+        </w:rPr>
+      </w:r>
+    </w:p>
+    <w:p>
+      <w:pPr/>
+      <w:r>
+        <w:rPr>
+          <w:lang w:val="hi_IN" w:bidi="hi_IN"/>
+        </w:rPr>
+      </w:r>
     </w:p>
     <w:p>
       <w:pPr>
         <w:pStyle w:val="Heading2"/>
       </w:pPr>
       <w:r>
+        <w:rPr>
+          <w:lang w:val="hi_IN" w:bidi="hi_IN"/>
+        </w:rPr>
         <w:t>2 यूहन्ना 1:5 (#3)</w:t>
       </w:r>
-      <w:r/>
-    </w:p>
-    <w:p>
-      <w:r/>
-      <w:r>
-        <w:rPr>
-          <w:b/>
+      <w:r>
+        <w:rPr>
+          <w:lang w:val="hi_IN" w:bidi="hi_IN"/>
+        </w:rPr>
+      </w:r>
+    </w:p>
+    <w:p>
+      <w:pPr/>
+      <w:r>
+        <w:rPr>
+          <w:lang w:val="hi_IN" w:bidi="hi_IN"/>
+        </w:rPr>
+      </w:r>
+      <w:r>
+        <w:rPr>
+          <w:b/>
+          <w:lang w:val="hi_IN" w:bidi="hi_IN"/>
         </w:rPr>
         <w:t>"</w:t>
       </w:r>
       <w:r>
         <w:rPr>
           <w:b/>
+          <w:lang w:val="hi_IN" w:bidi="hi_IN"/>
         </w:rPr>
         <w:t>महिला</w:t>
       </w:r>
       <w:r>
         <w:rPr>
           <w:b/>
+          <w:lang w:val="hi_IN" w:bidi="hi_IN"/>
         </w:rPr>
         <w:t>"</w:t>
       </w:r>
     </w:p>
     <w:p>
-      <w:r/>
-      <w:r>
+      <w:pPr/>
+      <w:r>
+        <w:rPr>
+          <w:lang w:val="hi_IN" w:bidi="hi_IN"/>
+        </w:rPr>
+      </w:r>
+      <w:r>
+        <w:rPr>
+          <w:lang w:val="hi_IN" w:bidi="hi_IN"/>
+        </w:rPr>
         <w:t xml:space="preserve">यूहन्ना अपने अलंकार को जारी रख रहे हैं जिसमें वे कलीसिया को सामूहिक रूप से </w:t>
       </w:r>
       <w:r>
         <w:rPr>
           <w:b/>
+          <w:lang w:val="hi_IN" w:bidi="hi_IN"/>
         </w:rPr>
         <w:t>महिला</w:t>
       </w:r>
       <w:r>
+        <w:rPr>
+          <w:lang w:val="hi_IN" w:bidi="hi_IN"/>
+        </w:rPr>
         <w:t xml:space="preserve"> के रूप में संबोधित करते हैं। देखें कि आपने </w:t>
       </w:r>
       <w:hyperlink r:id="rId17">
         <w:r>
+          <w:rPr>
+            <w:lang w:val="hi_IN" w:bidi="hi_IN"/>
+          </w:rPr>
           <w:rPr>
             <w:color w:val="0000EE"/>
             <w:u w:val="single"/>
@@ -1738,210 +3323,407 @@
         </w:r>
       </w:hyperlink>
       <w:r>
+        <w:rPr>
+          <w:lang w:val="hi_IN" w:bidi="hi_IN"/>
+        </w:rPr>
         <w:t xml:space="preserve"> में </w:t>
       </w:r>
       <w:r>
         <w:rPr>
           <w:b/>
+          <w:lang w:val="hi_IN" w:bidi="hi_IN"/>
         </w:rPr>
         <w:t>महिला</w:t>
       </w:r>
       <w:r>
+        <w:rPr>
+          <w:lang w:val="hi_IN" w:bidi="hi_IN"/>
+        </w:rPr>
         <w:t xml:space="preserve"> का अनुवाद कैसे किया हैं। वैकल्पिक अनुवाद: “मेरे प्रिय विश्वासियों”</w:t>
       </w:r>
     </w:p>
     <w:p>
-      <w:r/>
-      <w:r>
+      <w:pPr/>
+      <w:r>
+        <w:rPr>
+          <w:lang w:val="hi_IN" w:bidi="hi_IN"/>
+        </w:rPr>
+      </w:r>
+      <w:r>
+        <w:rPr>
+          <w:lang w:val="hi_IN" w:bidi="hi_IN"/>
+        </w:rPr>
         <w:t xml:space="preserve">देखें: </w:t>
       </w:r>
       <w:r>
+        <w:rPr>
+          <w:lang w:val="hi_IN" w:bidi="hi_IN"/>
+        </w:rPr>
         <w:t xml:space="preserve">रूपक </w:t>
       </w:r>
-      <w:r/>
-      <w:r/>
-    </w:p>
-    <w:p>
-      <w:r/>
+      <w:r>
+        <w:rPr>
+          <w:lang w:val="hi_IN" w:bidi="hi_IN"/>
+        </w:rPr>
+      </w:r>
+      <w:r>
+        <w:rPr>
+          <w:lang w:val="hi_IN" w:bidi="hi_IN"/>
+        </w:rPr>
+      </w:r>
+    </w:p>
+    <w:p>
+      <w:pPr/>
+      <w:r>
+        <w:rPr>
+          <w:lang w:val="hi_IN" w:bidi="hi_IN"/>
+        </w:rPr>
+      </w:r>
     </w:p>
     <w:p>
       <w:pPr>
         <w:pStyle w:val="Heading2"/>
       </w:pPr>
       <w:r>
+        <w:rPr>
+          <w:lang w:val="hi_IN" w:bidi="hi_IN"/>
+        </w:rPr>
         <w:t>2 यूहन्ना 1:5 (#2)</w:t>
       </w:r>
-      <w:r/>
-    </w:p>
-    <w:p>
-      <w:r/>
-      <w:r>
-        <w:rPr>
-          <w:b/>
+      <w:r>
+        <w:rPr>
+          <w:lang w:val="hi_IN" w:bidi="hi_IN"/>
+        </w:rPr>
+      </w:r>
+    </w:p>
+    <w:p>
+      <w:pPr/>
+      <w:r>
+        <w:rPr>
+          <w:lang w:val="hi_IN" w:bidi="hi_IN"/>
+        </w:rPr>
+      </w:r>
+      <w:r>
+        <w:rPr>
+          <w:b/>
+          <w:lang w:val="hi_IN" w:bidi="hi_IN"/>
         </w:rPr>
         <w:t>"तुझे नई आज्ञा नहीं"</w:t>
       </w:r>
       <w:r>
+        <w:rPr>
+          <w:lang w:val="hi_IN" w:bidi="hi_IN"/>
+        </w:rPr>
         <w:t xml:space="preserve"> - </w:t>
       </w:r>
       <w:r>
         <w:rPr>
           <w:b/>
+          <w:lang w:val="hi_IN" w:bidi="hi_IN"/>
         </w:rPr>
         <w:t>"लिखता हूँ"</w:t>
       </w:r>
     </w:p>
     <w:p>
-      <w:r/>
-      <w:r>
+      <w:pPr/>
+      <w:r>
+        <w:rPr>
+          <w:lang w:val="hi_IN" w:bidi="hi_IN"/>
+        </w:rPr>
+      </w:r>
+      <w:r>
+        <w:rPr>
+          <w:lang w:val="hi_IN" w:bidi="hi_IN"/>
+        </w:rPr>
         <w:t>ऐसा नहीं है कि मैं तुझे कुछ नया करने की आज्ञा दे रहा था</w:t>
       </w:r>
-      <w:r/>
-      <w:r/>
-    </w:p>
-    <w:p>
-      <w:r/>
+      <w:r>
+        <w:rPr>
+          <w:lang w:val="hi_IN" w:bidi="hi_IN"/>
+        </w:rPr>
+      </w:r>
+      <w:r>
+        <w:rPr>
+          <w:lang w:val="hi_IN" w:bidi="hi_IN"/>
+        </w:rPr>
+      </w:r>
+    </w:p>
+    <w:p>
+      <w:pPr/>
+      <w:r>
+        <w:rPr>
+          <w:lang w:val="hi_IN" w:bidi="hi_IN"/>
+        </w:rPr>
+      </w:r>
     </w:p>
     <w:p>
       <w:pPr>
         <w:pStyle w:val="Heading2"/>
       </w:pPr>
       <w:r>
+        <w:rPr>
+          <w:lang w:val="hi_IN" w:bidi="hi_IN"/>
+        </w:rPr>
         <w:t>2 यूहन्ना 1:5 (#3)</w:t>
       </w:r>
-      <w:r/>
-    </w:p>
-    <w:p>
-      <w:r/>
-      <w:r>
-        <w:rPr>
-          <w:b/>
+      <w:r>
+        <w:rPr>
+          <w:lang w:val="hi_IN" w:bidi="hi_IN"/>
+        </w:rPr>
+      </w:r>
+    </w:p>
+    <w:p>
+      <w:pPr/>
+      <w:r>
+        <w:rPr>
+          <w:lang w:val="hi_IN" w:bidi="hi_IN"/>
+        </w:rPr>
+      </w:r>
+      <w:r>
+        <w:rPr>
+          <w:b/>
+          <w:lang w:val="hi_IN" w:bidi="hi_IN"/>
         </w:rPr>
         <w:t>"पर जो आरम्भ हमारे"</w:t>
       </w:r>
     </w:p>
     <w:p>
-      <w:r/>
-      <w:r>
+      <w:pPr/>
+      <w:r>
+        <w:rPr>
+          <w:lang w:val="hi_IN" w:bidi="hi_IN"/>
+        </w:rPr>
+      </w:r>
+      <w:r>
+        <w:rPr>
+          <w:lang w:val="hi_IN" w:bidi="hi_IN"/>
+        </w:rPr>
         <w:t>"यहाँ, ""आरम्भ"" का अर्थ है ""जब हम सबसे पहले विश्वास किया था"" से है। वैकल्पिक अनुवाद: ""परन्तु मैं तुम्हें लिख रहा हूँ कि मसीह ने हमें क्या करने की आज्ञा दी थी जब हमने पहली बार विश्वास किया था।</w:t>
       </w:r>
     </w:p>
     <w:p>
-      <w:r/>
-      <w:r>
+      <w:pPr/>
+      <w:r>
+        <w:rPr>
+          <w:lang w:val="hi_IN" w:bidi="hi_IN"/>
+        </w:rPr>
+      </w:r>
+      <w:r>
+        <w:rPr>
+          <w:lang w:val="hi_IN" w:bidi="hi_IN"/>
+        </w:rPr>
         <w:t xml:space="preserve">देखें: </w:t>
       </w:r>
       <w:r>
+        <w:rPr>
+          <w:lang w:val="hi_IN" w:bidi="hi_IN"/>
+        </w:rPr>
         <w:t>अनुमानित ज्ञान और निहित जानकारी</w:t>
       </w:r>
-      <w:r/>
-      <w:r/>
-    </w:p>
-    <w:p>
-      <w:r/>
+      <w:r>
+        <w:rPr>
+          <w:lang w:val="hi_IN" w:bidi="hi_IN"/>
+        </w:rPr>
+      </w:r>
+      <w:r>
+        <w:rPr>
+          <w:lang w:val="hi_IN" w:bidi="hi_IN"/>
+        </w:rPr>
+      </w:r>
+    </w:p>
+    <w:p>
+      <w:pPr/>
+      <w:r>
+        <w:rPr>
+          <w:lang w:val="hi_IN" w:bidi="hi_IN"/>
+        </w:rPr>
+      </w:r>
     </w:p>
     <w:p>
       <w:pPr>
         <w:pStyle w:val="Heading2"/>
       </w:pPr>
       <w:r>
+        <w:rPr>
+          <w:lang w:val="hi_IN" w:bidi="hi_IN"/>
+        </w:rPr>
         <w:t>2 यूहन्ना 1:6 (#1)</w:t>
       </w:r>
-      <w:r/>
-    </w:p>
-    <w:p>
-      <w:r/>
-      <w:r>
-        <w:rPr>
-          <w:b/>
+      <w:r>
+        <w:rPr>
+          <w:lang w:val="hi_IN" w:bidi="hi_IN"/>
+        </w:rPr>
+      </w:r>
+    </w:p>
+    <w:p>
+      <w:pPr/>
+      <w:r>
+        <w:rPr>
+          <w:lang w:val="hi_IN" w:bidi="hi_IN"/>
+        </w:rPr>
+      </w:r>
+      <w:r>
+        <w:rPr>
+          <w:b/>
+          <w:lang w:val="hi_IN" w:bidi="hi_IN"/>
         </w:rPr>
         <w:t>"यह है"</w:t>
       </w:r>
       <w:r>
+        <w:rPr>
+          <w:lang w:val="hi_IN" w:bidi="hi_IN"/>
+        </w:rPr>
         <w:t xml:space="preserve"> - </w:t>
       </w:r>
       <w:r>
         <w:rPr>
           <w:b/>
+          <w:lang w:val="hi_IN" w:bidi="hi_IN"/>
         </w:rPr>
         <w:t>"हम"</w:t>
       </w:r>
       <w:r>
+        <w:rPr>
+          <w:lang w:val="hi_IN" w:bidi="hi_IN"/>
+        </w:rPr>
         <w:t xml:space="preserve"> - </w:t>
       </w:r>
       <w:r>
         <w:rPr>
           <w:b/>
+          <w:lang w:val="hi_IN" w:bidi="hi_IN"/>
         </w:rPr>
         <w:t>"आज्ञा जो आरम्भ से सुनी इस पर चलना"</w:t>
       </w:r>
     </w:p>
     <w:p>
-      <w:r/>
-      <w:r>
+      <w:pPr/>
+      <w:r>
+        <w:rPr>
+          <w:lang w:val="hi_IN" w:bidi="hi_IN"/>
+        </w:rPr>
+      </w:r>
+      <w:r>
+        <w:rPr>
+          <w:lang w:val="hi_IN" w:bidi="hi_IN"/>
+        </w:rPr>
         <w:t>"परमेश्वर की आज्ञाओं के अनुसार अपने जीवन के संचालन को इस तरह से कहा जाएगा कि मानो हम उनके अनुसार ही चल रहे हैं। शब्द ""यह"" प्रेम को सन्दर्भित करता है। ""और क्योंकि तुमने पहले विश्वास किया, उसने तुम्हें आज्ञा दी है, कि एक दूसरे से प्रेम करो""</w:t>
       </w:r>
     </w:p>
     <w:p>
-      <w:r/>
-      <w:r>
+      <w:pPr/>
+      <w:r>
+        <w:rPr>
+          <w:lang w:val="hi_IN" w:bidi="hi_IN"/>
+        </w:rPr>
+      </w:r>
+      <w:r>
+        <w:rPr>
+          <w:lang w:val="hi_IN" w:bidi="hi_IN"/>
+        </w:rPr>
         <w:t xml:space="preserve">देखें: </w:t>
       </w:r>
       <w:r>
+        <w:rPr>
+          <w:lang w:val="hi_IN" w:bidi="hi_IN"/>
+        </w:rPr>
         <w:t>रूपक</w:t>
       </w:r>
-      <w:r/>
-      <w:r/>
-    </w:p>
-    <w:p>
-      <w:r/>
+      <w:r>
+        <w:rPr>
+          <w:lang w:val="hi_IN" w:bidi="hi_IN"/>
+        </w:rPr>
+      </w:r>
+      <w:r>
+        <w:rPr>
+          <w:lang w:val="hi_IN" w:bidi="hi_IN"/>
+        </w:rPr>
+      </w:r>
+    </w:p>
+    <w:p>
+      <w:pPr/>
+      <w:r>
+        <w:rPr>
+          <w:lang w:val="hi_IN" w:bidi="hi_IN"/>
+        </w:rPr>
+      </w:r>
     </w:p>
     <w:p>
       <w:pPr>
         <w:pStyle w:val="Heading2"/>
       </w:pPr>
       <w:r>
+        <w:rPr>
+          <w:lang w:val="hi_IN" w:bidi="hi_IN"/>
+        </w:rPr>
         <w:t>2 यूहन्ना 1:6 (#2)</w:t>
       </w:r>
-      <w:r/>
-    </w:p>
-    <w:p>
-      <w:r/>
-      <w:r>
-        <w:rPr>
-          <w:b/>
+      <w:r>
+        <w:rPr>
+          <w:lang w:val="hi_IN" w:bidi="hi_IN"/>
+        </w:rPr>
+      </w:r>
+    </w:p>
+    <w:p>
+      <w:pPr/>
+      <w:r>
+        <w:rPr>
+          <w:lang w:val="hi_IN" w:bidi="hi_IN"/>
+        </w:rPr>
+      </w:r>
+      <w:r>
+        <w:rPr>
+          <w:b/>
+          <w:lang w:val="hi_IN" w:bidi="hi_IN"/>
         </w:rPr>
         <w:t>"</w:t>
       </w:r>
       <w:r>
         <w:rPr>
           <w:b/>
+          <w:lang w:val="hi_IN" w:bidi="hi_IN"/>
         </w:rPr>
         <w:t>तुम ने सुनी है"- "तुम्हें इस पर चलना भी चाहिए</w:t>
       </w:r>
       <w:r>
         <w:rPr>
           <w:b/>
+          <w:lang w:val="hi_IN" w:bidi="hi_IN"/>
         </w:rPr>
         <w:t>"</w:t>
       </w:r>
     </w:p>
     <w:p>
-      <w:r/>
-      <w:r>
+      <w:pPr/>
+      <w:r>
+        <w:rPr>
+          <w:lang w:val="hi_IN" w:bidi="hi_IN"/>
+        </w:rPr>
+      </w:r>
+      <w:r>
+        <w:rPr>
+          <w:lang w:val="hi_IN" w:bidi="hi_IN"/>
+        </w:rPr>
         <w:t xml:space="preserve">इस पद में </w:t>
       </w:r>
       <w:r>
         <w:rPr>
           <w:b/>
+          <w:lang w:val="hi_IN" w:bidi="hi_IN"/>
         </w:rPr>
         <w:t xml:space="preserve">तुम </w:t>
       </w:r>
       <w:r>
+        <w:rPr>
+          <w:lang w:val="hi_IN" w:bidi="hi_IN"/>
+        </w:rPr>
         <w:t xml:space="preserve">शब्द बहुवचन है, क्योंकि यूहन्ना बिना किसी अलंकार के विश्वासियों की एक मण्डली को संबोधित कर रहे हैं। यह पत्र के शेष भाग में भी ऐसा ही है, सिवाय अंत के </w:t>
       </w:r>
       <w:hyperlink r:id="rId18">
         <w:r>
+          <w:rPr>
+            <w:lang w:val="hi_IN" w:bidi="hi_IN"/>
+          </w:rPr>
           <w:rPr>
             <w:color w:val="0000EE"/>
             <w:u w:val="single"/>
@@ -1950,1062 +3732,1998 @@
         </w:r>
       </w:hyperlink>
       <w:r>
+        <w:rPr>
+          <w:lang w:val="hi_IN" w:bidi="hi_IN"/>
+        </w:rPr>
         <w:t xml:space="preserve"> में, जहाँ यूहन्ना अपने अलंकार का उपयोग करते हुए कलीसिया को एक महिला और उसके सदस्यों को उसके बच्चों के रूप में संदर्भित करते हैं।</w:t>
       </w:r>
     </w:p>
     <w:p>
-      <w:r/>
-      <w:r>
+      <w:pPr/>
+      <w:r>
+        <w:rPr>
+          <w:lang w:val="hi_IN" w:bidi="hi_IN"/>
+        </w:rPr>
+      </w:r>
+      <w:r>
+        <w:rPr>
+          <w:lang w:val="hi_IN" w:bidi="hi_IN"/>
+        </w:rPr>
         <w:t xml:space="preserve">देखें: </w:t>
       </w:r>
       <w:r>
+        <w:rPr>
+          <w:lang w:val="hi_IN" w:bidi="hi_IN"/>
+        </w:rPr>
         <w:t xml:space="preserve">तुम के रूप </w:t>
       </w:r>
-      <w:r/>
-      <w:r/>
-    </w:p>
-    <w:p>
-      <w:r/>
+      <w:r>
+        <w:rPr>
+          <w:lang w:val="hi_IN" w:bidi="hi_IN"/>
+        </w:rPr>
+      </w:r>
+      <w:r>
+        <w:rPr>
+          <w:lang w:val="hi_IN" w:bidi="hi_IN"/>
+        </w:rPr>
+      </w:r>
+    </w:p>
+    <w:p>
+      <w:pPr/>
+      <w:r>
+        <w:rPr>
+          <w:lang w:val="hi_IN" w:bidi="hi_IN"/>
+        </w:rPr>
+      </w:r>
     </w:p>
     <w:p>
       <w:pPr>
         <w:pStyle w:val="Heading2"/>
       </w:pPr>
       <w:r>
+        <w:rPr>
+          <w:lang w:val="hi_IN" w:bidi="hi_IN"/>
+        </w:rPr>
         <w:t>2 यूहन्ना 1:7 (#1)</w:t>
       </w:r>
-      <w:r/>
-    </w:p>
-    <w:p>
-      <w:r/>
-      <w:r>
-        <w:rPr>
-          <w:b/>
+      <w:r>
+        <w:rPr>
+          <w:lang w:val="hi_IN" w:bidi="hi_IN"/>
+        </w:rPr>
+      </w:r>
+    </w:p>
+    <w:p>
+      <w:pPr/>
+      <w:r>
+        <w:rPr>
+          <w:lang w:val="hi_IN" w:bidi="hi_IN"/>
+        </w:rPr>
+      </w:r>
+      <w:r>
+        <w:rPr>
+          <w:b/>
+          <w:lang w:val="hi_IN" w:bidi="hi_IN"/>
         </w:rPr>
         <w:t>"क्योंकि"</w:t>
       </w:r>
     </w:p>
     <w:p>
-      <w:r/>
-      <w:r>
+      <w:pPr/>
+      <w:r>
+        <w:rPr>
+          <w:lang w:val="hi_IN" w:bidi="hi_IN"/>
+        </w:rPr>
+      </w:r>
+      <w:r>
+        <w:rPr>
+          <w:lang w:val="hi_IN" w:bidi="hi_IN"/>
+        </w:rPr>
         <w:t xml:space="preserve">यहाँ, </w:t>
       </w:r>
       <w:r>
         <w:rPr>
           <w:b/>
+          <w:lang w:val="hi_IN" w:bidi="hi_IN"/>
         </w:rPr>
         <w:t>क्योंकि</w:t>
       </w:r>
       <w:r>
+        <w:rPr>
+          <w:lang w:val="hi_IN" w:bidi="hi_IN"/>
+        </w:rPr>
         <w:t xml:space="preserve"> उस कारण को प्रस्तुत करता है कि यूहन्ना ने पिछले पदों में प्रेम करने और परमेश्वर की आज्ञा का पालन करने के विषये में क्यों लिखा—यह इसलिए है क्योंकि कई लोग ऐसे हैं जो विश्वासी होने का दिखावा करते हैं, लेकिन वे परमेश्वर से प्रेम नहीं करते या उनकी आज्ञा का पालन नहीं करते। अपनी भाषा में इस कारण को प्रस्तुत करने के लिए एक स्वाभाविक तरीका अपनाएं। यू.एस.टी देखें।</w:t>
       </w:r>
     </w:p>
     <w:p>
-      <w:r/>
-      <w:r>
+      <w:pPr/>
+      <w:r>
+        <w:rPr>
+          <w:lang w:val="hi_IN" w:bidi="hi_IN"/>
+        </w:rPr>
+      </w:r>
+      <w:r>
+        <w:rPr>
+          <w:lang w:val="hi_IN" w:bidi="hi_IN"/>
+        </w:rPr>
         <w:t>देखें:</w:t>
       </w:r>
       <w:r>
+        <w:rPr>
+          <w:lang w:val="hi_IN" w:bidi="hi_IN"/>
+        </w:rPr>
         <w:t xml:space="preserve"> जोड़ें — कारण-और-परिणाम सम्बन्ध</w:t>
       </w:r>
-      <w:r/>
-      <w:r/>
-    </w:p>
-    <w:p>
-      <w:r/>
+      <w:r>
+        <w:rPr>
+          <w:lang w:val="hi_IN" w:bidi="hi_IN"/>
+        </w:rPr>
+      </w:r>
+      <w:r>
+        <w:rPr>
+          <w:lang w:val="hi_IN" w:bidi="hi_IN"/>
+        </w:rPr>
+      </w:r>
+    </w:p>
+    <w:p>
+      <w:pPr/>
+      <w:r>
+        <w:rPr>
+          <w:lang w:val="hi_IN" w:bidi="hi_IN"/>
+        </w:rPr>
+      </w:r>
     </w:p>
     <w:p>
       <w:pPr>
         <w:pStyle w:val="Heading2"/>
       </w:pPr>
       <w:r>
+        <w:rPr>
+          <w:lang w:val="hi_IN" w:bidi="hi_IN"/>
+        </w:rPr>
         <w:t>2 यूहन्ना 1:7 (#2)</w:t>
       </w:r>
-      <w:r/>
-    </w:p>
-    <w:p>
-      <w:r/>
-      <w:r>
-        <w:rPr>
-          <w:b/>
+      <w:r>
+        <w:rPr>
+          <w:lang w:val="hi_IN" w:bidi="hi_IN"/>
+        </w:rPr>
+      </w:r>
+    </w:p>
+    <w:p>
+      <w:pPr/>
+      <w:r>
+        <w:rPr>
+          <w:lang w:val="hi_IN" w:bidi="hi_IN"/>
+        </w:rPr>
+      </w:r>
+      <w:r>
+        <w:rPr>
+          <w:b/>
+          <w:lang w:val="hi_IN" w:bidi="hi_IN"/>
         </w:rPr>
         <w:t>"क्योंकि बहुत भरमानेवाले जगत में निकल आए हैं"</w:t>
       </w:r>
     </w:p>
     <w:p>
-      <w:r/>
-      <w:r>
+      <w:pPr/>
+      <w:r>
+        <w:rPr>
+          <w:lang w:val="hi_IN" w:bidi="hi_IN"/>
+        </w:rPr>
+      </w:r>
+      <w:r>
+        <w:rPr>
+          <w:lang w:val="hi_IN" w:bidi="hi_IN"/>
+        </w:rPr>
         <w:t>"क्योंकि कई झूठे शिक्षकों ने मण्डली को छोड़ दिया है या ""क्योंकि बहुत से ऐसे भरमानेवाले जगत में निकल आए है"""</w:t>
       </w:r>
-      <w:r/>
-      <w:r/>
-    </w:p>
-    <w:p>
-      <w:r/>
+      <w:r>
+        <w:rPr>
+          <w:lang w:val="hi_IN" w:bidi="hi_IN"/>
+        </w:rPr>
+      </w:r>
+      <w:r>
+        <w:rPr>
+          <w:lang w:val="hi_IN" w:bidi="hi_IN"/>
+        </w:rPr>
+      </w:r>
+    </w:p>
+    <w:p>
+      <w:pPr/>
+      <w:r>
+        <w:rPr>
+          <w:lang w:val="hi_IN" w:bidi="hi_IN"/>
+        </w:rPr>
+      </w:r>
     </w:p>
     <w:p>
       <w:pPr>
         <w:pStyle w:val="Heading2"/>
       </w:pPr>
       <w:r>
+        <w:rPr>
+          <w:lang w:val="hi_IN" w:bidi="hi_IN"/>
+        </w:rPr>
         <w:t>2 यूहन्ना 1:7 (#4)</w:t>
       </w:r>
-      <w:r/>
-    </w:p>
-    <w:p>
-      <w:r/>
-      <w:r>
-        <w:rPr>
-          <w:b/>
+      <w:r>
+        <w:rPr>
+          <w:lang w:val="hi_IN" w:bidi="hi_IN"/>
+        </w:rPr>
+      </w:r>
+    </w:p>
+    <w:p>
+      <w:pPr/>
+      <w:r>
+        <w:rPr>
+          <w:lang w:val="hi_IN" w:bidi="hi_IN"/>
+        </w:rPr>
+      </w:r>
+      <w:r>
+        <w:rPr>
+          <w:b/>
+          <w:lang w:val="hi_IN" w:bidi="hi_IN"/>
         </w:rPr>
         <w:t>"यीशु मसीह शरीर में"</w:t>
       </w:r>
       <w:r>
+        <w:rPr>
+          <w:lang w:val="hi_IN" w:bidi="hi_IN"/>
+        </w:rPr>
         <w:t xml:space="preserve"> - </w:t>
       </w:r>
       <w:r>
         <w:rPr>
           <w:b/>
+          <w:lang w:val="hi_IN" w:bidi="hi_IN"/>
         </w:rPr>
         <w:t>"आया"</w:t>
       </w:r>
     </w:p>
     <w:p>
-      <w:r/>
-      <w:r>
+      <w:pPr/>
+      <w:r>
+        <w:rPr>
+          <w:lang w:val="hi_IN" w:bidi="hi_IN"/>
+        </w:rPr>
+      </w:r>
+      <w:r>
+        <w:rPr>
+          <w:lang w:val="hi_IN" w:bidi="hi_IN"/>
+        </w:rPr>
         <w:t>"शरीर में आना वास्तविक व्यक्ति होने के लिए एक उपनाम है। वैकल्पिक अनुवाद: ""यीशु मसीह एक वास्तविक मनुष्य के रूप में आया""</w:t>
       </w:r>
     </w:p>
     <w:p>
-      <w:r/>
-      <w:r>
+      <w:pPr/>
+      <w:r>
+        <w:rPr>
+          <w:lang w:val="hi_IN" w:bidi="hi_IN"/>
+        </w:rPr>
+      </w:r>
+      <w:r>
+        <w:rPr>
+          <w:lang w:val="hi_IN" w:bidi="hi_IN"/>
+        </w:rPr>
         <w:t xml:space="preserve">देखें: </w:t>
       </w:r>
       <w:r>
+        <w:rPr>
+          <w:lang w:val="hi_IN" w:bidi="hi_IN"/>
+        </w:rPr>
         <w:t>प्रतिन्यास</w:t>
       </w:r>
-      <w:r/>
-      <w:r/>
-    </w:p>
-    <w:p>
-      <w:r/>
+      <w:r>
+        <w:rPr>
+          <w:lang w:val="hi_IN" w:bidi="hi_IN"/>
+        </w:rPr>
+      </w:r>
+      <w:r>
+        <w:rPr>
+          <w:lang w:val="hi_IN" w:bidi="hi_IN"/>
+        </w:rPr>
+      </w:r>
+    </w:p>
+    <w:p>
+      <w:pPr/>
+      <w:r>
+        <w:rPr>
+          <w:lang w:val="hi_IN" w:bidi="hi_IN"/>
+        </w:rPr>
+      </w:r>
     </w:p>
     <w:p>
       <w:pPr>
         <w:pStyle w:val="Heading2"/>
       </w:pPr>
       <w:r>
+        <w:rPr>
+          <w:lang w:val="hi_IN" w:bidi="hi_IN"/>
+        </w:rPr>
         <w:t>2 यूहन्ना 1:7 (#4)</w:t>
       </w:r>
-      <w:r/>
-    </w:p>
-    <w:p>
-      <w:r/>
-      <w:r>
-        <w:rPr>
-          <w:b/>
+      <w:r>
+        <w:rPr>
+          <w:lang w:val="hi_IN" w:bidi="hi_IN"/>
+        </w:rPr>
+      </w:r>
+    </w:p>
+    <w:p>
+      <w:pPr/>
+      <w:r>
+        <w:rPr>
+          <w:lang w:val="hi_IN" w:bidi="hi_IN"/>
+        </w:rPr>
+      </w:r>
+      <w:r>
+        <w:rPr>
+          <w:b/>
+          <w:lang w:val="hi_IN" w:bidi="hi_IN"/>
         </w:rPr>
         <w:t>"</w:t>
       </w:r>
       <w:r>
         <w:rPr>
           <w:b/>
+          <w:lang w:val="hi_IN" w:bidi="hi_IN"/>
         </w:rPr>
         <w:t>भरमानेवाला और मसीह का विरोधी यही है</w:t>
       </w:r>
       <w:r>
         <w:rPr>
           <w:b/>
+          <w:lang w:val="hi_IN" w:bidi="hi_IN"/>
         </w:rPr>
         <w:t>"</w:t>
       </w:r>
     </w:p>
     <w:p>
-      <w:r/>
-      <w:r>
-        <w:rPr>
-          <w:b/>
+      <w:pPr/>
+      <w:r>
+        <w:rPr>
+          <w:lang w:val="hi_IN" w:bidi="hi_IN"/>
+        </w:rPr>
+      </w:r>
+      <w:r>
+        <w:rPr>
+          <w:b/>
+          <w:lang w:val="hi_IN" w:bidi="hi_IN"/>
         </w:rPr>
         <w:t>यही</w:t>
       </w:r>
       <w:r>
+        <w:rPr>
+          <w:lang w:val="hi_IN" w:bidi="hi_IN"/>
+        </w:rPr>
         <w:t xml:space="preserve"> उन लोगों की स्थिति की ओर इशारा करता है जो झूठी शिक्षा दे रहे हैं कि यीशु के पास मांस का शरीर नहीं था। यूहन्ना कह रहे हैं कि लोग इस तरह से दूसरों को धोखा देते हैं क्योंकि मूल धोखेबाज (शैतान) उन्हें ऐसा करने के लिए प्रेरित करता है। यदि यह आपके पाठकों के लिए सहायक हो तो आप इस जानकारी को शामिल कर सकते हैं । वैकल्पिक अनुवाद: "यह उस धोखेबाज का काम है, जो मसीह विरोधी हैं" या "इस प्रकार की शिक्षा उस व्यक्ति से आती है जो धोखेबाज और मसीह विरोधी है"</w:t>
       </w:r>
     </w:p>
     <w:p>
-      <w:r/>
-      <w:r>
+      <w:pPr/>
+      <w:r>
+        <w:rPr>
+          <w:lang w:val="hi_IN" w:bidi="hi_IN"/>
+        </w:rPr>
+      </w:r>
+      <w:r>
+        <w:rPr>
+          <w:lang w:val="hi_IN" w:bidi="hi_IN"/>
+        </w:rPr>
         <w:t xml:space="preserve">देखें: </w:t>
       </w:r>
       <w:r>
+        <w:rPr>
+          <w:lang w:val="hi_IN" w:bidi="hi_IN"/>
+        </w:rPr>
         <w:t>अनुमानित ज्ञान और अंतर्निहित जानकारी</w:t>
       </w:r>
-      <w:r/>
-      <w:r/>
-    </w:p>
-    <w:p>
-      <w:r/>
+      <w:r>
+        <w:rPr>
+          <w:lang w:val="hi_IN" w:bidi="hi_IN"/>
+        </w:rPr>
+      </w:r>
+      <w:r>
+        <w:rPr>
+          <w:lang w:val="hi_IN" w:bidi="hi_IN"/>
+        </w:rPr>
+      </w:r>
+    </w:p>
+    <w:p>
+      <w:pPr/>
+      <w:r>
+        <w:rPr>
+          <w:lang w:val="hi_IN" w:bidi="hi_IN"/>
+        </w:rPr>
+      </w:r>
     </w:p>
     <w:p>
       <w:pPr>
         <w:pStyle w:val="Heading2"/>
       </w:pPr>
       <w:r>
+        <w:rPr>
+          <w:lang w:val="hi_IN" w:bidi="hi_IN"/>
+        </w:rPr>
         <w:t>2 यूहन्ना 1:7 (#5)</w:t>
       </w:r>
-      <w:r/>
-    </w:p>
-    <w:p>
-      <w:r/>
-      <w:r>
-        <w:rPr>
-          <w:b/>
+      <w:r>
+        <w:rPr>
+          <w:lang w:val="hi_IN" w:bidi="hi_IN"/>
+        </w:rPr>
+      </w:r>
+    </w:p>
+    <w:p>
+      <w:pPr/>
+      <w:r>
+        <w:rPr>
+          <w:lang w:val="hi_IN" w:bidi="hi_IN"/>
+        </w:rPr>
+      </w:r>
+      <w:r>
+        <w:rPr>
+          <w:b/>
+          <w:lang w:val="hi_IN" w:bidi="hi_IN"/>
         </w:rPr>
         <w:t>"</w:t>
       </w:r>
       <w:r>
         <w:rPr>
           <w:b/>
+          <w:lang w:val="hi_IN" w:bidi="hi_IN"/>
         </w:rPr>
         <w:t>भरमानेवाला और मसीह का विरोधी</w:t>
       </w:r>
       <w:r>
         <w:rPr>
           <w:b/>
+          <w:lang w:val="hi_IN" w:bidi="hi_IN"/>
         </w:rPr>
         <w:t>"</w:t>
       </w:r>
     </w:p>
     <w:p>
-      <w:r/>
-      <w:r>
+      <w:pPr/>
+      <w:r>
+        <w:rPr>
+          <w:lang w:val="hi_IN" w:bidi="hi_IN"/>
+        </w:rPr>
+      </w:r>
+      <w:r>
+        <w:rPr>
+          <w:lang w:val="hi_IN" w:bidi="hi_IN"/>
+        </w:rPr>
         <w:t xml:space="preserve">शब्द </w:t>
       </w:r>
       <w:r>
         <w:rPr>
           <w:b/>
+          <w:lang w:val="hi_IN" w:bidi="hi_IN"/>
         </w:rPr>
         <w:t xml:space="preserve">भरमानेवाला </w:t>
       </w:r>
       <w:r>
+        <w:rPr>
+          <w:lang w:val="hi_IN" w:bidi="hi_IN"/>
+        </w:rPr>
         <w:t xml:space="preserve">और </w:t>
       </w:r>
       <w:r>
         <w:rPr>
           <w:b/>
+          <w:lang w:val="hi_IN" w:bidi="hi_IN"/>
         </w:rPr>
         <w:t>मसीह विरोधी</w:t>
       </w:r>
       <w:r>
+        <w:rPr>
+          <w:lang w:val="hi_IN" w:bidi="hi_IN"/>
+        </w:rPr>
         <w:t xml:space="preserve"> एक ही व्यक्ति (शैतान) को संदर्भित करते हैं। आपके अनुवाद में इसे स्पष्ट करना सहायक हो सकता है। वैकल्पिक अनुवाद: "धोखेबाज, अर्थात्, मसीह विरोधी"</w:t>
       </w:r>
     </w:p>
     <w:p>
-      <w:r/>
-      <w:r>
+      <w:pPr/>
+      <w:r>
+        <w:rPr>
+          <w:lang w:val="hi_IN" w:bidi="hi_IN"/>
+        </w:rPr>
+      </w:r>
+      <w:r>
+        <w:rPr>
+          <w:lang w:val="hi_IN" w:bidi="hi_IN"/>
+        </w:rPr>
         <w:t>देखें:</w:t>
       </w:r>
       <w:r>
+        <w:rPr>
+          <w:lang w:val="hi_IN" w:bidi="hi_IN"/>
+        </w:rPr>
         <w:t xml:space="preserve"> द्विरावृत्ति (डबलेट)</w:t>
       </w:r>
-      <w:r/>
-      <w:r/>
-    </w:p>
-    <w:p>
-      <w:r/>
+      <w:r>
+        <w:rPr>
+          <w:lang w:val="hi_IN" w:bidi="hi_IN"/>
+        </w:rPr>
+      </w:r>
+      <w:r>
+        <w:rPr>
+          <w:lang w:val="hi_IN" w:bidi="hi_IN"/>
+        </w:rPr>
+      </w:r>
+    </w:p>
+    <w:p>
+      <w:pPr/>
+      <w:r>
+        <w:rPr>
+          <w:lang w:val="hi_IN" w:bidi="hi_IN"/>
+        </w:rPr>
+      </w:r>
     </w:p>
     <w:p>
       <w:pPr>
         <w:pStyle w:val="Heading2"/>
       </w:pPr>
       <w:r>
+        <w:rPr>
+          <w:lang w:val="hi_IN" w:bidi="hi_IN"/>
+        </w:rPr>
         <w:t>2 यूहन्ना 1:8 (#1)</w:t>
       </w:r>
-      <w:r/>
-    </w:p>
-    <w:p>
-      <w:r/>
-      <w:r>
-        <w:rPr>
-          <w:b/>
+      <w:r>
+        <w:rPr>
+          <w:lang w:val="hi_IN" w:bidi="hi_IN"/>
+        </w:rPr>
+      </w:r>
+    </w:p>
+    <w:p>
+      <w:pPr/>
+      <w:r>
+        <w:rPr>
+          <w:lang w:val="hi_IN" w:bidi="hi_IN"/>
+        </w:rPr>
+      </w:r>
+      <w:r>
+        <w:rPr>
+          <w:b/>
+          <w:lang w:val="hi_IN" w:bidi="hi_IN"/>
         </w:rPr>
         <w:t>"</w:t>
       </w:r>
       <w:r>
         <w:rPr>
           <w:b/>
+          <w:lang w:val="hi_IN" w:bidi="hi_IN"/>
         </w:rPr>
         <w:t>चौकस रहो</w:t>
       </w:r>
       <w:r>
         <w:rPr>
           <w:b/>
+          <w:lang w:val="hi_IN" w:bidi="hi_IN"/>
         </w:rPr>
         <w:t>"</w:t>
       </w:r>
     </w:p>
     <w:p>
-      <w:r/>
-      <w:r>
+      <w:pPr/>
+      <w:r>
+        <w:rPr>
+          <w:lang w:val="hi_IN" w:bidi="hi_IN"/>
+        </w:rPr>
+      </w:r>
+      <w:r>
+        <w:rPr>
+          <w:lang w:val="hi_IN" w:bidi="hi_IN"/>
+        </w:rPr>
         <w:t xml:space="preserve">यहाँ, </w:t>
       </w:r>
       <w:r>
         <w:rPr>
           <w:b/>
+          <w:lang w:val="hi_IN" w:bidi="hi_IN"/>
         </w:rPr>
         <w:t>चौकस रहो</w:t>
       </w:r>
       <w:r>
+        <w:rPr>
+          <w:lang w:val="hi_IN" w:bidi="hi_IN"/>
+        </w:rPr>
         <w:t xml:space="preserve"> एक मुहावरा है जिसका अर्थ है "सावधान रहें।" यदि इस वाक्यांश का आपकी भाषा में यह अर्थ नहीं है, तो आप अपनी भाषा से ऐसे किसी मुहावरे का उपयोग कर सकते हैं जिसका यह अर्थ हो या अर्थ को सीधे तौर पर बता सकते हैं। वैकल्पिक अनुवाद: "अपना ख्याल रखें" या "अपनी रक्षा करें"</w:t>
       </w:r>
     </w:p>
     <w:p>
-      <w:r/>
-      <w:r>
+      <w:pPr/>
+      <w:r>
+        <w:rPr>
+          <w:lang w:val="hi_IN" w:bidi="hi_IN"/>
+        </w:rPr>
+      </w:r>
+      <w:r>
+        <w:rPr>
+          <w:lang w:val="hi_IN" w:bidi="hi_IN"/>
+        </w:rPr>
         <w:t xml:space="preserve">देखें: </w:t>
       </w:r>
       <w:r>
+        <w:rPr>
+          <w:lang w:val="hi_IN" w:bidi="hi_IN"/>
+        </w:rPr>
         <w:t xml:space="preserve">मुहावरा </w:t>
       </w:r>
-      <w:r/>
-      <w:r/>
-    </w:p>
-    <w:p>
-      <w:r/>
+      <w:r>
+        <w:rPr>
+          <w:lang w:val="hi_IN" w:bidi="hi_IN"/>
+        </w:rPr>
+      </w:r>
+      <w:r>
+        <w:rPr>
+          <w:lang w:val="hi_IN" w:bidi="hi_IN"/>
+        </w:rPr>
+      </w:r>
+    </w:p>
+    <w:p>
+      <w:pPr/>
+      <w:r>
+        <w:rPr>
+          <w:lang w:val="hi_IN" w:bidi="hi_IN"/>
+        </w:rPr>
+      </w:r>
     </w:p>
     <w:p>
       <w:pPr>
         <w:pStyle w:val="Heading2"/>
       </w:pPr>
       <w:r>
+        <w:rPr>
+          <w:lang w:val="hi_IN" w:bidi="hi_IN"/>
+        </w:rPr>
         <w:t>2 यूहन्ना 1:8 (#1)</w:t>
       </w:r>
-      <w:r/>
-    </w:p>
-    <w:p>
-      <w:r/>
-      <w:r>
-        <w:rPr>
-          <w:b/>
+      <w:r>
+        <w:rPr>
+          <w:lang w:val="hi_IN" w:bidi="hi_IN"/>
+        </w:rPr>
+      </w:r>
+    </w:p>
+    <w:p>
+      <w:pPr/>
+      <w:r>
+        <w:rPr>
+          <w:lang w:val="hi_IN" w:bidi="hi_IN"/>
+        </w:rPr>
+      </w:r>
+      <w:r>
+        <w:rPr>
+          <w:b/>
+          <w:lang w:val="hi_IN" w:bidi="hi_IN"/>
         </w:rPr>
         <w:t>"अपने विषय में चौकस रहो"</w:t>
       </w:r>
     </w:p>
     <w:p>
-      <w:r/>
-      <w:r>
+      <w:pPr/>
+      <w:r>
+        <w:rPr>
+          <w:lang w:val="hi_IN" w:bidi="hi_IN"/>
+        </w:rPr>
+      </w:r>
+      <w:r>
+        <w:rPr>
+          <w:lang w:val="hi_IN" w:bidi="hi_IN"/>
+        </w:rPr>
         <w:t>"उन से सतर्क रहें या उन पर ""ध्यान दें"""</w:t>
       </w:r>
-      <w:r/>
-      <w:r/>
-    </w:p>
-    <w:p>
-      <w:r/>
+      <w:r>
+        <w:rPr>
+          <w:lang w:val="hi_IN" w:bidi="hi_IN"/>
+        </w:rPr>
+      </w:r>
+      <w:r>
+        <w:rPr>
+          <w:lang w:val="hi_IN" w:bidi="hi_IN"/>
+        </w:rPr>
+      </w:r>
+    </w:p>
+    <w:p>
+      <w:pPr/>
+      <w:r>
+        <w:rPr>
+          <w:lang w:val="hi_IN" w:bidi="hi_IN"/>
+        </w:rPr>
+      </w:r>
     </w:p>
     <w:p>
       <w:pPr>
         <w:pStyle w:val="Heading2"/>
       </w:pPr>
       <w:r>
+        <w:rPr>
+          <w:lang w:val="hi_IN" w:bidi="hi_IN"/>
+        </w:rPr>
         <w:t>2 यूहन्ना 1:8 (#3)</w:t>
       </w:r>
-      <w:r/>
-    </w:p>
-    <w:p>
-      <w:r/>
-      <w:r>
-        <w:rPr>
-          <w:b/>
+      <w:r>
+        <w:rPr>
+          <w:lang w:val="hi_IN" w:bidi="hi_IN"/>
+        </w:rPr>
+      </w:r>
+    </w:p>
+    <w:p>
+      <w:pPr/>
+      <w:r>
+        <w:rPr>
+          <w:lang w:val="hi_IN" w:bidi="hi_IN"/>
+        </w:rPr>
+      </w:r>
+      <w:r>
+        <w:rPr>
+          <w:b/>
+          <w:lang w:val="hi_IN" w:bidi="hi_IN"/>
         </w:rPr>
         <w:t>"</w:t>
       </w:r>
       <w:r>
         <w:rPr>
           <w:b/>
+          <w:lang w:val="hi_IN" w:bidi="hi_IN"/>
         </w:rPr>
         <w:t>जो</w:t>
       </w:r>
       <w:r>
         <w:rPr>
           <w:b/>
+          <w:lang w:val="hi_IN" w:bidi="hi_IN"/>
         </w:rPr>
         <w:t>"</w:t>
       </w:r>
     </w:p>
     <w:p>
-      <w:r/>
-      <w:r>
+      <w:pPr/>
+      <w:r>
+        <w:rPr>
+          <w:lang w:val="hi_IN" w:bidi="hi_IN"/>
+        </w:rPr>
+      </w:r>
+      <w:r>
+        <w:rPr>
+          <w:lang w:val="hi_IN" w:bidi="hi_IN"/>
+        </w:rPr>
         <w:t xml:space="preserve">शब्द </w:t>
       </w:r>
       <w:r>
         <w:rPr>
           <w:b/>
+          <w:lang w:val="hi_IN" w:bidi="hi_IN"/>
         </w:rPr>
         <w:t>जो</w:t>
       </w:r>
       <w:r>
+        <w:rPr>
+          <w:lang w:val="hi_IN" w:bidi="hi_IN"/>
+        </w:rPr>
         <w:t xml:space="preserve"> सामान्य रूप से</w:t>
       </w:r>
       <w:r>
         <w:rPr>
           <w:b/>
+          <w:lang w:val="hi_IN" w:bidi="hi_IN"/>
         </w:rPr>
         <w:t xml:space="preserve"> </w:t>
       </w:r>
       <w:r>
+        <w:rPr>
+          <w:lang w:val="hi_IN" w:bidi="hi_IN"/>
+        </w:rPr>
         <w:t>उन सभी कार्यों को संदर्भित करता है जो यूहन्ना और उनके साथी विश्वासियों ने उस कलीसिया में विश्वास को बढ़ाने के लिए किए हैं, जिसे वे लिख रहे हैं। आप यहाँ एक सामान्य शब्द का उपयोग कर सकते हैं, या यदि यह आपकी भाषा में सहायक होगा, तो आप इसे अधिक स्पष्ट रूप से कह सकते हैं। वैकल्पिक अनुवाद: “सब कुछ” या “यीशु में विश्वास”</w:t>
       </w:r>
     </w:p>
     <w:p>
-      <w:r/>
-      <w:r>
+      <w:pPr/>
+      <w:r>
+        <w:rPr>
+          <w:lang w:val="hi_IN" w:bidi="hi_IN"/>
+        </w:rPr>
+      </w:r>
+      <w:r>
+        <w:rPr>
+          <w:lang w:val="hi_IN" w:bidi="hi_IN"/>
+        </w:rPr>
         <w:t xml:space="preserve">देखें: </w:t>
       </w:r>
       <w:r>
+        <w:rPr>
+          <w:lang w:val="hi_IN" w:bidi="hi_IN"/>
+        </w:rPr>
         <w:t>अनुमानित ज्ञान और अंतर्निहित जानकारी</w:t>
       </w:r>
-      <w:r/>
-      <w:r/>
-    </w:p>
-    <w:p>
-      <w:r/>
+      <w:r>
+        <w:rPr>
+          <w:lang w:val="hi_IN" w:bidi="hi_IN"/>
+        </w:rPr>
+      </w:r>
+      <w:r>
+        <w:rPr>
+          <w:lang w:val="hi_IN" w:bidi="hi_IN"/>
+        </w:rPr>
+      </w:r>
+    </w:p>
+    <w:p>
+      <w:pPr/>
+      <w:r>
+        <w:rPr>
+          <w:lang w:val="hi_IN" w:bidi="hi_IN"/>
+        </w:rPr>
+      </w:r>
     </w:p>
     <w:p>
       <w:pPr>
         <w:pStyle w:val="Heading2"/>
       </w:pPr>
       <w:r>
+        <w:rPr>
+          <w:lang w:val="hi_IN" w:bidi="hi_IN"/>
+        </w:rPr>
         <w:t>2 यूहन्ना 1:8 (#4)</w:t>
       </w:r>
-      <w:r/>
-    </w:p>
-    <w:p>
-      <w:r/>
-      <w:r>
-        <w:rPr>
-          <w:b/>
+      <w:r>
+        <w:rPr>
+          <w:lang w:val="hi_IN" w:bidi="hi_IN"/>
+        </w:rPr>
+      </w:r>
+    </w:p>
+    <w:p>
+      <w:pPr/>
+      <w:r>
+        <w:rPr>
+          <w:lang w:val="hi_IN" w:bidi="hi_IN"/>
+        </w:rPr>
+      </w:r>
+      <w:r>
+        <w:rPr>
+          <w:b/>
+          <w:lang w:val="hi_IN" w:bidi="hi_IN"/>
         </w:rPr>
         <w:t>"</w:t>
       </w:r>
       <w:r>
         <w:rPr>
           <w:b/>
+          <w:lang w:val="hi_IN" w:bidi="hi_IN"/>
         </w:rPr>
         <w:t>जो परिश्रम हम सब ने किया है</w:t>
       </w:r>
       <w:r>
         <w:rPr>
           <w:b/>
+          <w:lang w:val="hi_IN" w:bidi="hi_IN"/>
         </w:rPr>
         <w:t>"</w:t>
       </w:r>
     </w:p>
     <w:p>
-      <w:r/>
-      <w:r>
+      <w:pPr/>
+      <w:r>
+        <w:rPr>
+          <w:lang w:val="hi_IN" w:bidi="hi_IN"/>
+        </w:rPr>
+      </w:r>
+      <w:r>
+        <w:rPr>
+          <w:lang w:val="hi_IN" w:bidi="hi_IN"/>
+        </w:rPr>
         <w:t xml:space="preserve">कुछ पांडुलिपियों में यहाँ "आप" की जगह </w:t>
       </w:r>
       <w:r>
         <w:rPr>
           <w:b/>
+          <w:lang w:val="hi_IN" w:bidi="hi_IN"/>
         </w:rPr>
         <w:t>हम</w:t>
       </w:r>
       <w:r>
+        <w:rPr>
+          <w:lang w:val="hi_IN" w:bidi="hi_IN"/>
+        </w:rPr>
         <w:t xml:space="preserve"> है। हालांकि, अधिकांश विद्वान </w:t>
       </w:r>
       <w:r>
         <w:rPr>
           <w:b/>
+          <w:lang w:val="hi_IN" w:bidi="hi_IN"/>
         </w:rPr>
         <w:t>हम</w:t>
       </w:r>
       <w:r>
+        <w:rPr>
+          <w:lang w:val="hi_IN" w:bidi="hi_IN"/>
+        </w:rPr>
         <w:t xml:space="preserve"> के साथ पढ़ने को सही मानते हैं। परिचय के भाग 3 में चर्चा देखें।</w:t>
       </w:r>
     </w:p>
     <w:p>
-      <w:r/>
-      <w:r>
+      <w:pPr/>
+      <w:r>
+        <w:rPr>
+          <w:lang w:val="hi_IN" w:bidi="hi_IN"/>
+        </w:rPr>
+      </w:r>
+      <w:r>
+        <w:rPr>
+          <w:lang w:val="hi_IN" w:bidi="hi_IN"/>
+        </w:rPr>
         <w:t xml:space="preserve">देखें: </w:t>
       </w:r>
       <w:r>
+        <w:rPr>
+          <w:lang w:val="hi_IN" w:bidi="hi_IN"/>
+        </w:rPr>
         <w:t>पाठ्य भिन्नताएँ</w:t>
       </w:r>
-      <w:r/>
-      <w:r/>
-    </w:p>
-    <w:p>
-      <w:r/>
+      <w:r>
+        <w:rPr>
+          <w:lang w:val="hi_IN" w:bidi="hi_IN"/>
+        </w:rPr>
+      </w:r>
+      <w:r>
+        <w:rPr>
+          <w:lang w:val="hi_IN" w:bidi="hi_IN"/>
+        </w:rPr>
+      </w:r>
+    </w:p>
+    <w:p>
+      <w:pPr/>
+      <w:r>
+        <w:rPr>
+          <w:lang w:val="hi_IN" w:bidi="hi_IN"/>
+        </w:rPr>
+      </w:r>
     </w:p>
     <w:p>
       <w:pPr>
         <w:pStyle w:val="Heading2"/>
       </w:pPr>
       <w:r>
+        <w:rPr>
+          <w:lang w:val="hi_IN" w:bidi="hi_IN"/>
+        </w:rPr>
         <w:t>2 यूहन्ना 1:8 (#5)</w:t>
       </w:r>
-      <w:r/>
-    </w:p>
-    <w:p>
-      <w:r/>
-      <w:r>
-        <w:rPr>
-          <w:b/>
+      <w:r>
+        <w:rPr>
+          <w:lang w:val="hi_IN" w:bidi="hi_IN"/>
+        </w:rPr>
+      </w:r>
+    </w:p>
+    <w:p>
+      <w:pPr/>
+      <w:r>
+        <w:rPr>
+          <w:lang w:val="hi_IN" w:bidi="hi_IN"/>
+        </w:rPr>
+      </w:r>
+      <w:r>
+        <w:rPr>
+          <w:b/>
+          <w:lang w:val="hi_IN" w:bidi="hi_IN"/>
         </w:rPr>
         <w:t>"</w:t>
       </w:r>
       <w:r>
         <w:rPr>
           <w:b/>
+          <w:lang w:val="hi_IN" w:bidi="hi_IN"/>
         </w:rPr>
         <w:t>परिश्रम हम सब ने किया है</w:t>
       </w:r>
       <w:r>
         <w:rPr>
           <w:b/>
+          <w:lang w:val="hi_IN" w:bidi="hi_IN"/>
         </w:rPr>
         <w:t>"</w:t>
       </w:r>
     </w:p>
     <w:p>
-      <w:r/>
-      <w:r>
+      <w:pPr/>
+      <w:r>
+        <w:rPr>
+          <w:lang w:val="hi_IN" w:bidi="hi_IN"/>
+        </w:rPr>
+      </w:r>
+      <w:r>
+        <w:rPr>
+          <w:lang w:val="hi_IN" w:bidi="hi_IN"/>
+        </w:rPr>
         <w:t xml:space="preserve">यहाँ </w:t>
       </w:r>
       <w:r>
         <w:rPr>
           <w:b/>
+          <w:lang w:val="hi_IN" w:bidi="hi_IN"/>
         </w:rPr>
         <w:t>हम</w:t>
       </w:r>
       <w:r>
+        <w:rPr>
+          <w:lang w:val="hi_IN" w:bidi="hi_IN"/>
+        </w:rPr>
         <w:t xml:space="preserve"> शब्द संभवतः समावेशी है। यूहन्ना, उनके श्रोता, और अन्य सभी ने जिन्होंने उन विश्वासियों के विश्वास को बढ़ाने के लिए कार्य किया है जिनके लिए यूहन्ना लिख रहे हैं।</w:t>
       </w:r>
     </w:p>
     <w:p>
-      <w:r/>
-      <w:r>
+      <w:pPr/>
+      <w:r>
+        <w:rPr>
+          <w:lang w:val="hi_IN" w:bidi="hi_IN"/>
+        </w:rPr>
+      </w:r>
+      <w:r>
+        <w:rPr>
+          <w:lang w:val="hi_IN" w:bidi="hi_IN"/>
+        </w:rPr>
         <w:t>देखें:</w:t>
       </w:r>
       <w:r>
+        <w:rPr>
+          <w:lang w:val="hi_IN" w:bidi="hi_IN"/>
+        </w:rPr>
         <w:t xml:space="preserve"> विशिष्ट और समावेशी 'हम'</w:t>
       </w:r>
-      <w:r/>
-      <w:r/>
-    </w:p>
-    <w:p>
-      <w:r/>
+      <w:r>
+        <w:rPr>
+          <w:lang w:val="hi_IN" w:bidi="hi_IN"/>
+        </w:rPr>
+      </w:r>
+      <w:r>
+        <w:rPr>
+          <w:lang w:val="hi_IN" w:bidi="hi_IN"/>
+        </w:rPr>
+      </w:r>
+    </w:p>
+    <w:p>
+      <w:pPr/>
+      <w:r>
+        <w:rPr>
+          <w:lang w:val="hi_IN" w:bidi="hi_IN"/>
+        </w:rPr>
+      </w:r>
     </w:p>
     <w:p>
       <w:pPr>
         <w:pStyle w:val="Heading2"/>
       </w:pPr>
       <w:r>
+        <w:rPr>
+          <w:lang w:val="hi_IN" w:bidi="hi_IN"/>
+        </w:rPr>
         <w:t>2 यूहन्ना 1:8 (#6)</w:t>
       </w:r>
-      <w:r/>
-    </w:p>
-    <w:p>
-      <w:r/>
-      <w:r>
-        <w:rPr>
-          <w:b/>
+      <w:r>
+        <w:rPr>
+          <w:lang w:val="hi_IN" w:bidi="hi_IN"/>
+        </w:rPr>
+      </w:r>
+    </w:p>
+    <w:p>
+      <w:pPr/>
+      <w:r>
+        <w:rPr>
+          <w:lang w:val="hi_IN" w:bidi="hi_IN"/>
+        </w:rPr>
+      </w:r>
+      <w:r>
+        <w:rPr>
+          <w:b/>
+          <w:lang w:val="hi_IN" w:bidi="hi_IN"/>
         </w:rPr>
         <w:t>"</w:t>
       </w:r>
       <w:r>
         <w:rPr>
           <w:b/>
+          <w:lang w:val="hi_IN" w:bidi="hi_IN"/>
         </w:rPr>
         <w:t>पूरा प्रतिफल</w:t>
       </w:r>
       <w:r>
         <w:rPr>
           <w:b/>
+          <w:lang w:val="hi_IN" w:bidi="hi_IN"/>
         </w:rPr>
         <w:t>"</w:t>
       </w:r>
     </w:p>
     <w:p>
-      <w:r/>
-      <w:r>
+      <w:pPr/>
+      <w:r>
+        <w:rPr>
+          <w:lang w:val="hi_IN" w:bidi="hi_IN"/>
+        </w:rPr>
+      </w:r>
+      <w:r>
+        <w:rPr>
+          <w:lang w:val="hi_IN" w:bidi="hi_IN"/>
+        </w:rPr>
         <w:t xml:space="preserve">जिस शब्द का अनुवाद </w:t>
       </w:r>
       <w:r>
         <w:rPr>
           <w:b/>
+          <w:lang w:val="hi_IN" w:bidi="hi_IN"/>
         </w:rPr>
         <w:t xml:space="preserve">प्रतिफल </w:t>
       </w:r>
       <w:r>
+        <w:rPr>
+          <w:lang w:val="hi_IN" w:bidi="hi_IN"/>
+        </w:rPr>
         <w:t>के रूप में किया गया है, वह उस मज़दूरी को भी संदर्भित करता है जो एक मजदूर को उसके काम के लिए मिलती है। यूहन्ना इस विचार का उपयोग यह कहने के लिए कर रहे हैं कि परमेश्वर अपने लोगों को उनके लिए किए गए काम के लिए प्रतिफल देते हैं, और यह प्रतिफल खो जाएगा यदि काम व्यर्थ हो जाए। इस संदर्भ में, प्रतिफल, व्यक्ति का परमेश्वर के साथ संबंध के विचार को शामिल कर सकता है, क्योंकि यही वह चीज़ है जो खो जाएगी यदि यूहन्ना के पाठक मसीह की शिक्षाओं को छोड़ देते हैं, जैसा कि वह अगले पद में कहते हैं। एक समग्र वाक्यांश का उपयोग करें जो उन सभी चीजों को समाहित कर सके। वैकल्पिक अनुवाद: “पूर्ण प्रतिफल” या “पूरा पुरस्कार”</w:t>
       </w:r>
     </w:p>
     <w:p>
-      <w:r/>
-      <w:r>
+      <w:pPr/>
+      <w:r>
+        <w:rPr>
+          <w:lang w:val="hi_IN" w:bidi="hi_IN"/>
+        </w:rPr>
+      </w:r>
+      <w:r>
+        <w:rPr>
+          <w:lang w:val="hi_IN" w:bidi="hi_IN"/>
+        </w:rPr>
         <w:t xml:space="preserve">देखें: </w:t>
       </w:r>
       <w:r>
+        <w:rPr>
+          <w:lang w:val="hi_IN" w:bidi="hi_IN"/>
+        </w:rPr>
         <w:t xml:space="preserve">रूपक </w:t>
       </w:r>
-      <w:r/>
-      <w:r/>
-    </w:p>
-    <w:p>
-      <w:r/>
+      <w:r>
+        <w:rPr>
+          <w:lang w:val="hi_IN" w:bidi="hi_IN"/>
+        </w:rPr>
+      </w:r>
+      <w:r>
+        <w:rPr>
+          <w:lang w:val="hi_IN" w:bidi="hi_IN"/>
+        </w:rPr>
+      </w:r>
+    </w:p>
+    <w:p>
+      <w:pPr/>
+      <w:r>
+        <w:rPr>
+          <w:lang w:val="hi_IN" w:bidi="hi_IN"/>
+        </w:rPr>
+      </w:r>
     </w:p>
     <w:p>
       <w:pPr>
         <w:pStyle w:val="Heading2"/>
       </w:pPr>
       <w:r>
+        <w:rPr>
+          <w:lang w:val="hi_IN" w:bidi="hi_IN"/>
+        </w:rPr>
         <w:t>2 यूहन्ना 1:9 (#1)</w:t>
       </w:r>
-      <w:r/>
-    </w:p>
-    <w:p>
-      <w:r/>
-      <w:r>
-        <w:rPr>
-          <w:b/>
+      <w:r>
+        <w:rPr>
+          <w:lang w:val="hi_IN" w:bidi="hi_IN"/>
+        </w:rPr>
+      </w:r>
+    </w:p>
+    <w:p>
+      <w:pPr/>
+      <w:r>
+        <w:rPr>
+          <w:lang w:val="hi_IN" w:bidi="hi_IN"/>
+        </w:rPr>
+      </w:r>
+      <w:r>
+        <w:rPr>
+          <w:b/>
+          <w:lang w:val="hi_IN" w:bidi="hi_IN"/>
         </w:rPr>
         <w:t>"जो कोई आगे बढ़ जाता"</w:t>
       </w:r>
       <w:r>
+        <w:rPr>
+          <w:lang w:val="hi_IN" w:bidi="hi_IN"/>
+        </w:rPr>
         <w:t xml:space="preserve"> - </w:t>
       </w:r>
       <w:r>
         <w:rPr>
           <w:b/>
+          <w:lang w:val="hi_IN" w:bidi="hi_IN"/>
         </w:rPr>
         <w:t>"भी"</w:t>
       </w:r>
     </w:p>
     <w:p>
-      <w:r/>
-      <w:r>
+      <w:pPr/>
+      <w:r>
+        <w:rPr>
+          <w:lang w:val="hi_IN" w:bidi="hi_IN"/>
+        </w:rPr>
+      </w:r>
+      <w:r>
+        <w:rPr>
+          <w:lang w:val="hi_IN" w:bidi="hi_IN"/>
+        </w:rPr>
         <w:t>"यह एक ऐसे व्यक्ति को सन्दर्भित करता है जो किसी की भी तुलना में परमेश्वर और सत्य के बारे में अधिक जानने का दावा करता है। वैकल्पिक अनुवाद: ""जो कोई परमेश्वर के बारे में अधिक जानने का दावा करता है"" या ""जो कोई सत्य की अवहेलना करता है"""</w:t>
       </w:r>
-      <w:r/>
-      <w:r/>
-    </w:p>
-    <w:p>
-      <w:r/>
+      <w:r>
+        <w:rPr>
+          <w:lang w:val="hi_IN" w:bidi="hi_IN"/>
+        </w:rPr>
+      </w:r>
+      <w:r>
+        <w:rPr>
+          <w:lang w:val="hi_IN" w:bidi="hi_IN"/>
+        </w:rPr>
+      </w:r>
+    </w:p>
+    <w:p>
+      <w:pPr/>
+      <w:r>
+        <w:rPr>
+          <w:lang w:val="hi_IN" w:bidi="hi_IN"/>
+        </w:rPr>
+      </w:r>
     </w:p>
     <w:p>
       <w:pPr>
         <w:pStyle w:val="Heading2"/>
       </w:pPr>
       <w:r>
+        <w:rPr>
+          <w:lang w:val="hi_IN" w:bidi="hi_IN"/>
+        </w:rPr>
         <w:t>2 यूहन्ना 1:9 (#2)</w:t>
       </w:r>
-      <w:r/>
-    </w:p>
-    <w:p>
-      <w:r/>
-      <w:r>
-        <w:rPr>
-          <w:b/>
+      <w:r>
+        <w:rPr>
+          <w:lang w:val="hi_IN" w:bidi="hi_IN"/>
+        </w:rPr>
+      </w:r>
+    </w:p>
+    <w:p>
+      <w:pPr/>
+      <w:r>
+        <w:rPr>
+          <w:lang w:val="hi_IN" w:bidi="hi_IN"/>
+        </w:rPr>
+      </w:r>
+      <w:r>
+        <w:rPr>
+          <w:b/>
+          <w:lang w:val="hi_IN" w:bidi="hi_IN"/>
         </w:rPr>
         <w:t>"</w:t>
       </w:r>
       <w:r>
         <w:rPr>
           <w:b/>
+          <w:lang w:val="hi_IN" w:bidi="hi_IN"/>
         </w:rPr>
         <w:t>जो कोई आगे बढ़ जाता है, और मसीह की शिक्षा में बना नहीं रहता</w:t>
       </w:r>
       <w:r>
         <w:rPr>
           <w:b/>
+          <w:lang w:val="hi_IN" w:bidi="hi_IN"/>
         </w:rPr>
         <w:t>"</w:t>
       </w:r>
     </w:p>
     <w:p>
-      <w:r/>
-      <w:r>
+      <w:pPr/>
+      <w:r>
+        <w:rPr>
+          <w:lang w:val="hi_IN" w:bidi="hi_IN"/>
+        </w:rPr>
+      </w:r>
+      <w:r>
+        <w:rPr>
+          <w:lang w:val="hi_IN" w:bidi="hi_IN"/>
+        </w:rPr>
         <w:t>ये दो वाक्यांश एक ही अर्थ रखते हैं, एक सकारात्मक रूप से कहा गया है (</w:t>
       </w:r>
       <w:r>
         <w:rPr>
           <w:b/>
+          <w:lang w:val="hi_IN" w:bidi="hi_IN"/>
         </w:rPr>
         <w:t>आगे बढ़ना</w:t>
       </w:r>
       <w:r>
+        <w:rPr>
+          <w:lang w:val="hi_IN" w:bidi="hi_IN"/>
+        </w:rPr>
         <w:t>) और दूसरा नकारात्मक रूप से कहा गया है (</w:t>
       </w:r>
       <w:r>
         <w:rPr>
           <w:b/>
+          <w:lang w:val="hi_IN" w:bidi="hi_IN"/>
         </w:rPr>
         <w:t>नहीं रहता</w:t>
       </w:r>
       <w:r>
+        <w:rPr>
+          <w:lang w:val="hi_IN" w:bidi="hi_IN"/>
+        </w:rPr>
         <w:t>)। यदि यह आपकी भाषा में अधिक स्वाभाविक है, तो आप इनका क्रम उलट सकते हैं, जैसे कि यू.एस.टी में।</w:t>
       </w:r>
     </w:p>
     <w:p>
-      <w:r/>
-      <w:r>
+      <w:pPr/>
+      <w:r>
+        <w:rPr>
+          <w:lang w:val="hi_IN" w:bidi="hi_IN"/>
+        </w:rPr>
+      </w:r>
+      <w:r>
+        <w:rPr>
+          <w:lang w:val="hi_IN" w:bidi="hi_IN"/>
+        </w:rPr>
         <w:t>देखें:</w:t>
       </w:r>
       <w:r>
+        <w:rPr>
+          <w:lang w:val="hi_IN" w:bidi="hi_IN"/>
+        </w:rPr>
         <w:t xml:space="preserve"> सूचना संरचना</w:t>
       </w:r>
-      <w:r/>
-      <w:r/>
-    </w:p>
-    <w:p>
-      <w:r/>
+      <w:r>
+        <w:rPr>
+          <w:lang w:val="hi_IN" w:bidi="hi_IN"/>
+        </w:rPr>
+      </w:r>
+      <w:r>
+        <w:rPr>
+          <w:lang w:val="hi_IN" w:bidi="hi_IN"/>
+        </w:rPr>
+      </w:r>
+    </w:p>
+    <w:p>
+      <w:pPr/>
+      <w:r>
+        <w:rPr>
+          <w:lang w:val="hi_IN" w:bidi="hi_IN"/>
+        </w:rPr>
+      </w:r>
     </w:p>
     <w:p>
       <w:pPr>
         <w:pStyle w:val="Heading2"/>
       </w:pPr>
       <w:r>
+        <w:rPr>
+          <w:lang w:val="hi_IN" w:bidi="hi_IN"/>
+        </w:rPr>
         <w:t>2 यूहन्ना 1:9 (#2)</w:t>
       </w:r>
-      <w:r/>
-    </w:p>
-    <w:p>
-      <w:r/>
-      <w:r>
-        <w:rPr>
-          <w:b/>
+      <w:r>
+        <w:rPr>
+          <w:lang w:val="hi_IN" w:bidi="hi_IN"/>
+        </w:rPr>
+      </w:r>
+    </w:p>
+    <w:p>
+      <w:pPr/>
+      <w:r>
+        <w:rPr>
+          <w:lang w:val="hi_IN" w:bidi="hi_IN"/>
+        </w:rPr>
+      </w:r>
+      <w:r>
+        <w:rPr>
+          <w:b/>
+          <w:lang w:val="hi_IN" w:bidi="hi_IN"/>
         </w:rPr>
         <w:t>"पास परमेश्वर नहीं"</w:t>
       </w:r>
     </w:p>
     <w:p>
-      <w:r/>
-      <w:r>
+      <w:pPr/>
+      <w:r>
+        <w:rPr>
+          <w:lang w:val="hi_IN" w:bidi="hi_IN"/>
+        </w:rPr>
+      </w:r>
+      <w:r>
+        <w:rPr>
+          <w:lang w:val="hi_IN" w:bidi="hi_IN"/>
+        </w:rPr>
         <w:t>परमेश्वर से सम्बन्धित नहीं है</w:t>
       </w:r>
-      <w:r/>
-      <w:r/>
-    </w:p>
-    <w:p>
-      <w:r/>
+      <w:r>
+        <w:rPr>
+          <w:lang w:val="hi_IN" w:bidi="hi_IN"/>
+        </w:rPr>
+      </w:r>
+      <w:r>
+        <w:rPr>
+          <w:lang w:val="hi_IN" w:bidi="hi_IN"/>
+        </w:rPr>
+      </w:r>
+    </w:p>
+    <w:p>
+      <w:pPr/>
+      <w:r>
+        <w:rPr>
+          <w:lang w:val="hi_IN" w:bidi="hi_IN"/>
+        </w:rPr>
+      </w:r>
     </w:p>
     <w:p>
       <w:pPr>
         <w:pStyle w:val="Heading2"/>
       </w:pPr>
       <w:r>
+        <w:rPr>
+          <w:lang w:val="hi_IN" w:bidi="hi_IN"/>
+        </w:rPr>
         <w:t>2 यूहन्ना 1:9 (#3)</w:t>
       </w:r>
-      <w:r/>
-    </w:p>
-    <w:p>
-      <w:r/>
-      <w:r>
-        <w:rPr>
-          <w:b/>
+      <w:r>
+        <w:rPr>
+          <w:lang w:val="hi_IN" w:bidi="hi_IN"/>
+        </w:rPr>
+      </w:r>
+    </w:p>
+    <w:p>
+      <w:pPr/>
+      <w:r>
+        <w:rPr>
+          <w:lang w:val="hi_IN" w:bidi="hi_IN"/>
+        </w:rPr>
+      </w:r>
+      <w:r>
+        <w:rPr>
+          <w:b/>
+          <w:lang w:val="hi_IN" w:bidi="hi_IN"/>
         </w:rPr>
         <w:t>"जो"</w:t>
       </w:r>
       <w:r>
+        <w:rPr>
+          <w:lang w:val="hi_IN" w:bidi="hi_IN"/>
+        </w:rPr>
         <w:t xml:space="preserve"> - </w:t>
       </w:r>
       <w:r>
         <w:rPr>
           <w:b/>
+          <w:lang w:val="hi_IN" w:bidi="hi_IN"/>
         </w:rPr>
         <w:t>"शिक्षा में बना"</w:t>
       </w:r>
       <w:r>
+        <w:rPr>
+          <w:lang w:val="hi_IN" w:bidi="hi_IN"/>
+        </w:rPr>
         <w:t xml:space="preserve"> - </w:t>
       </w:r>
       <w:r>
         <w:rPr>
           <w:b/>
+          <w:lang w:val="hi_IN" w:bidi="hi_IN"/>
         </w:rPr>
         <w:t>"रहता उसके"</w:t>
       </w:r>
       <w:r>
+        <w:rPr>
+          <w:lang w:val="hi_IN" w:bidi="hi_IN"/>
+        </w:rPr>
         <w:t xml:space="preserve"> - </w:t>
       </w:r>
       <w:r>
         <w:rPr>
           <w:b/>
+          <w:lang w:val="hi_IN" w:bidi="hi_IN"/>
         </w:rPr>
         <w:t>"उसकी"</w:t>
       </w:r>
       <w:r>
+        <w:rPr>
+          <w:lang w:val="hi_IN" w:bidi="hi_IN"/>
+        </w:rPr>
         <w:t xml:space="preserve"> - </w:t>
       </w:r>
       <w:r>
         <w:rPr>
           <w:b/>
+          <w:lang w:val="hi_IN" w:bidi="hi_IN"/>
         </w:rPr>
         <w:t>"है"</w:t>
       </w:r>
       <w:r>
+        <w:rPr>
+          <w:lang w:val="hi_IN" w:bidi="hi_IN"/>
+        </w:rPr>
         <w:t xml:space="preserve"> - </w:t>
       </w:r>
       <w:r>
         <w:rPr>
           <w:b/>
+          <w:lang w:val="hi_IN" w:bidi="hi_IN"/>
         </w:rPr>
         <w:t>"पास पिता"</w:t>
       </w:r>
       <w:r>
+        <w:rPr>
+          <w:lang w:val="hi_IN" w:bidi="hi_IN"/>
+        </w:rPr>
         <w:t xml:space="preserve"> - </w:t>
       </w:r>
       <w:r>
         <w:rPr>
           <w:b/>
+          <w:lang w:val="hi_IN" w:bidi="hi_IN"/>
         </w:rPr>
         <w:t>"है और पुत्र भी"</w:t>
       </w:r>
     </w:p>
     <w:p>
-      <w:r/>
-      <w:r>
+      <w:pPr/>
+      <w:r>
+        <w:rPr>
+          <w:lang w:val="hi_IN" w:bidi="hi_IN"/>
+        </w:rPr>
+      </w:r>
+      <w:r>
+        <w:rPr>
+          <w:lang w:val="hi_IN" w:bidi="hi_IN"/>
+        </w:rPr>
         <w:t>जो कोई मसीह की शिक्षा के पीछे चलता है वह पिता और पुत्र दोनों से सम्बन्धित है।</w:t>
       </w:r>
-      <w:r/>
-      <w:r/>
-    </w:p>
-    <w:p>
-      <w:r/>
+      <w:r>
+        <w:rPr>
+          <w:lang w:val="hi_IN" w:bidi="hi_IN"/>
+        </w:rPr>
+      </w:r>
+      <w:r>
+        <w:rPr>
+          <w:lang w:val="hi_IN" w:bidi="hi_IN"/>
+        </w:rPr>
+      </w:r>
+    </w:p>
+    <w:p>
+      <w:pPr/>
+      <w:r>
+        <w:rPr>
+          <w:lang w:val="hi_IN" w:bidi="hi_IN"/>
+        </w:rPr>
+      </w:r>
     </w:p>
     <w:p>
       <w:pPr>
         <w:pStyle w:val="Heading2"/>
       </w:pPr>
       <w:r>
+        <w:rPr>
+          <w:lang w:val="hi_IN" w:bidi="hi_IN"/>
+        </w:rPr>
         <w:t>2 यूहन्ना 1:9 (#5)</w:t>
       </w:r>
-      <w:r/>
-    </w:p>
-    <w:p>
-      <w:r/>
-      <w:r>
-        <w:rPr>
-          <w:b/>
+      <w:r>
+        <w:rPr>
+          <w:lang w:val="hi_IN" w:bidi="hi_IN"/>
+        </w:rPr>
+      </w:r>
+    </w:p>
+    <w:p>
+      <w:pPr/>
+      <w:r>
+        <w:rPr>
+          <w:lang w:val="hi_IN" w:bidi="hi_IN"/>
+        </w:rPr>
+      </w:r>
+      <w:r>
+        <w:rPr>
+          <w:b/>
+          <w:lang w:val="hi_IN" w:bidi="hi_IN"/>
         </w:rPr>
         <w:t>"</w:t>
       </w:r>
       <w:r>
         <w:rPr>
           <w:b/>
+          <w:lang w:val="hi_IN" w:bidi="hi_IN"/>
         </w:rPr>
         <w:t>जो कोई उसकी शिक्षा में स्थिर रहता है</w:t>
       </w:r>
       <w:r>
         <w:rPr>
           <w:b/>
+          <w:lang w:val="hi_IN" w:bidi="hi_IN"/>
         </w:rPr>
         <w:t>"</w:t>
       </w:r>
     </w:p>
     <w:p>
-      <w:r/>
-      <w:r>
+      <w:pPr/>
+      <w:r>
+        <w:rPr>
+          <w:lang w:val="hi_IN" w:bidi="hi_IN"/>
+        </w:rPr>
+      </w:r>
+      <w:r>
+        <w:rPr>
+          <w:lang w:val="hi_IN" w:bidi="hi_IN"/>
+        </w:rPr>
         <w:t>यह वाक्यांश पिछले वाक्य के विपरीत है। यदि आपकी भाषा में यह सहायक होगा, तो आप इस विपरीतता को इंगित करने के लिए एक शब्द या वाक्यांश का उपयोग कर सकते हैं, जैसा कि यू.एस.टी में किया गया है।</w:t>
       </w:r>
     </w:p>
     <w:p>
-      <w:r/>
-      <w:r>
+      <w:pPr/>
+      <w:r>
+        <w:rPr>
+          <w:lang w:val="hi_IN" w:bidi="hi_IN"/>
+        </w:rPr>
+      </w:r>
+      <w:r>
+        <w:rPr>
+          <w:lang w:val="hi_IN" w:bidi="hi_IN"/>
+        </w:rPr>
         <w:t xml:space="preserve">देखें: </w:t>
       </w:r>
       <w:r>
+        <w:rPr>
+          <w:lang w:val="hi_IN" w:bidi="hi_IN"/>
+        </w:rPr>
         <w:t>जोड़ें — विरोधाभास सम्बन्ध</w:t>
       </w:r>
-      <w:r/>
-      <w:r/>
-    </w:p>
-    <w:p>
-      <w:r/>
+      <w:r>
+        <w:rPr>
+          <w:lang w:val="hi_IN" w:bidi="hi_IN"/>
+        </w:rPr>
+      </w:r>
+      <w:r>
+        <w:rPr>
+          <w:lang w:val="hi_IN" w:bidi="hi_IN"/>
+        </w:rPr>
+      </w:r>
+    </w:p>
+    <w:p>
+      <w:pPr/>
+      <w:r>
+        <w:rPr>
+          <w:lang w:val="hi_IN" w:bidi="hi_IN"/>
+        </w:rPr>
+      </w:r>
     </w:p>
     <w:p>
       <w:pPr>
         <w:pStyle w:val="Heading2"/>
       </w:pPr>
       <w:r>
+        <w:rPr>
+          <w:lang w:val="hi_IN" w:bidi="hi_IN"/>
+        </w:rPr>
         <w:t>2 यूहन्ना 1:9 (#6)</w:t>
       </w:r>
-      <w:r/>
-    </w:p>
-    <w:p>
-      <w:r/>
-      <w:r>
-        <w:rPr>
-          <w:b/>
+      <w:r>
+        <w:rPr>
+          <w:lang w:val="hi_IN" w:bidi="hi_IN"/>
+        </w:rPr>
+      </w:r>
+    </w:p>
+    <w:p>
+      <w:pPr/>
+      <w:r>
+        <w:rPr>
+          <w:lang w:val="hi_IN" w:bidi="hi_IN"/>
+        </w:rPr>
+      </w:r>
+      <w:r>
+        <w:rPr>
+          <w:b/>
+          <w:lang w:val="hi_IN" w:bidi="hi_IN"/>
         </w:rPr>
         <w:t>"</w:t>
       </w:r>
       <w:r>
         <w:rPr>
           <w:b/>
+          <w:lang w:val="hi_IN" w:bidi="hi_IN"/>
         </w:rPr>
         <w:t>जो कोई</w:t>
       </w:r>
       <w:r>
         <w:rPr>
           <w:b/>
+          <w:lang w:val="hi_IN" w:bidi="hi_IN"/>
         </w:rPr>
         <w:t>"</w:t>
       </w:r>
     </w:p>
     <w:p>
-      <w:r/>
-      <w:r>
+      <w:pPr/>
+      <w:r>
+        <w:rPr>
+          <w:lang w:val="hi_IN" w:bidi="hi_IN"/>
+        </w:rPr>
+      </w:r>
+      <w:r>
+        <w:rPr>
+          <w:lang w:val="hi_IN" w:bidi="hi_IN"/>
+        </w:rPr>
         <w:t xml:space="preserve">यूहन्ना विशेषण </w:t>
       </w:r>
       <w:r>
         <w:rPr>
           <w:b/>
+          <w:lang w:val="hi_IN" w:bidi="hi_IN"/>
         </w:rPr>
         <w:t>कोई</w:t>
       </w:r>
       <w:r>
+        <w:rPr>
+          <w:lang w:val="hi_IN" w:bidi="hi_IN"/>
+        </w:rPr>
         <w:t xml:space="preserve"> </w:t>
       </w:r>
       <w:r>
+        <w:rPr>
+          <w:lang w:val="hi_IN" w:bidi="hi_IN"/>
+        </w:rPr>
         <w:t xml:space="preserve">का उपयोग संज्ञा के रूप में कर रहे हैं, एक प्रकार के व्यक्ति का उल्लेख करने के लिए। यू.एल.टी. इसे </w:t>
       </w:r>
       <w:r>
         <w:rPr>
           <w:b/>
+          <w:lang w:val="hi_IN" w:bidi="hi_IN"/>
         </w:rPr>
         <w:t xml:space="preserve">जो </w:t>
       </w:r>
       <w:r>
+        <w:rPr>
+          <w:lang w:val="hi_IN" w:bidi="hi_IN"/>
+        </w:rPr>
         <w:t>शब्द जोड़कर इंगित करता है। यदि आपकी भाषा में विशेषण का इस प्रकार उपयोग नहीं होता है, तो आप इसे एक समकक्ष वाक्यांश के साथ अनुवाद कर सकते हैं। वैकल्पिक अनुवाद: “ऐसा व्यक्ति” या “उस प्रकार का व्यक्ति”</w:t>
       </w:r>
     </w:p>
     <w:p>
-      <w:r/>
-      <w:r>
+      <w:pPr/>
+      <w:r>
+        <w:rPr>
+          <w:lang w:val="hi_IN" w:bidi="hi_IN"/>
+        </w:rPr>
+      </w:r>
+      <w:r>
+        <w:rPr>
+          <w:lang w:val="hi_IN" w:bidi="hi_IN"/>
+        </w:rPr>
         <w:t xml:space="preserve">देखें: </w:t>
       </w:r>
       <w:r>
+        <w:rPr>
+          <w:lang w:val="hi_IN" w:bidi="hi_IN"/>
+        </w:rPr>
         <w:t>संज्ञात्मक विशेषण</w:t>
       </w:r>
-      <w:r/>
-      <w:r/>
-    </w:p>
-    <w:p>
-      <w:r/>
+      <w:r>
+        <w:rPr>
+          <w:lang w:val="hi_IN" w:bidi="hi_IN"/>
+        </w:rPr>
+      </w:r>
+      <w:r>
+        <w:rPr>
+          <w:lang w:val="hi_IN" w:bidi="hi_IN"/>
+        </w:rPr>
+      </w:r>
+    </w:p>
+    <w:p>
+      <w:pPr/>
+      <w:r>
+        <w:rPr>
+          <w:lang w:val="hi_IN" w:bidi="hi_IN"/>
+        </w:rPr>
+      </w:r>
     </w:p>
     <w:p>
       <w:pPr>
         <w:pStyle w:val="Heading2"/>
       </w:pPr>
       <w:r>
+        <w:rPr>
+          <w:lang w:val="hi_IN" w:bidi="hi_IN"/>
+        </w:rPr>
         <w:t>2 यूहन्ना 1:9 (#4)</w:t>
       </w:r>
-      <w:r/>
-    </w:p>
-    <w:p>
-      <w:r/>
-      <w:r>
-        <w:rPr>
-          <w:b/>
+      <w:r>
+        <w:rPr>
+          <w:lang w:val="hi_IN" w:bidi="hi_IN"/>
+        </w:rPr>
+      </w:r>
+    </w:p>
+    <w:p>
+      <w:pPr/>
+      <w:r>
+        <w:rPr>
+          <w:lang w:val="hi_IN" w:bidi="hi_IN"/>
+        </w:rPr>
+      </w:r>
+      <w:r>
+        <w:rPr>
+          <w:b/>
+          <w:lang w:val="hi_IN" w:bidi="hi_IN"/>
         </w:rPr>
         <w:t>"है"</w:t>
       </w:r>
       <w:r>
+        <w:rPr>
+          <w:lang w:val="hi_IN" w:bidi="hi_IN"/>
+        </w:rPr>
         <w:t xml:space="preserve"> - </w:t>
       </w:r>
       <w:r>
         <w:rPr>
           <w:b/>
+          <w:lang w:val="hi_IN" w:bidi="hi_IN"/>
         </w:rPr>
         <w:t>"पिता"</w:t>
       </w:r>
       <w:r>
+        <w:rPr>
+          <w:lang w:val="hi_IN" w:bidi="hi_IN"/>
+        </w:rPr>
         <w:t xml:space="preserve"> - </w:t>
       </w:r>
       <w:r>
         <w:rPr>
           <w:b/>
+          <w:lang w:val="hi_IN" w:bidi="hi_IN"/>
         </w:rPr>
         <w:t>"है"</w:t>
       </w:r>
       <w:r>
+        <w:rPr>
+          <w:lang w:val="hi_IN" w:bidi="hi_IN"/>
+        </w:rPr>
         <w:t xml:space="preserve"> - </w:t>
       </w:r>
       <w:r>
         <w:rPr>
           <w:b/>
+          <w:lang w:val="hi_IN" w:bidi="hi_IN"/>
         </w:rPr>
         <w:t>"पुत्र भी"</w:t>
       </w:r>
     </w:p>
     <w:p>
-      <w:r/>
-      <w:r>
+      <w:pPr/>
+      <w:r>
+        <w:rPr>
+          <w:lang w:val="hi_IN" w:bidi="hi_IN"/>
+        </w:rPr>
+      </w:r>
+      <w:r>
+        <w:rPr>
+          <w:lang w:val="hi_IN" w:bidi="hi_IN"/>
+        </w:rPr>
         <w:t>ये महत्वपूर्ण पदवियाँ हैं जो परमेश्वर और यीशु के बीच सम्बन्धों का वर्णन करते हैं।</w:t>
       </w:r>
     </w:p>
     <w:p>
-      <w:r/>
-      <w:r>
+      <w:pPr/>
+      <w:r>
+        <w:rPr>
+          <w:lang w:val="hi_IN" w:bidi="hi_IN"/>
+        </w:rPr>
+      </w:r>
+      <w:r>
+        <w:rPr>
+          <w:lang w:val="hi_IN" w:bidi="hi_IN"/>
+        </w:rPr>
         <w:t xml:space="preserve">देखें: </w:t>
       </w:r>
       <w:r>
+        <w:rPr>
+          <w:lang w:val="hi_IN" w:bidi="hi_IN"/>
+        </w:rPr>
         <w:t>पुत्र और पिता का अनुवाद</w:t>
       </w:r>
-      <w:r/>
-      <w:r/>
-    </w:p>
-    <w:p>
-      <w:r/>
+      <w:r>
+        <w:rPr>
+          <w:lang w:val="hi_IN" w:bidi="hi_IN"/>
+        </w:rPr>
+      </w:r>
+      <w:r>
+        <w:rPr>
+          <w:lang w:val="hi_IN" w:bidi="hi_IN"/>
+        </w:rPr>
+      </w:r>
+    </w:p>
+    <w:p>
+      <w:pPr/>
+      <w:r>
+        <w:rPr>
+          <w:lang w:val="hi_IN" w:bidi="hi_IN"/>
+        </w:rPr>
+      </w:r>
     </w:p>
     <w:p>
       <w:pPr>
         <w:pStyle w:val="Heading2"/>
       </w:pPr>
       <w:r>
+        <w:rPr>
+          <w:lang w:val="hi_IN" w:bidi="hi_IN"/>
+        </w:rPr>
         <w:t>2 यूहन्ना 1:10 (#1)</w:t>
       </w:r>
-      <w:r/>
-    </w:p>
-    <w:p>
-      <w:r/>
-      <w:r>
-        <w:rPr>
-          <w:b/>
+      <w:r>
+        <w:rPr>
+          <w:lang w:val="hi_IN" w:bidi="hi_IN"/>
+        </w:rPr>
+      </w:r>
+    </w:p>
+    <w:p>
+      <w:pPr/>
+      <w:r>
+        <w:rPr>
+          <w:lang w:val="hi_IN" w:bidi="hi_IN"/>
+        </w:rPr>
+      </w:r>
+      <w:r>
+        <w:rPr>
+          <w:b/>
+          <w:lang w:val="hi_IN" w:bidi="hi_IN"/>
         </w:rPr>
         <w:t>"</w:t>
       </w:r>
       <w:r>
         <w:rPr>
           <w:b/>
+          <w:lang w:val="hi_IN" w:bidi="hi_IN"/>
         </w:rPr>
         <w:t>यदि कोई तुम्हारे पास आए, और यही शिक्षा न दे</w:t>
       </w:r>
       <w:r>
         <w:rPr>
           <w:b/>
+          <w:lang w:val="hi_IN" w:bidi="hi_IN"/>
         </w:rPr>
         <w:t>"</w:t>
       </w:r>
     </w:p>
     <w:p>
-      <w:r/>
-      <w:r>
+      <w:pPr/>
+      <w:r>
+        <w:rPr>
+          <w:lang w:val="hi_IN" w:bidi="hi_IN"/>
+        </w:rPr>
+      </w:r>
+      <w:r>
+        <w:rPr>
+          <w:lang w:val="hi_IN" w:bidi="hi_IN"/>
+        </w:rPr>
         <w:t>यहाँ</w:t>
       </w:r>
       <w:r>
         <w:rPr>
           <w:b/>
+          <w:lang w:val="hi_IN" w:bidi="hi_IN"/>
         </w:rPr>
         <w:t xml:space="preserve"> कोई </w:t>
       </w:r>
       <w:r>
+        <w:rPr>
+          <w:lang w:val="hi_IN" w:bidi="hi_IN"/>
+        </w:rPr>
         <w:t xml:space="preserve">शब्द का अर्थ है "कोई भी शिक्षक या प्रचारक।" यूहन्ना नहीं चाहते कि विश्वासी किसी ऐसे शिक्षक का स्वागत करें जो वह नहीं सिखाते जो यीशु ने सिखाया, और विशेष रूप से यह कि यीशु एक मनुष्य के रूप में आए (देखें: </w:t>
       </w:r>
       <w:hyperlink r:id="rId19">
         <w:r>
+          <w:rPr>
+            <w:lang w:val="hi_IN" w:bidi="hi_IN"/>
+          </w:rPr>
           <w:rPr>
             <w:color w:val="0000EE"/>
             <w:u w:val="single"/>
@@ -3014,113 +5732,221 @@
         </w:r>
       </w:hyperlink>
       <w:r>
+        <w:rPr>
+          <w:lang w:val="hi_IN" w:bidi="hi_IN"/>
+        </w:rPr>
         <w:t>)। वैकल्पिक अनुवाद: "यदि कोई आपके पास शिक्षक होने का दावा करता है, लेकिन वह इससे अलग सिखाता है"</w:t>
       </w:r>
     </w:p>
     <w:p>
-      <w:r/>
-      <w:r>
+      <w:pPr/>
+      <w:r>
+        <w:rPr>
+          <w:lang w:val="hi_IN" w:bidi="hi_IN"/>
+        </w:rPr>
+      </w:r>
+      <w:r>
+        <w:rPr>
+          <w:lang w:val="hi_IN" w:bidi="hi_IN"/>
+        </w:rPr>
         <w:t xml:space="preserve">देखें: </w:t>
       </w:r>
       <w:r>
+        <w:rPr>
+          <w:lang w:val="hi_IN" w:bidi="hi_IN"/>
+        </w:rPr>
         <w:t>अनुमानित ज्ञान और अंतर्निहित जानकारी</w:t>
       </w:r>
-      <w:r/>
-      <w:r/>
-    </w:p>
-    <w:p>
-      <w:r/>
+      <w:r>
+        <w:rPr>
+          <w:lang w:val="hi_IN" w:bidi="hi_IN"/>
+        </w:rPr>
+      </w:r>
+      <w:r>
+        <w:rPr>
+          <w:lang w:val="hi_IN" w:bidi="hi_IN"/>
+        </w:rPr>
+      </w:r>
+    </w:p>
+    <w:p>
+      <w:pPr/>
+      <w:r>
+        <w:rPr>
+          <w:lang w:val="hi_IN" w:bidi="hi_IN"/>
+        </w:rPr>
+      </w:r>
     </w:p>
     <w:p>
       <w:pPr>
         <w:pStyle w:val="Heading2"/>
       </w:pPr>
       <w:r>
+        <w:rPr>
+          <w:lang w:val="hi_IN" w:bidi="hi_IN"/>
+        </w:rPr>
         <w:t>2 यूहन्ना 1:10 (#2)</w:t>
       </w:r>
-      <w:r/>
-    </w:p>
-    <w:p>
-      <w:r/>
-      <w:r>
-        <w:rPr>
-          <w:b/>
+      <w:r>
+        <w:rPr>
+          <w:lang w:val="hi_IN" w:bidi="hi_IN"/>
+        </w:rPr>
+      </w:r>
+    </w:p>
+    <w:p>
+      <w:pPr/>
+      <w:r>
+        <w:rPr>
+          <w:lang w:val="hi_IN" w:bidi="hi_IN"/>
+        </w:rPr>
+      </w:r>
+      <w:r>
+        <w:rPr>
+          <w:b/>
+          <w:lang w:val="hi_IN" w:bidi="hi_IN"/>
         </w:rPr>
         <w:t>"यही शिक्षा न दे"</w:t>
       </w:r>
     </w:p>
     <w:p>
-      <w:r/>
-      <w:r>
+      <w:pPr/>
+      <w:r>
+        <w:rPr>
+          <w:lang w:val="hi_IN" w:bidi="hi_IN"/>
+        </w:rPr>
+      </w:r>
+      <w:r>
+        <w:rPr>
+          <w:lang w:val="hi_IN" w:bidi="hi_IN"/>
+        </w:rPr>
         <w:t xml:space="preserve">यूहन्ना एक </w:t>
       </w:r>
       <w:r>
         <w:rPr>
           <w:b/>
+          <w:lang w:val="hi_IN" w:bidi="hi_IN"/>
         </w:rPr>
         <w:t>शिक्षा</w:t>
       </w:r>
       <w:r>
+        <w:rPr>
+          <w:lang w:val="hi_IN" w:bidi="hi_IN"/>
+        </w:rPr>
         <w:t xml:space="preserve"> या संदेश की बात कर रहे हैं जैसे कि यह कोई वस्तु हो जिसे कोई </w:t>
       </w:r>
       <w:r>
         <w:rPr>
           <w:b/>
+          <w:lang w:val="hi_IN" w:bidi="hi_IN"/>
         </w:rPr>
         <w:t xml:space="preserve">दे </w:t>
       </w:r>
       <w:r>
+        <w:rPr>
+          <w:lang w:val="hi_IN" w:bidi="hi_IN"/>
+        </w:rPr>
         <w:t>सकता है। यदि आप अपनी भाषा में इस प्रकार के रूपक का उपयोग नहीं करते हैं, तो आप ऐसे रूपक का उपयोग कर सकते हैं जिसका वही अर्थ हो या साधारण भाषा का उपयोग कर सकते हैं। वैकल्पिक अनुवाद: “इसी संदेश को नहीं सिखाते हैं”</w:t>
       </w:r>
     </w:p>
     <w:p>
-      <w:r/>
-      <w:r>
+      <w:pPr/>
+      <w:r>
+        <w:rPr>
+          <w:lang w:val="hi_IN" w:bidi="hi_IN"/>
+        </w:rPr>
+      </w:r>
+      <w:r>
+        <w:rPr>
+          <w:lang w:val="hi_IN" w:bidi="hi_IN"/>
+        </w:rPr>
         <w:t xml:space="preserve">देखें: </w:t>
       </w:r>
       <w:r>
+        <w:rPr>
+          <w:lang w:val="hi_IN" w:bidi="hi_IN"/>
+        </w:rPr>
         <w:t xml:space="preserve">रूपक </w:t>
       </w:r>
-      <w:r/>
-      <w:r/>
-    </w:p>
-    <w:p>
-      <w:r/>
+      <w:r>
+        <w:rPr>
+          <w:lang w:val="hi_IN" w:bidi="hi_IN"/>
+        </w:rPr>
+      </w:r>
+      <w:r>
+        <w:rPr>
+          <w:lang w:val="hi_IN" w:bidi="hi_IN"/>
+        </w:rPr>
+      </w:r>
+    </w:p>
+    <w:p>
+      <w:pPr/>
+      <w:r>
+        <w:rPr>
+          <w:lang w:val="hi_IN" w:bidi="hi_IN"/>
+        </w:rPr>
+      </w:r>
     </w:p>
     <w:p>
       <w:pPr>
         <w:pStyle w:val="Heading2"/>
       </w:pPr>
       <w:r>
+        <w:rPr>
+          <w:lang w:val="hi_IN" w:bidi="hi_IN"/>
+        </w:rPr>
         <w:t>2 यूहन्ना 1:10 (#3)</w:t>
       </w:r>
-      <w:r/>
-    </w:p>
-    <w:p>
-      <w:r/>
-      <w:r>
-        <w:rPr>
-          <w:b/>
+      <w:r>
+        <w:rPr>
+          <w:lang w:val="hi_IN" w:bidi="hi_IN"/>
+        </w:rPr>
+      </w:r>
+    </w:p>
+    <w:p>
+      <w:pPr/>
+      <w:r>
+        <w:rPr>
+          <w:lang w:val="hi_IN" w:bidi="hi_IN"/>
+        </w:rPr>
+      </w:r>
+      <w:r>
+        <w:rPr>
+          <w:b/>
+          <w:lang w:val="hi_IN" w:bidi="hi_IN"/>
         </w:rPr>
         <w:t>"यही शिक्षा"</w:t>
       </w:r>
     </w:p>
     <w:p>
-      <w:r/>
-      <w:r>
+      <w:pPr/>
+      <w:r>
+        <w:rPr>
+          <w:lang w:val="hi_IN" w:bidi="hi_IN"/>
+        </w:rPr>
+      </w:r>
+      <w:r>
+        <w:rPr>
+          <w:lang w:val="hi_IN" w:bidi="hi_IN"/>
+        </w:rPr>
         <w:t xml:space="preserve">वाक्यांश </w:t>
       </w:r>
       <w:r>
         <w:rPr>
           <w:b/>
+          <w:lang w:val="hi_IN" w:bidi="hi_IN"/>
         </w:rPr>
         <w:t>यही शिक्षा</w:t>
       </w:r>
       <w:r>
+        <w:rPr>
+          <w:lang w:val="hi_IN" w:bidi="hi_IN"/>
+        </w:rPr>
         <w:t xml:space="preserve"> उस शिक्षा का उल्लेख करता है जो </w:t>
       </w:r>
       <w:hyperlink r:id="rId19">
         <w:r>
+          <w:rPr>
+            <w:lang w:val="hi_IN" w:bidi="hi_IN"/>
+          </w:rPr>
           <w:rPr>
             <w:color w:val="0000EE"/>
             <w:u w:val="single"/>
@@ -3129,810 +5955,1579 @@
         </w:r>
       </w:hyperlink>
       <w:r>
+        <w:rPr>
+          <w:lang w:val="hi_IN" w:bidi="hi_IN"/>
+        </w:rPr>
         <w:t xml:space="preserve"> में बताई गई है कि यीशु मसीह एक वास्तविक मनुष्य के रूप में आए। यदि यह आपके पाठकों के लिए स्पष्ट नहीं है, तो आप यहाँ उस शिक्षा का फिर से उल्लेख कर सकते हैं। वैकल्पिक अनुवाद: “यह शिक्षा कि यीशु शारीरिक रूप में आए”</w:t>
       </w:r>
     </w:p>
     <w:p>
-      <w:r/>
-      <w:r>
+      <w:pPr/>
+      <w:r>
+        <w:rPr>
+          <w:lang w:val="hi_IN" w:bidi="hi_IN"/>
+        </w:rPr>
+      </w:r>
+      <w:r>
+        <w:rPr>
+          <w:lang w:val="hi_IN" w:bidi="hi_IN"/>
+        </w:rPr>
         <w:t xml:space="preserve">देखें: </w:t>
       </w:r>
       <w:r>
+        <w:rPr>
+          <w:lang w:val="hi_IN" w:bidi="hi_IN"/>
+        </w:rPr>
         <w:t xml:space="preserve">सर्वनाम — उनका उपयोग कब करें </w:t>
       </w:r>
-      <w:r/>
-      <w:r/>
-    </w:p>
-    <w:p>
-      <w:r/>
+      <w:r>
+        <w:rPr>
+          <w:lang w:val="hi_IN" w:bidi="hi_IN"/>
+        </w:rPr>
+      </w:r>
+      <w:r>
+        <w:rPr>
+          <w:lang w:val="hi_IN" w:bidi="hi_IN"/>
+        </w:rPr>
+      </w:r>
+    </w:p>
+    <w:p>
+      <w:pPr/>
+      <w:r>
+        <w:rPr>
+          <w:lang w:val="hi_IN" w:bidi="hi_IN"/>
+        </w:rPr>
+      </w:r>
     </w:p>
     <w:p>
       <w:pPr>
         <w:pStyle w:val="Heading2"/>
       </w:pPr>
       <w:r>
+        <w:rPr>
+          <w:lang w:val="hi_IN" w:bidi="hi_IN"/>
+        </w:rPr>
         <w:t>2 यूहन्ना 1:10 (#1)</w:t>
       </w:r>
-      <w:r/>
-    </w:p>
-    <w:p>
-      <w:r/>
-      <w:r>
-        <w:rPr>
-          <w:b/>
+      <w:r>
+        <w:rPr>
+          <w:lang w:val="hi_IN" w:bidi="hi_IN"/>
+        </w:rPr>
+      </w:r>
+    </w:p>
+    <w:p>
+      <w:pPr/>
+      <w:r>
+        <w:rPr>
+          <w:lang w:val="hi_IN" w:bidi="hi_IN"/>
+        </w:rPr>
+      </w:r>
+      <w:r>
+        <w:rPr>
+          <w:b/>
+          <w:lang w:val="hi_IN" w:bidi="hi_IN"/>
         </w:rPr>
         <w:t>"उसे"</w:t>
       </w:r>
       <w:r>
+        <w:rPr>
+          <w:lang w:val="hi_IN" w:bidi="hi_IN"/>
+        </w:rPr>
         <w:t xml:space="preserve"> - </w:t>
       </w:r>
       <w:r>
         <w:rPr>
           <w:b/>
+          <w:lang w:val="hi_IN" w:bidi="hi_IN"/>
         </w:rPr>
         <w:t>"घर में आने दो"</w:t>
       </w:r>
     </w:p>
     <w:p>
-      <w:r/>
-      <w:r>
+      <w:pPr/>
+      <w:r>
+        <w:rPr>
+          <w:lang w:val="hi_IN" w:bidi="hi_IN"/>
+        </w:rPr>
+      </w:r>
+      <w:r>
+        <w:rPr>
+          <w:lang w:val="hi_IN" w:bidi="hi_IN"/>
+        </w:rPr>
         <w:t>यहां पर इसका अर्थ उसका स्वागत करने से और उसके साथ सम्बन्ध बनाने के लिए उसके साथ सम्मान भरा व्यवहार करने से है।</w:t>
       </w:r>
-      <w:r/>
-      <w:r/>
-    </w:p>
-    <w:p>
-      <w:r/>
+      <w:r>
+        <w:rPr>
+          <w:lang w:val="hi_IN" w:bidi="hi_IN"/>
+        </w:rPr>
+      </w:r>
+      <w:r>
+        <w:rPr>
+          <w:lang w:val="hi_IN" w:bidi="hi_IN"/>
+        </w:rPr>
+      </w:r>
+    </w:p>
+    <w:p>
+      <w:pPr/>
+      <w:r>
+        <w:rPr>
+          <w:lang w:val="hi_IN" w:bidi="hi_IN"/>
+        </w:rPr>
+      </w:r>
     </w:p>
     <w:p>
       <w:pPr>
         <w:pStyle w:val="Heading2"/>
       </w:pPr>
       <w:r>
+        <w:rPr>
+          <w:lang w:val="hi_IN" w:bidi="hi_IN"/>
+        </w:rPr>
         <w:t>2 यूहन्ना 1:10 (#5)</w:t>
       </w:r>
-      <w:r/>
-    </w:p>
-    <w:p>
-      <w:r/>
-      <w:r>
-        <w:rPr>
-          <w:b/>
+      <w:r>
+        <w:rPr>
+          <w:lang w:val="hi_IN" w:bidi="hi_IN"/>
+        </w:rPr>
+      </w:r>
+    </w:p>
+    <w:p>
+      <w:pPr/>
+      <w:r>
+        <w:rPr>
+          <w:lang w:val="hi_IN" w:bidi="hi_IN"/>
+        </w:rPr>
+      </w:r>
+      <w:r>
+        <w:rPr>
+          <w:b/>
+          <w:lang w:val="hi_IN" w:bidi="hi_IN"/>
         </w:rPr>
         <w:t xml:space="preserve">"उसे </w:t>
       </w:r>
       <w:r>
         <w:rPr>
           <w:b/>
+          <w:lang w:val="hi_IN" w:bidi="hi_IN"/>
         </w:rPr>
         <w:t>न नमस्कार करो</w:t>
       </w:r>
       <w:r>
         <w:rPr>
           <w:b/>
+          <w:lang w:val="hi_IN" w:bidi="hi_IN"/>
         </w:rPr>
         <w:t>"</w:t>
       </w:r>
     </w:p>
     <w:p>
-      <w:r/>
-      <w:r>
+      <w:pPr/>
+      <w:r>
+        <w:rPr>
+          <w:lang w:val="hi_IN" w:bidi="hi_IN"/>
+        </w:rPr>
+      </w:r>
+      <w:r>
+        <w:rPr>
+          <w:lang w:val="hi_IN" w:bidi="hi_IN"/>
+        </w:rPr>
         <w:t>यूहन्ना विश्वासियों को चेतावनी देते हैं कि वे किसी झूठे शिक्षक का सार्वजनिक रूप से सम्मानपूर्वक अभिवादन न करें। इसका तात्पर्य यह है कि वे नहीं चाहते कि वे ऐसा कुछ करें जिससे लगे कि वे किसी झूठे शिक्षक का समर्थन कर रहे हैं या जो दूसरों की नजर में झूठे शिक्षक को अच्छे स्थान में प्रस्तुत करे। वैकल्पिक अनुवाद: "उसे सार्वजनिक रूप से सम्मानजनक अभिवादन न दें"</w:t>
       </w:r>
     </w:p>
     <w:p>
-      <w:r/>
-      <w:r>
+      <w:pPr/>
+      <w:r>
+        <w:rPr>
+          <w:lang w:val="hi_IN" w:bidi="hi_IN"/>
+        </w:rPr>
+      </w:r>
+      <w:r>
+        <w:rPr>
+          <w:lang w:val="hi_IN" w:bidi="hi_IN"/>
+        </w:rPr>
         <w:t xml:space="preserve">देखें: </w:t>
       </w:r>
       <w:r>
+        <w:rPr>
+          <w:lang w:val="hi_IN" w:bidi="hi_IN"/>
+        </w:rPr>
         <w:t>अनुमानित ज्ञान और अंतर्निहित जानकारी</w:t>
       </w:r>
-      <w:r/>
-      <w:r/>
-    </w:p>
-    <w:p>
-      <w:r/>
+      <w:r>
+        <w:rPr>
+          <w:lang w:val="hi_IN" w:bidi="hi_IN"/>
+        </w:rPr>
+      </w:r>
+      <w:r>
+        <w:rPr>
+          <w:lang w:val="hi_IN" w:bidi="hi_IN"/>
+        </w:rPr>
+      </w:r>
+    </w:p>
+    <w:p>
+      <w:pPr/>
+      <w:r>
+        <w:rPr>
+          <w:lang w:val="hi_IN" w:bidi="hi_IN"/>
+        </w:rPr>
+      </w:r>
     </w:p>
     <w:p>
       <w:pPr>
         <w:pStyle w:val="Heading2"/>
       </w:pPr>
       <w:r>
+        <w:rPr>
+          <w:lang w:val="hi_IN" w:bidi="hi_IN"/>
+        </w:rPr>
         <w:t>2 यूहन्ना 1:11 (#1)</w:t>
       </w:r>
-      <w:r/>
-    </w:p>
-    <w:p>
-      <w:r/>
-      <w:r>
-        <w:rPr>
-          <w:b/>
+      <w:r>
+        <w:rPr>
+          <w:lang w:val="hi_IN" w:bidi="hi_IN"/>
+        </w:rPr>
+      </w:r>
+    </w:p>
+    <w:p>
+      <w:pPr/>
+      <w:r>
+        <w:rPr>
+          <w:lang w:val="hi_IN" w:bidi="hi_IN"/>
+        </w:rPr>
+      </w:r>
+      <w:r>
+        <w:rPr>
+          <w:b/>
+          <w:lang w:val="hi_IN" w:bidi="hi_IN"/>
         </w:rPr>
         <w:t>"</w:t>
       </w:r>
       <w:r>
         <w:rPr>
           <w:b/>
+          <w:lang w:val="hi_IN" w:bidi="hi_IN"/>
         </w:rPr>
         <w:t>जो कोई ऐसे जन को नमस्कार करता है</w:t>
       </w:r>
       <w:r>
         <w:rPr>
           <w:b/>
+          <w:lang w:val="hi_IN" w:bidi="hi_IN"/>
         </w:rPr>
         <w:t>"</w:t>
       </w:r>
     </w:p>
     <w:p>
-      <w:r/>
-      <w:r>
+      <w:pPr/>
+      <w:r>
+        <w:rPr>
+          <w:lang w:val="hi_IN" w:bidi="hi_IN"/>
+        </w:rPr>
+      </w:r>
+      <w:r>
+        <w:rPr>
+          <w:lang w:val="hi_IN" w:bidi="hi_IN"/>
+        </w:rPr>
         <w:t xml:space="preserve">यूहन्ना का </w:t>
       </w:r>
       <w:r>
         <w:rPr>
           <w:b/>
+          <w:lang w:val="hi_IN" w:bidi="hi_IN"/>
         </w:rPr>
         <w:t xml:space="preserve">कोई </w:t>
       </w:r>
       <w:r>
+        <w:rPr>
+          <w:lang w:val="hi_IN" w:bidi="hi_IN"/>
+        </w:rPr>
         <w:t>से किसी विशेष व्यक्ति से तात्पर्य नहीं है। इसका तात्पर्य किसी भी व्यक्ति से है जो एक झूठे शिक्षक का अभिवादन करता है। वैकल्पिक अनुवाद: “कोई भी व्यक्ति जो उसे सार्वजनिक रूप से सम्मानपूर्वक अभिवादन देता है”</w:t>
       </w:r>
     </w:p>
     <w:p>
-      <w:r/>
-      <w:r>
+      <w:pPr/>
+      <w:r>
+        <w:rPr>
+          <w:lang w:val="hi_IN" w:bidi="hi_IN"/>
+        </w:rPr>
+      </w:r>
+      <w:r>
+        <w:rPr>
+          <w:lang w:val="hi_IN" w:bidi="hi_IN"/>
+        </w:rPr>
         <w:t>देखें:</w:t>
       </w:r>
       <w:r>
+        <w:rPr>
+          <w:lang w:val="hi_IN" w:bidi="hi_IN"/>
+        </w:rPr>
         <w:t xml:space="preserve"> सामान्य संज्ञा वाक्यांश</w:t>
       </w:r>
-      <w:r/>
-      <w:r/>
-    </w:p>
-    <w:p>
-      <w:r/>
+      <w:r>
+        <w:rPr>
+          <w:lang w:val="hi_IN" w:bidi="hi_IN"/>
+        </w:rPr>
+      </w:r>
+      <w:r>
+        <w:rPr>
+          <w:lang w:val="hi_IN" w:bidi="hi_IN"/>
+        </w:rPr>
+      </w:r>
+    </w:p>
+    <w:p>
+      <w:pPr/>
+      <w:r>
+        <w:rPr>
+          <w:lang w:val="hi_IN" w:bidi="hi_IN"/>
+        </w:rPr>
+      </w:r>
     </w:p>
     <w:p>
       <w:pPr>
         <w:pStyle w:val="Heading2"/>
       </w:pPr>
       <w:r>
+        <w:rPr>
+          <w:lang w:val="hi_IN" w:bidi="hi_IN"/>
+        </w:rPr>
         <w:t>2 यूहन्ना 1:11 (#1)</w:t>
       </w:r>
-      <w:r/>
-    </w:p>
-    <w:p>
-      <w:r/>
-      <w:r>
-        <w:rPr>
-          <w:b/>
+      <w:r>
+        <w:rPr>
+          <w:lang w:val="hi_IN" w:bidi="hi_IN"/>
+        </w:rPr>
+      </w:r>
+    </w:p>
+    <w:p>
+      <w:pPr/>
+      <w:r>
+        <w:rPr>
+          <w:lang w:val="hi_IN" w:bidi="hi_IN"/>
+        </w:rPr>
+      </w:r>
+      <w:r>
+        <w:rPr>
+          <w:b/>
+          <w:lang w:val="hi_IN" w:bidi="hi_IN"/>
         </w:rPr>
         <w:t>"है उसके बुरे कामों में सहभागी है"</w:t>
       </w:r>
     </w:p>
     <w:p>
-      <w:r/>
-      <w:r>
+      <w:pPr/>
+      <w:r>
+        <w:rPr>
+          <w:lang w:val="hi_IN" w:bidi="hi_IN"/>
+        </w:rPr>
+      </w:r>
+      <w:r>
+        <w:rPr>
+          <w:lang w:val="hi_IN" w:bidi="hi_IN"/>
+        </w:rPr>
         <w:t>"उसके बुरे कामों में साझी होता या ""उसके अपने बुरे कामों को करने में मदद करता है"""</w:t>
       </w:r>
-      <w:r/>
-      <w:r/>
-    </w:p>
-    <w:p>
-      <w:r/>
+      <w:r>
+        <w:rPr>
+          <w:lang w:val="hi_IN" w:bidi="hi_IN"/>
+        </w:rPr>
+      </w:r>
+      <w:r>
+        <w:rPr>
+          <w:lang w:val="hi_IN" w:bidi="hi_IN"/>
+        </w:rPr>
+      </w:r>
+    </w:p>
+    <w:p>
+      <w:pPr/>
+      <w:r>
+        <w:rPr>
+          <w:lang w:val="hi_IN" w:bidi="hi_IN"/>
+        </w:rPr>
+      </w:r>
     </w:p>
     <w:p>
       <w:pPr>
         <w:pStyle w:val="Heading2"/>
       </w:pPr>
       <w:r>
+        <w:rPr>
+          <w:lang w:val="hi_IN" w:bidi="hi_IN"/>
+        </w:rPr>
         <w:t>2 यूहन्ना 1:12 (#3)</w:t>
       </w:r>
-      <w:r/>
-    </w:p>
-    <w:p>
-      <w:r/>
-      <w:r>
-        <w:rPr>
-          <w:b/>
+      <w:r>
+        <w:rPr>
+          <w:lang w:val="hi_IN" w:bidi="hi_IN"/>
+        </w:rPr>
+      </w:r>
+    </w:p>
+    <w:p>
+      <w:pPr/>
+      <w:r>
+        <w:rPr>
+          <w:lang w:val="hi_IN" w:bidi="hi_IN"/>
+        </w:rPr>
+      </w:r>
+      <w:r>
+        <w:rPr>
+          <w:b/>
+          <w:lang w:val="hi_IN" w:bidi="hi_IN"/>
         </w:rPr>
         <w:t>"कागज और स्याही नहीं चाहता"</w:t>
       </w:r>
     </w:p>
     <w:p>
-      <w:r/>
-      <w:r>
+      <w:pPr/>
+      <w:r>
+        <w:rPr>
+          <w:lang w:val="hi_IN" w:bidi="hi_IN"/>
+        </w:rPr>
+      </w:r>
+      <w:r>
+        <w:rPr>
+          <w:lang w:val="hi_IN" w:bidi="hi_IN"/>
+        </w:rPr>
         <w:t>यूहन्ना इन अन्य बातों को लिखना नहीं चाहता है परन्तु उनसे मिलकर उन्हें शब्दों में कहना चाहता है। वह यह नहीं कह रहा है कि वह उन्हें कागज और स्याही के अतिरिक्त और कुछ लिखेगा।</w:t>
       </w:r>
-      <w:r/>
-      <w:r/>
-    </w:p>
-    <w:p>
-      <w:r/>
+      <w:r>
+        <w:rPr>
+          <w:lang w:val="hi_IN" w:bidi="hi_IN"/>
+        </w:rPr>
+      </w:r>
+      <w:r>
+        <w:rPr>
+          <w:lang w:val="hi_IN" w:bidi="hi_IN"/>
+        </w:rPr>
+      </w:r>
+    </w:p>
+    <w:p>
+      <w:pPr/>
+      <w:r>
+        <w:rPr>
+          <w:lang w:val="hi_IN" w:bidi="hi_IN"/>
+        </w:rPr>
+      </w:r>
     </w:p>
     <w:p>
       <w:pPr>
         <w:pStyle w:val="Heading2"/>
       </w:pPr>
       <w:r>
+        <w:rPr>
+          <w:lang w:val="hi_IN" w:bidi="hi_IN"/>
+        </w:rPr>
         <w:t>2 यूहन्ना 1:12 (#1)</w:t>
       </w:r>
-      <w:r/>
-    </w:p>
-    <w:p>
-      <w:r/>
-      <w:r>
-        <w:rPr>
-          <w:b/>
+      <w:r>
+        <w:rPr>
+          <w:lang w:val="hi_IN" w:bidi="hi_IN"/>
+        </w:rPr>
+      </w:r>
+    </w:p>
+    <w:p>
+      <w:pPr/>
+      <w:r>
+        <w:rPr>
+          <w:lang w:val="hi_IN" w:bidi="hi_IN"/>
+        </w:rPr>
+      </w:r>
+      <w:r>
+        <w:rPr>
+          <w:b/>
+          <w:lang w:val="hi_IN" w:bidi="hi_IN"/>
         </w:rPr>
         <w:t>""</w:t>
       </w:r>
     </w:p>
     <w:p>
-      <w:r/>
-      <w:r>
+      <w:pPr/>
+      <w:r>
+        <w:rPr>
+          <w:lang w:val="hi_IN" w:bidi="hi_IN"/>
+        </w:rPr>
+      </w:r>
+      <w:r>
+        <w:rPr>
+          <w:lang w:val="hi_IN" w:bidi="hi_IN"/>
+        </w:rPr>
         <w:t>"# General Information:\n\n""वचन 12 में दिया हुआ शब्द """"तुम्हें"""" एकवचनीय है। वचन 13 में दिया हुआ शब्द """"तेरी"""" बहुवचनीय है।</w:t>
       </w:r>
     </w:p>
     <w:p>
-      <w:r/>
-      <w:r>
+      <w:pPr/>
+      <w:r>
+        <w:rPr>
+          <w:lang w:val="hi_IN" w:bidi="hi_IN"/>
+        </w:rPr>
+      </w:r>
+      <w:r>
+        <w:rPr>
+          <w:lang w:val="hi_IN" w:bidi="hi_IN"/>
+        </w:rPr>
         <w:t xml:space="preserve">देखें: </w:t>
       </w:r>
       <w:r>
+        <w:rPr>
+          <w:lang w:val="hi_IN" w:bidi="hi_IN"/>
+        </w:rPr>
         <w:t>'आप' के रूप</w:t>
       </w:r>
-      <w:r/>
-      <w:r/>
-    </w:p>
-    <w:p>
-      <w:r/>
+      <w:r>
+        <w:rPr>
+          <w:lang w:val="hi_IN" w:bidi="hi_IN"/>
+        </w:rPr>
+      </w:r>
+      <w:r>
+        <w:rPr>
+          <w:lang w:val="hi_IN" w:bidi="hi_IN"/>
+        </w:rPr>
+      </w:r>
+    </w:p>
+    <w:p>
+      <w:pPr/>
+      <w:r>
+        <w:rPr>
+          <w:lang w:val="hi_IN" w:bidi="hi_IN"/>
+        </w:rPr>
+      </w:r>
     </w:p>
     <w:p>
       <w:pPr>
         <w:pStyle w:val="Heading2"/>
       </w:pPr>
       <w:r>
+        <w:rPr>
+          <w:lang w:val="hi_IN" w:bidi="hi_IN"/>
+        </w:rPr>
         <w:t>2 यूहन्ना 1:12 (#3)</w:t>
       </w:r>
-      <w:r/>
-    </w:p>
-    <w:p>
-      <w:r/>
-      <w:r>
-        <w:rPr>
-          <w:b/>
+      <w:r>
+        <w:rPr>
+          <w:lang w:val="hi_IN" w:bidi="hi_IN"/>
+        </w:rPr>
+      </w:r>
+    </w:p>
+    <w:p>
+      <w:pPr/>
+      <w:r>
+        <w:rPr>
+          <w:lang w:val="hi_IN" w:bidi="hi_IN"/>
+        </w:rPr>
+      </w:r>
+      <w:r>
+        <w:rPr>
+          <w:b/>
+          <w:lang w:val="hi_IN" w:bidi="hi_IN"/>
         </w:rPr>
         <w:t>"</w:t>
       </w:r>
       <w:r>
         <w:rPr>
           <w:b/>
+          <w:lang w:val="hi_IN" w:bidi="hi_IN"/>
         </w:rPr>
         <w:t>पास आऊँ</w:t>
       </w:r>
       <w:r>
         <w:rPr>
           <w:b/>
+          <w:lang w:val="hi_IN" w:bidi="hi_IN"/>
         </w:rPr>
         <w:t>"</w:t>
       </w:r>
     </w:p>
     <w:p>
-      <w:r/>
-      <w:r>
+      <w:pPr/>
+      <w:r>
+        <w:rPr>
+          <w:lang w:val="hi_IN" w:bidi="hi_IN"/>
+        </w:rPr>
+      </w:r>
+      <w:r>
+        <w:rPr>
+          <w:lang w:val="hi_IN" w:bidi="hi_IN"/>
+        </w:rPr>
         <w:t>ऐसे संदर्भ में, आपकी भाषा "</w:t>
       </w:r>
       <w:r>
+        <w:rPr>
+          <w:lang w:val="hi_IN" w:bidi="hi_IN"/>
+        </w:rPr>
         <w:t>आऊँ</w:t>
       </w:r>
       <w:r>
+        <w:rPr>
+          <w:lang w:val="hi_IN" w:bidi="hi_IN"/>
+        </w:rPr>
         <w:t>" के बजाय "जाऊँ" कह सकती है। वैकल्पिक अनुवाद: "जाना"</w:t>
       </w:r>
     </w:p>
     <w:p>
-      <w:r/>
-      <w:r>
+      <w:pPr/>
+      <w:r>
+        <w:rPr>
+          <w:lang w:val="hi_IN" w:bidi="hi_IN"/>
+        </w:rPr>
+      </w:r>
+      <w:r>
+        <w:rPr>
+          <w:lang w:val="hi_IN" w:bidi="hi_IN"/>
+        </w:rPr>
         <w:t xml:space="preserve">देखें: </w:t>
       </w:r>
       <w:r>
+        <w:rPr>
+          <w:lang w:val="hi_IN" w:bidi="hi_IN"/>
+        </w:rPr>
         <w:t>जाएँ और आएँ</w:t>
       </w:r>
-      <w:r/>
-      <w:r/>
-    </w:p>
-    <w:p>
-      <w:r/>
+      <w:r>
+        <w:rPr>
+          <w:lang w:val="hi_IN" w:bidi="hi_IN"/>
+        </w:rPr>
+      </w:r>
+      <w:r>
+        <w:rPr>
+          <w:lang w:val="hi_IN" w:bidi="hi_IN"/>
+        </w:rPr>
+      </w:r>
+    </w:p>
+    <w:p>
+      <w:pPr/>
+      <w:r>
+        <w:rPr>
+          <w:lang w:val="hi_IN" w:bidi="hi_IN"/>
+        </w:rPr>
+      </w:r>
     </w:p>
     <w:p>
       <w:pPr>
         <w:pStyle w:val="Heading2"/>
       </w:pPr>
       <w:r>
+        <w:rPr>
+          <w:lang w:val="hi_IN" w:bidi="hi_IN"/>
+        </w:rPr>
         <w:t>2 यूहन्ना 1:12 (#4)</w:t>
       </w:r>
-      <w:r/>
-    </w:p>
-    <w:p>
-      <w:r/>
-      <w:r>
-        <w:rPr>
-          <w:b/>
+      <w:r>
+        <w:rPr>
+          <w:lang w:val="hi_IN" w:bidi="hi_IN"/>
+        </w:rPr>
+      </w:r>
+    </w:p>
+    <w:p>
+      <w:pPr/>
+      <w:r>
+        <w:rPr>
+          <w:lang w:val="hi_IN" w:bidi="hi_IN"/>
+        </w:rPr>
+      </w:r>
+      <w:r>
+        <w:rPr>
+          <w:b/>
+          <w:lang w:val="hi_IN" w:bidi="hi_IN"/>
         </w:rPr>
         <w:t>"बातें"</w:t>
       </w:r>
       <w:r>
+        <w:rPr>
+          <w:lang w:val="hi_IN" w:bidi="hi_IN"/>
+        </w:rPr>
         <w:t xml:space="preserve"> - </w:t>
       </w:r>
       <w:r>
         <w:rPr>
           <w:b/>
+          <w:lang w:val="hi_IN" w:bidi="hi_IN"/>
         </w:rPr>
         <w:t>"सम्मुख होकर बातचीत करूँ"</w:t>
       </w:r>
     </w:p>
     <w:p>
-      <w:r/>
-      <w:r>
+      <w:pPr/>
+      <w:r>
+        <w:rPr>
+          <w:lang w:val="hi_IN" w:bidi="hi_IN"/>
+        </w:rPr>
+      </w:r>
+      <w:r>
+        <w:rPr>
+          <w:lang w:val="hi_IN" w:bidi="hi_IN"/>
+        </w:rPr>
         <w:t>"आमने सामने यहाँ पर एक मुहावरा है, जिसका अर्थ है उनकी मौजूदगी में बोलने से है। वैकल्पिक अनुवाद: ""आपकी उपस्थिति में बोलना"" या ""व्यक्तिगत् रूप से आपसे बात करना""</w:t>
       </w:r>
     </w:p>
     <w:p>
-      <w:r/>
-      <w:r>
+      <w:pPr/>
+      <w:r>
+        <w:rPr>
+          <w:lang w:val="hi_IN" w:bidi="hi_IN"/>
+        </w:rPr>
+      </w:r>
+      <w:r>
+        <w:rPr>
+          <w:lang w:val="hi_IN" w:bidi="hi_IN"/>
+        </w:rPr>
         <w:t xml:space="preserve">देखें: </w:t>
       </w:r>
       <w:r>
+        <w:rPr>
+          <w:lang w:val="hi_IN" w:bidi="hi_IN"/>
+        </w:rPr>
         <w:t>मुहावरा</w:t>
       </w:r>
-      <w:r/>
-      <w:r/>
-    </w:p>
-    <w:p>
-      <w:r/>
+      <w:r>
+        <w:rPr>
+          <w:lang w:val="hi_IN" w:bidi="hi_IN"/>
+        </w:rPr>
+      </w:r>
+      <w:r>
+        <w:rPr>
+          <w:lang w:val="hi_IN" w:bidi="hi_IN"/>
+        </w:rPr>
+      </w:r>
+    </w:p>
+    <w:p>
+      <w:pPr/>
+      <w:r>
+        <w:rPr>
+          <w:lang w:val="hi_IN" w:bidi="hi_IN"/>
+        </w:rPr>
+      </w:r>
     </w:p>
     <w:p>
       <w:pPr>
         <w:pStyle w:val="Heading2"/>
       </w:pPr>
       <w:r>
+        <w:rPr>
+          <w:lang w:val="hi_IN" w:bidi="hi_IN"/>
+        </w:rPr>
         <w:t>2 यूहन्ना 1:12 (#5)</w:t>
       </w:r>
-      <w:r/>
-    </w:p>
-    <w:p>
-      <w:r/>
-      <w:r>
-        <w:rPr>
-          <w:b/>
+      <w:r>
+        <w:rPr>
+          <w:lang w:val="hi_IN" w:bidi="hi_IN"/>
+        </w:rPr>
+      </w:r>
+    </w:p>
+    <w:p>
+      <w:pPr/>
+      <w:r>
+        <w:rPr>
+          <w:lang w:val="hi_IN" w:bidi="hi_IN"/>
+        </w:rPr>
+      </w:r>
+      <w:r>
+        <w:rPr>
+          <w:b/>
+          <w:lang w:val="hi_IN" w:bidi="hi_IN"/>
         </w:rPr>
         <w:t>"</w:t>
       </w:r>
       <w:r>
         <w:rPr>
           <w:b/>
+          <w:lang w:val="hi_IN" w:bidi="hi_IN"/>
         </w:rPr>
         <w:t>जिससे हमारा आनन्द पूरा हो</w:t>
       </w:r>
       <w:r>
         <w:rPr>
           <w:b/>
+          <w:lang w:val="hi_IN" w:bidi="hi_IN"/>
         </w:rPr>
         <w:t>"</w:t>
       </w:r>
     </w:p>
     <w:p>
-      <w:r/>
-      <w:r>
+      <w:pPr/>
+      <w:r>
+        <w:rPr>
+          <w:lang w:val="hi_IN" w:bidi="hi_IN"/>
+        </w:rPr>
+      </w:r>
+      <w:r>
+        <w:rPr>
+          <w:lang w:val="hi_IN" w:bidi="hi_IN"/>
+        </w:rPr>
         <w:t>यदि यह आपकी भाषा में सहायक होगा, तो आप इसे एक सक्रिय क्रिया रूप में व्यक्त कर सकते हैं। वैकल्पिक अनुवाद: "ताकि आपका आनन्द पूर्ण हो जाए"</w:t>
       </w:r>
     </w:p>
     <w:p>
-      <w:r/>
-      <w:r>
+      <w:pPr/>
+      <w:r>
+        <w:rPr>
+          <w:lang w:val="hi_IN" w:bidi="hi_IN"/>
+        </w:rPr>
+      </w:r>
+      <w:r>
+        <w:rPr>
+          <w:lang w:val="hi_IN" w:bidi="hi_IN"/>
+        </w:rPr>
         <w:t xml:space="preserve">देखें: </w:t>
       </w:r>
       <w:r>
+        <w:rPr>
+          <w:lang w:val="hi_IN" w:bidi="hi_IN"/>
+        </w:rPr>
         <w:t xml:space="preserve">सक्रिय या निष्क्रिय </w:t>
       </w:r>
-      <w:r/>
-      <w:r/>
-    </w:p>
-    <w:p>
-      <w:r/>
+      <w:r>
+        <w:rPr>
+          <w:lang w:val="hi_IN" w:bidi="hi_IN"/>
+        </w:rPr>
+      </w:r>
+      <w:r>
+        <w:rPr>
+          <w:lang w:val="hi_IN" w:bidi="hi_IN"/>
+        </w:rPr>
+      </w:r>
+    </w:p>
+    <w:p>
+      <w:pPr/>
+      <w:r>
+        <w:rPr>
+          <w:lang w:val="hi_IN" w:bidi="hi_IN"/>
+        </w:rPr>
+      </w:r>
     </w:p>
     <w:p>
       <w:pPr>
         <w:pStyle w:val="Heading2"/>
       </w:pPr>
       <w:r>
+        <w:rPr>
+          <w:lang w:val="hi_IN" w:bidi="hi_IN"/>
+        </w:rPr>
         <w:t>2 यूहन्ना 1:12 (#6)</w:t>
       </w:r>
-      <w:r/>
-    </w:p>
-    <w:p>
-      <w:r/>
-      <w:r>
-        <w:rPr>
-          <w:b/>
+      <w:r>
+        <w:rPr>
+          <w:lang w:val="hi_IN" w:bidi="hi_IN"/>
+        </w:rPr>
+      </w:r>
+    </w:p>
+    <w:p>
+      <w:pPr/>
+      <w:r>
+        <w:rPr>
+          <w:lang w:val="hi_IN" w:bidi="hi_IN"/>
+        </w:rPr>
+      </w:r>
+      <w:r>
+        <w:rPr>
+          <w:b/>
+          <w:lang w:val="hi_IN" w:bidi="hi_IN"/>
         </w:rPr>
         <w:t>"</w:t>
       </w:r>
       <w:r>
         <w:rPr>
           <w:b/>
+          <w:lang w:val="hi_IN" w:bidi="hi_IN"/>
         </w:rPr>
         <w:t>जिससे हमारा आनन्द पूरा हो</w:t>
       </w:r>
       <w:r>
         <w:rPr>
           <w:b/>
+          <w:lang w:val="hi_IN" w:bidi="hi_IN"/>
         </w:rPr>
         <w:t>"</w:t>
       </w:r>
     </w:p>
     <w:p>
-      <w:r/>
-      <w:r>
+      <w:pPr/>
+      <w:r>
+        <w:rPr>
+          <w:lang w:val="hi_IN" w:bidi="hi_IN"/>
+        </w:rPr>
+      </w:r>
+      <w:r>
+        <w:rPr>
+          <w:lang w:val="hi_IN" w:bidi="hi_IN"/>
+        </w:rPr>
         <w:t xml:space="preserve">यदि यह आपकी भाषा में सहायक होगा, तो आप भाववाचक संज्ञा </w:t>
       </w:r>
       <w:r>
         <w:rPr>
           <w:b/>
+          <w:lang w:val="hi_IN" w:bidi="hi_IN"/>
         </w:rPr>
         <w:t>आनन्द</w:t>
       </w:r>
       <w:r>
+        <w:rPr>
+          <w:lang w:val="hi_IN" w:bidi="hi_IN"/>
+        </w:rPr>
         <w:t xml:space="preserve"> के पीछे के विचार को एक विशेषण जैसे "आनंदमय" के साथ व्यक्त कर सकते हैं। वैकल्पिक अनुवाद: "ताकि यह आपको पूर्णत: आनंदित कर दे"</w:t>
       </w:r>
     </w:p>
     <w:p>
-      <w:r/>
-      <w:r>
+      <w:pPr/>
+      <w:r>
+        <w:rPr>
+          <w:lang w:val="hi_IN" w:bidi="hi_IN"/>
+        </w:rPr>
+      </w:r>
+      <w:r>
+        <w:rPr>
+          <w:lang w:val="hi_IN" w:bidi="hi_IN"/>
+        </w:rPr>
         <w:t xml:space="preserve">देखें: </w:t>
       </w:r>
       <w:r>
+        <w:rPr>
+          <w:lang w:val="hi_IN" w:bidi="hi_IN"/>
+        </w:rPr>
         <w:t>भाववाचक संज्ञाएँ</w:t>
       </w:r>
-      <w:r/>
-      <w:r/>
-    </w:p>
-    <w:p>
-      <w:r/>
+      <w:r>
+        <w:rPr>
+          <w:lang w:val="hi_IN" w:bidi="hi_IN"/>
+        </w:rPr>
+      </w:r>
+      <w:r>
+        <w:rPr>
+          <w:lang w:val="hi_IN" w:bidi="hi_IN"/>
+        </w:rPr>
+      </w:r>
+    </w:p>
+    <w:p>
+      <w:pPr/>
+      <w:r>
+        <w:rPr>
+          <w:lang w:val="hi_IN" w:bidi="hi_IN"/>
+        </w:rPr>
+      </w:r>
     </w:p>
     <w:p>
       <w:pPr>
         <w:pStyle w:val="Heading2"/>
       </w:pPr>
       <w:r>
+        <w:rPr>
+          <w:lang w:val="hi_IN" w:bidi="hi_IN"/>
+        </w:rPr>
         <w:t>2 यूहन्ना 1:12 (#7)</w:t>
       </w:r>
-      <w:r/>
-    </w:p>
-    <w:p>
-      <w:r/>
-      <w:r>
-        <w:rPr>
-          <w:b/>
+      <w:r>
+        <w:rPr>
+          <w:lang w:val="hi_IN" w:bidi="hi_IN"/>
+        </w:rPr>
+      </w:r>
+    </w:p>
+    <w:p>
+      <w:pPr/>
+      <w:r>
+        <w:rPr>
+          <w:lang w:val="hi_IN" w:bidi="hi_IN"/>
+        </w:rPr>
+      </w:r>
+      <w:r>
+        <w:rPr>
+          <w:b/>
+          <w:lang w:val="hi_IN" w:bidi="hi_IN"/>
         </w:rPr>
         <w:t>"</w:t>
       </w:r>
       <w:r>
         <w:rPr>
           <w:b/>
+          <w:lang w:val="hi_IN" w:bidi="hi_IN"/>
         </w:rPr>
         <w:t>हमारा आनन्द पूरा हो</w:t>
       </w:r>
       <w:r>
         <w:rPr>
           <w:b/>
+          <w:lang w:val="hi_IN" w:bidi="hi_IN"/>
         </w:rPr>
         <w:t>"</w:t>
       </w:r>
     </w:p>
     <w:p>
-      <w:r/>
-      <w:r>
+      <w:pPr/>
+      <w:r>
+        <w:rPr>
+          <w:lang w:val="hi_IN" w:bidi="hi_IN"/>
+        </w:rPr>
+      </w:r>
+      <w:r>
+        <w:rPr>
+          <w:lang w:val="hi_IN" w:bidi="hi_IN"/>
+        </w:rPr>
         <w:t>यहाँ पाठ संबंधी मुद्दे के बारे में 2 यूहन्ना के सामान्य परिचय के भाग 3 में टिप्पणी देखें। वैकल्पिक अनुवाद: "हमारा आनन्द पूर्ण हो सके"</w:t>
       </w:r>
     </w:p>
     <w:p>
-      <w:r/>
-      <w:r>
+      <w:pPr/>
+      <w:r>
+        <w:rPr>
+          <w:lang w:val="hi_IN" w:bidi="hi_IN"/>
+        </w:rPr>
+      </w:r>
+      <w:r>
+        <w:rPr>
+          <w:lang w:val="hi_IN" w:bidi="hi_IN"/>
+        </w:rPr>
         <w:t xml:space="preserve">देखें: </w:t>
       </w:r>
       <w:r>
+        <w:rPr>
+          <w:lang w:val="hi_IN" w:bidi="hi_IN"/>
+        </w:rPr>
         <w:t>पाठ्य भिन्नताएँ</w:t>
       </w:r>
-      <w:r/>
-      <w:r/>
-    </w:p>
-    <w:p>
-      <w:r/>
+      <w:r>
+        <w:rPr>
+          <w:lang w:val="hi_IN" w:bidi="hi_IN"/>
+        </w:rPr>
+      </w:r>
+      <w:r>
+        <w:rPr>
+          <w:lang w:val="hi_IN" w:bidi="hi_IN"/>
+        </w:rPr>
+      </w:r>
+    </w:p>
+    <w:p>
+      <w:pPr/>
+      <w:r>
+        <w:rPr>
+          <w:lang w:val="hi_IN" w:bidi="hi_IN"/>
+        </w:rPr>
+      </w:r>
     </w:p>
     <w:p>
       <w:pPr>
         <w:pStyle w:val="Heading2"/>
       </w:pPr>
       <w:r>
+        <w:rPr>
+          <w:lang w:val="hi_IN" w:bidi="hi_IN"/>
+        </w:rPr>
         <w:t>2 यूहन्ना 1:12 (#8)</w:t>
       </w:r>
-      <w:r/>
-    </w:p>
-    <w:p>
-      <w:r/>
-      <w:r>
-        <w:rPr>
-          <w:b/>
+      <w:r>
+        <w:rPr>
+          <w:lang w:val="hi_IN" w:bidi="hi_IN"/>
+        </w:rPr>
+      </w:r>
+    </w:p>
+    <w:p>
+      <w:pPr/>
+      <w:r>
+        <w:rPr>
+          <w:lang w:val="hi_IN" w:bidi="hi_IN"/>
+        </w:rPr>
+      </w:r>
+      <w:r>
+        <w:rPr>
+          <w:b/>
+          <w:lang w:val="hi_IN" w:bidi="hi_IN"/>
         </w:rPr>
         <w:t>"</w:t>
       </w:r>
       <w:r>
         <w:rPr>
           <w:b/>
+          <w:lang w:val="hi_IN" w:bidi="hi_IN"/>
         </w:rPr>
         <w:t>हमारा</w:t>
       </w:r>
       <w:r>
         <w:rPr>
           <w:b/>
+          <w:lang w:val="hi_IN" w:bidi="hi_IN"/>
         </w:rPr>
         <w:t>"</w:t>
       </w:r>
     </w:p>
     <w:p>
-      <w:r/>
-      <w:r>
+      <w:pPr/>
+      <w:r>
+        <w:rPr>
+          <w:lang w:val="hi_IN" w:bidi="hi_IN"/>
+        </w:rPr>
+      </w:r>
+      <w:r>
+        <w:rPr>
+          <w:lang w:val="hi_IN" w:bidi="hi_IN"/>
+        </w:rPr>
         <w:t xml:space="preserve">यदि आप यहाँ </w:t>
       </w:r>
       <w:r>
         <w:rPr>
           <w:b/>
+          <w:lang w:val="hi_IN" w:bidi="hi_IN"/>
         </w:rPr>
         <w:t>हमारा</w:t>
       </w:r>
       <w:r>
+        <w:rPr>
+          <w:lang w:val="hi_IN" w:bidi="hi_IN"/>
+        </w:rPr>
         <w:t xml:space="preserve"> के बजाय "तुम्हारा" का उपयोग करते हैं, तो इसमें यूहन्ना और पत्र प्राप्तकर्ताओं दोनों सम्मिलित होंगे।</w:t>
       </w:r>
     </w:p>
     <w:p>
-      <w:r/>
-      <w:r>
+      <w:pPr/>
+      <w:r>
+        <w:rPr>
+          <w:lang w:val="hi_IN" w:bidi="hi_IN"/>
+        </w:rPr>
+      </w:r>
+      <w:r>
+        <w:rPr>
+          <w:lang w:val="hi_IN" w:bidi="hi_IN"/>
+        </w:rPr>
         <w:t xml:space="preserve">देखें: </w:t>
       </w:r>
       <w:r>
+        <w:rPr>
+          <w:lang w:val="hi_IN" w:bidi="hi_IN"/>
+        </w:rPr>
         <w:t xml:space="preserve">विशिष्ट और समावेशी 'हम' </w:t>
       </w:r>
-      <w:r/>
-      <w:r/>
-    </w:p>
-    <w:p>
-      <w:r/>
+      <w:r>
+        <w:rPr>
+          <w:lang w:val="hi_IN" w:bidi="hi_IN"/>
+        </w:rPr>
+      </w:r>
+      <w:r>
+        <w:rPr>
+          <w:lang w:val="hi_IN" w:bidi="hi_IN"/>
+        </w:rPr>
+      </w:r>
+    </w:p>
+    <w:p>
+      <w:pPr/>
+      <w:r>
+        <w:rPr>
+          <w:lang w:val="hi_IN" w:bidi="hi_IN"/>
+        </w:rPr>
+      </w:r>
     </w:p>
     <w:p>
       <w:pPr>
         <w:pStyle w:val="Heading2"/>
       </w:pPr>
       <w:r>
+        <w:rPr>
+          <w:lang w:val="hi_IN" w:bidi="hi_IN"/>
+        </w:rPr>
         <w:t>2 यूहन्ना 1:13 (#1)</w:t>
       </w:r>
-      <w:r/>
-    </w:p>
-    <w:p>
-      <w:r/>
-      <w:r>
-        <w:rPr>
-          <w:b/>
+      <w:r>
+        <w:rPr>
+          <w:lang w:val="hi_IN" w:bidi="hi_IN"/>
+        </w:rPr>
+      </w:r>
+    </w:p>
+    <w:p>
+      <w:pPr/>
+      <w:r>
+        <w:rPr>
+          <w:lang w:val="hi_IN" w:bidi="hi_IN"/>
+        </w:rPr>
+      </w:r>
+      <w:r>
+        <w:rPr>
+          <w:b/>
+          <w:lang w:val="hi_IN" w:bidi="hi_IN"/>
         </w:rPr>
         <w:t>"तेरी चुनी हुई बहन बच्चे"</w:t>
       </w:r>
     </w:p>
     <w:p>
-      <w:r/>
-      <w:r>
+      <w:pPr/>
+      <w:r>
+        <w:rPr>
+          <w:lang w:val="hi_IN" w:bidi="hi_IN"/>
+        </w:rPr>
+      </w:r>
+      <w:r>
+        <w:rPr>
+          <w:lang w:val="hi_IN" w:bidi="hi_IN"/>
+        </w:rPr>
         <w:t>यहाँ पर यूहन्ना इस दूसरी कलीसिया की बात करता है जो मानो कि पाठकों की कलीसिया और विश्वासियों के लिए एक साथी कलीसिया थी जो कि उसी कलीसिया की हिस्सा हैं जैसे कि वे उस कलीसिया की सन्तान थे। यह इस बात पर जोर देता है कि सभी विश्वासी जन एक आत्मिक परिवार हैं।</w:t>
       </w:r>
     </w:p>
     <w:p>
-      <w:r/>
-      <w:r>
+      <w:pPr/>
+      <w:r>
+        <w:rPr>
+          <w:lang w:val="hi_IN" w:bidi="hi_IN"/>
+        </w:rPr>
+      </w:r>
+      <w:r>
+        <w:rPr>
+          <w:lang w:val="hi_IN" w:bidi="hi_IN"/>
+        </w:rPr>
         <w:t xml:space="preserve">देखें: </w:t>
       </w:r>
       <w:r>
+        <w:rPr>
+          <w:lang w:val="hi_IN" w:bidi="hi_IN"/>
+        </w:rPr>
         <w:t>रूपक</w:t>
       </w:r>
-      <w:r/>
-      <w:r/>
-    </w:p>
-    <w:p>
-      <w:r/>
+      <w:r>
+        <w:rPr>
+          <w:lang w:val="hi_IN" w:bidi="hi_IN"/>
+        </w:rPr>
+      </w:r>
+      <w:r>
+        <w:rPr>
+          <w:lang w:val="hi_IN" w:bidi="hi_IN"/>
+        </w:rPr>
+      </w:r>
+    </w:p>
+    <w:p>
+      <w:pPr/>
+      <w:r>
+        <w:rPr>
+          <w:lang w:val="hi_IN" w:bidi="hi_IN"/>
+        </w:rPr>
+      </w:r>
     </w:p>
     <w:p>
       <w:pPr>
         <w:pStyle w:val="Heading2"/>
       </w:pPr>
       <w:r>
+        <w:rPr>
+          <w:lang w:val="hi_IN" w:bidi="hi_IN"/>
+        </w:rPr>
         <w:t>2 यूहन्ना 1:13 (#2)</w:t>
       </w:r>
-      <w:r/>
-    </w:p>
-    <w:p>
-      <w:r/>
-      <w:r>
-        <w:rPr>
-          <w:b/>
+      <w:r>
+        <w:rPr>
+          <w:lang w:val="hi_IN" w:bidi="hi_IN"/>
+        </w:rPr>
+      </w:r>
+    </w:p>
+    <w:p>
+      <w:pPr/>
+      <w:r>
+        <w:rPr>
+          <w:lang w:val="hi_IN" w:bidi="hi_IN"/>
+        </w:rPr>
+      </w:r>
+      <w:r>
+        <w:rPr>
+          <w:b/>
+          <w:lang w:val="hi_IN" w:bidi="hi_IN"/>
         </w:rPr>
         <w:t>"</w:t>
       </w:r>
       <w:r>
         <w:rPr>
           <w:b/>
+          <w:lang w:val="hi_IN" w:bidi="hi_IN"/>
         </w:rPr>
         <w:t>तेरी चुनी हुई बहन के बच्चे</w:t>
       </w:r>
       <w:r>
         <w:rPr>
           <w:b/>
+          <w:lang w:val="hi_IN" w:bidi="hi_IN"/>
         </w:rPr>
         <w:t>"</w:t>
       </w:r>
     </w:p>
     <w:p>
-      <w:r/>
-      <w:r>
+      <w:pPr/>
+      <w:r>
+        <w:rPr>
+          <w:lang w:val="hi_IN" w:bidi="hi_IN"/>
+        </w:rPr>
+      </w:r>
+      <w:r>
+        <w:rPr>
+          <w:lang w:val="hi_IN" w:bidi="hi_IN"/>
+        </w:rPr>
         <w:t xml:space="preserve">इस संदर्भ में, </w:t>
       </w:r>
       <w:r>
         <w:rPr>
           <w:b/>
+          <w:lang w:val="hi_IN" w:bidi="hi_IN"/>
         </w:rPr>
         <w:t xml:space="preserve">चुनी हुई </w:t>
       </w:r>
       <w:r>
+        <w:rPr>
+          <w:lang w:val="hi_IN" w:bidi="hi_IN"/>
+        </w:rPr>
         <w:t>शब्द उन व्यक्तियों को इंगित करता है जिन्हें परमेश्वर ने उद्धार प्राप्त करने के लिए चुना है। यूहन्ना द्वारा रूपक के संदर्भ में, यह उन लोगों की कलीसिया या समूह को इंगित करता है जिन्हें परमेश्वर ने उद्धार प्राप्त करने के लिए चुना है। वैकल्पिक अनुवाद: “यीशु में विश्वासियों के इस समूह के सदस्य”</w:t>
       </w:r>
     </w:p>
     <w:p>
-      <w:r/>
-      <w:r>
+      <w:pPr/>
+      <w:r>
+        <w:rPr>
+          <w:lang w:val="hi_IN" w:bidi="hi_IN"/>
+        </w:rPr>
+      </w:r>
+      <w:r>
+        <w:rPr>
+          <w:lang w:val="hi_IN" w:bidi="hi_IN"/>
+        </w:rPr>
         <w:t xml:space="preserve">देखें: </w:t>
       </w:r>
       <w:r>
+        <w:rPr>
+          <w:lang w:val="hi_IN" w:bidi="hi_IN"/>
+        </w:rPr>
         <w:t xml:space="preserve">मुहावरा </w:t>
       </w:r>
-      <w:r/>
-      <w:r/>
-    </w:p>
-    <w:p>
-      <w:r/>
+      <w:r>
+        <w:rPr>
+          <w:lang w:val="hi_IN" w:bidi="hi_IN"/>
+        </w:rPr>
+      </w:r>
+      <w:r>
+        <w:rPr>
+          <w:lang w:val="hi_IN" w:bidi="hi_IN"/>
+        </w:rPr>
+      </w:r>
+    </w:p>
+    <w:p>
+      <w:pPr/>
+      <w:r>
+        <w:rPr>
+          <w:lang w:val="hi_IN" w:bidi="hi_IN"/>
+        </w:rPr>
+      </w:r>
     </w:p>
     <w:p>
       <w:pPr>
         <w:pStyle w:val="Heading2"/>
       </w:pPr>
       <w:r>
+        <w:rPr>
+          <w:lang w:val="hi_IN" w:bidi="hi_IN"/>
+        </w:rPr>
         <w:t>2 यूहन्ना 1:13 (#3)</w:t>
       </w:r>
-      <w:r/>
-    </w:p>
-    <w:p>
-      <w:r/>
-      <w:r>
-        <w:rPr>
-          <w:b/>
+      <w:r>
+        <w:rPr>
+          <w:lang w:val="hi_IN" w:bidi="hi_IN"/>
+        </w:rPr>
+      </w:r>
+    </w:p>
+    <w:p>
+      <w:pPr/>
+      <w:r>
+        <w:rPr>
+          <w:lang w:val="hi_IN" w:bidi="hi_IN"/>
+        </w:rPr>
+      </w:r>
+      <w:r>
+        <w:rPr>
+          <w:b/>
+          <w:lang w:val="hi_IN" w:bidi="hi_IN"/>
         </w:rPr>
         <w:t>"</w:t>
       </w:r>
       <w:r>
         <w:rPr>
           <w:b/>
+          <w:lang w:val="hi_IN" w:bidi="hi_IN"/>
         </w:rPr>
         <w:t>तुझे नमस्कार करते हैं</w:t>
       </w:r>
       <w:r>
         <w:rPr>
           <w:b/>
+          <w:lang w:val="hi_IN" w:bidi="hi_IN"/>
         </w:rPr>
         <w:t>"</w:t>
       </w:r>
     </w:p>
     <w:p>
-      <w:r/>
-      <w:r>
+      <w:pPr/>
+      <w:r>
+        <w:rPr>
+          <w:lang w:val="hi_IN" w:bidi="hi_IN"/>
+        </w:rPr>
+      </w:r>
+      <w:r>
+        <w:rPr>
+          <w:lang w:val="hi_IN" w:bidi="hi_IN"/>
+        </w:rPr>
         <w:t>जैसा कि इस संस्कृति में प्रचलित था, यूहन्ना पत्र का समापन उन लोगों की ओर से अभिवादन भेजकर करते हैं जो उनके साथ हैं और जो उन लोगों को जानते हैं जिन्हें वे लिख रहे हैं। आपकी भाषा में पत्र में अभिवादन साझा करने का एक विशेष तरीका हो सकता है। यदि ऐसा है, तो आप यहाँ उस रूप का उपयोग कर सकते हैं। वैकल्पिक अनुवाद: "वे आपको अभिवादन भेजते हैं" या "वे आपको याद करने के लिए कहते हैं"</w:t>
       </w:r>
     </w:p>
     <w:p>
-      <w:r/>
-      <w:r>
+      <w:pPr/>
+      <w:r>
+        <w:rPr>
+          <w:lang w:val="hi_IN" w:bidi="hi_IN"/>
+        </w:rPr>
+      </w:r>
+      <w:r>
+        <w:rPr>
+          <w:lang w:val="hi_IN" w:bidi="hi_IN"/>
+        </w:rPr>
         <w:t xml:space="preserve">देखें: </w:t>
       </w:r>
       <w:r>
+        <w:rPr>
+          <w:lang w:val="hi_IN" w:bidi="hi_IN"/>
+        </w:rPr>
         <w:t>अनुमानित ज्ञान और अंतर्निहित जानकारी</w:t>
       </w:r>
-      <w:r/>
-      <w:r/>
-    </w:p>
-    <w:p>
-      <w:r/>
+      <w:r>
+        <w:rPr>
+          <w:lang w:val="hi_IN" w:bidi="hi_IN"/>
+        </w:rPr>
+      </w:r>
+      <w:r>
+        <w:rPr>
+          <w:lang w:val="hi_IN" w:bidi="hi_IN"/>
+        </w:rPr>
+      </w:r>
+    </w:p>
+    <w:p>
+      <w:pPr/>
+      <w:r>
+        <w:rPr>
+          <w:lang w:val="hi_IN" w:bidi="hi_IN"/>
+        </w:rPr>
+      </w:r>
     </w:p>
     <w:p>
       <w:pPr>
         <w:pStyle w:val="Heading2"/>
       </w:pPr>
       <w:r>
+        <w:rPr>
+          <w:lang w:val="hi_IN" w:bidi="hi_IN"/>
+        </w:rPr>
         <w:t>2 यूहन्ना 1:13 (#4)</w:t>
       </w:r>
-      <w:r/>
-    </w:p>
-    <w:p>
-      <w:r/>
-      <w:r>
-        <w:rPr>
-          <w:b/>
+      <w:r>
+        <w:rPr>
+          <w:lang w:val="hi_IN" w:bidi="hi_IN"/>
+        </w:rPr>
+      </w:r>
+    </w:p>
+    <w:p>
+      <w:pPr/>
+      <w:r>
+        <w:rPr>
+          <w:lang w:val="hi_IN" w:bidi="hi_IN"/>
+        </w:rPr>
+      </w:r>
+      <w:r>
+        <w:rPr>
+          <w:b/>
+          <w:lang w:val="hi_IN" w:bidi="hi_IN"/>
         </w:rPr>
         <w:t>"</w:t>
       </w:r>
       <w:r>
         <w:rPr>
           <w:b/>
+          <w:lang w:val="hi_IN" w:bidi="hi_IN"/>
         </w:rPr>
         <w:t>तेरी</w:t>
       </w:r>
       <w:r>
         <w:rPr>
           <w:b/>
+          <w:lang w:val="hi_IN" w:bidi="hi_IN"/>
         </w:rPr>
         <w:t>" - "</w:t>
       </w:r>
       <w:r>
         <w:rPr>
           <w:b/>
+          <w:lang w:val="hi_IN" w:bidi="hi_IN"/>
         </w:rPr>
         <w:t>तुझे</w:t>
       </w:r>
       <w:r>
         <w:rPr>
           <w:b/>
+          <w:lang w:val="hi_IN" w:bidi="hi_IN"/>
         </w:rPr>
         <w:t>"</w:t>
       </w:r>
     </w:p>
     <w:p>
-      <w:r/>
-      <w:r>
+      <w:pPr/>
+      <w:r>
+        <w:rPr>
+          <w:lang w:val="hi_IN" w:bidi="hi_IN"/>
+        </w:rPr>
+      </w:r>
+      <w:r>
+        <w:rPr>
+          <w:lang w:val="hi_IN" w:bidi="hi_IN"/>
+        </w:rPr>
         <w:t xml:space="preserve">सर्वनाम </w:t>
       </w:r>
       <w:r>
         <w:rPr>
           <w:b/>
+          <w:lang w:val="hi_IN" w:bidi="hi_IN"/>
         </w:rPr>
         <w:t xml:space="preserve">तेरी </w:t>
       </w:r>
       <w:r>
+        <w:rPr>
+          <w:lang w:val="hi_IN" w:bidi="hi_IN"/>
+        </w:rPr>
         <w:t xml:space="preserve">और </w:t>
       </w:r>
       <w:r>
         <w:rPr>
           <w:b/>
+          <w:lang w:val="hi_IN" w:bidi="hi_IN"/>
         </w:rPr>
         <w:t xml:space="preserve">तुझे यहाँ </w:t>
       </w:r>
       <w:r>
+        <w:rPr>
+          <w:lang w:val="hi_IN" w:bidi="hi_IN"/>
+        </w:rPr>
         <w:t>एकवचन हैं, यूहन्ना के उस रूपक के अनुसार जिसमें वह एक मण्डली को ऐसे लिखते हैं जैसे वह एक महिला हो। यदि आपकी भाषा में यह अधिक स्पष्ट होगा, तो आप यहाँ बहुवचन रूपों का उपयोग कर सकते हैं।</w:t>
       </w:r>
     </w:p>
     <w:p>
-      <w:r/>
-      <w:r>
+      <w:pPr/>
+      <w:r>
+        <w:rPr>
+          <w:lang w:val="hi_IN" w:bidi="hi_IN"/>
+        </w:rPr>
+      </w:r>
+      <w:r>
+        <w:rPr>
+          <w:lang w:val="hi_IN" w:bidi="hi_IN"/>
+        </w:rPr>
         <w:t xml:space="preserve">देखें: </w:t>
       </w:r>
       <w:r>
+        <w:rPr>
+          <w:lang w:val="hi_IN" w:bidi="hi_IN"/>
+        </w:rPr>
         <w:t xml:space="preserve">तुम के रूप </w:t>
       </w:r>
-      <w:r/>
-      <w:r/>
+      <w:r>
+        <w:rPr>
+          <w:lang w:val="hi_IN" w:bidi="hi_IN"/>
+        </w:rPr>
+      </w:r>
+      <w:r>
+        <w:rPr>
+          <w:lang w:val="hi_IN" w:bidi="hi_IN"/>
+        </w:rPr>
+      </w:r>
     </w:p>
     <w:sectPr>
       <w:footnotePr>
@@ -5824,6 +9419,12 @@
   <w:num w:numId="13" w16cid:durableId="592781308">
     <w:abstractNumId w:val="11"/>
   </w:num>
+  <w:num w:numId="14">
+    <w:abstractNumId w:val="3"/>
+    <w:lvlOverride w:ilvl="0">
+      <w:startOverride w:val="1"/>
+    </w:lvlOverride>
+  </w:num>
   <w:numIdMacAtCleanup w:val="10"/>
 </w:numbering>
 </file>
@@ -5834,7 +9435,7 @@
     <w:rPrDefault>
       <w:rPr>
         <w:rFonts w:ascii="Times New Roman" w:eastAsia="Times New Roman" w:hAnsi="Times New Roman" w:cs="Times New Roman"/>
-        <w:lang w:val="en-US" w:eastAsia="en-US" w:bidi="ar-SA"/>
+        <w:lang w:val="hi_IN" w:eastAsia="en-US" w:bidi="ar-SA"/>
       </w:rPr>
     </w:rPrDefault>
     <w:pPrDefault/>

--- a/hin/docx/63.content.docx
+++ b/hin/docx/63.content.docx
@@ -737,6 +737,21 @@
           <w:b/>
           <w:lang w:val="hi_IN" w:bidi="hi_IN"/>
         </w:rPr>
+        <w:t>ὁ πρεσβύτερος</w:t>
+      </w:r>
+    </w:p>
+    <w:p>
+      <w:pPr/>
+      <w:r>
+        <w:rPr>
+          <w:lang w:val="hi_IN" w:bidi="hi_IN"/>
+        </w:rPr>
+      </w:r>
+      <w:r>
+        <w:rPr>
+          <w:b/>
+          <w:lang w:val="hi_IN" w:bidi="hi_IN"/>
+        </w:rPr>
         <w:t>"</w:t>
       </w:r>
       <w:r>
@@ -834,6 +849,21 @@
           <w:b/>
           <w:lang w:val="hi_IN" w:bidi="hi_IN"/>
         </w:rPr>
+        <w:t>ὁ πρεσβύτερος</w:t>
+      </w:r>
+    </w:p>
+    <w:p>
+      <w:pPr/>
+      <w:r>
+        <w:rPr>
+          <w:lang w:val="hi_IN" w:bidi="hi_IN"/>
+        </w:rPr>
+      </w:r>
+      <w:r>
+        <w:rPr>
+          <w:b/>
+          <w:lang w:val="hi_IN" w:bidi="hi_IN"/>
+        </w:rPr>
         <w:t>"मुझ प्राचीन"</w:t>
       </w:r>
       <w:r>
@@ -943,6 +973,21 @@
           <w:b/>
           <w:lang w:val="hi_IN" w:bidi="hi_IN"/>
         </w:rPr>
+        <w:t>ἐκλεκτῇ κυρίᾳ καὶ τοῖς τέκνοις αὐτῆς</w:t>
+      </w:r>
+    </w:p>
+    <w:p>
+      <w:pPr/>
+      <w:r>
+        <w:rPr>
+          <w:lang w:val="hi_IN" w:bidi="hi_IN"/>
+        </w:rPr>
+      </w:r>
+      <w:r>
+        <w:rPr>
+          <w:b/>
+          <w:lang w:val="hi_IN" w:bidi="hi_IN"/>
+        </w:rPr>
         <w:t>"चुनी हुई महिला और उसके बच्चों जिनसे"</w:t>
       </w:r>
     </w:p>
@@ -1026,6 +1071,21 @@
           <w:b/>
           <w:lang w:val="hi_IN" w:bidi="hi_IN"/>
         </w:rPr>
+        <w:t>ἐκλεκτῇ κυρίᾳ καὶ τοῖς τέκνοις αὐτῆς</w:t>
+      </w:r>
+    </w:p>
+    <w:p>
+      <w:pPr/>
+      <w:r>
+        <w:rPr>
+          <w:lang w:val="hi_IN" w:bidi="hi_IN"/>
+        </w:rPr>
+      </w:r>
+      <w:r>
+        <w:rPr>
+          <w:b/>
+          <w:lang w:val="hi_IN" w:bidi="hi_IN"/>
+        </w:rPr>
         <w:t>"</w:t>
       </w:r>
       <w:r>
@@ -1136,6 +1196,21 @@
           <w:b/>
           <w:lang w:val="hi_IN" w:bidi="hi_IN"/>
         </w:rPr>
+        <w:t>ἐκλεκτῇ κυρίᾳ καὶ τοῖς τέκνοις αὐτῆς</w:t>
+      </w:r>
+    </w:p>
+    <w:p>
+      <w:pPr/>
+      <w:r>
+        <w:rPr>
+          <w:lang w:val="hi_IN" w:bidi="hi_IN"/>
+        </w:rPr>
+      </w:r>
+      <w:r>
+        <w:rPr>
+          <w:b/>
+          <w:lang w:val="hi_IN" w:bidi="hi_IN"/>
+        </w:rPr>
         <w:t>"</w:t>
       </w:r>
       <w:r>
@@ -1246,6 +1321,21 @@
           <w:b/>
           <w:lang w:val="hi_IN" w:bidi="hi_IN"/>
         </w:rPr>
+        <w:t>ἀγαπῶ ἐν ἀληθείᾳ</w:t>
+      </w:r>
+    </w:p>
+    <w:p>
+      <w:pPr/>
+      <w:r>
+        <w:rPr>
+          <w:lang w:val="hi_IN" w:bidi="hi_IN"/>
+        </w:rPr>
+      </w:r>
+      <w:r>
+        <w:rPr>
+          <w:b/>
+          <w:lang w:val="hi_IN" w:bidi="hi_IN"/>
+        </w:rPr>
         <w:t>"</w:t>
       </w:r>
       <w:r>
@@ -1369,6 +1459,21 @@
           <w:b/>
           <w:lang w:val="hi_IN" w:bidi="hi_IN"/>
         </w:rPr>
+        <w:t>πάντες οἱ ἐγνωκότες τὴν ἀλήθειαν</w:t>
+      </w:r>
+    </w:p>
+    <w:p>
+      <w:pPr/>
+      <w:r>
+        <w:rPr>
+          <w:lang w:val="hi_IN" w:bidi="hi_IN"/>
+        </w:rPr>
+      </w:r>
+      <w:r>
+        <w:rPr>
+          <w:b/>
+          <w:lang w:val="hi_IN" w:bidi="hi_IN"/>
+        </w:rPr>
         <w:t>"</w:t>
       </w:r>
       <w:r>
@@ -1492,6 +1597,21 @@
           <w:b/>
           <w:lang w:val="hi_IN" w:bidi="hi_IN"/>
         </w:rPr>
+        <w:t>τὴν ἀλήθειαν</w:t>
+      </w:r>
+    </w:p>
+    <w:p>
+      <w:pPr/>
+      <w:r>
+        <w:rPr>
+          <w:lang w:val="hi_IN" w:bidi="hi_IN"/>
+        </w:rPr>
+      </w:r>
+      <w:r>
+        <w:rPr>
+          <w:b/>
+          <w:lang w:val="hi_IN" w:bidi="hi_IN"/>
+        </w:rPr>
         <w:t>"वह सत्य"</w:t>
       </w:r>
     </w:p>
@@ -1588,6 +1708,21 @@
           <w:b/>
           <w:lang w:val="hi_IN" w:bidi="hi_IN"/>
         </w:rPr>
+        <w:t>ἡμῖν &amp; ἡμῶν</w:t>
+      </w:r>
+    </w:p>
+    <w:p>
+      <w:pPr/>
+      <w:r>
+        <w:rPr>
+          <w:lang w:val="hi_IN" w:bidi="hi_IN"/>
+        </w:rPr>
+      </w:r>
+      <w:r>
+        <w:rPr>
+          <w:b/>
+          <w:lang w:val="hi_IN" w:bidi="hi_IN"/>
+        </w:rPr>
         <w:t>"हम"</w:t>
       </w:r>
       <w:r>
@@ -1697,6 +1832,21 @@
           <w:b/>
           <w:lang w:val="hi_IN" w:bidi="hi_IN"/>
         </w:rPr>
+        <w:t>εἰς τὸν αἰῶνα</w:t>
+      </w:r>
+    </w:p>
+    <w:p>
+      <w:pPr/>
+      <w:r>
+        <w:rPr>
+          <w:lang w:val="hi_IN" w:bidi="hi_IN"/>
+        </w:rPr>
+      </w:r>
+      <w:r>
+        <w:rPr>
+          <w:b/>
+          <w:lang w:val="hi_IN" w:bidi="hi_IN"/>
+        </w:rPr>
         <w:t>"</w:t>
       </w:r>
       <w:r>
@@ -1794,6 +1944,21 @@
           <w:b/>
           <w:lang w:val="hi_IN" w:bidi="hi_IN"/>
         </w:rPr>
+        <w:t>ἔσται μεθ’ ἡμῶν χάρις, ἔλεος, εἰρήνη, παρὰ Θεοῦ Πατρός καὶ παρὰ Ἰησοῦ Χριστοῦ</w:t>
+      </w:r>
+    </w:p>
+    <w:p>
+      <w:pPr/>
+      <w:r>
+        <w:rPr>
+          <w:lang w:val="hi_IN" w:bidi="hi_IN"/>
+        </w:rPr>
+      </w:r>
+      <w:r>
+        <w:rPr>
+          <w:b/>
+          <w:lang w:val="hi_IN" w:bidi="hi_IN"/>
+        </w:rPr>
         <w:t>"</w:t>
       </w:r>
       <w:r>
@@ -1956,6 +2121,21 @@
           <w:b/>
           <w:lang w:val="hi_IN" w:bidi="hi_IN"/>
         </w:rPr>
+        <w:t>ἔσται μεθ’ ἡμῶν χάρις, ἔλεος, εἰρήνη</w:t>
+      </w:r>
+    </w:p>
+    <w:p>
+      <w:pPr/>
+      <w:r>
+        <w:rPr>
+          <w:lang w:val="hi_IN" w:bidi="hi_IN"/>
+        </w:rPr>
+      </w:r>
+      <w:r>
+        <w:rPr>
+          <w:b/>
+          <w:lang w:val="hi_IN" w:bidi="hi_IN"/>
+        </w:rPr>
         <w:t>"</w:t>
       </w:r>
       <w:r>
@@ -2053,6 +2233,21 @@
           <w:b/>
           <w:lang w:val="hi_IN" w:bidi="hi_IN"/>
         </w:rPr>
+        <w:t>Πατρός &amp; Υἱοῦ</w:t>
+      </w:r>
+    </w:p>
+    <w:p>
+      <w:pPr/>
+      <w:r>
+        <w:rPr>
+          <w:lang w:val="hi_IN" w:bidi="hi_IN"/>
+        </w:rPr>
+      </w:r>
+      <w:r>
+        <w:rPr>
+          <w:b/>
+          <w:lang w:val="hi_IN" w:bidi="hi_IN"/>
+        </w:rPr>
         <w:t>"पिता"</w:t>
       </w:r>
       <w:r>
@@ -2169,6 +2364,21 @@
           <w:b/>
           <w:lang w:val="hi_IN" w:bidi="hi_IN"/>
         </w:rPr>
+        <w:t>ἐν ἀληθείᾳ καὶ ἀγάπῃ</w:t>
+      </w:r>
+    </w:p>
+    <w:p>
+      <w:pPr/>
+      <w:r>
+        <w:rPr>
+          <w:lang w:val="hi_IN" w:bidi="hi_IN"/>
+        </w:rPr>
+      </w:r>
+      <w:r>
+        <w:rPr>
+          <w:b/>
+          <w:lang w:val="hi_IN" w:bidi="hi_IN"/>
+        </w:rPr>
         <w:t>"के"</w:t>
       </w:r>
       <w:r>
@@ -2304,6 +2514,21 @@
           <w:b/>
           <w:lang w:val="hi_IN" w:bidi="hi_IN"/>
         </w:rPr>
+        <w:t>ἐχάρην λείαν ὅτι εὕρηκα ἐκ τῶν τέκνων σου περιπατοῦντας ἐν ἀληθείᾳ</w:t>
+      </w:r>
+    </w:p>
+    <w:p>
+      <w:pPr/>
+      <w:r>
+        <w:rPr>
+          <w:lang w:val="hi_IN" w:bidi="hi_IN"/>
+        </w:rPr>
+      </w:r>
+      <w:r>
+        <w:rPr>
+          <w:b/>
+          <w:lang w:val="hi_IN" w:bidi="hi_IN"/>
+        </w:rPr>
         <w:t>"</w:t>
       </w:r>
       <w:r>
@@ -2400,6 +2625,21 @@
         <w:rPr>
           <w:lang w:val="hi_IN" w:bidi="hi_IN"/>
         </w:rPr>
+      </w:r>
+    </w:p>
+    <w:p>
+      <w:pPr/>
+      <w:r>
+        <w:rPr>
+          <w:lang w:val="hi_IN" w:bidi="hi_IN"/>
+        </w:rPr>
+      </w:r>
+      <w:r>
+        <w:rPr>
+          <w:b/>
+          <w:lang w:val="hi_IN" w:bidi="hi_IN"/>
+        </w:rPr>
+        <w:t>τῶν τέκνων σου</w:t>
       </w:r>
     </w:p>
     <w:p>
@@ -2542,6 +2782,21 @@
           <w:b/>
           <w:lang w:val="hi_IN" w:bidi="hi_IN"/>
         </w:rPr>
+        <w:t>τῶν τέκνων σου</w:t>
+      </w:r>
+    </w:p>
+    <w:p>
+      <w:pPr/>
+      <w:r>
+        <w:rPr>
+          <w:lang w:val="hi_IN" w:bidi="hi_IN"/>
+        </w:rPr>
+      </w:r>
+      <w:r>
+        <w:rPr>
+          <w:b/>
+          <w:lang w:val="hi_IN" w:bidi="hi_IN"/>
+        </w:rPr>
         <w:t>"तेरे बच्चों को"</w:t>
       </w:r>
       <w:r>
@@ -2651,6 +2906,21 @@
           <w:b/>
           <w:lang w:val="hi_IN" w:bidi="hi_IN"/>
         </w:rPr>
+        <w:t>περιπατοῦντας ἐν ἀληθείᾳ</w:t>
+      </w:r>
+    </w:p>
+    <w:p>
+      <w:pPr/>
+      <w:r>
+        <w:rPr>
+          <w:lang w:val="hi_IN" w:bidi="hi_IN"/>
+        </w:rPr>
+      </w:r>
+      <w:r>
+        <w:rPr>
+          <w:b/>
+          <w:lang w:val="hi_IN" w:bidi="hi_IN"/>
+        </w:rPr>
         <w:t>"</w:t>
       </w:r>
       <w:r>
@@ -2748,6 +3018,21 @@
           <w:b/>
           <w:lang w:val="hi_IN" w:bidi="hi_IN"/>
         </w:rPr>
+        <w:t>ἐν ἀληθείᾳ</w:t>
+      </w:r>
+    </w:p>
+    <w:p>
+      <w:pPr/>
+      <w:r>
+        <w:rPr>
+          <w:lang w:val="hi_IN" w:bidi="hi_IN"/>
+        </w:rPr>
+      </w:r>
+      <w:r>
+        <w:rPr>
+          <w:b/>
+          <w:lang w:val="hi_IN" w:bidi="hi_IN"/>
+        </w:rPr>
         <w:t>"सत्य पर"</w:t>
       </w:r>
     </w:p>
@@ -2844,6 +3129,21 @@
           <w:b/>
           <w:lang w:val="hi_IN" w:bidi="hi_IN"/>
         </w:rPr>
+        <w:t>καθὼς ἐντολὴν ἐλάβομεν παρὰ τοῦ Πατρός</w:t>
+      </w:r>
+    </w:p>
+    <w:p>
+      <w:pPr/>
+      <w:r>
+        <w:rPr>
+          <w:lang w:val="hi_IN" w:bidi="hi_IN"/>
+        </w:rPr>
+      </w:r>
+      <w:r>
+        <w:rPr>
+          <w:b/>
+          <w:lang w:val="hi_IN" w:bidi="hi_IN"/>
+        </w:rPr>
         <w:t>"आज्ञा के अनुसार"</w:t>
       </w:r>
       <w:r>
@@ -2972,6 +3272,21 @@
           <w:b/>
           <w:lang w:val="hi_IN" w:bidi="hi_IN"/>
         </w:rPr>
+        <w:t>τοῦ Πατρός</w:t>
+      </w:r>
+    </w:p>
+    <w:p>
+      <w:pPr/>
+      <w:r>
+        <w:rPr>
+          <w:lang w:val="hi_IN" w:bidi="hi_IN"/>
+        </w:rPr>
+      </w:r>
+      <w:r>
+        <w:rPr>
+          <w:b/>
+          <w:lang w:val="hi_IN" w:bidi="hi_IN"/>
+        </w:rPr>
         <w:t>"पिता की"</w:t>
       </w:r>
     </w:p>
@@ -3062,6 +3377,21 @@
           <w:b/>
           <w:lang w:val="hi_IN" w:bidi="hi_IN"/>
         </w:rPr>
+        <w:t>καὶ νῦν</w:t>
+      </w:r>
+    </w:p>
+    <w:p>
+      <w:pPr/>
+      <w:r>
+        <w:rPr>
+          <w:lang w:val="hi_IN" w:bidi="hi_IN"/>
+        </w:rPr>
+      </w:r>
+      <w:r>
+        <w:rPr>
+          <w:b/>
+          <w:lang w:val="hi_IN" w:bidi="hi_IN"/>
+        </w:rPr>
         <w:t>"अब"</w:t>
       </w:r>
     </w:p>
@@ -3158,6 +3488,21 @@
           <w:b/>
           <w:lang w:val="hi_IN" w:bidi="hi_IN"/>
         </w:rPr>
+        <w:t>σε, &amp; σοι</w:t>
+      </w:r>
+    </w:p>
+    <w:p>
+      <w:pPr/>
+      <w:r>
+        <w:rPr>
+          <w:lang w:val="hi_IN" w:bidi="hi_IN"/>
+        </w:rPr>
+      </w:r>
+      <w:r>
+        <w:rPr>
+          <w:b/>
+          <w:lang w:val="hi_IN" w:bidi="hi_IN"/>
+        </w:rPr>
         <w:t>"महिला तुझे"</w:t>
       </w:r>
       <w:r>
@@ -3253,6 +3598,21 @@
         <w:rPr>
           <w:lang w:val="hi_IN" w:bidi="hi_IN"/>
         </w:rPr>
+      </w:r>
+    </w:p>
+    <w:p>
+      <w:pPr/>
+      <w:r>
+        <w:rPr>
+          <w:lang w:val="hi_IN" w:bidi="hi_IN"/>
+        </w:rPr>
+      </w:r>
+      <w:r>
+        <w:rPr>
+          <w:b/>
+          <w:lang w:val="hi_IN" w:bidi="hi_IN"/>
+        </w:rPr>
+        <w:t>κυρία</w:t>
       </w:r>
     </w:p>
     <w:p>
@@ -3408,6 +3768,21 @@
           <w:b/>
           <w:lang w:val="hi_IN" w:bidi="hi_IN"/>
         </w:rPr>
+        <w:t>οὐχ ὡς ἐντολὴν καινὴν γράφων σοι</w:t>
+      </w:r>
+    </w:p>
+    <w:p>
+      <w:pPr/>
+      <w:r>
+        <w:rPr>
+          <w:lang w:val="hi_IN" w:bidi="hi_IN"/>
+        </w:rPr>
+      </w:r>
+      <w:r>
+        <w:rPr>
+          <w:b/>
+          <w:lang w:val="hi_IN" w:bidi="hi_IN"/>
+        </w:rPr>
         <w:t>"तुझे नई आज्ञा नहीं"</w:t>
       </w:r>
       <w:r>
@@ -3484,6 +3859,21 @@
           <w:b/>
           <w:lang w:val="hi_IN" w:bidi="hi_IN"/>
         </w:rPr>
+        <w:t>ἀπ’ ἀρχῆς</w:t>
+      </w:r>
+    </w:p>
+    <w:p>
+      <w:pPr/>
+      <w:r>
+        <w:rPr>
+          <w:lang w:val="hi_IN" w:bidi="hi_IN"/>
+        </w:rPr>
+      </w:r>
+      <w:r>
+        <w:rPr>
+          <w:b/>
+          <w:lang w:val="hi_IN" w:bidi="hi_IN"/>
+        </w:rPr>
         <w:t>"पर जो आरम्भ हमारे"</w:t>
       </w:r>
     </w:p>
@@ -3567,6 +3957,21 @@
           <w:b/>
           <w:lang w:val="hi_IN" w:bidi="hi_IN"/>
         </w:rPr>
+        <w:t>περιπατῶμεν κατὰ &amp; ἐν αὐτῇ περιπατῆτε</w:t>
+      </w:r>
+    </w:p>
+    <w:p>
+      <w:pPr/>
+      <w:r>
+        <w:rPr>
+          <w:lang w:val="hi_IN" w:bidi="hi_IN"/>
+        </w:rPr>
+      </w:r>
+      <w:r>
+        <w:rPr>
+          <w:b/>
+          <w:lang w:val="hi_IN" w:bidi="hi_IN"/>
+        </w:rPr>
         <w:t>"यह है"</w:t>
       </w:r>
       <w:r>
@@ -3662,6 +4067,21 @@
         <w:rPr>
           <w:lang w:val="hi_IN" w:bidi="hi_IN"/>
         </w:rPr>
+      </w:r>
+    </w:p>
+    <w:p>
+      <w:pPr/>
+      <w:r>
+        <w:rPr>
+          <w:lang w:val="hi_IN" w:bidi="hi_IN"/>
+        </w:rPr>
+      </w:r>
+      <w:r>
+        <w:rPr>
+          <w:b/>
+          <w:lang w:val="hi_IN" w:bidi="hi_IN"/>
+        </w:rPr>
+        <w:t>ἠκούσατε &amp; περιπατῆτε</w:t>
       </w:r>
     </w:p>
     <w:p>
@@ -3804,6 +4224,21 @@
           <w:b/>
           <w:lang w:val="hi_IN" w:bidi="hi_IN"/>
         </w:rPr>
+        <w:t>ὅτι</w:t>
+      </w:r>
+    </w:p>
+    <w:p>
+      <w:pPr/>
+      <w:r>
+        <w:rPr>
+          <w:lang w:val="hi_IN" w:bidi="hi_IN"/>
+        </w:rPr>
+      </w:r>
+      <w:r>
+        <w:rPr>
+          <w:b/>
+          <w:lang w:val="hi_IN" w:bidi="hi_IN"/>
+        </w:rPr>
         <w:t>"क्योंकि"</w:t>
       </w:r>
     </w:p>
@@ -3900,6 +4335,21 @@
           <w:b/>
           <w:lang w:val="hi_IN" w:bidi="hi_IN"/>
         </w:rPr>
+        <w:t>ὅτι πολλοὶ πλάνοι ἐξῆλθαν εἰς τὸν κόσμον</w:t>
+      </w:r>
+    </w:p>
+    <w:p>
+      <w:pPr/>
+      <w:r>
+        <w:rPr>
+          <w:lang w:val="hi_IN" w:bidi="hi_IN"/>
+        </w:rPr>
+      </w:r>
+      <w:r>
+        <w:rPr>
+          <w:b/>
+          <w:lang w:val="hi_IN" w:bidi="hi_IN"/>
+        </w:rPr>
         <w:t>"क्योंकि बहुत भरमानेवाले जगत में निकल आए हैं"</w:t>
       </w:r>
     </w:p>
@@ -3963,6 +4413,21 @@
           <w:b/>
           <w:lang w:val="hi_IN" w:bidi="hi_IN"/>
         </w:rPr>
+        <w:t>Ἰησοῦν Χριστὸν ἐρχόμενον ἐν σαρκί</w:t>
+      </w:r>
+    </w:p>
+    <w:p>
+      <w:pPr/>
+      <w:r>
+        <w:rPr>
+          <w:lang w:val="hi_IN" w:bidi="hi_IN"/>
+        </w:rPr>
+      </w:r>
+      <w:r>
+        <w:rPr>
+          <w:b/>
+          <w:lang w:val="hi_IN" w:bidi="hi_IN"/>
+        </w:rPr>
         <w:t>"यीशु मसीह शरीर में"</w:t>
       </w:r>
       <w:r>
@@ -4059,6 +4524,21 @@
           <w:b/>
           <w:lang w:val="hi_IN" w:bidi="hi_IN"/>
         </w:rPr>
+        <w:t>οὗτός ἐστιν ὁ πλάνος καὶ ὁ ἀντίχριστος</w:t>
+      </w:r>
+    </w:p>
+    <w:p>
+      <w:pPr/>
+      <w:r>
+        <w:rPr>
+          <w:lang w:val="hi_IN" w:bidi="hi_IN"/>
+        </w:rPr>
+      </w:r>
+      <w:r>
+        <w:rPr>
+          <w:b/>
+          <w:lang w:val="hi_IN" w:bidi="hi_IN"/>
+        </w:rPr>
         <w:t>"</w:t>
       </w:r>
       <w:r>
@@ -4163,6 +4643,21 @@
           <w:b/>
           <w:lang w:val="hi_IN" w:bidi="hi_IN"/>
         </w:rPr>
+        <w:t>ὁ πλάνος καὶ ὁ ἀντίχριστος</w:t>
+      </w:r>
+    </w:p>
+    <w:p>
+      <w:pPr/>
+      <w:r>
+        <w:rPr>
+          <w:lang w:val="hi_IN" w:bidi="hi_IN"/>
+        </w:rPr>
+      </w:r>
+      <w:r>
+        <w:rPr>
+          <w:b/>
+          <w:lang w:val="hi_IN" w:bidi="hi_IN"/>
+        </w:rPr>
         <w:t>"</w:t>
       </w:r>
       <w:r>
@@ -4286,6 +4781,21 @@
           <w:b/>
           <w:lang w:val="hi_IN" w:bidi="hi_IN"/>
         </w:rPr>
+        <w:t>βλέπετε ἑαυτούς</w:t>
+      </w:r>
+    </w:p>
+    <w:p>
+      <w:pPr/>
+      <w:r>
+        <w:rPr>
+          <w:lang w:val="hi_IN" w:bidi="hi_IN"/>
+        </w:rPr>
+      </w:r>
+      <w:r>
+        <w:rPr>
+          <w:b/>
+          <w:lang w:val="hi_IN" w:bidi="hi_IN"/>
+        </w:rPr>
         <w:t>"</w:t>
       </w:r>
       <w:r>
@@ -4396,6 +4906,21 @@
           <w:b/>
           <w:lang w:val="hi_IN" w:bidi="hi_IN"/>
         </w:rPr>
+        <w:t>βλέπετε ἑαυτούς</w:t>
+      </w:r>
+    </w:p>
+    <w:p>
+      <w:pPr/>
+      <w:r>
+        <w:rPr>
+          <w:lang w:val="hi_IN" w:bidi="hi_IN"/>
+        </w:rPr>
+      </w:r>
+      <w:r>
+        <w:rPr>
+          <w:b/>
+          <w:lang w:val="hi_IN" w:bidi="hi_IN"/>
+        </w:rPr>
         <w:t>"अपने विषय में चौकस रहो"</w:t>
       </w:r>
     </w:p>
@@ -4459,6 +4984,21 @@
           <w:b/>
           <w:lang w:val="hi_IN" w:bidi="hi_IN"/>
         </w:rPr>
+        <w:t>ἃ</w:t>
+      </w:r>
+    </w:p>
+    <w:p>
+      <w:pPr/>
+      <w:r>
+        <w:rPr>
+          <w:lang w:val="hi_IN" w:bidi="hi_IN"/>
+        </w:rPr>
+      </w:r>
+      <w:r>
+        <w:rPr>
+          <w:b/>
+          <w:lang w:val="hi_IN" w:bidi="hi_IN"/>
+        </w:rPr>
         <w:t>"</w:t>
       </w:r>
       <w:r>
@@ -4582,6 +5122,21 @@
           <w:b/>
           <w:lang w:val="hi_IN" w:bidi="hi_IN"/>
         </w:rPr>
+        <w:t>εἰργασάμεθα</w:t>
+      </w:r>
+    </w:p>
+    <w:p>
+      <w:pPr/>
+      <w:r>
+        <w:rPr>
+          <w:lang w:val="hi_IN" w:bidi="hi_IN"/>
+        </w:rPr>
+      </w:r>
+      <w:r>
+        <w:rPr>
+          <w:b/>
+          <w:lang w:val="hi_IN" w:bidi="hi_IN"/>
+        </w:rPr>
         <w:t>"</w:t>
       </w:r>
       <w:r>
@@ -4705,6 +5260,21 @@
           <w:b/>
           <w:lang w:val="hi_IN" w:bidi="hi_IN"/>
         </w:rPr>
+        <w:t>εἰργασάμεθα</w:t>
+      </w:r>
+    </w:p>
+    <w:p>
+      <w:pPr/>
+      <w:r>
+        <w:rPr>
+          <w:lang w:val="hi_IN" w:bidi="hi_IN"/>
+        </w:rPr>
+      </w:r>
+      <w:r>
+        <w:rPr>
+          <w:b/>
+          <w:lang w:val="hi_IN" w:bidi="hi_IN"/>
+        </w:rPr>
         <w:t>"</w:t>
       </w:r>
       <w:r>
@@ -4815,6 +5385,21 @@
           <w:b/>
           <w:lang w:val="hi_IN" w:bidi="hi_IN"/>
         </w:rPr>
+        <w:t>μισθὸν πλήρη</w:t>
+      </w:r>
+    </w:p>
+    <w:p>
+      <w:pPr/>
+      <w:r>
+        <w:rPr>
+          <w:lang w:val="hi_IN" w:bidi="hi_IN"/>
+        </w:rPr>
+      </w:r>
+      <w:r>
+        <w:rPr>
+          <w:b/>
+          <w:lang w:val="hi_IN" w:bidi="hi_IN"/>
+        </w:rPr>
         <w:t>"</w:t>
       </w:r>
       <w:r>
@@ -4925,6 +5510,21 @@
           <w:b/>
           <w:lang w:val="hi_IN" w:bidi="hi_IN"/>
         </w:rPr>
+        <w:t>πᾶς ὁ προάγων καὶ μὴ μένων ἐν τῇ διδαχῇ τοῦ Χριστοῦ</w:t>
+      </w:r>
+    </w:p>
+    <w:p>
+      <w:pPr/>
+      <w:r>
+        <w:rPr>
+          <w:lang w:val="hi_IN" w:bidi="hi_IN"/>
+        </w:rPr>
+      </w:r>
+      <w:r>
+        <w:rPr>
+          <w:b/>
+          <w:lang w:val="hi_IN" w:bidi="hi_IN"/>
+        </w:rPr>
         <w:t>"जो कोई आगे बढ़ जाता"</w:t>
       </w:r>
       <w:r>
@@ -5001,6 +5601,21 @@
           <w:b/>
           <w:lang w:val="hi_IN" w:bidi="hi_IN"/>
         </w:rPr>
+        <w:t>πᾶς ὁ προάγων καὶ μὴ μένων ἐν τῇ διδαχῇ τοῦ Χριστοῦ</w:t>
+      </w:r>
+    </w:p>
+    <w:p>
+      <w:pPr/>
+      <w:r>
+        <w:rPr>
+          <w:lang w:val="hi_IN" w:bidi="hi_IN"/>
+        </w:rPr>
+      </w:r>
+      <w:r>
+        <w:rPr>
+          <w:b/>
+          <w:lang w:val="hi_IN" w:bidi="hi_IN"/>
+        </w:rPr>
         <w:t>"</w:t>
       </w:r>
       <w:r>
@@ -5124,6 +5739,21 @@
           <w:b/>
           <w:lang w:val="hi_IN" w:bidi="hi_IN"/>
         </w:rPr>
+        <w:t>Θεὸν οὐκ ἔχει</w:t>
+      </w:r>
+    </w:p>
+    <w:p>
+      <w:pPr/>
+      <w:r>
+        <w:rPr>
+          <w:lang w:val="hi_IN" w:bidi="hi_IN"/>
+        </w:rPr>
+      </w:r>
+      <w:r>
+        <w:rPr>
+          <w:b/>
+          <w:lang w:val="hi_IN" w:bidi="hi_IN"/>
+        </w:rPr>
         <w:t>"पास परमेश्वर नहीं"</w:t>
       </w:r>
     </w:p>
@@ -5187,6 +5817,21 @@
           <w:b/>
           <w:lang w:val="hi_IN" w:bidi="hi_IN"/>
         </w:rPr>
+        <w:t>ὁ μένων ἐν τῇ διδαχῇ, οὗτος καὶ τὸν Πατέρα καὶ τὸν Υἱὸν ἔχει</w:t>
+      </w:r>
+    </w:p>
+    <w:p>
+      <w:pPr/>
+      <w:r>
+        <w:rPr>
+          <w:lang w:val="hi_IN" w:bidi="hi_IN"/>
+        </w:rPr>
+      </w:r>
+      <w:r>
+        <w:rPr>
+          <w:b/>
+          <w:lang w:val="hi_IN" w:bidi="hi_IN"/>
+        </w:rPr>
         <w:t>"जो"</w:t>
       </w:r>
       <w:r>
@@ -5328,6 +5973,21 @@
           <w:b/>
           <w:lang w:val="hi_IN" w:bidi="hi_IN"/>
         </w:rPr>
+        <w:t>ὁ μένων ἐν τῇ διδαχῇ</w:t>
+      </w:r>
+    </w:p>
+    <w:p>
+      <w:pPr/>
+      <w:r>
+        <w:rPr>
+          <w:lang w:val="hi_IN" w:bidi="hi_IN"/>
+        </w:rPr>
+      </w:r>
+      <w:r>
+        <w:rPr>
+          <w:b/>
+          <w:lang w:val="hi_IN" w:bidi="hi_IN"/>
+        </w:rPr>
         <w:t>"</w:t>
       </w:r>
       <w:r>
@@ -5425,6 +6085,21 @@
           <w:b/>
           <w:lang w:val="hi_IN" w:bidi="hi_IN"/>
         </w:rPr>
+        <w:t>οὗτος</w:t>
+      </w:r>
+    </w:p>
+    <w:p>
+      <w:pPr/>
+      <w:r>
+        <w:rPr>
+          <w:lang w:val="hi_IN" w:bidi="hi_IN"/>
+        </w:rPr>
+      </w:r>
+      <w:r>
+        <w:rPr>
+          <w:b/>
+          <w:lang w:val="hi_IN" w:bidi="hi_IN"/>
+        </w:rPr>
         <w:t>"</w:t>
       </w:r>
       <w:r>
@@ -5554,6 +6229,21 @@
           <w:b/>
           <w:lang w:val="hi_IN" w:bidi="hi_IN"/>
         </w:rPr>
+        <w:t>τὸν Πατέρα καὶ τὸν Υἱὸν</w:t>
+      </w:r>
+    </w:p>
+    <w:p>
+      <w:pPr/>
+      <w:r>
+        <w:rPr>
+          <w:lang w:val="hi_IN" w:bidi="hi_IN"/>
+        </w:rPr>
+      </w:r>
+      <w:r>
+        <w:rPr>
+          <w:b/>
+          <w:lang w:val="hi_IN" w:bidi="hi_IN"/>
+        </w:rPr>
         <w:t>"है"</w:t>
       </w:r>
       <w:r>
@@ -5662,6 +6352,21 @@
         <w:rPr>
           <w:lang w:val="hi_IN" w:bidi="hi_IN"/>
         </w:rPr>
+      </w:r>
+    </w:p>
+    <w:p>
+      <w:pPr/>
+      <w:r>
+        <w:rPr>
+          <w:lang w:val="hi_IN" w:bidi="hi_IN"/>
+        </w:rPr>
+      </w:r>
+      <w:r>
+        <w:rPr>
+          <w:b/>
+          <w:lang w:val="hi_IN" w:bidi="hi_IN"/>
+        </w:rPr>
+        <w:t>εἴ τις ἔρχεται πρὸς ὑμᾶς, καὶ ταύτην τὴν διδαχὴν οὐ φέρει</w:t>
       </w:r>
     </w:p>
     <w:p>
@@ -5804,6 +6509,21 @@
           <w:b/>
           <w:lang w:val="hi_IN" w:bidi="hi_IN"/>
         </w:rPr>
+        <w:t>ταύτην τὴν διδαχὴν οὐ φέρει</w:t>
+      </w:r>
+    </w:p>
+    <w:p>
+      <w:pPr/>
+      <w:r>
+        <w:rPr>
+          <w:lang w:val="hi_IN" w:bidi="hi_IN"/>
+        </w:rPr>
+      </w:r>
+      <w:r>
+        <w:rPr>
+          <w:b/>
+          <w:lang w:val="hi_IN" w:bidi="hi_IN"/>
+        </w:rPr>
         <w:t>"यही शिक्षा न दे"</w:t>
       </w:r>
     </w:p>
@@ -5899,6 +6619,21 @@
         <w:rPr>
           <w:lang w:val="hi_IN" w:bidi="hi_IN"/>
         </w:rPr>
+      </w:r>
+    </w:p>
+    <w:p>
+      <w:pPr/>
+      <w:r>
+        <w:rPr>
+          <w:lang w:val="hi_IN" w:bidi="hi_IN"/>
+        </w:rPr>
+      </w:r>
+      <w:r>
+        <w:rPr>
+          <w:b/>
+          <w:lang w:val="hi_IN" w:bidi="hi_IN"/>
+        </w:rPr>
+        <w:t>ταύτην τὴν διδαχὴν</w:t>
       </w:r>
     </w:p>
     <w:p>
@@ -6027,6 +6762,21 @@
           <w:b/>
           <w:lang w:val="hi_IN" w:bidi="hi_IN"/>
         </w:rPr>
+        <w:t>μὴ λαμβάνετε αὐτὸν εἰς οἰκίαν</w:t>
+      </w:r>
+    </w:p>
+    <w:p>
+      <w:pPr/>
+      <w:r>
+        <w:rPr>
+          <w:lang w:val="hi_IN" w:bidi="hi_IN"/>
+        </w:rPr>
+      </w:r>
+      <w:r>
+        <w:rPr>
+          <w:b/>
+          <w:lang w:val="hi_IN" w:bidi="hi_IN"/>
+        </w:rPr>
         <w:t>"उसे"</w:t>
       </w:r>
       <w:r>
@@ -6103,6 +6853,21 @@
           <w:b/>
           <w:lang w:val="hi_IN" w:bidi="hi_IN"/>
         </w:rPr>
+        <w:t>χαίρειν αὐτῷ μὴ λέγετε</w:t>
+      </w:r>
+    </w:p>
+    <w:p>
+      <w:pPr/>
+      <w:r>
+        <w:rPr>
+          <w:lang w:val="hi_IN" w:bidi="hi_IN"/>
+        </w:rPr>
+      </w:r>
+      <w:r>
+        <w:rPr>
+          <w:b/>
+          <w:lang w:val="hi_IN" w:bidi="hi_IN"/>
+        </w:rPr>
         <w:t xml:space="preserve">"उसे </w:t>
       </w:r>
       <w:r>
@@ -6200,6 +6965,21 @@
           <w:b/>
           <w:lang w:val="hi_IN" w:bidi="hi_IN"/>
         </w:rPr>
+        <w:t>ὁ λέγων &amp; αὐτῷ χαίρειν</w:t>
+      </w:r>
+    </w:p>
+    <w:p>
+      <w:pPr/>
+      <w:r>
+        <w:rPr>
+          <w:lang w:val="hi_IN" w:bidi="hi_IN"/>
+        </w:rPr>
+      </w:r>
+      <w:r>
+        <w:rPr>
+          <w:b/>
+          <w:lang w:val="hi_IN" w:bidi="hi_IN"/>
+        </w:rPr>
         <w:t>"</w:t>
       </w:r>
       <w:r>
@@ -6310,6 +7090,21 @@
           <w:b/>
           <w:lang w:val="hi_IN" w:bidi="hi_IN"/>
         </w:rPr>
+        <w:t>κοινωνεῖ τοῖς ἔργοις αὐτοῦ τοῖς πονηροῖς</w:t>
+      </w:r>
+    </w:p>
+    <w:p>
+      <w:pPr/>
+      <w:r>
+        <w:rPr>
+          <w:lang w:val="hi_IN" w:bidi="hi_IN"/>
+        </w:rPr>
+      </w:r>
+      <w:r>
+        <w:rPr>
+          <w:b/>
+          <w:lang w:val="hi_IN" w:bidi="hi_IN"/>
+        </w:rPr>
         <w:t>"है उसके बुरे कामों में सहभागी है"</w:t>
       </w:r>
     </w:p>
@@ -6373,6 +7168,21 @@
           <w:b/>
           <w:lang w:val="hi_IN" w:bidi="hi_IN"/>
         </w:rPr>
+        <w:t>οὐκ ἐβουλήθην διὰ χάρτου καὶ μέλανος</w:t>
+      </w:r>
+    </w:p>
+    <w:p>
+      <w:pPr/>
+      <w:r>
+        <w:rPr>
+          <w:lang w:val="hi_IN" w:bidi="hi_IN"/>
+        </w:rPr>
+      </w:r>
+      <w:r>
+        <w:rPr>
+          <w:b/>
+          <w:lang w:val="hi_IN" w:bidi="hi_IN"/>
+        </w:rPr>
         <w:t>"कागज और स्याही नहीं चाहता"</w:t>
       </w:r>
     </w:p>
@@ -6436,6 +7246,21 @@
           <w:b/>
           <w:lang w:val="hi_IN" w:bidi="hi_IN"/>
         </w:rPr>
+        <w:t>διὰ χάρτου καὶ μέλανος</w:t>
+      </w:r>
+    </w:p>
+    <w:p>
+      <w:pPr/>
+      <w:r>
+        <w:rPr>
+          <w:lang w:val="hi_IN" w:bidi="hi_IN"/>
+        </w:rPr>
+      </w:r>
+      <w:r>
+        <w:rPr>
+          <w:b/>
+          <w:lang w:val="hi_IN" w:bidi="hi_IN"/>
+        </w:rPr>
         <w:t>""</w:t>
       </w:r>
     </w:p>
@@ -6519,6 +7344,21 @@
           <w:b/>
           <w:lang w:val="hi_IN" w:bidi="hi_IN"/>
         </w:rPr>
+        <w:t>γενέσθαι</w:t>
+      </w:r>
+    </w:p>
+    <w:p>
+      <w:pPr/>
+      <w:r>
+        <w:rPr>
+          <w:lang w:val="hi_IN" w:bidi="hi_IN"/>
+        </w:rPr>
+      </w:r>
+      <w:r>
+        <w:rPr>
+          <w:b/>
+          <w:lang w:val="hi_IN" w:bidi="hi_IN"/>
+        </w:rPr>
         <w:t>"</w:t>
       </w:r>
       <w:r>
@@ -6628,6 +7468,21 @@
           <w:b/>
           <w:lang w:val="hi_IN" w:bidi="hi_IN"/>
         </w:rPr>
+        <w:t>στόμα πρὸς στόμα λαλῆσαι</w:t>
+      </w:r>
+    </w:p>
+    <w:p>
+      <w:pPr/>
+      <w:r>
+        <w:rPr>
+          <w:lang w:val="hi_IN" w:bidi="hi_IN"/>
+        </w:rPr>
+      </w:r>
+      <w:r>
+        <w:rPr>
+          <w:b/>
+          <w:lang w:val="hi_IN" w:bidi="hi_IN"/>
+        </w:rPr>
         <w:t>"बातें"</w:t>
       </w:r>
       <w:r>
@@ -6724,6 +7579,21 @@
           <w:b/>
           <w:lang w:val="hi_IN" w:bidi="hi_IN"/>
         </w:rPr>
+        <w:t>ἵνα ἡ χαρὰ ὑμῶν πεπληρωμένη ᾖ</w:t>
+      </w:r>
+    </w:p>
+    <w:p>
+      <w:pPr/>
+      <w:r>
+        <w:rPr>
+          <w:lang w:val="hi_IN" w:bidi="hi_IN"/>
+        </w:rPr>
+      </w:r>
+      <w:r>
+        <w:rPr>
+          <w:b/>
+          <w:lang w:val="hi_IN" w:bidi="hi_IN"/>
+        </w:rPr>
         <w:t>"</w:t>
       </w:r>
       <w:r>
@@ -6821,6 +7691,21 @@
           <w:b/>
           <w:lang w:val="hi_IN" w:bidi="hi_IN"/>
         </w:rPr>
+        <w:t>ἵνα ἡ χαρὰ ὑμῶν πεπληρωμένη ᾖ</w:t>
+      </w:r>
+    </w:p>
+    <w:p>
+      <w:pPr/>
+      <w:r>
+        <w:rPr>
+          <w:lang w:val="hi_IN" w:bidi="hi_IN"/>
+        </w:rPr>
+      </w:r>
+      <w:r>
+        <w:rPr>
+          <w:b/>
+          <w:lang w:val="hi_IN" w:bidi="hi_IN"/>
+        </w:rPr>
         <w:t>"</w:t>
       </w:r>
       <w:r>
@@ -6931,6 +7816,21 @@
           <w:b/>
           <w:lang w:val="hi_IN" w:bidi="hi_IN"/>
         </w:rPr>
+        <w:t>ἡ χαρὰ ὑμῶν πεπληρωμένη ᾖ</w:t>
+      </w:r>
+    </w:p>
+    <w:p>
+      <w:pPr/>
+      <w:r>
+        <w:rPr>
+          <w:lang w:val="hi_IN" w:bidi="hi_IN"/>
+        </w:rPr>
+      </w:r>
+      <w:r>
+        <w:rPr>
+          <w:b/>
+          <w:lang w:val="hi_IN" w:bidi="hi_IN"/>
+        </w:rPr>
         <w:t>"</w:t>
       </w:r>
       <w:r>
@@ -7028,6 +7928,21 @@
           <w:b/>
           <w:lang w:val="hi_IN" w:bidi="hi_IN"/>
         </w:rPr>
+        <w:t>ὑμῶν</w:t>
+      </w:r>
+    </w:p>
+    <w:p>
+      <w:pPr/>
+      <w:r>
+        <w:rPr>
+          <w:lang w:val="hi_IN" w:bidi="hi_IN"/>
+        </w:rPr>
+      </w:r>
+      <w:r>
+        <w:rPr>
+          <w:b/>
+          <w:lang w:val="hi_IN" w:bidi="hi_IN"/>
+        </w:rPr>
         <w:t>"</w:t>
       </w:r>
       <w:r>
@@ -7138,6 +8053,21 @@
           <w:b/>
           <w:lang w:val="hi_IN" w:bidi="hi_IN"/>
         </w:rPr>
+        <w:t>τὰ τέκνα τῆς ἀδελφῆς σου τῆς ἐκλεκτῆς</w:t>
+      </w:r>
+    </w:p>
+    <w:p>
+      <w:pPr/>
+      <w:r>
+        <w:rPr>
+          <w:lang w:val="hi_IN" w:bidi="hi_IN"/>
+        </w:rPr>
+      </w:r>
+      <w:r>
+        <w:rPr>
+          <w:b/>
+          <w:lang w:val="hi_IN" w:bidi="hi_IN"/>
+        </w:rPr>
         <w:t>"तेरी चुनी हुई बहन बच्चे"</w:t>
       </w:r>
     </w:p>
@@ -7221,6 +8151,21 @@
           <w:b/>
           <w:lang w:val="hi_IN" w:bidi="hi_IN"/>
         </w:rPr>
+        <w:t>τὰ τέκνα τῆς ἀδελφῆς σου τῆς ἐκλεκτῆς</w:t>
+      </w:r>
+    </w:p>
+    <w:p>
+      <w:pPr/>
+      <w:r>
+        <w:rPr>
+          <w:lang w:val="hi_IN" w:bidi="hi_IN"/>
+        </w:rPr>
+      </w:r>
+      <w:r>
+        <w:rPr>
+          <w:b/>
+          <w:lang w:val="hi_IN" w:bidi="hi_IN"/>
+        </w:rPr>
         <w:t>"</w:t>
       </w:r>
       <w:r>
@@ -7331,6 +8276,21 @@
           <w:b/>
           <w:lang w:val="hi_IN" w:bidi="hi_IN"/>
         </w:rPr>
+        <w:t>ἀσπάζεταί σε</w:t>
+      </w:r>
+    </w:p>
+    <w:p>
+      <w:pPr/>
+      <w:r>
+        <w:rPr>
+          <w:lang w:val="hi_IN" w:bidi="hi_IN"/>
+        </w:rPr>
+      </w:r>
+      <w:r>
+        <w:rPr>
+          <w:b/>
+          <w:lang w:val="hi_IN" w:bidi="hi_IN"/>
+        </w:rPr>
         <w:t>"</w:t>
       </w:r>
       <w:r>
@@ -7414,6 +8374,21 @@
         <w:rPr>
           <w:lang w:val="hi_IN" w:bidi="hi_IN"/>
         </w:rPr>
+      </w:r>
+    </w:p>
+    <w:p>
+      <w:pPr/>
+      <w:r>
+        <w:rPr>
+          <w:lang w:val="hi_IN" w:bidi="hi_IN"/>
+        </w:rPr>
+      </w:r>
+      <w:r>
+        <w:rPr>
+          <w:b/>
+          <w:lang w:val="hi_IN" w:bidi="hi_IN"/>
+        </w:rPr>
+        <w:t>σε &amp; σου</w:t>
       </w:r>
     </w:p>
     <w:p>

--- a/hin/docx/63.content.docx
+++ b/hin/docx/63.content.docx
@@ -28,49 +28,15 @@
       </w:r>
     </w:p>
     <w:p>
-      <w:pPr>
-        <w:pStyle w:val="Heading2"/>
-      </w:pPr>
-      <w:r>
-        <w:rPr>
-          <w:lang w:val="hi_IN" w:bidi="hi_IN"/>
-        </w:rPr>
-        <w:t>License Information</w:t>
-      </w:r>
-      <w:r>
-        <w:rPr>
-          <w:lang w:val="hi_IN" w:bidi="hi_IN"/>
-        </w:rPr>
-      </w:r>
-    </w:p>
-    <w:p>
-      <w:pPr/>
-      <w:r>
-        <w:rPr>
-          <w:lang w:val="hi_IN" w:bidi="hi_IN"/>
-        </w:rPr>
-      </w:r>
-      <w:r>
-        <w:rPr>
-          <w:b/>
-          <w:lang w:val="hi_IN" w:bidi="hi_IN"/>
-        </w:rPr>
-        <w:t>अनुवाद नोट्स (अनफोल्डिंग वर्ड)</w:t>
-      </w:r>
-      <w:r>
-        <w:rPr>
-          <w:lang w:val="hi_IN" w:bidi="hi_IN"/>
-        </w:rPr>
-        <w:t xml:space="preserve"> (Hindi) is based on</w:t>
-      </w:r>
-      <w:r>
-        <w:rPr>
-          <w:lang w:val="hi_IN" w:bidi="hi_IN"/>
-        </w:rPr>
-        <w:t xml:space="preserve">: </w:t>
-      </w:r>
-      <w:r>
-        <w:rPr>
+      <w:pPr/>
+      <w:r>
+        <w:rPr>
+          <w:lang w:val="hi_IN" w:bidi="hi_IN"/>
+        </w:rPr>
+      </w:r>
+      <w:r>
+        <w:rPr>
+          <w:b/>
           <w:lang w:val="hi_IN" w:bidi="hi_IN"/>
         </w:rPr>
         <w:t>unfoldingWord® Translation Notes</w:t>
@@ -79,62 +45,31 @@
         <w:rPr>
           <w:lang w:val="hi_IN" w:bidi="hi_IN"/>
         </w:rPr>
-        <w:t xml:space="preserve">, </w:t>
-      </w:r>
-      <w:hyperlink r:id="rId13">
-        <w:r>
-          <w:rPr>
-            <w:lang w:val="hi_IN" w:bidi="hi_IN"/>
-          </w:rPr>
-          <w:rPr>
-            <w:color w:val="0000EE"/>
-            <w:u w:val="single"/>
-          </w:rPr>
-          <w:t>unfoldingWord</w:t>
-        </w:r>
-      </w:hyperlink>
-      <w:r>
-        <w:rPr>
-          <w:lang w:val="hi_IN" w:bidi="hi_IN"/>
-        </w:rPr>
-        <w:t xml:space="preserve">, 2022, which is licensed under a </w:t>
-      </w:r>
-      <w:hyperlink r:id="rId14">
-        <w:r>
-          <w:rPr>
-            <w:lang w:val="hi_IN" w:bidi="hi_IN"/>
-          </w:rPr>
-          <w:rPr>
-            <w:color w:val="0000EE"/>
-            <w:u w:val="single"/>
-          </w:rPr>
-          <w:t>CC BY-SA 4.0 license</w:t>
-        </w:r>
-      </w:hyperlink>
-      <w:r>
-        <w:rPr>
-          <w:lang w:val="hi_IN" w:bidi="hi_IN"/>
-        </w:rPr>
-        <w:t>.</w:t>
-      </w:r>
-      <w:r>
-        <w:rPr>
-          <w:lang w:val="hi_IN" w:bidi="hi_IN"/>
-        </w:rPr>
-      </w:r>
-    </w:p>
-    <w:p>
-      <w:pPr/>
-      <w:r>
-        <w:rPr>
-          <w:lang w:val="hi_IN" w:bidi="hi_IN"/>
-        </w:rPr>
-      </w:r>
-      <w:r>
-        <w:rPr>
-          <w:lang w:val="hi_IN" w:bidi="hi_IN"/>
-        </w:rPr>
-        <w:t>This PDF version is provided under the same license.</w:t>
+        <w:t xml:space="preserve"> © 2022 unfoldingWord. Released under CC BY-SA 4.0 license. </w:t>
+      </w:r>
+      <w:r>
+        <w:rPr>
+          <w:lang w:val="hi_IN" w:bidi="hi_IN"/>
+        </w:rPr>
+        <w:t>unfoldingWord® Translation Notes</w:t>
+      </w:r>
+      <w:r>
+        <w:rPr>
+          <w:lang w:val="hi_IN" w:bidi="hi_IN"/>
+        </w:rPr>
+        <w:t xml:space="preserve"> has been adapted in the following languages: Tok Pisin, Arabic (عربي), French (Français), Hindi (हिंदी), Indonesian (Bahasa Indonesia), Portuguese (Português), Russian (Русский), Spanish (Español), Swahili (Kiswahili), and Simplified Chinese (简体中文) from </w:t>
+      </w:r>
+      <w:r>
+        <w:rPr>
+          <w:lang w:val="hi_IN" w:bidi="hi_IN"/>
+        </w:rPr>
+        <w:t>unfoldingWord® Translation Notes</w:t>
+      </w:r>
+      <w:r>
+        <w:rPr>
+          <w:lang w:val="hi_IN" w:bidi="hi_IN"/>
+        </w:rPr>
+        <w:t xml:space="preserve"> © 2022 unfoldingWord. Released under CC BY-SA 4.0 license by Mission Mutual</w:t>
       </w:r>
       <w:r>
         <w:rPr>
@@ -634,7 +569,7 @@
           <w:lang w:val="hi_IN" w:bidi="hi_IN"/>
         </w:rPr>
       </w:r>
-      <w:hyperlink r:id="rId15">
+      <w:hyperlink r:id="rId13">
         <w:r>
           <w:rPr>
             <w:lang w:val="hi_IN" w:bidi="hi_IN"/>
@@ -660,7 +595,7 @@
           <w:lang w:val="hi_IN" w:bidi="hi_IN"/>
         </w:rPr>
       </w:r>
-      <w:hyperlink r:id="rId16">
+      <w:hyperlink r:id="rId14">
         <w:r>
           <w:rPr>
             <w:lang w:val="hi_IN" w:bidi="hi_IN"/>
@@ -737,21 +672,6 @@
           <w:b/>
           <w:lang w:val="hi_IN" w:bidi="hi_IN"/>
         </w:rPr>
-        <w:t>ὁ πρεσβύτερος</w:t>
-      </w:r>
-    </w:p>
-    <w:p>
-      <w:pPr/>
-      <w:r>
-        <w:rPr>
-          <w:lang w:val="hi_IN" w:bidi="hi_IN"/>
-        </w:rPr>
-      </w:r>
-      <w:r>
-        <w:rPr>
-          <w:b/>
-          <w:lang w:val="hi_IN" w:bidi="hi_IN"/>
-        </w:rPr>
         <w:t>"</w:t>
       </w:r>
       <w:r>
@@ -849,21 +769,6 @@
           <w:b/>
           <w:lang w:val="hi_IN" w:bidi="hi_IN"/>
         </w:rPr>
-        <w:t>ὁ πρεσβύτερος</w:t>
-      </w:r>
-    </w:p>
-    <w:p>
-      <w:pPr/>
-      <w:r>
-        <w:rPr>
-          <w:lang w:val="hi_IN" w:bidi="hi_IN"/>
-        </w:rPr>
-      </w:r>
-      <w:r>
-        <w:rPr>
-          <w:b/>
-          <w:lang w:val="hi_IN" w:bidi="hi_IN"/>
-        </w:rPr>
         <w:t>"मुझ प्राचीन"</w:t>
       </w:r>
       <w:r>
@@ -973,21 +878,6 @@
           <w:b/>
           <w:lang w:val="hi_IN" w:bidi="hi_IN"/>
         </w:rPr>
-        <w:t>ἐκλεκτῇ κυρίᾳ καὶ τοῖς τέκνοις αὐτῆς</w:t>
-      </w:r>
-    </w:p>
-    <w:p>
-      <w:pPr/>
-      <w:r>
-        <w:rPr>
-          <w:lang w:val="hi_IN" w:bidi="hi_IN"/>
-        </w:rPr>
-      </w:r>
-      <w:r>
-        <w:rPr>
-          <w:b/>
-          <w:lang w:val="hi_IN" w:bidi="hi_IN"/>
-        </w:rPr>
         <w:t>"चुनी हुई महिला और उसके बच्चों जिनसे"</w:t>
       </w:r>
     </w:p>
@@ -1071,21 +961,6 @@
           <w:b/>
           <w:lang w:val="hi_IN" w:bidi="hi_IN"/>
         </w:rPr>
-        <w:t>ἐκλεκτῇ κυρίᾳ καὶ τοῖς τέκνοις αὐτῆς</w:t>
-      </w:r>
-    </w:p>
-    <w:p>
-      <w:pPr/>
-      <w:r>
-        <w:rPr>
-          <w:lang w:val="hi_IN" w:bidi="hi_IN"/>
-        </w:rPr>
-      </w:r>
-      <w:r>
-        <w:rPr>
-          <w:b/>
-          <w:lang w:val="hi_IN" w:bidi="hi_IN"/>
-        </w:rPr>
         <w:t>"</w:t>
       </w:r>
       <w:r>
@@ -1196,21 +1071,6 @@
           <w:b/>
           <w:lang w:val="hi_IN" w:bidi="hi_IN"/>
         </w:rPr>
-        <w:t>ἐκλεκτῇ κυρίᾳ καὶ τοῖς τέκνοις αὐτῆς</w:t>
-      </w:r>
-    </w:p>
-    <w:p>
-      <w:pPr/>
-      <w:r>
-        <w:rPr>
-          <w:lang w:val="hi_IN" w:bidi="hi_IN"/>
-        </w:rPr>
-      </w:r>
-      <w:r>
-        <w:rPr>
-          <w:b/>
-          <w:lang w:val="hi_IN" w:bidi="hi_IN"/>
-        </w:rPr>
         <w:t>"</w:t>
       </w:r>
       <w:r>
@@ -1321,21 +1181,6 @@
           <w:b/>
           <w:lang w:val="hi_IN" w:bidi="hi_IN"/>
         </w:rPr>
-        <w:t>ἀγαπῶ ἐν ἀληθείᾳ</w:t>
-      </w:r>
-    </w:p>
-    <w:p>
-      <w:pPr/>
-      <w:r>
-        <w:rPr>
-          <w:lang w:val="hi_IN" w:bidi="hi_IN"/>
-        </w:rPr>
-      </w:r>
-      <w:r>
-        <w:rPr>
-          <w:b/>
-          <w:lang w:val="hi_IN" w:bidi="hi_IN"/>
-        </w:rPr>
         <w:t>"</w:t>
       </w:r>
       <w:r>
@@ -1459,21 +1304,6 @@
           <w:b/>
           <w:lang w:val="hi_IN" w:bidi="hi_IN"/>
         </w:rPr>
-        <w:t>πάντες οἱ ἐγνωκότες τὴν ἀλήθειαν</w:t>
-      </w:r>
-    </w:p>
-    <w:p>
-      <w:pPr/>
-      <w:r>
-        <w:rPr>
-          <w:lang w:val="hi_IN" w:bidi="hi_IN"/>
-        </w:rPr>
-      </w:r>
-      <w:r>
-        <w:rPr>
-          <w:b/>
-          <w:lang w:val="hi_IN" w:bidi="hi_IN"/>
-        </w:rPr>
         <w:t>"</w:t>
       </w:r>
       <w:r>
@@ -1597,21 +1427,6 @@
           <w:b/>
           <w:lang w:val="hi_IN" w:bidi="hi_IN"/>
         </w:rPr>
-        <w:t>τὴν ἀλήθειαν</w:t>
-      </w:r>
-    </w:p>
-    <w:p>
-      <w:pPr/>
-      <w:r>
-        <w:rPr>
-          <w:lang w:val="hi_IN" w:bidi="hi_IN"/>
-        </w:rPr>
-      </w:r>
-      <w:r>
-        <w:rPr>
-          <w:b/>
-          <w:lang w:val="hi_IN" w:bidi="hi_IN"/>
-        </w:rPr>
         <w:t>"वह सत्य"</w:t>
       </w:r>
     </w:p>
@@ -1708,21 +1523,6 @@
           <w:b/>
           <w:lang w:val="hi_IN" w:bidi="hi_IN"/>
         </w:rPr>
-        <w:t>ἡμῖν &amp; ἡμῶν</w:t>
-      </w:r>
-    </w:p>
-    <w:p>
-      <w:pPr/>
-      <w:r>
-        <w:rPr>
-          <w:lang w:val="hi_IN" w:bidi="hi_IN"/>
-        </w:rPr>
-      </w:r>
-      <w:r>
-        <w:rPr>
-          <w:b/>
-          <w:lang w:val="hi_IN" w:bidi="hi_IN"/>
-        </w:rPr>
         <w:t>"हम"</w:t>
       </w:r>
       <w:r>
@@ -1832,21 +1632,6 @@
           <w:b/>
           <w:lang w:val="hi_IN" w:bidi="hi_IN"/>
         </w:rPr>
-        <w:t>εἰς τὸν αἰῶνα</w:t>
-      </w:r>
-    </w:p>
-    <w:p>
-      <w:pPr/>
-      <w:r>
-        <w:rPr>
-          <w:lang w:val="hi_IN" w:bidi="hi_IN"/>
-        </w:rPr>
-      </w:r>
-      <w:r>
-        <w:rPr>
-          <w:b/>
-          <w:lang w:val="hi_IN" w:bidi="hi_IN"/>
-        </w:rPr>
         <w:t>"</w:t>
       </w:r>
       <w:r>
@@ -1944,21 +1729,6 @@
           <w:b/>
           <w:lang w:val="hi_IN" w:bidi="hi_IN"/>
         </w:rPr>
-        <w:t>ἔσται μεθ’ ἡμῶν χάρις, ἔλεος, εἰρήνη, παρὰ Θεοῦ Πατρός καὶ παρὰ Ἰησοῦ Χριστοῦ</w:t>
-      </w:r>
-    </w:p>
-    <w:p>
-      <w:pPr/>
-      <w:r>
-        <w:rPr>
-          <w:lang w:val="hi_IN" w:bidi="hi_IN"/>
-        </w:rPr>
-      </w:r>
-      <w:r>
-        <w:rPr>
-          <w:b/>
-          <w:lang w:val="hi_IN" w:bidi="hi_IN"/>
-        </w:rPr>
         <w:t>"</w:t>
       </w:r>
       <w:r>
@@ -2121,21 +1891,6 @@
           <w:b/>
           <w:lang w:val="hi_IN" w:bidi="hi_IN"/>
         </w:rPr>
-        <w:t>ἔσται μεθ’ ἡμῶν χάρις, ἔλεος, εἰρήνη</w:t>
-      </w:r>
-    </w:p>
-    <w:p>
-      <w:pPr/>
-      <w:r>
-        <w:rPr>
-          <w:lang w:val="hi_IN" w:bidi="hi_IN"/>
-        </w:rPr>
-      </w:r>
-      <w:r>
-        <w:rPr>
-          <w:b/>
-          <w:lang w:val="hi_IN" w:bidi="hi_IN"/>
-        </w:rPr>
         <w:t>"</w:t>
       </w:r>
       <w:r>
@@ -2233,21 +1988,6 @@
           <w:b/>
           <w:lang w:val="hi_IN" w:bidi="hi_IN"/>
         </w:rPr>
-        <w:t>Πατρός &amp; Υἱοῦ</w:t>
-      </w:r>
-    </w:p>
-    <w:p>
-      <w:pPr/>
-      <w:r>
-        <w:rPr>
-          <w:lang w:val="hi_IN" w:bidi="hi_IN"/>
-        </w:rPr>
-      </w:r>
-      <w:r>
-        <w:rPr>
-          <w:b/>
-          <w:lang w:val="hi_IN" w:bidi="hi_IN"/>
-        </w:rPr>
         <w:t>"पिता"</w:t>
       </w:r>
       <w:r>
@@ -2364,21 +2104,6 @@
           <w:b/>
           <w:lang w:val="hi_IN" w:bidi="hi_IN"/>
         </w:rPr>
-        <w:t>ἐν ἀληθείᾳ καὶ ἀγάπῃ</w:t>
-      </w:r>
-    </w:p>
-    <w:p>
-      <w:pPr/>
-      <w:r>
-        <w:rPr>
-          <w:lang w:val="hi_IN" w:bidi="hi_IN"/>
-        </w:rPr>
-      </w:r>
-      <w:r>
-        <w:rPr>
-          <w:b/>
-          <w:lang w:val="hi_IN" w:bidi="hi_IN"/>
-        </w:rPr>
         <w:t>"के"</w:t>
       </w:r>
       <w:r>
@@ -2514,21 +2239,6 @@
           <w:b/>
           <w:lang w:val="hi_IN" w:bidi="hi_IN"/>
         </w:rPr>
-        <w:t>ἐχάρην λείαν ὅτι εὕρηκα ἐκ τῶν τέκνων σου περιπατοῦντας ἐν ἀληθείᾳ</w:t>
-      </w:r>
-    </w:p>
-    <w:p>
-      <w:pPr/>
-      <w:r>
-        <w:rPr>
-          <w:lang w:val="hi_IN" w:bidi="hi_IN"/>
-        </w:rPr>
-      </w:r>
-      <w:r>
-        <w:rPr>
-          <w:b/>
-          <w:lang w:val="hi_IN" w:bidi="hi_IN"/>
-        </w:rPr>
         <w:t>"</w:t>
       </w:r>
       <w:r>
@@ -2639,21 +2349,6 @@
           <w:b/>
           <w:lang w:val="hi_IN" w:bidi="hi_IN"/>
         </w:rPr>
-        <w:t>τῶν τέκνων σου</w:t>
-      </w:r>
-    </w:p>
-    <w:p>
-      <w:pPr/>
-      <w:r>
-        <w:rPr>
-          <w:lang w:val="hi_IN" w:bidi="hi_IN"/>
-        </w:rPr>
-      </w:r>
-      <w:r>
-        <w:rPr>
-          <w:b/>
-          <w:lang w:val="hi_IN" w:bidi="hi_IN"/>
-        </w:rPr>
         <w:t>"</w:t>
       </w:r>
       <w:r>
@@ -2697,7 +2392,7 @@
         </w:rPr>
         <w:t xml:space="preserve"> शब्द का </w:t>
       </w:r>
-      <w:hyperlink r:id="rId17">
+      <w:hyperlink r:id="rId15">
         <w:r>
           <w:rPr>
             <w:lang w:val="hi_IN" w:bidi="hi_IN"/>
@@ -2782,21 +2477,6 @@
           <w:b/>
           <w:lang w:val="hi_IN" w:bidi="hi_IN"/>
         </w:rPr>
-        <w:t>τῶν τέκνων σου</w:t>
-      </w:r>
-    </w:p>
-    <w:p>
-      <w:pPr/>
-      <w:r>
-        <w:rPr>
-          <w:lang w:val="hi_IN" w:bidi="hi_IN"/>
-        </w:rPr>
-      </w:r>
-      <w:r>
-        <w:rPr>
-          <w:b/>
-          <w:lang w:val="hi_IN" w:bidi="hi_IN"/>
-        </w:rPr>
         <w:t>"तेरे बच्चों को"</w:t>
       </w:r>
       <w:r>
@@ -2906,21 +2586,6 @@
           <w:b/>
           <w:lang w:val="hi_IN" w:bidi="hi_IN"/>
         </w:rPr>
-        <w:t>περιπατοῦντας ἐν ἀληθείᾳ</w:t>
-      </w:r>
-    </w:p>
-    <w:p>
-      <w:pPr/>
-      <w:r>
-        <w:rPr>
-          <w:lang w:val="hi_IN" w:bidi="hi_IN"/>
-        </w:rPr>
-      </w:r>
-      <w:r>
-        <w:rPr>
-          <w:b/>
-          <w:lang w:val="hi_IN" w:bidi="hi_IN"/>
-        </w:rPr>
         <w:t>"</w:t>
       </w:r>
       <w:r>
@@ -3018,21 +2683,6 @@
           <w:b/>
           <w:lang w:val="hi_IN" w:bidi="hi_IN"/>
         </w:rPr>
-        <w:t>ἐν ἀληθείᾳ</w:t>
-      </w:r>
-    </w:p>
-    <w:p>
-      <w:pPr/>
-      <w:r>
-        <w:rPr>
-          <w:lang w:val="hi_IN" w:bidi="hi_IN"/>
-        </w:rPr>
-      </w:r>
-      <w:r>
-        <w:rPr>
-          <w:b/>
-          <w:lang w:val="hi_IN" w:bidi="hi_IN"/>
-        </w:rPr>
         <w:t>"सत्य पर"</w:t>
       </w:r>
     </w:p>
@@ -3129,21 +2779,6 @@
           <w:b/>
           <w:lang w:val="hi_IN" w:bidi="hi_IN"/>
         </w:rPr>
-        <w:t>καθὼς ἐντολὴν ἐλάβομεν παρὰ τοῦ Πατρός</w:t>
-      </w:r>
-    </w:p>
-    <w:p>
-      <w:pPr/>
-      <w:r>
-        <w:rPr>
-          <w:lang w:val="hi_IN" w:bidi="hi_IN"/>
-        </w:rPr>
-      </w:r>
-      <w:r>
-        <w:rPr>
-          <w:b/>
-          <w:lang w:val="hi_IN" w:bidi="hi_IN"/>
-        </w:rPr>
         <w:t>"आज्ञा के अनुसार"</w:t>
       </w:r>
       <w:r>
@@ -3272,21 +2907,6 @@
           <w:b/>
           <w:lang w:val="hi_IN" w:bidi="hi_IN"/>
         </w:rPr>
-        <w:t>τοῦ Πατρός</w:t>
-      </w:r>
-    </w:p>
-    <w:p>
-      <w:pPr/>
-      <w:r>
-        <w:rPr>
-          <w:lang w:val="hi_IN" w:bidi="hi_IN"/>
-        </w:rPr>
-      </w:r>
-      <w:r>
-        <w:rPr>
-          <w:b/>
-          <w:lang w:val="hi_IN" w:bidi="hi_IN"/>
-        </w:rPr>
         <w:t>"पिता की"</w:t>
       </w:r>
     </w:p>
@@ -3377,21 +2997,6 @@
           <w:b/>
           <w:lang w:val="hi_IN" w:bidi="hi_IN"/>
         </w:rPr>
-        <w:t>καὶ νῦν</w:t>
-      </w:r>
-    </w:p>
-    <w:p>
-      <w:pPr/>
-      <w:r>
-        <w:rPr>
-          <w:lang w:val="hi_IN" w:bidi="hi_IN"/>
-        </w:rPr>
-      </w:r>
-      <w:r>
-        <w:rPr>
-          <w:b/>
-          <w:lang w:val="hi_IN" w:bidi="hi_IN"/>
-        </w:rPr>
         <w:t>"अब"</w:t>
       </w:r>
     </w:p>
@@ -3488,21 +3093,6 @@
           <w:b/>
           <w:lang w:val="hi_IN" w:bidi="hi_IN"/>
         </w:rPr>
-        <w:t>σε, &amp; σοι</w:t>
-      </w:r>
-    </w:p>
-    <w:p>
-      <w:pPr/>
-      <w:r>
-        <w:rPr>
-          <w:lang w:val="hi_IN" w:bidi="hi_IN"/>
-        </w:rPr>
-      </w:r>
-      <w:r>
-        <w:rPr>
-          <w:b/>
-          <w:lang w:val="hi_IN" w:bidi="hi_IN"/>
-        </w:rPr>
         <w:t>"महिला तुझे"</w:t>
       </w:r>
       <w:r>
@@ -3612,21 +3202,6 @@
           <w:b/>
           <w:lang w:val="hi_IN" w:bidi="hi_IN"/>
         </w:rPr>
-        <w:t>κυρία</w:t>
-      </w:r>
-    </w:p>
-    <w:p>
-      <w:pPr/>
-      <w:r>
-        <w:rPr>
-          <w:lang w:val="hi_IN" w:bidi="hi_IN"/>
-        </w:rPr>
-      </w:r>
-      <w:r>
-        <w:rPr>
-          <w:b/>
-          <w:lang w:val="hi_IN" w:bidi="hi_IN"/>
-        </w:rPr>
         <w:t>"</w:t>
       </w:r>
       <w:r>
@@ -3670,7 +3245,7 @@
         </w:rPr>
         <w:t xml:space="preserve"> के रूप में संबोधित करते हैं। देखें कि आपने </w:t>
       </w:r>
-      <w:hyperlink r:id="rId17">
+      <w:hyperlink r:id="rId15">
         <w:r>
           <w:rPr>
             <w:lang w:val="hi_IN" w:bidi="hi_IN"/>
@@ -3768,21 +3343,6 @@
           <w:b/>
           <w:lang w:val="hi_IN" w:bidi="hi_IN"/>
         </w:rPr>
-        <w:t>οὐχ ὡς ἐντολὴν καινὴν γράφων σοι</w:t>
-      </w:r>
-    </w:p>
-    <w:p>
-      <w:pPr/>
-      <w:r>
-        <w:rPr>
-          <w:lang w:val="hi_IN" w:bidi="hi_IN"/>
-        </w:rPr>
-      </w:r>
-      <w:r>
-        <w:rPr>
-          <w:b/>
-          <w:lang w:val="hi_IN" w:bidi="hi_IN"/>
-        </w:rPr>
         <w:t>"तुझे नई आज्ञा नहीं"</w:t>
       </w:r>
       <w:r>
@@ -3859,21 +3419,6 @@
           <w:b/>
           <w:lang w:val="hi_IN" w:bidi="hi_IN"/>
         </w:rPr>
-        <w:t>ἀπ’ ἀρχῆς</w:t>
-      </w:r>
-    </w:p>
-    <w:p>
-      <w:pPr/>
-      <w:r>
-        <w:rPr>
-          <w:lang w:val="hi_IN" w:bidi="hi_IN"/>
-        </w:rPr>
-      </w:r>
-      <w:r>
-        <w:rPr>
-          <w:b/>
-          <w:lang w:val="hi_IN" w:bidi="hi_IN"/>
-        </w:rPr>
         <w:t>"पर जो आरम्भ हमारे"</w:t>
       </w:r>
     </w:p>
@@ -3957,21 +3502,6 @@
           <w:b/>
           <w:lang w:val="hi_IN" w:bidi="hi_IN"/>
         </w:rPr>
-        <w:t>περιπατῶμεν κατὰ &amp; ἐν αὐτῇ περιπατῆτε</w:t>
-      </w:r>
-    </w:p>
-    <w:p>
-      <w:pPr/>
-      <w:r>
-        <w:rPr>
-          <w:lang w:val="hi_IN" w:bidi="hi_IN"/>
-        </w:rPr>
-      </w:r>
-      <w:r>
-        <w:rPr>
-          <w:b/>
-          <w:lang w:val="hi_IN" w:bidi="hi_IN"/>
-        </w:rPr>
         <w:t>"यह है"</w:t>
       </w:r>
       <w:r>
@@ -4081,21 +3611,6 @@
           <w:b/>
           <w:lang w:val="hi_IN" w:bidi="hi_IN"/>
         </w:rPr>
-        <w:t>ἠκούσατε &amp; περιπατῆτε</w:t>
-      </w:r>
-    </w:p>
-    <w:p>
-      <w:pPr/>
-      <w:r>
-        <w:rPr>
-          <w:lang w:val="hi_IN" w:bidi="hi_IN"/>
-        </w:rPr>
-      </w:r>
-      <w:r>
-        <w:rPr>
-          <w:b/>
-          <w:lang w:val="hi_IN" w:bidi="hi_IN"/>
-        </w:rPr>
         <w:t>"</w:t>
       </w:r>
       <w:r>
@@ -4139,7 +3654,7 @@
         </w:rPr>
         <w:t xml:space="preserve">शब्द बहुवचन है, क्योंकि यूहन्ना बिना किसी अलंकार के विश्वासियों की एक मण्डली को संबोधित कर रहे हैं। यह पत्र के शेष भाग में भी ऐसा ही है, सिवाय अंत के </w:t>
       </w:r>
-      <w:hyperlink r:id="rId18">
+      <w:hyperlink r:id="rId16">
         <w:r>
           <w:rPr>
             <w:lang w:val="hi_IN" w:bidi="hi_IN"/>
@@ -4224,21 +3739,6 @@
           <w:b/>
           <w:lang w:val="hi_IN" w:bidi="hi_IN"/>
         </w:rPr>
-        <w:t>ὅτι</w:t>
-      </w:r>
-    </w:p>
-    <w:p>
-      <w:pPr/>
-      <w:r>
-        <w:rPr>
-          <w:lang w:val="hi_IN" w:bidi="hi_IN"/>
-        </w:rPr>
-      </w:r>
-      <w:r>
-        <w:rPr>
-          <w:b/>
-          <w:lang w:val="hi_IN" w:bidi="hi_IN"/>
-        </w:rPr>
         <w:t>"क्योंकि"</w:t>
       </w:r>
     </w:p>
@@ -4335,21 +3835,6 @@
           <w:b/>
           <w:lang w:val="hi_IN" w:bidi="hi_IN"/>
         </w:rPr>
-        <w:t>ὅτι πολλοὶ πλάνοι ἐξῆλθαν εἰς τὸν κόσμον</w:t>
-      </w:r>
-    </w:p>
-    <w:p>
-      <w:pPr/>
-      <w:r>
-        <w:rPr>
-          <w:lang w:val="hi_IN" w:bidi="hi_IN"/>
-        </w:rPr>
-      </w:r>
-      <w:r>
-        <w:rPr>
-          <w:b/>
-          <w:lang w:val="hi_IN" w:bidi="hi_IN"/>
-        </w:rPr>
         <w:t>"क्योंकि बहुत भरमानेवाले जगत में निकल आए हैं"</w:t>
       </w:r>
     </w:p>
@@ -4413,21 +3898,6 @@
           <w:b/>
           <w:lang w:val="hi_IN" w:bidi="hi_IN"/>
         </w:rPr>
-        <w:t>Ἰησοῦν Χριστὸν ἐρχόμενον ἐν σαρκί</w:t>
-      </w:r>
-    </w:p>
-    <w:p>
-      <w:pPr/>
-      <w:r>
-        <w:rPr>
-          <w:lang w:val="hi_IN" w:bidi="hi_IN"/>
-        </w:rPr>
-      </w:r>
-      <w:r>
-        <w:rPr>
-          <w:b/>
-          <w:lang w:val="hi_IN" w:bidi="hi_IN"/>
-        </w:rPr>
         <w:t>"यीशु मसीह शरीर में"</w:t>
       </w:r>
       <w:r>
@@ -4524,21 +3994,6 @@
           <w:b/>
           <w:lang w:val="hi_IN" w:bidi="hi_IN"/>
         </w:rPr>
-        <w:t>οὗτός ἐστιν ὁ πλάνος καὶ ὁ ἀντίχριστος</w:t>
-      </w:r>
-    </w:p>
-    <w:p>
-      <w:pPr/>
-      <w:r>
-        <w:rPr>
-          <w:lang w:val="hi_IN" w:bidi="hi_IN"/>
-        </w:rPr>
-      </w:r>
-      <w:r>
-        <w:rPr>
-          <w:b/>
-          <w:lang w:val="hi_IN" w:bidi="hi_IN"/>
-        </w:rPr>
         <w:t>"</w:t>
       </w:r>
       <w:r>
@@ -4643,21 +4098,6 @@
           <w:b/>
           <w:lang w:val="hi_IN" w:bidi="hi_IN"/>
         </w:rPr>
-        <w:t>ὁ πλάνος καὶ ὁ ἀντίχριστος</w:t>
-      </w:r>
-    </w:p>
-    <w:p>
-      <w:pPr/>
-      <w:r>
-        <w:rPr>
-          <w:lang w:val="hi_IN" w:bidi="hi_IN"/>
-        </w:rPr>
-      </w:r>
-      <w:r>
-        <w:rPr>
-          <w:b/>
-          <w:lang w:val="hi_IN" w:bidi="hi_IN"/>
-        </w:rPr>
         <w:t>"</w:t>
       </w:r>
       <w:r>
@@ -4781,21 +4221,6 @@
           <w:b/>
           <w:lang w:val="hi_IN" w:bidi="hi_IN"/>
         </w:rPr>
-        <w:t>βλέπετε ἑαυτούς</w:t>
-      </w:r>
-    </w:p>
-    <w:p>
-      <w:pPr/>
-      <w:r>
-        <w:rPr>
-          <w:lang w:val="hi_IN" w:bidi="hi_IN"/>
-        </w:rPr>
-      </w:r>
-      <w:r>
-        <w:rPr>
-          <w:b/>
-          <w:lang w:val="hi_IN" w:bidi="hi_IN"/>
-        </w:rPr>
         <w:t>"</w:t>
       </w:r>
       <w:r>
@@ -4906,21 +4331,6 @@
           <w:b/>
           <w:lang w:val="hi_IN" w:bidi="hi_IN"/>
         </w:rPr>
-        <w:t>βλέπετε ἑαυτούς</w:t>
-      </w:r>
-    </w:p>
-    <w:p>
-      <w:pPr/>
-      <w:r>
-        <w:rPr>
-          <w:lang w:val="hi_IN" w:bidi="hi_IN"/>
-        </w:rPr>
-      </w:r>
-      <w:r>
-        <w:rPr>
-          <w:b/>
-          <w:lang w:val="hi_IN" w:bidi="hi_IN"/>
-        </w:rPr>
         <w:t>"अपने विषय में चौकस रहो"</w:t>
       </w:r>
     </w:p>
@@ -4984,21 +4394,6 @@
           <w:b/>
           <w:lang w:val="hi_IN" w:bidi="hi_IN"/>
         </w:rPr>
-        <w:t>ἃ</w:t>
-      </w:r>
-    </w:p>
-    <w:p>
-      <w:pPr/>
-      <w:r>
-        <w:rPr>
-          <w:lang w:val="hi_IN" w:bidi="hi_IN"/>
-        </w:rPr>
-      </w:r>
-      <w:r>
-        <w:rPr>
-          <w:b/>
-          <w:lang w:val="hi_IN" w:bidi="hi_IN"/>
-        </w:rPr>
         <w:t>"</w:t>
       </w:r>
       <w:r>
@@ -5122,21 +4517,6 @@
           <w:b/>
           <w:lang w:val="hi_IN" w:bidi="hi_IN"/>
         </w:rPr>
-        <w:t>εἰργασάμεθα</w:t>
-      </w:r>
-    </w:p>
-    <w:p>
-      <w:pPr/>
-      <w:r>
-        <w:rPr>
-          <w:lang w:val="hi_IN" w:bidi="hi_IN"/>
-        </w:rPr>
-      </w:r>
-      <w:r>
-        <w:rPr>
-          <w:b/>
-          <w:lang w:val="hi_IN" w:bidi="hi_IN"/>
-        </w:rPr>
         <w:t>"</w:t>
       </w:r>
       <w:r>
@@ -5260,21 +4640,6 @@
           <w:b/>
           <w:lang w:val="hi_IN" w:bidi="hi_IN"/>
         </w:rPr>
-        <w:t>εἰργασάμεθα</w:t>
-      </w:r>
-    </w:p>
-    <w:p>
-      <w:pPr/>
-      <w:r>
-        <w:rPr>
-          <w:lang w:val="hi_IN" w:bidi="hi_IN"/>
-        </w:rPr>
-      </w:r>
-      <w:r>
-        <w:rPr>
-          <w:b/>
-          <w:lang w:val="hi_IN" w:bidi="hi_IN"/>
-        </w:rPr>
         <w:t>"</w:t>
       </w:r>
       <w:r>
@@ -5385,21 +4750,6 @@
           <w:b/>
           <w:lang w:val="hi_IN" w:bidi="hi_IN"/>
         </w:rPr>
-        <w:t>μισθὸν πλήρη</w:t>
-      </w:r>
-    </w:p>
-    <w:p>
-      <w:pPr/>
-      <w:r>
-        <w:rPr>
-          <w:lang w:val="hi_IN" w:bidi="hi_IN"/>
-        </w:rPr>
-      </w:r>
-      <w:r>
-        <w:rPr>
-          <w:b/>
-          <w:lang w:val="hi_IN" w:bidi="hi_IN"/>
-        </w:rPr>
         <w:t>"</w:t>
       </w:r>
       <w:r>
@@ -5510,21 +4860,6 @@
           <w:b/>
           <w:lang w:val="hi_IN" w:bidi="hi_IN"/>
         </w:rPr>
-        <w:t>πᾶς ὁ προάγων καὶ μὴ μένων ἐν τῇ διδαχῇ τοῦ Χριστοῦ</w:t>
-      </w:r>
-    </w:p>
-    <w:p>
-      <w:pPr/>
-      <w:r>
-        <w:rPr>
-          <w:lang w:val="hi_IN" w:bidi="hi_IN"/>
-        </w:rPr>
-      </w:r>
-      <w:r>
-        <w:rPr>
-          <w:b/>
-          <w:lang w:val="hi_IN" w:bidi="hi_IN"/>
-        </w:rPr>
         <w:t>"जो कोई आगे बढ़ जाता"</w:t>
       </w:r>
       <w:r>
@@ -5601,21 +4936,6 @@
           <w:b/>
           <w:lang w:val="hi_IN" w:bidi="hi_IN"/>
         </w:rPr>
-        <w:t>πᾶς ὁ προάγων καὶ μὴ μένων ἐν τῇ διδαχῇ τοῦ Χριστοῦ</w:t>
-      </w:r>
-    </w:p>
-    <w:p>
-      <w:pPr/>
-      <w:r>
-        <w:rPr>
-          <w:lang w:val="hi_IN" w:bidi="hi_IN"/>
-        </w:rPr>
-      </w:r>
-      <w:r>
-        <w:rPr>
-          <w:b/>
-          <w:lang w:val="hi_IN" w:bidi="hi_IN"/>
-        </w:rPr>
         <w:t>"</w:t>
       </w:r>
       <w:r>
@@ -5739,21 +5059,6 @@
           <w:b/>
           <w:lang w:val="hi_IN" w:bidi="hi_IN"/>
         </w:rPr>
-        <w:t>Θεὸν οὐκ ἔχει</w:t>
-      </w:r>
-    </w:p>
-    <w:p>
-      <w:pPr/>
-      <w:r>
-        <w:rPr>
-          <w:lang w:val="hi_IN" w:bidi="hi_IN"/>
-        </w:rPr>
-      </w:r>
-      <w:r>
-        <w:rPr>
-          <w:b/>
-          <w:lang w:val="hi_IN" w:bidi="hi_IN"/>
-        </w:rPr>
         <w:t>"पास परमेश्वर नहीं"</w:t>
       </w:r>
     </w:p>
@@ -5817,21 +5122,6 @@
           <w:b/>
           <w:lang w:val="hi_IN" w:bidi="hi_IN"/>
         </w:rPr>
-        <w:t>ὁ μένων ἐν τῇ διδαχῇ, οὗτος καὶ τὸν Πατέρα καὶ τὸν Υἱὸν ἔχει</w:t>
-      </w:r>
-    </w:p>
-    <w:p>
-      <w:pPr/>
-      <w:r>
-        <w:rPr>
-          <w:lang w:val="hi_IN" w:bidi="hi_IN"/>
-        </w:rPr>
-      </w:r>
-      <w:r>
-        <w:rPr>
-          <w:b/>
-          <w:lang w:val="hi_IN" w:bidi="hi_IN"/>
-        </w:rPr>
         <w:t>"जो"</w:t>
       </w:r>
       <w:r>
@@ -5973,21 +5263,6 @@
           <w:b/>
           <w:lang w:val="hi_IN" w:bidi="hi_IN"/>
         </w:rPr>
-        <w:t>ὁ μένων ἐν τῇ διδαχῇ</w:t>
-      </w:r>
-    </w:p>
-    <w:p>
-      <w:pPr/>
-      <w:r>
-        <w:rPr>
-          <w:lang w:val="hi_IN" w:bidi="hi_IN"/>
-        </w:rPr>
-      </w:r>
-      <w:r>
-        <w:rPr>
-          <w:b/>
-          <w:lang w:val="hi_IN" w:bidi="hi_IN"/>
-        </w:rPr>
         <w:t>"</w:t>
       </w:r>
       <w:r>
@@ -6085,21 +5360,6 @@
           <w:b/>
           <w:lang w:val="hi_IN" w:bidi="hi_IN"/>
         </w:rPr>
-        <w:t>οὗτος</w:t>
-      </w:r>
-    </w:p>
-    <w:p>
-      <w:pPr/>
-      <w:r>
-        <w:rPr>
-          <w:lang w:val="hi_IN" w:bidi="hi_IN"/>
-        </w:rPr>
-      </w:r>
-      <w:r>
-        <w:rPr>
-          <w:b/>
-          <w:lang w:val="hi_IN" w:bidi="hi_IN"/>
-        </w:rPr>
         <w:t>"</w:t>
       </w:r>
       <w:r>
@@ -6229,21 +5489,6 @@
           <w:b/>
           <w:lang w:val="hi_IN" w:bidi="hi_IN"/>
         </w:rPr>
-        <w:t>τὸν Πατέρα καὶ τὸν Υἱὸν</w:t>
-      </w:r>
-    </w:p>
-    <w:p>
-      <w:pPr/>
-      <w:r>
-        <w:rPr>
-          <w:lang w:val="hi_IN" w:bidi="hi_IN"/>
-        </w:rPr>
-      </w:r>
-      <w:r>
-        <w:rPr>
-          <w:b/>
-          <w:lang w:val="hi_IN" w:bidi="hi_IN"/>
-        </w:rPr>
         <w:t>"है"</w:t>
       </w:r>
       <w:r>
@@ -6366,21 +5611,6 @@
           <w:b/>
           <w:lang w:val="hi_IN" w:bidi="hi_IN"/>
         </w:rPr>
-        <w:t>εἴ τις ἔρχεται πρὸς ὑμᾶς, καὶ ταύτην τὴν διδαχὴν οὐ φέρει</w:t>
-      </w:r>
-    </w:p>
-    <w:p>
-      <w:pPr/>
-      <w:r>
-        <w:rPr>
-          <w:lang w:val="hi_IN" w:bidi="hi_IN"/>
-        </w:rPr>
-      </w:r>
-      <w:r>
-        <w:rPr>
-          <w:b/>
-          <w:lang w:val="hi_IN" w:bidi="hi_IN"/>
-        </w:rPr>
         <w:t>"</w:t>
       </w:r>
       <w:r>
@@ -6424,7 +5654,7 @@
         </w:rPr>
         <w:t xml:space="preserve">शब्द का अर्थ है "कोई भी शिक्षक या प्रचारक।" यूहन्ना नहीं चाहते कि विश्वासी किसी ऐसे शिक्षक का स्वागत करें जो वह नहीं सिखाते जो यीशु ने सिखाया, और विशेष रूप से यह कि यीशु एक मनुष्य के रूप में आए (देखें: </w:t>
       </w:r>
-      <w:hyperlink r:id="rId19">
+      <w:hyperlink r:id="rId17">
         <w:r>
           <w:rPr>
             <w:lang w:val="hi_IN" w:bidi="hi_IN"/>
@@ -6509,21 +5739,6 @@
           <w:b/>
           <w:lang w:val="hi_IN" w:bidi="hi_IN"/>
         </w:rPr>
-        <w:t>ταύτην τὴν διδαχὴν οὐ φέρει</w:t>
-      </w:r>
-    </w:p>
-    <w:p>
-      <w:pPr/>
-      <w:r>
-        <w:rPr>
-          <w:lang w:val="hi_IN" w:bidi="hi_IN"/>
-        </w:rPr>
-      </w:r>
-      <w:r>
-        <w:rPr>
-          <w:b/>
-          <w:lang w:val="hi_IN" w:bidi="hi_IN"/>
-        </w:rPr>
         <w:t>"यही शिक्षा न दे"</w:t>
       </w:r>
     </w:p>
@@ -6633,21 +5848,6 @@
           <w:b/>
           <w:lang w:val="hi_IN" w:bidi="hi_IN"/>
         </w:rPr>
-        <w:t>ταύτην τὴν διδαχὴν</w:t>
-      </w:r>
-    </w:p>
-    <w:p>
-      <w:pPr/>
-      <w:r>
-        <w:rPr>
-          <w:lang w:val="hi_IN" w:bidi="hi_IN"/>
-        </w:rPr>
-      </w:r>
-      <w:r>
-        <w:rPr>
-          <w:b/>
-          <w:lang w:val="hi_IN" w:bidi="hi_IN"/>
-        </w:rPr>
         <w:t>"यही शिक्षा"</w:t>
       </w:r>
     </w:p>
@@ -6677,7 +5877,7 @@
         </w:rPr>
         <w:t xml:space="preserve"> उस शिक्षा का उल्लेख करता है जो </w:t>
       </w:r>
-      <w:hyperlink r:id="rId19">
+      <w:hyperlink r:id="rId17">
         <w:r>
           <w:rPr>
             <w:lang w:val="hi_IN" w:bidi="hi_IN"/>
@@ -6762,21 +5962,6 @@
           <w:b/>
           <w:lang w:val="hi_IN" w:bidi="hi_IN"/>
         </w:rPr>
-        <w:t>μὴ λαμβάνετε αὐτὸν εἰς οἰκίαν</w:t>
-      </w:r>
-    </w:p>
-    <w:p>
-      <w:pPr/>
-      <w:r>
-        <w:rPr>
-          <w:lang w:val="hi_IN" w:bidi="hi_IN"/>
-        </w:rPr>
-      </w:r>
-      <w:r>
-        <w:rPr>
-          <w:b/>
-          <w:lang w:val="hi_IN" w:bidi="hi_IN"/>
-        </w:rPr>
         <w:t>"उसे"</w:t>
       </w:r>
       <w:r>
@@ -6853,21 +6038,6 @@
           <w:b/>
           <w:lang w:val="hi_IN" w:bidi="hi_IN"/>
         </w:rPr>
-        <w:t>χαίρειν αὐτῷ μὴ λέγετε</w:t>
-      </w:r>
-    </w:p>
-    <w:p>
-      <w:pPr/>
-      <w:r>
-        <w:rPr>
-          <w:lang w:val="hi_IN" w:bidi="hi_IN"/>
-        </w:rPr>
-      </w:r>
-      <w:r>
-        <w:rPr>
-          <w:b/>
-          <w:lang w:val="hi_IN" w:bidi="hi_IN"/>
-        </w:rPr>
         <w:t xml:space="preserve">"उसे </w:t>
       </w:r>
       <w:r>
@@ -6965,21 +6135,6 @@
           <w:b/>
           <w:lang w:val="hi_IN" w:bidi="hi_IN"/>
         </w:rPr>
-        <w:t>ὁ λέγων &amp; αὐτῷ χαίρειν</w:t>
-      </w:r>
-    </w:p>
-    <w:p>
-      <w:pPr/>
-      <w:r>
-        <w:rPr>
-          <w:lang w:val="hi_IN" w:bidi="hi_IN"/>
-        </w:rPr>
-      </w:r>
-      <w:r>
-        <w:rPr>
-          <w:b/>
-          <w:lang w:val="hi_IN" w:bidi="hi_IN"/>
-        </w:rPr>
         <w:t>"</w:t>
       </w:r>
       <w:r>
@@ -7090,21 +6245,6 @@
           <w:b/>
           <w:lang w:val="hi_IN" w:bidi="hi_IN"/>
         </w:rPr>
-        <w:t>κοινωνεῖ τοῖς ἔργοις αὐτοῦ τοῖς πονηροῖς</w:t>
-      </w:r>
-    </w:p>
-    <w:p>
-      <w:pPr/>
-      <w:r>
-        <w:rPr>
-          <w:lang w:val="hi_IN" w:bidi="hi_IN"/>
-        </w:rPr>
-      </w:r>
-      <w:r>
-        <w:rPr>
-          <w:b/>
-          <w:lang w:val="hi_IN" w:bidi="hi_IN"/>
-        </w:rPr>
         <w:t>"है उसके बुरे कामों में सहभागी है"</w:t>
       </w:r>
     </w:p>
@@ -7168,21 +6308,6 @@
           <w:b/>
           <w:lang w:val="hi_IN" w:bidi="hi_IN"/>
         </w:rPr>
-        <w:t>οὐκ ἐβουλήθην διὰ χάρτου καὶ μέλανος</w:t>
-      </w:r>
-    </w:p>
-    <w:p>
-      <w:pPr/>
-      <w:r>
-        <w:rPr>
-          <w:lang w:val="hi_IN" w:bidi="hi_IN"/>
-        </w:rPr>
-      </w:r>
-      <w:r>
-        <w:rPr>
-          <w:b/>
-          <w:lang w:val="hi_IN" w:bidi="hi_IN"/>
-        </w:rPr>
         <w:t>"कागज और स्याही नहीं चाहता"</w:t>
       </w:r>
     </w:p>
@@ -7246,21 +6371,6 @@
           <w:b/>
           <w:lang w:val="hi_IN" w:bidi="hi_IN"/>
         </w:rPr>
-        <w:t>διὰ χάρτου καὶ μέλανος</w:t>
-      </w:r>
-    </w:p>
-    <w:p>
-      <w:pPr/>
-      <w:r>
-        <w:rPr>
-          <w:lang w:val="hi_IN" w:bidi="hi_IN"/>
-        </w:rPr>
-      </w:r>
-      <w:r>
-        <w:rPr>
-          <w:b/>
-          <w:lang w:val="hi_IN" w:bidi="hi_IN"/>
-        </w:rPr>
         <w:t>""</w:t>
       </w:r>
     </w:p>
@@ -7344,21 +6454,6 @@
           <w:b/>
           <w:lang w:val="hi_IN" w:bidi="hi_IN"/>
         </w:rPr>
-        <w:t>γενέσθαι</w:t>
-      </w:r>
-    </w:p>
-    <w:p>
-      <w:pPr/>
-      <w:r>
-        <w:rPr>
-          <w:lang w:val="hi_IN" w:bidi="hi_IN"/>
-        </w:rPr>
-      </w:r>
-      <w:r>
-        <w:rPr>
-          <w:b/>
-          <w:lang w:val="hi_IN" w:bidi="hi_IN"/>
-        </w:rPr>
         <w:t>"</w:t>
       </w:r>
       <w:r>
@@ -7468,21 +6563,6 @@
           <w:b/>
           <w:lang w:val="hi_IN" w:bidi="hi_IN"/>
         </w:rPr>
-        <w:t>στόμα πρὸς στόμα λαλῆσαι</w:t>
-      </w:r>
-    </w:p>
-    <w:p>
-      <w:pPr/>
-      <w:r>
-        <w:rPr>
-          <w:lang w:val="hi_IN" w:bidi="hi_IN"/>
-        </w:rPr>
-      </w:r>
-      <w:r>
-        <w:rPr>
-          <w:b/>
-          <w:lang w:val="hi_IN" w:bidi="hi_IN"/>
-        </w:rPr>
         <w:t>"बातें"</w:t>
       </w:r>
       <w:r>
@@ -7579,21 +6659,6 @@
           <w:b/>
           <w:lang w:val="hi_IN" w:bidi="hi_IN"/>
         </w:rPr>
-        <w:t>ἵνα ἡ χαρὰ ὑμῶν πεπληρωμένη ᾖ</w:t>
-      </w:r>
-    </w:p>
-    <w:p>
-      <w:pPr/>
-      <w:r>
-        <w:rPr>
-          <w:lang w:val="hi_IN" w:bidi="hi_IN"/>
-        </w:rPr>
-      </w:r>
-      <w:r>
-        <w:rPr>
-          <w:b/>
-          <w:lang w:val="hi_IN" w:bidi="hi_IN"/>
-        </w:rPr>
         <w:t>"</w:t>
       </w:r>
       <w:r>
@@ -7691,21 +6756,6 @@
           <w:b/>
           <w:lang w:val="hi_IN" w:bidi="hi_IN"/>
         </w:rPr>
-        <w:t>ἵνα ἡ χαρὰ ὑμῶν πεπληρωμένη ᾖ</w:t>
-      </w:r>
-    </w:p>
-    <w:p>
-      <w:pPr/>
-      <w:r>
-        <w:rPr>
-          <w:lang w:val="hi_IN" w:bidi="hi_IN"/>
-        </w:rPr>
-      </w:r>
-      <w:r>
-        <w:rPr>
-          <w:b/>
-          <w:lang w:val="hi_IN" w:bidi="hi_IN"/>
-        </w:rPr>
         <w:t>"</w:t>
       </w:r>
       <w:r>
@@ -7816,21 +6866,6 @@
           <w:b/>
           <w:lang w:val="hi_IN" w:bidi="hi_IN"/>
         </w:rPr>
-        <w:t>ἡ χαρὰ ὑμῶν πεπληρωμένη ᾖ</w:t>
-      </w:r>
-    </w:p>
-    <w:p>
-      <w:pPr/>
-      <w:r>
-        <w:rPr>
-          <w:lang w:val="hi_IN" w:bidi="hi_IN"/>
-        </w:rPr>
-      </w:r>
-      <w:r>
-        <w:rPr>
-          <w:b/>
-          <w:lang w:val="hi_IN" w:bidi="hi_IN"/>
-        </w:rPr>
         <w:t>"</w:t>
       </w:r>
       <w:r>
@@ -7928,21 +6963,6 @@
           <w:b/>
           <w:lang w:val="hi_IN" w:bidi="hi_IN"/>
         </w:rPr>
-        <w:t>ὑμῶν</w:t>
-      </w:r>
-    </w:p>
-    <w:p>
-      <w:pPr/>
-      <w:r>
-        <w:rPr>
-          <w:lang w:val="hi_IN" w:bidi="hi_IN"/>
-        </w:rPr>
-      </w:r>
-      <w:r>
-        <w:rPr>
-          <w:b/>
-          <w:lang w:val="hi_IN" w:bidi="hi_IN"/>
-        </w:rPr>
         <w:t>"</w:t>
       </w:r>
       <w:r>
@@ -8053,21 +7073,6 @@
           <w:b/>
           <w:lang w:val="hi_IN" w:bidi="hi_IN"/>
         </w:rPr>
-        <w:t>τὰ τέκνα τῆς ἀδελφῆς σου τῆς ἐκλεκτῆς</w:t>
-      </w:r>
-    </w:p>
-    <w:p>
-      <w:pPr/>
-      <w:r>
-        <w:rPr>
-          <w:lang w:val="hi_IN" w:bidi="hi_IN"/>
-        </w:rPr>
-      </w:r>
-      <w:r>
-        <w:rPr>
-          <w:b/>
-          <w:lang w:val="hi_IN" w:bidi="hi_IN"/>
-        </w:rPr>
         <w:t>"तेरी चुनी हुई बहन बच्चे"</w:t>
       </w:r>
     </w:p>
@@ -8151,21 +7156,6 @@
           <w:b/>
           <w:lang w:val="hi_IN" w:bidi="hi_IN"/>
         </w:rPr>
-        <w:t>τὰ τέκνα τῆς ἀδελφῆς σου τῆς ἐκλεκτῆς</w:t>
-      </w:r>
-    </w:p>
-    <w:p>
-      <w:pPr/>
-      <w:r>
-        <w:rPr>
-          <w:lang w:val="hi_IN" w:bidi="hi_IN"/>
-        </w:rPr>
-      </w:r>
-      <w:r>
-        <w:rPr>
-          <w:b/>
-          <w:lang w:val="hi_IN" w:bidi="hi_IN"/>
-        </w:rPr>
         <w:t>"</w:t>
       </w:r>
       <w:r>
@@ -8276,21 +7266,6 @@
           <w:b/>
           <w:lang w:val="hi_IN" w:bidi="hi_IN"/>
         </w:rPr>
-        <w:t>ἀσπάζεταί σε</w:t>
-      </w:r>
-    </w:p>
-    <w:p>
-      <w:pPr/>
-      <w:r>
-        <w:rPr>
-          <w:lang w:val="hi_IN" w:bidi="hi_IN"/>
-        </w:rPr>
-      </w:r>
-      <w:r>
-        <w:rPr>
-          <w:b/>
-          <w:lang w:val="hi_IN" w:bidi="hi_IN"/>
-        </w:rPr>
         <w:t>"</w:t>
       </w:r>
       <w:r>
@@ -8374,21 +7349,6 @@
         <w:rPr>
           <w:lang w:val="hi_IN" w:bidi="hi_IN"/>
         </w:rPr>
-      </w:r>
-    </w:p>
-    <w:p>
-      <w:pPr/>
-      <w:r>
-        <w:rPr>
-          <w:lang w:val="hi_IN" w:bidi="hi_IN"/>
-        </w:rPr>
-      </w:r>
-      <w:r>
-        <w:rPr>
-          <w:b/>
-          <w:lang w:val="hi_IN" w:bidi="hi_IN"/>
-        </w:rPr>
-        <w:t>σε &amp; σου</w:t>
       </w:r>
     </w:p>
     <w:p>

--- a/hin/docx/63.content.docx
+++ b/hin/docx/63.content.docx
@@ -28,15 +28,49 @@
       </w:r>
     </w:p>
     <w:p>
-      <w:pPr/>
-      <w:r>
-        <w:rPr>
-          <w:lang w:val="hi_IN" w:bidi="hi_IN"/>
-        </w:rPr>
-      </w:r>
-      <w:r>
-        <w:rPr>
-          <w:b/>
+      <w:pPr>
+        <w:pStyle w:val="Heading2"/>
+      </w:pPr>
+      <w:r>
+        <w:rPr>
+          <w:lang w:val="hi_IN" w:bidi="hi_IN"/>
+        </w:rPr>
+        <w:t>License Information</w:t>
+      </w:r>
+      <w:r>
+        <w:rPr>
+          <w:lang w:val="hi_IN" w:bidi="hi_IN"/>
+        </w:rPr>
+      </w:r>
+    </w:p>
+    <w:p>
+      <w:pPr/>
+      <w:r>
+        <w:rPr>
+          <w:lang w:val="hi_IN" w:bidi="hi_IN"/>
+        </w:rPr>
+      </w:r>
+      <w:r>
+        <w:rPr>
+          <w:b/>
+          <w:lang w:val="hi_IN" w:bidi="hi_IN"/>
+        </w:rPr>
+        <w:t>अनुवाद नोट्स (अनफोल्डिंग वर्ड)</w:t>
+      </w:r>
+      <w:r>
+        <w:rPr>
+          <w:lang w:val="hi_IN" w:bidi="hi_IN"/>
+        </w:rPr>
+        <w:t xml:space="preserve"> (Hindi) is based on</w:t>
+      </w:r>
+      <w:r>
+        <w:rPr>
+          <w:lang w:val="hi_IN" w:bidi="hi_IN"/>
+        </w:rPr>
+        <w:t xml:space="preserve">: </w:t>
+      </w:r>
+      <w:r>
+        <w:rPr>
           <w:lang w:val="hi_IN" w:bidi="hi_IN"/>
         </w:rPr>
         <w:t>unfoldingWord® Translation Notes</w:t>
@@ -45,31 +79,62 @@
         <w:rPr>
           <w:lang w:val="hi_IN" w:bidi="hi_IN"/>
         </w:rPr>
-        <w:t xml:space="preserve"> © 2022 unfoldingWord. Released under CC BY-SA 4.0 license. </w:t>
-      </w:r>
-      <w:r>
-        <w:rPr>
-          <w:lang w:val="hi_IN" w:bidi="hi_IN"/>
-        </w:rPr>
-        <w:t>unfoldingWord® Translation Notes</w:t>
-      </w:r>
-      <w:r>
-        <w:rPr>
-          <w:lang w:val="hi_IN" w:bidi="hi_IN"/>
-        </w:rPr>
-        <w:t xml:space="preserve"> has been adapted in the following languages: Tok Pisin, Arabic (عربي), French (Français), Hindi (हिंदी), Indonesian (Bahasa Indonesia), Portuguese (Português), Russian (Русский), Spanish (Español), Swahili (Kiswahili), and Simplified Chinese (简体中文) from </w:t>
-      </w:r>
-      <w:r>
-        <w:rPr>
-          <w:lang w:val="hi_IN" w:bidi="hi_IN"/>
-        </w:rPr>
-        <w:t>unfoldingWord® Translation Notes</w:t>
-      </w:r>
-      <w:r>
-        <w:rPr>
-          <w:lang w:val="hi_IN" w:bidi="hi_IN"/>
-        </w:rPr>
-        <w:t xml:space="preserve"> © 2022 unfoldingWord. Released under CC BY-SA 4.0 license by Mission Mutual</w:t>
+        <w:t xml:space="preserve">, </w:t>
+      </w:r>
+      <w:hyperlink r:id="rId13">
+        <w:r>
+          <w:rPr>
+            <w:lang w:val="hi_IN" w:bidi="hi_IN"/>
+          </w:rPr>
+          <w:rPr>
+            <w:color w:val="0000EE"/>
+            <w:u w:val="single"/>
+          </w:rPr>
+          <w:t>unfoldingWord</w:t>
+        </w:r>
+      </w:hyperlink>
+      <w:r>
+        <w:rPr>
+          <w:lang w:val="hi_IN" w:bidi="hi_IN"/>
+        </w:rPr>
+        <w:t xml:space="preserve">, 2022, which is licensed under a </w:t>
+      </w:r>
+      <w:hyperlink r:id="rId14">
+        <w:r>
+          <w:rPr>
+            <w:lang w:val="hi_IN" w:bidi="hi_IN"/>
+          </w:rPr>
+          <w:rPr>
+            <w:color w:val="0000EE"/>
+            <w:u w:val="single"/>
+          </w:rPr>
+          <w:t>CC BY-SA 4.0 license</w:t>
+        </w:r>
+      </w:hyperlink>
+      <w:r>
+        <w:rPr>
+          <w:lang w:val="hi_IN" w:bidi="hi_IN"/>
+        </w:rPr>
+        <w:t>.</w:t>
+      </w:r>
+      <w:r>
+        <w:rPr>
+          <w:lang w:val="hi_IN" w:bidi="hi_IN"/>
+        </w:rPr>
+      </w:r>
+    </w:p>
+    <w:p>
+      <w:pPr/>
+      <w:r>
+        <w:rPr>
+          <w:lang w:val="hi_IN" w:bidi="hi_IN"/>
+        </w:rPr>
+      </w:r>
+      <w:r>
+        <w:rPr>
+          <w:lang w:val="hi_IN" w:bidi="hi_IN"/>
+        </w:rPr>
+        <w:t>This PDF version is provided under the same license.</w:t>
       </w:r>
       <w:r>
         <w:rPr>
@@ -569,7 +634,7 @@
           <w:lang w:val="hi_IN" w:bidi="hi_IN"/>
         </w:rPr>
       </w:r>
-      <w:hyperlink r:id="rId13">
+      <w:hyperlink r:id="rId15">
         <w:r>
           <w:rPr>
             <w:lang w:val="hi_IN" w:bidi="hi_IN"/>
@@ -595,7 +660,7 @@
           <w:lang w:val="hi_IN" w:bidi="hi_IN"/>
         </w:rPr>
       </w:r>
-      <w:hyperlink r:id="rId14">
+      <w:hyperlink r:id="rId16">
         <w:r>
           <w:rPr>
             <w:lang w:val="hi_IN" w:bidi="hi_IN"/>
@@ -672,6 +737,21 @@
           <w:b/>
           <w:lang w:val="hi_IN" w:bidi="hi_IN"/>
         </w:rPr>
+        <w:t>ὁ πρεσβύτερος</w:t>
+      </w:r>
+    </w:p>
+    <w:p>
+      <w:pPr/>
+      <w:r>
+        <w:rPr>
+          <w:lang w:val="hi_IN" w:bidi="hi_IN"/>
+        </w:rPr>
+      </w:r>
+      <w:r>
+        <w:rPr>
+          <w:b/>
+          <w:lang w:val="hi_IN" w:bidi="hi_IN"/>
+        </w:rPr>
         <w:t>"</w:t>
       </w:r>
       <w:r>
@@ -769,6 +849,21 @@
           <w:b/>
           <w:lang w:val="hi_IN" w:bidi="hi_IN"/>
         </w:rPr>
+        <w:t>ὁ πρεσβύτερος</w:t>
+      </w:r>
+    </w:p>
+    <w:p>
+      <w:pPr/>
+      <w:r>
+        <w:rPr>
+          <w:lang w:val="hi_IN" w:bidi="hi_IN"/>
+        </w:rPr>
+      </w:r>
+      <w:r>
+        <w:rPr>
+          <w:b/>
+          <w:lang w:val="hi_IN" w:bidi="hi_IN"/>
+        </w:rPr>
         <w:t>"मुझ प्राचीन"</w:t>
       </w:r>
       <w:r>
@@ -878,6 +973,21 @@
           <w:b/>
           <w:lang w:val="hi_IN" w:bidi="hi_IN"/>
         </w:rPr>
+        <w:t>ἐκλεκτῇ κυρίᾳ καὶ τοῖς τέκνοις αὐτῆς</w:t>
+      </w:r>
+    </w:p>
+    <w:p>
+      <w:pPr/>
+      <w:r>
+        <w:rPr>
+          <w:lang w:val="hi_IN" w:bidi="hi_IN"/>
+        </w:rPr>
+      </w:r>
+      <w:r>
+        <w:rPr>
+          <w:b/>
+          <w:lang w:val="hi_IN" w:bidi="hi_IN"/>
+        </w:rPr>
         <w:t>"चुनी हुई महिला और उसके बच्चों जिनसे"</w:t>
       </w:r>
     </w:p>
@@ -961,6 +1071,21 @@
           <w:b/>
           <w:lang w:val="hi_IN" w:bidi="hi_IN"/>
         </w:rPr>
+        <w:t>ἐκλεκτῇ κυρίᾳ καὶ τοῖς τέκνοις αὐτῆς</w:t>
+      </w:r>
+    </w:p>
+    <w:p>
+      <w:pPr/>
+      <w:r>
+        <w:rPr>
+          <w:lang w:val="hi_IN" w:bidi="hi_IN"/>
+        </w:rPr>
+      </w:r>
+      <w:r>
+        <w:rPr>
+          <w:b/>
+          <w:lang w:val="hi_IN" w:bidi="hi_IN"/>
+        </w:rPr>
         <w:t>"</w:t>
       </w:r>
       <w:r>
@@ -1071,6 +1196,21 @@
           <w:b/>
           <w:lang w:val="hi_IN" w:bidi="hi_IN"/>
         </w:rPr>
+        <w:t>ἐκλεκτῇ κυρίᾳ καὶ τοῖς τέκνοις αὐτῆς</w:t>
+      </w:r>
+    </w:p>
+    <w:p>
+      <w:pPr/>
+      <w:r>
+        <w:rPr>
+          <w:lang w:val="hi_IN" w:bidi="hi_IN"/>
+        </w:rPr>
+      </w:r>
+      <w:r>
+        <w:rPr>
+          <w:b/>
+          <w:lang w:val="hi_IN" w:bidi="hi_IN"/>
+        </w:rPr>
         <w:t>"</w:t>
       </w:r>
       <w:r>
@@ -1181,6 +1321,21 @@
           <w:b/>
           <w:lang w:val="hi_IN" w:bidi="hi_IN"/>
         </w:rPr>
+        <w:t>ἀγαπῶ ἐν ἀληθείᾳ</w:t>
+      </w:r>
+    </w:p>
+    <w:p>
+      <w:pPr/>
+      <w:r>
+        <w:rPr>
+          <w:lang w:val="hi_IN" w:bidi="hi_IN"/>
+        </w:rPr>
+      </w:r>
+      <w:r>
+        <w:rPr>
+          <w:b/>
+          <w:lang w:val="hi_IN" w:bidi="hi_IN"/>
+        </w:rPr>
         <w:t>"</w:t>
       </w:r>
       <w:r>
@@ -1304,6 +1459,21 @@
           <w:b/>
           <w:lang w:val="hi_IN" w:bidi="hi_IN"/>
         </w:rPr>
+        <w:t>πάντες οἱ ἐγνωκότες τὴν ἀλήθειαν</w:t>
+      </w:r>
+    </w:p>
+    <w:p>
+      <w:pPr/>
+      <w:r>
+        <w:rPr>
+          <w:lang w:val="hi_IN" w:bidi="hi_IN"/>
+        </w:rPr>
+      </w:r>
+      <w:r>
+        <w:rPr>
+          <w:b/>
+          <w:lang w:val="hi_IN" w:bidi="hi_IN"/>
+        </w:rPr>
         <w:t>"</w:t>
       </w:r>
       <w:r>
@@ -1427,6 +1597,21 @@
           <w:b/>
           <w:lang w:val="hi_IN" w:bidi="hi_IN"/>
         </w:rPr>
+        <w:t>τὴν ἀλήθειαν</w:t>
+      </w:r>
+    </w:p>
+    <w:p>
+      <w:pPr/>
+      <w:r>
+        <w:rPr>
+          <w:lang w:val="hi_IN" w:bidi="hi_IN"/>
+        </w:rPr>
+      </w:r>
+      <w:r>
+        <w:rPr>
+          <w:b/>
+          <w:lang w:val="hi_IN" w:bidi="hi_IN"/>
+        </w:rPr>
         <w:t>"वह सत्य"</w:t>
       </w:r>
     </w:p>
@@ -1523,6 +1708,21 @@
           <w:b/>
           <w:lang w:val="hi_IN" w:bidi="hi_IN"/>
         </w:rPr>
+        <w:t>ἡμῖν &amp; ἡμῶν</w:t>
+      </w:r>
+    </w:p>
+    <w:p>
+      <w:pPr/>
+      <w:r>
+        <w:rPr>
+          <w:lang w:val="hi_IN" w:bidi="hi_IN"/>
+        </w:rPr>
+      </w:r>
+      <w:r>
+        <w:rPr>
+          <w:b/>
+          <w:lang w:val="hi_IN" w:bidi="hi_IN"/>
+        </w:rPr>
         <w:t>"हम"</w:t>
       </w:r>
       <w:r>
@@ -1632,6 +1832,21 @@
           <w:b/>
           <w:lang w:val="hi_IN" w:bidi="hi_IN"/>
         </w:rPr>
+        <w:t>εἰς τὸν αἰῶνα</w:t>
+      </w:r>
+    </w:p>
+    <w:p>
+      <w:pPr/>
+      <w:r>
+        <w:rPr>
+          <w:lang w:val="hi_IN" w:bidi="hi_IN"/>
+        </w:rPr>
+      </w:r>
+      <w:r>
+        <w:rPr>
+          <w:b/>
+          <w:lang w:val="hi_IN" w:bidi="hi_IN"/>
+        </w:rPr>
         <w:t>"</w:t>
       </w:r>
       <w:r>
@@ -1729,6 +1944,21 @@
           <w:b/>
           <w:lang w:val="hi_IN" w:bidi="hi_IN"/>
         </w:rPr>
+        <w:t>ἔσται μεθ’ ἡμῶν χάρις, ἔλεος, εἰρήνη, παρὰ Θεοῦ Πατρός καὶ παρὰ Ἰησοῦ Χριστοῦ</w:t>
+      </w:r>
+    </w:p>
+    <w:p>
+      <w:pPr/>
+      <w:r>
+        <w:rPr>
+          <w:lang w:val="hi_IN" w:bidi="hi_IN"/>
+        </w:rPr>
+      </w:r>
+      <w:r>
+        <w:rPr>
+          <w:b/>
+          <w:lang w:val="hi_IN" w:bidi="hi_IN"/>
+        </w:rPr>
         <w:t>"</w:t>
       </w:r>
       <w:r>
@@ -1891,6 +2121,21 @@
           <w:b/>
           <w:lang w:val="hi_IN" w:bidi="hi_IN"/>
         </w:rPr>
+        <w:t>ἔσται μεθ’ ἡμῶν χάρις, ἔλεος, εἰρήνη</w:t>
+      </w:r>
+    </w:p>
+    <w:p>
+      <w:pPr/>
+      <w:r>
+        <w:rPr>
+          <w:lang w:val="hi_IN" w:bidi="hi_IN"/>
+        </w:rPr>
+      </w:r>
+      <w:r>
+        <w:rPr>
+          <w:b/>
+          <w:lang w:val="hi_IN" w:bidi="hi_IN"/>
+        </w:rPr>
         <w:t>"</w:t>
       </w:r>
       <w:r>
@@ -1988,6 +2233,21 @@
           <w:b/>
           <w:lang w:val="hi_IN" w:bidi="hi_IN"/>
         </w:rPr>
+        <w:t>Πατρός &amp; Υἱοῦ</w:t>
+      </w:r>
+    </w:p>
+    <w:p>
+      <w:pPr/>
+      <w:r>
+        <w:rPr>
+          <w:lang w:val="hi_IN" w:bidi="hi_IN"/>
+        </w:rPr>
+      </w:r>
+      <w:r>
+        <w:rPr>
+          <w:b/>
+          <w:lang w:val="hi_IN" w:bidi="hi_IN"/>
+        </w:rPr>
         <w:t>"पिता"</w:t>
       </w:r>
       <w:r>
@@ -2104,6 +2364,21 @@
           <w:b/>
           <w:lang w:val="hi_IN" w:bidi="hi_IN"/>
         </w:rPr>
+        <w:t>ἐν ἀληθείᾳ καὶ ἀγάπῃ</w:t>
+      </w:r>
+    </w:p>
+    <w:p>
+      <w:pPr/>
+      <w:r>
+        <w:rPr>
+          <w:lang w:val="hi_IN" w:bidi="hi_IN"/>
+        </w:rPr>
+      </w:r>
+      <w:r>
+        <w:rPr>
+          <w:b/>
+          <w:lang w:val="hi_IN" w:bidi="hi_IN"/>
+        </w:rPr>
         <w:t>"के"</w:t>
       </w:r>
       <w:r>
@@ -2239,6 +2514,21 @@
           <w:b/>
           <w:lang w:val="hi_IN" w:bidi="hi_IN"/>
         </w:rPr>
+        <w:t>ἐχάρην λείαν ὅτι εὕρηκα ἐκ τῶν τέκνων σου περιπατοῦντας ἐν ἀληθείᾳ</w:t>
+      </w:r>
+    </w:p>
+    <w:p>
+      <w:pPr/>
+      <w:r>
+        <w:rPr>
+          <w:lang w:val="hi_IN" w:bidi="hi_IN"/>
+        </w:rPr>
+      </w:r>
+      <w:r>
+        <w:rPr>
+          <w:b/>
+          <w:lang w:val="hi_IN" w:bidi="hi_IN"/>
+        </w:rPr>
         <w:t>"</w:t>
       </w:r>
       <w:r>
@@ -2349,6 +2639,21 @@
           <w:b/>
           <w:lang w:val="hi_IN" w:bidi="hi_IN"/>
         </w:rPr>
+        <w:t>τῶν τέκνων σου</w:t>
+      </w:r>
+    </w:p>
+    <w:p>
+      <w:pPr/>
+      <w:r>
+        <w:rPr>
+          <w:lang w:val="hi_IN" w:bidi="hi_IN"/>
+        </w:rPr>
+      </w:r>
+      <w:r>
+        <w:rPr>
+          <w:b/>
+          <w:lang w:val="hi_IN" w:bidi="hi_IN"/>
+        </w:rPr>
         <w:t>"</w:t>
       </w:r>
       <w:r>
@@ -2392,7 +2697,7 @@
         </w:rPr>
         <w:t xml:space="preserve"> शब्द का </w:t>
       </w:r>
-      <w:hyperlink r:id="rId15">
+      <w:hyperlink r:id="rId17">
         <w:r>
           <w:rPr>
             <w:lang w:val="hi_IN" w:bidi="hi_IN"/>
@@ -2477,6 +2782,21 @@
           <w:b/>
           <w:lang w:val="hi_IN" w:bidi="hi_IN"/>
         </w:rPr>
+        <w:t>τῶν τέκνων σου</w:t>
+      </w:r>
+    </w:p>
+    <w:p>
+      <w:pPr/>
+      <w:r>
+        <w:rPr>
+          <w:lang w:val="hi_IN" w:bidi="hi_IN"/>
+        </w:rPr>
+      </w:r>
+      <w:r>
+        <w:rPr>
+          <w:b/>
+          <w:lang w:val="hi_IN" w:bidi="hi_IN"/>
+        </w:rPr>
         <w:t>"तेरे बच्चों को"</w:t>
       </w:r>
       <w:r>
@@ -2586,6 +2906,21 @@
           <w:b/>
           <w:lang w:val="hi_IN" w:bidi="hi_IN"/>
         </w:rPr>
+        <w:t>περιπατοῦντας ἐν ἀληθείᾳ</w:t>
+      </w:r>
+    </w:p>
+    <w:p>
+      <w:pPr/>
+      <w:r>
+        <w:rPr>
+          <w:lang w:val="hi_IN" w:bidi="hi_IN"/>
+        </w:rPr>
+      </w:r>
+      <w:r>
+        <w:rPr>
+          <w:b/>
+          <w:lang w:val="hi_IN" w:bidi="hi_IN"/>
+        </w:rPr>
         <w:t>"</w:t>
       </w:r>
       <w:r>
@@ -2683,6 +3018,21 @@
           <w:b/>
           <w:lang w:val="hi_IN" w:bidi="hi_IN"/>
         </w:rPr>
+        <w:t>ἐν ἀληθείᾳ</w:t>
+      </w:r>
+    </w:p>
+    <w:p>
+      <w:pPr/>
+      <w:r>
+        <w:rPr>
+          <w:lang w:val="hi_IN" w:bidi="hi_IN"/>
+        </w:rPr>
+      </w:r>
+      <w:r>
+        <w:rPr>
+          <w:b/>
+          <w:lang w:val="hi_IN" w:bidi="hi_IN"/>
+        </w:rPr>
         <w:t>"सत्य पर"</w:t>
       </w:r>
     </w:p>
@@ -2779,6 +3129,21 @@
           <w:b/>
           <w:lang w:val="hi_IN" w:bidi="hi_IN"/>
         </w:rPr>
+        <w:t>καθὼς ἐντολὴν ἐλάβομεν παρὰ τοῦ Πατρός</w:t>
+      </w:r>
+    </w:p>
+    <w:p>
+      <w:pPr/>
+      <w:r>
+        <w:rPr>
+          <w:lang w:val="hi_IN" w:bidi="hi_IN"/>
+        </w:rPr>
+      </w:r>
+      <w:r>
+        <w:rPr>
+          <w:b/>
+          <w:lang w:val="hi_IN" w:bidi="hi_IN"/>
+        </w:rPr>
         <w:t>"आज्ञा के अनुसार"</w:t>
       </w:r>
       <w:r>
@@ -2907,6 +3272,21 @@
           <w:b/>
           <w:lang w:val="hi_IN" w:bidi="hi_IN"/>
         </w:rPr>
+        <w:t>τοῦ Πατρός</w:t>
+      </w:r>
+    </w:p>
+    <w:p>
+      <w:pPr/>
+      <w:r>
+        <w:rPr>
+          <w:lang w:val="hi_IN" w:bidi="hi_IN"/>
+        </w:rPr>
+      </w:r>
+      <w:r>
+        <w:rPr>
+          <w:b/>
+          <w:lang w:val="hi_IN" w:bidi="hi_IN"/>
+        </w:rPr>
         <w:t>"पिता की"</w:t>
       </w:r>
     </w:p>
@@ -2997,6 +3377,21 @@
           <w:b/>
           <w:lang w:val="hi_IN" w:bidi="hi_IN"/>
         </w:rPr>
+        <w:t>καὶ νῦν</w:t>
+      </w:r>
+    </w:p>
+    <w:p>
+      <w:pPr/>
+      <w:r>
+        <w:rPr>
+          <w:lang w:val="hi_IN" w:bidi="hi_IN"/>
+        </w:rPr>
+      </w:r>
+      <w:r>
+        <w:rPr>
+          <w:b/>
+          <w:lang w:val="hi_IN" w:bidi="hi_IN"/>
+        </w:rPr>
         <w:t>"अब"</w:t>
       </w:r>
     </w:p>
@@ -3093,6 +3488,21 @@
           <w:b/>
           <w:lang w:val="hi_IN" w:bidi="hi_IN"/>
         </w:rPr>
+        <w:t>σε, &amp; σοι</w:t>
+      </w:r>
+    </w:p>
+    <w:p>
+      <w:pPr/>
+      <w:r>
+        <w:rPr>
+          <w:lang w:val="hi_IN" w:bidi="hi_IN"/>
+        </w:rPr>
+      </w:r>
+      <w:r>
+        <w:rPr>
+          <w:b/>
+          <w:lang w:val="hi_IN" w:bidi="hi_IN"/>
+        </w:rPr>
         <w:t>"महिला तुझे"</w:t>
       </w:r>
       <w:r>
@@ -3202,6 +3612,21 @@
           <w:b/>
           <w:lang w:val="hi_IN" w:bidi="hi_IN"/>
         </w:rPr>
+        <w:t>κυρία</w:t>
+      </w:r>
+    </w:p>
+    <w:p>
+      <w:pPr/>
+      <w:r>
+        <w:rPr>
+          <w:lang w:val="hi_IN" w:bidi="hi_IN"/>
+        </w:rPr>
+      </w:r>
+      <w:r>
+        <w:rPr>
+          <w:b/>
+          <w:lang w:val="hi_IN" w:bidi="hi_IN"/>
+        </w:rPr>
         <w:t>"</w:t>
       </w:r>
       <w:r>
@@ -3245,7 +3670,7 @@
         </w:rPr>
         <w:t xml:space="preserve"> के रूप में संबोधित करते हैं। देखें कि आपने </w:t>
       </w:r>
-      <w:hyperlink r:id="rId15">
+      <w:hyperlink r:id="rId17">
         <w:r>
           <w:rPr>
             <w:lang w:val="hi_IN" w:bidi="hi_IN"/>
@@ -3343,6 +3768,21 @@
           <w:b/>
           <w:lang w:val="hi_IN" w:bidi="hi_IN"/>
         </w:rPr>
+        <w:t>οὐχ ὡς ἐντολὴν καινὴν γράφων σοι</w:t>
+      </w:r>
+    </w:p>
+    <w:p>
+      <w:pPr/>
+      <w:r>
+        <w:rPr>
+          <w:lang w:val="hi_IN" w:bidi="hi_IN"/>
+        </w:rPr>
+      </w:r>
+      <w:r>
+        <w:rPr>
+          <w:b/>
+          <w:lang w:val="hi_IN" w:bidi="hi_IN"/>
+        </w:rPr>
         <w:t>"तुझे नई आज्ञा नहीं"</w:t>
       </w:r>
       <w:r>
@@ -3419,6 +3859,21 @@
           <w:b/>
           <w:lang w:val="hi_IN" w:bidi="hi_IN"/>
         </w:rPr>
+        <w:t>ἀπ’ ἀρχῆς</w:t>
+      </w:r>
+    </w:p>
+    <w:p>
+      <w:pPr/>
+      <w:r>
+        <w:rPr>
+          <w:lang w:val="hi_IN" w:bidi="hi_IN"/>
+        </w:rPr>
+      </w:r>
+      <w:r>
+        <w:rPr>
+          <w:b/>
+          <w:lang w:val="hi_IN" w:bidi="hi_IN"/>
+        </w:rPr>
         <w:t>"पर जो आरम्भ हमारे"</w:t>
       </w:r>
     </w:p>
@@ -3502,6 +3957,21 @@
           <w:b/>
           <w:lang w:val="hi_IN" w:bidi="hi_IN"/>
         </w:rPr>
+        <w:t>περιπατῶμεν κατὰ &amp; ἐν αὐτῇ περιπατῆτε</w:t>
+      </w:r>
+    </w:p>
+    <w:p>
+      <w:pPr/>
+      <w:r>
+        <w:rPr>
+          <w:lang w:val="hi_IN" w:bidi="hi_IN"/>
+        </w:rPr>
+      </w:r>
+      <w:r>
+        <w:rPr>
+          <w:b/>
+          <w:lang w:val="hi_IN" w:bidi="hi_IN"/>
+        </w:rPr>
         <w:t>"यह है"</w:t>
       </w:r>
       <w:r>
@@ -3611,6 +4081,21 @@
           <w:b/>
           <w:lang w:val="hi_IN" w:bidi="hi_IN"/>
         </w:rPr>
+        <w:t>ἠκούσατε &amp; περιπατῆτε</w:t>
+      </w:r>
+    </w:p>
+    <w:p>
+      <w:pPr/>
+      <w:r>
+        <w:rPr>
+          <w:lang w:val="hi_IN" w:bidi="hi_IN"/>
+        </w:rPr>
+      </w:r>
+      <w:r>
+        <w:rPr>
+          <w:b/>
+          <w:lang w:val="hi_IN" w:bidi="hi_IN"/>
+        </w:rPr>
         <w:t>"</w:t>
       </w:r>
       <w:r>
@@ -3654,7 +4139,7 @@
         </w:rPr>
         <w:t xml:space="preserve">शब्द बहुवचन है, क्योंकि यूहन्ना बिना किसी अलंकार के विश्वासियों की एक मण्डली को संबोधित कर रहे हैं। यह पत्र के शेष भाग में भी ऐसा ही है, सिवाय अंत के </w:t>
       </w:r>
-      <w:hyperlink r:id="rId16">
+      <w:hyperlink r:id="rId18">
         <w:r>
           <w:rPr>
             <w:lang w:val="hi_IN" w:bidi="hi_IN"/>
@@ -3739,6 +4224,21 @@
           <w:b/>
           <w:lang w:val="hi_IN" w:bidi="hi_IN"/>
         </w:rPr>
+        <w:t>ὅτι</w:t>
+      </w:r>
+    </w:p>
+    <w:p>
+      <w:pPr/>
+      <w:r>
+        <w:rPr>
+          <w:lang w:val="hi_IN" w:bidi="hi_IN"/>
+        </w:rPr>
+      </w:r>
+      <w:r>
+        <w:rPr>
+          <w:b/>
+          <w:lang w:val="hi_IN" w:bidi="hi_IN"/>
+        </w:rPr>
         <w:t>"क्योंकि"</w:t>
       </w:r>
     </w:p>
@@ -3835,6 +4335,21 @@
           <w:b/>
           <w:lang w:val="hi_IN" w:bidi="hi_IN"/>
         </w:rPr>
+        <w:t>ὅτι πολλοὶ πλάνοι ἐξῆλθαν εἰς τὸν κόσμον</w:t>
+      </w:r>
+    </w:p>
+    <w:p>
+      <w:pPr/>
+      <w:r>
+        <w:rPr>
+          <w:lang w:val="hi_IN" w:bidi="hi_IN"/>
+        </w:rPr>
+      </w:r>
+      <w:r>
+        <w:rPr>
+          <w:b/>
+          <w:lang w:val="hi_IN" w:bidi="hi_IN"/>
+        </w:rPr>
         <w:t>"क्योंकि बहुत भरमानेवाले जगत में निकल आए हैं"</w:t>
       </w:r>
     </w:p>
@@ -3898,6 +4413,21 @@
           <w:b/>
           <w:lang w:val="hi_IN" w:bidi="hi_IN"/>
         </w:rPr>
+        <w:t>Ἰησοῦν Χριστὸν ἐρχόμενον ἐν σαρκί</w:t>
+      </w:r>
+    </w:p>
+    <w:p>
+      <w:pPr/>
+      <w:r>
+        <w:rPr>
+          <w:lang w:val="hi_IN" w:bidi="hi_IN"/>
+        </w:rPr>
+      </w:r>
+      <w:r>
+        <w:rPr>
+          <w:b/>
+          <w:lang w:val="hi_IN" w:bidi="hi_IN"/>
+        </w:rPr>
         <w:t>"यीशु मसीह शरीर में"</w:t>
       </w:r>
       <w:r>
@@ -3994,6 +4524,21 @@
           <w:b/>
           <w:lang w:val="hi_IN" w:bidi="hi_IN"/>
         </w:rPr>
+        <w:t>οὗτός ἐστιν ὁ πλάνος καὶ ὁ ἀντίχριστος</w:t>
+      </w:r>
+    </w:p>
+    <w:p>
+      <w:pPr/>
+      <w:r>
+        <w:rPr>
+          <w:lang w:val="hi_IN" w:bidi="hi_IN"/>
+        </w:rPr>
+      </w:r>
+      <w:r>
+        <w:rPr>
+          <w:b/>
+          <w:lang w:val="hi_IN" w:bidi="hi_IN"/>
+        </w:rPr>
         <w:t>"</w:t>
       </w:r>
       <w:r>
@@ -4098,6 +4643,21 @@
           <w:b/>
           <w:lang w:val="hi_IN" w:bidi="hi_IN"/>
         </w:rPr>
+        <w:t>ὁ πλάνος καὶ ὁ ἀντίχριστος</w:t>
+      </w:r>
+    </w:p>
+    <w:p>
+      <w:pPr/>
+      <w:r>
+        <w:rPr>
+          <w:lang w:val="hi_IN" w:bidi="hi_IN"/>
+        </w:rPr>
+      </w:r>
+      <w:r>
+        <w:rPr>
+          <w:b/>
+          <w:lang w:val="hi_IN" w:bidi="hi_IN"/>
+        </w:rPr>
         <w:t>"</w:t>
       </w:r>
       <w:r>
@@ -4221,6 +4781,21 @@
           <w:b/>
           <w:lang w:val="hi_IN" w:bidi="hi_IN"/>
         </w:rPr>
+        <w:t>βλέπετε ἑαυτούς</w:t>
+      </w:r>
+    </w:p>
+    <w:p>
+      <w:pPr/>
+      <w:r>
+        <w:rPr>
+          <w:lang w:val="hi_IN" w:bidi="hi_IN"/>
+        </w:rPr>
+      </w:r>
+      <w:r>
+        <w:rPr>
+          <w:b/>
+          <w:lang w:val="hi_IN" w:bidi="hi_IN"/>
+        </w:rPr>
         <w:t>"</w:t>
       </w:r>
       <w:r>
@@ -4331,6 +4906,21 @@
           <w:b/>
           <w:lang w:val="hi_IN" w:bidi="hi_IN"/>
         </w:rPr>
+        <w:t>βλέπετε ἑαυτούς</w:t>
+      </w:r>
+    </w:p>
+    <w:p>
+      <w:pPr/>
+      <w:r>
+        <w:rPr>
+          <w:lang w:val="hi_IN" w:bidi="hi_IN"/>
+        </w:rPr>
+      </w:r>
+      <w:r>
+        <w:rPr>
+          <w:b/>
+          <w:lang w:val="hi_IN" w:bidi="hi_IN"/>
+        </w:rPr>
         <w:t>"अपने विषय में चौकस रहो"</w:t>
       </w:r>
     </w:p>
@@ -4394,6 +4984,21 @@
           <w:b/>
           <w:lang w:val="hi_IN" w:bidi="hi_IN"/>
         </w:rPr>
+        <w:t>ἃ</w:t>
+      </w:r>
+    </w:p>
+    <w:p>
+      <w:pPr/>
+      <w:r>
+        <w:rPr>
+          <w:lang w:val="hi_IN" w:bidi="hi_IN"/>
+        </w:rPr>
+      </w:r>
+      <w:r>
+        <w:rPr>
+          <w:b/>
+          <w:lang w:val="hi_IN" w:bidi="hi_IN"/>
+        </w:rPr>
         <w:t>"</w:t>
       </w:r>
       <w:r>
@@ -4517,6 +5122,21 @@
           <w:b/>
           <w:lang w:val="hi_IN" w:bidi="hi_IN"/>
         </w:rPr>
+        <w:t>εἰργασάμεθα</w:t>
+      </w:r>
+    </w:p>
+    <w:p>
+      <w:pPr/>
+      <w:r>
+        <w:rPr>
+          <w:lang w:val="hi_IN" w:bidi="hi_IN"/>
+        </w:rPr>
+      </w:r>
+      <w:r>
+        <w:rPr>
+          <w:b/>
+          <w:lang w:val="hi_IN" w:bidi="hi_IN"/>
+        </w:rPr>
         <w:t>"</w:t>
       </w:r>
       <w:r>
@@ -4640,6 +5260,21 @@
           <w:b/>
           <w:lang w:val="hi_IN" w:bidi="hi_IN"/>
         </w:rPr>
+        <w:t>εἰργασάμεθα</w:t>
+      </w:r>
+    </w:p>
+    <w:p>
+      <w:pPr/>
+      <w:r>
+        <w:rPr>
+          <w:lang w:val="hi_IN" w:bidi="hi_IN"/>
+        </w:rPr>
+      </w:r>
+      <w:r>
+        <w:rPr>
+          <w:b/>
+          <w:lang w:val="hi_IN" w:bidi="hi_IN"/>
+        </w:rPr>
         <w:t>"</w:t>
       </w:r>
       <w:r>
@@ -4750,6 +5385,21 @@
           <w:b/>
           <w:lang w:val="hi_IN" w:bidi="hi_IN"/>
         </w:rPr>
+        <w:t>μισθὸν πλήρη</w:t>
+      </w:r>
+    </w:p>
+    <w:p>
+      <w:pPr/>
+      <w:r>
+        <w:rPr>
+          <w:lang w:val="hi_IN" w:bidi="hi_IN"/>
+        </w:rPr>
+      </w:r>
+      <w:r>
+        <w:rPr>
+          <w:b/>
+          <w:lang w:val="hi_IN" w:bidi="hi_IN"/>
+        </w:rPr>
         <w:t>"</w:t>
       </w:r>
       <w:r>
@@ -4860,6 +5510,21 @@
           <w:b/>
           <w:lang w:val="hi_IN" w:bidi="hi_IN"/>
         </w:rPr>
+        <w:t>πᾶς ὁ προάγων καὶ μὴ μένων ἐν τῇ διδαχῇ τοῦ Χριστοῦ</w:t>
+      </w:r>
+    </w:p>
+    <w:p>
+      <w:pPr/>
+      <w:r>
+        <w:rPr>
+          <w:lang w:val="hi_IN" w:bidi="hi_IN"/>
+        </w:rPr>
+      </w:r>
+      <w:r>
+        <w:rPr>
+          <w:b/>
+          <w:lang w:val="hi_IN" w:bidi="hi_IN"/>
+        </w:rPr>
         <w:t>"जो कोई आगे बढ़ जाता"</w:t>
       </w:r>
       <w:r>
@@ -4936,6 +5601,21 @@
           <w:b/>
           <w:lang w:val="hi_IN" w:bidi="hi_IN"/>
         </w:rPr>
+        <w:t>πᾶς ὁ προάγων καὶ μὴ μένων ἐν τῇ διδαχῇ τοῦ Χριστοῦ</w:t>
+      </w:r>
+    </w:p>
+    <w:p>
+      <w:pPr/>
+      <w:r>
+        <w:rPr>
+          <w:lang w:val="hi_IN" w:bidi="hi_IN"/>
+        </w:rPr>
+      </w:r>
+      <w:r>
+        <w:rPr>
+          <w:b/>
+          <w:lang w:val="hi_IN" w:bidi="hi_IN"/>
+        </w:rPr>
         <w:t>"</w:t>
       </w:r>
       <w:r>
@@ -5059,6 +5739,21 @@
           <w:b/>
           <w:lang w:val="hi_IN" w:bidi="hi_IN"/>
         </w:rPr>
+        <w:t>Θεὸν οὐκ ἔχει</w:t>
+      </w:r>
+    </w:p>
+    <w:p>
+      <w:pPr/>
+      <w:r>
+        <w:rPr>
+          <w:lang w:val="hi_IN" w:bidi="hi_IN"/>
+        </w:rPr>
+      </w:r>
+      <w:r>
+        <w:rPr>
+          <w:b/>
+          <w:lang w:val="hi_IN" w:bidi="hi_IN"/>
+        </w:rPr>
         <w:t>"पास परमेश्वर नहीं"</w:t>
       </w:r>
     </w:p>
@@ -5122,6 +5817,21 @@
           <w:b/>
           <w:lang w:val="hi_IN" w:bidi="hi_IN"/>
         </w:rPr>
+        <w:t>ὁ μένων ἐν τῇ διδαχῇ, οὗτος καὶ τὸν Πατέρα καὶ τὸν Υἱὸν ἔχει</w:t>
+      </w:r>
+    </w:p>
+    <w:p>
+      <w:pPr/>
+      <w:r>
+        <w:rPr>
+          <w:lang w:val="hi_IN" w:bidi="hi_IN"/>
+        </w:rPr>
+      </w:r>
+      <w:r>
+        <w:rPr>
+          <w:b/>
+          <w:lang w:val="hi_IN" w:bidi="hi_IN"/>
+        </w:rPr>
         <w:t>"जो"</w:t>
       </w:r>
       <w:r>
@@ -5263,6 +5973,21 @@
           <w:b/>
           <w:lang w:val="hi_IN" w:bidi="hi_IN"/>
         </w:rPr>
+        <w:t>ὁ μένων ἐν τῇ διδαχῇ</w:t>
+      </w:r>
+    </w:p>
+    <w:p>
+      <w:pPr/>
+      <w:r>
+        <w:rPr>
+          <w:lang w:val="hi_IN" w:bidi="hi_IN"/>
+        </w:rPr>
+      </w:r>
+      <w:r>
+        <w:rPr>
+          <w:b/>
+          <w:lang w:val="hi_IN" w:bidi="hi_IN"/>
+        </w:rPr>
         <w:t>"</w:t>
       </w:r>
       <w:r>
@@ -5360,6 +6085,21 @@
           <w:b/>
           <w:lang w:val="hi_IN" w:bidi="hi_IN"/>
         </w:rPr>
+        <w:t>οὗτος</w:t>
+      </w:r>
+    </w:p>
+    <w:p>
+      <w:pPr/>
+      <w:r>
+        <w:rPr>
+          <w:lang w:val="hi_IN" w:bidi="hi_IN"/>
+        </w:rPr>
+      </w:r>
+      <w:r>
+        <w:rPr>
+          <w:b/>
+          <w:lang w:val="hi_IN" w:bidi="hi_IN"/>
+        </w:rPr>
         <w:t>"</w:t>
       </w:r>
       <w:r>
@@ -5489,6 +6229,21 @@
           <w:b/>
           <w:lang w:val="hi_IN" w:bidi="hi_IN"/>
         </w:rPr>
+        <w:t>τὸν Πατέρα καὶ τὸν Υἱὸν</w:t>
+      </w:r>
+    </w:p>
+    <w:p>
+      <w:pPr/>
+      <w:r>
+        <w:rPr>
+          <w:lang w:val="hi_IN" w:bidi="hi_IN"/>
+        </w:rPr>
+      </w:r>
+      <w:r>
+        <w:rPr>
+          <w:b/>
+          <w:lang w:val="hi_IN" w:bidi="hi_IN"/>
+        </w:rPr>
         <w:t>"है"</w:t>
       </w:r>
       <w:r>
@@ -5611,6 +6366,21 @@
           <w:b/>
           <w:lang w:val="hi_IN" w:bidi="hi_IN"/>
         </w:rPr>
+        <w:t>εἴ τις ἔρχεται πρὸς ὑμᾶς, καὶ ταύτην τὴν διδαχὴν οὐ φέρει</w:t>
+      </w:r>
+    </w:p>
+    <w:p>
+      <w:pPr/>
+      <w:r>
+        <w:rPr>
+          <w:lang w:val="hi_IN" w:bidi="hi_IN"/>
+        </w:rPr>
+      </w:r>
+      <w:r>
+        <w:rPr>
+          <w:b/>
+          <w:lang w:val="hi_IN" w:bidi="hi_IN"/>
+        </w:rPr>
         <w:t>"</w:t>
       </w:r>
       <w:r>
@@ -5654,7 +6424,7 @@
         </w:rPr>
         <w:t xml:space="preserve">शब्द का अर्थ है "कोई भी शिक्षक या प्रचारक।" यूहन्ना नहीं चाहते कि विश्वासी किसी ऐसे शिक्षक का स्वागत करें जो वह नहीं सिखाते जो यीशु ने सिखाया, और विशेष रूप से यह कि यीशु एक मनुष्य के रूप में आए (देखें: </w:t>
       </w:r>
-      <w:hyperlink r:id="rId17">
+      <w:hyperlink r:id="rId19">
         <w:r>
           <w:rPr>
             <w:lang w:val="hi_IN" w:bidi="hi_IN"/>
@@ -5739,6 +6509,21 @@
           <w:b/>
           <w:lang w:val="hi_IN" w:bidi="hi_IN"/>
         </w:rPr>
+        <w:t>ταύτην τὴν διδαχὴν οὐ φέρει</w:t>
+      </w:r>
+    </w:p>
+    <w:p>
+      <w:pPr/>
+      <w:r>
+        <w:rPr>
+          <w:lang w:val="hi_IN" w:bidi="hi_IN"/>
+        </w:rPr>
+      </w:r>
+      <w:r>
+        <w:rPr>
+          <w:b/>
+          <w:lang w:val="hi_IN" w:bidi="hi_IN"/>
+        </w:rPr>
         <w:t>"यही शिक्षा न दे"</w:t>
       </w:r>
     </w:p>
@@ -5848,6 +6633,21 @@
           <w:b/>
           <w:lang w:val="hi_IN" w:bidi="hi_IN"/>
         </w:rPr>
+        <w:t>ταύτην τὴν διδαχὴν</w:t>
+      </w:r>
+    </w:p>
+    <w:p>
+      <w:pPr/>
+      <w:r>
+        <w:rPr>
+          <w:lang w:val="hi_IN" w:bidi="hi_IN"/>
+        </w:rPr>
+      </w:r>
+      <w:r>
+        <w:rPr>
+          <w:b/>
+          <w:lang w:val="hi_IN" w:bidi="hi_IN"/>
+        </w:rPr>
         <w:t>"यही शिक्षा"</w:t>
       </w:r>
     </w:p>
@@ -5877,7 +6677,7 @@
         </w:rPr>
         <w:t xml:space="preserve"> उस शिक्षा का उल्लेख करता है जो </w:t>
       </w:r>
-      <w:hyperlink r:id="rId17">
+      <w:hyperlink r:id="rId19">
         <w:r>
           <w:rPr>
             <w:lang w:val="hi_IN" w:bidi="hi_IN"/>
@@ -5962,6 +6762,21 @@
           <w:b/>
           <w:lang w:val="hi_IN" w:bidi="hi_IN"/>
         </w:rPr>
+        <w:t>μὴ λαμβάνετε αὐτὸν εἰς οἰκίαν</w:t>
+      </w:r>
+    </w:p>
+    <w:p>
+      <w:pPr/>
+      <w:r>
+        <w:rPr>
+          <w:lang w:val="hi_IN" w:bidi="hi_IN"/>
+        </w:rPr>
+      </w:r>
+      <w:r>
+        <w:rPr>
+          <w:b/>
+          <w:lang w:val="hi_IN" w:bidi="hi_IN"/>
+        </w:rPr>
         <w:t>"उसे"</w:t>
       </w:r>
       <w:r>
@@ -6038,6 +6853,21 @@
           <w:b/>
           <w:lang w:val="hi_IN" w:bidi="hi_IN"/>
         </w:rPr>
+        <w:t>χαίρειν αὐτῷ μὴ λέγετε</w:t>
+      </w:r>
+    </w:p>
+    <w:p>
+      <w:pPr/>
+      <w:r>
+        <w:rPr>
+          <w:lang w:val="hi_IN" w:bidi="hi_IN"/>
+        </w:rPr>
+      </w:r>
+      <w:r>
+        <w:rPr>
+          <w:b/>
+          <w:lang w:val="hi_IN" w:bidi="hi_IN"/>
+        </w:rPr>
         <w:t xml:space="preserve">"उसे </w:t>
       </w:r>
       <w:r>
@@ -6135,6 +6965,21 @@
           <w:b/>
           <w:lang w:val="hi_IN" w:bidi="hi_IN"/>
         </w:rPr>
+        <w:t>ὁ λέγων &amp; αὐτῷ χαίρειν</w:t>
+      </w:r>
+    </w:p>
+    <w:p>
+      <w:pPr/>
+      <w:r>
+        <w:rPr>
+          <w:lang w:val="hi_IN" w:bidi="hi_IN"/>
+        </w:rPr>
+      </w:r>
+      <w:r>
+        <w:rPr>
+          <w:b/>
+          <w:lang w:val="hi_IN" w:bidi="hi_IN"/>
+        </w:rPr>
         <w:t>"</w:t>
       </w:r>
       <w:r>
@@ -6245,6 +7090,21 @@
           <w:b/>
           <w:lang w:val="hi_IN" w:bidi="hi_IN"/>
         </w:rPr>
+        <w:t>κοινωνεῖ τοῖς ἔργοις αὐτοῦ τοῖς πονηροῖς</w:t>
+      </w:r>
+    </w:p>
+    <w:p>
+      <w:pPr/>
+      <w:r>
+        <w:rPr>
+          <w:lang w:val="hi_IN" w:bidi="hi_IN"/>
+        </w:rPr>
+      </w:r>
+      <w:r>
+        <w:rPr>
+          <w:b/>
+          <w:lang w:val="hi_IN" w:bidi="hi_IN"/>
+        </w:rPr>
         <w:t>"है उसके बुरे कामों में सहभागी है"</w:t>
       </w:r>
     </w:p>
@@ -6308,6 +7168,21 @@
           <w:b/>
           <w:lang w:val="hi_IN" w:bidi="hi_IN"/>
         </w:rPr>
+        <w:t>οὐκ ἐβουλήθην διὰ χάρτου καὶ μέλανος</w:t>
+      </w:r>
+    </w:p>
+    <w:p>
+      <w:pPr/>
+      <w:r>
+        <w:rPr>
+          <w:lang w:val="hi_IN" w:bidi="hi_IN"/>
+        </w:rPr>
+      </w:r>
+      <w:r>
+        <w:rPr>
+          <w:b/>
+          <w:lang w:val="hi_IN" w:bidi="hi_IN"/>
+        </w:rPr>
         <w:t>"कागज और स्याही नहीं चाहता"</w:t>
       </w:r>
     </w:p>
@@ -6371,6 +7246,21 @@
           <w:b/>
           <w:lang w:val="hi_IN" w:bidi="hi_IN"/>
         </w:rPr>
+        <w:t>διὰ χάρτου καὶ μέλανος</w:t>
+      </w:r>
+    </w:p>
+    <w:p>
+      <w:pPr/>
+      <w:r>
+        <w:rPr>
+          <w:lang w:val="hi_IN" w:bidi="hi_IN"/>
+        </w:rPr>
+      </w:r>
+      <w:r>
+        <w:rPr>
+          <w:b/>
+          <w:lang w:val="hi_IN" w:bidi="hi_IN"/>
+        </w:rPr>
         <w:t>""</w:t>
       </w:r>
     </w:p>
@@ -6454,6 +7344,21 @@
           <w:b/>
           <w:lang w:val="hi_IN" w:bidi="hi_IN"/>
         </w:rPr>
+        <w:t>γενέσθαι</w:t>
+      </w:r>
+    </w:p>
+    <w:p>
+      <w:pPr/>
+      <w:r>
+        <w:rPr>
+          <w:lang w:val="hi_IN" w:bidi="hi_IN"/>
+        </w:rPr>
+      </w:r>
+      <w:r>
+        <w:rPr>
+          <w:b/>
+          <w:lang w:val="hi_IN" w:bidi="hi_IN"/>
+        </w:rPr>
         <w:t>"</w:t>
       </w:r>
       <w:r>
@@ -6563,6 +7468,21 @@
           <w:b/>
           <w:lang w:val="hi_IN" w:bidi="hi_IN"/>
         </w:rPr>
+        <w:t>στόμα πρὸς στόμα λαλῆσαι</w:t>
+      </w:r>
+    </w:p>
+    <w:p>
+      <w:pPr/>
+      <w:r>
+        <w:rPr>
+          <w:lang w:val="hi_IN" w:bidi="hi_IN"/>
+        </w:rPr>
+      </w:r>
+      <w:r>
+        <w:rPr>
+          <w:b/>
+          <w:lang w:val="hi_IN" w:bidi="hi_IN"/>
+        </w:rPr>
         <w:t>"बातें"</w:t>
       </w:r>
       <w:r>
@@ -6659,6 +7579,21 @@
           <w:b/>
           <w:lang w:val="hi_IN" w:bidi="hi_IN"/>
         </w:rPr>
+        <w:t>ἵνα ἡ χαρὰ ὑμῶν πεπληρωμένη ᾖ</w:t>
+      </w:r>
+    </w:p>
+    <w:p>
+      <w:pPr/>
+      <w:r>
+        <w:rPr>
+          <w:lang w:val="hi_IN" w:bidi="hi_IN"/>
+        </w:rPr>
+      </w:r>
+      <w:r>
+        <w:rPr>
+          <w:b/>
+          <w:lang w:val="hi_IN" w:bidi="hi_IN"/>
+        </w:rPr>
         <w:t>"</w:t>
       </w:r>
       <w:r>
@@ -6756,6 +7691,21 @@
           <w:b/>
           <w:lang w:val="hi_IN" w:bidi="hi_IN"/>
         </w:rPr>
+        <w:t>ἵνα ἡ χαρὰ ὑμῶν πεπληρωμένη ᾖ</w:t>
+      </w:r>
+    </w:p>
+    <w:p>
+      <w:pPr/>
+      <w:r>
+        <w:rPr>
+          <w:lang w:val="hi_IN" w:bidi="hi_IN"/>
+        </w:rPr>
+      </w:r>
+      <w:r>
+        <w:rPr>
+          <w:b/>
+          <w:lang w:val="hi_IN" w:bidi="hi_IN"/>
+        </w:rPr>
         <w:t>"</w:t>
       </w:r>
       <w:r>
@@ -6866,6 +7816,21 @@
           <w:b/>
           <w:lang w:val="hi_IN" w:bidi="hi_IN"/>
         </w:rPr>
+        <w:t>ἡ χαρὰ ὑμῶν πεπληρωμένη ᾖ</w:t>
+      </w:r>
+    </w:p>
+    <w:p>
+      <w:pPr/>
+      <w:r>
+        <w:rPr>
+          <w:lang w:val="hi_IN" w:bidi="hi_IN"/>
+        </w:rPr>
+      </w:r>
+      <w:r>
+        <w:rPr>
+          <w:b/>
+          <w:lang w:val="hi_IN" w:bidi="hi_IN"/>
+        </w:rPr>
         <w:t>"</w:t>
       </w:r>
       <w:r>
@@ -6963,6 +7928,21 @@
           <w:b/>
           <w:lang w:val="hi_IN" w:bidi="hi_IN"/>
         </w:rPr>
+        <w:t>ὑμῶν</w:t>
+      </w:r>
+    </w:p>
+    <w:p>
+      <w:pPr/>
+      <w:r>
+        <w:rPr>
+          <w:lang w:val="hi_IN" w:bidi="hi_IN"/>
+        </w:rPr>
+      </w:r>
+      <w:r>
+        <w:rPr>
+          <w:b/>
+          <w:lang w:val="hi_IN" w:bidi="hi_IN"/>
+        </w:rPr>
         <w:t>"</w:t>
       </w:r>
       <w:r>
@@ -7073,6 +8053,21 @@
           <w:b/>
           <w:lang w:val="hi_IN" w:bidi="hi_IN"/>
         </w:rPr>
+        <w:t>τὰ τέκνα τῆς ἀδελφῆς σου τῆς ἐκλεκτῆς</w:t>
+      </w:r>
+    </w:p>
+    <w:p>
+      <w:pPr/>
+      <w:r>
+        <w:rPr>
+          <w:lang w:val="hi_IN" w:bidi="hi_IN"/>
+        </w:rPr>
+      </w:r>
+      <w:r>
+        <w:rPr>
+          <w:b/>
+          <w:lang w:val="hi_IN" w:bidi="hi_IN"/>
+        </w:rPr>
         <w:t>"तेरी चुनी हुई बहन बच्चे"</w:t>
       </w:r>
     </w:p>
@@ -7156,6 +8151,21 @@
           <w:b/>
           <w:lang w:val="hi_IN" w:bidi="hi_IN"/>
         </w:rPr>
+        <w:t>τὰ τέκνα τῆς ἀδελφῆς σου τῆς ἐκλεκτῆς</w:t>
+      </w:r>
+    </w:p>
+    <w:p>
+      <w:pPr/>
+      <w:r>
+        <w:rPr>
+          <w:lang w:val="hi_IN" w:bidi="hi_IN"/>
+        </w:rPr>
+      </w:r>
+      <w:r>
+        <w:rPr>
+          <w:b/>
+          <w:lang w:val="hi_IN" w:bidi="hi_IN"/>
+        </w:rPr>
         <w:t>"</w:t>
       </w:r>
       <w:r>
@@ -7266,6 +8276,21 @@
           <w:b/>
           <w:lang w:val="hi_IN" w:bidi="hi_IN"/>
         </w:rPr>
+        <w:t>ἀσπάζεταί σε</w:t>
+      </w:r>
+    </w:p>
+    <w:p>
+      <w:pPr/>
+      <w:r>
+        <w:rPr>
+          <w:lang w:val="hi_IN" w:bidi="hi_IN"/>
+        </w:rPr>
+      </w:r>
+      <w:r>
+        <w:rPr>
+          <w:b/>
+          <w:lang w:val="hi_IN" w:bidi="hi_IN"/>
+        </w:rPr>
         <w:t>"</w:t>
       </w:r>
       <w:r>
@@ -7349,6 +8374,21 @@
         <w:rPr>
           <w:lang w:val="hi_IN" w:bidi="hi_IN"/>
         </w:rPr>
+      </w:r>
+    </w:p>
+    <w:p>
+      <w:pPr/>
+      <w:r>
+        <w:rPr>
+          <w:lang w:val="hi_IN" w:bidi="hi_IN"/>
+        </w:rPr>
+      </w:r>
+      <w:r>
+        <w:rPr>
+          <w:b/>
+          <w:lang w:val="hi_IN" w:bidi="hi_IN"/>
+        </w:rPr>
+        <w:t>σε &amp; σου</w:t>
       </w:r>
     </w:p>
     <w:p>

--- a/hin/docx/63.content.docx
+++ b/hin/docx/63.content.docx
@@ -672,6 +672,21 @@
           <w:b/>
           <w:lang w:val="hi_IN" w:bidi="hi_IN"/>
         </w:rPr>
+        <w:t>ὁ πρεσβύτερος</w:t>
+      </w:r>
+    </w:p>
+    <w:p>
+      <w:pPr/>
+      <w:r>
+        <w:rPr>
+          <w:lang w:val="hi_IN" w:bidi="hi_IN"/>
+        </w:rPr>
+      </w:r>
+      <w:r>
+        <w:rPr>
+          <w:b/>
+          <w:lang w:val="hi_IN" w:bidi="hi_IN"/>
+        </w:rPr>
         <w:t>"</w:t>
       </w:r>
       <w:r>
@@ -769,6 +784,21 @@
           <w:b/>
           <w:lang w:val="hi_IN" w:bidi="hi_IN"/>
         </w:rPr>
+        <w:t>ὁ πρεσβύτερος</w:t>
+      </w:r>
+    </w:p>
+    <w:p>
+      <w:pPr/>
+      <w:r>
+        <w:rPr>
+          <w:lang w:val="hi_IN" w:bidi="hi_IN"/>
+        </w:rPr>
+      </w:r>
+      <w:r>
+        <w:rPr>
+          <w:b/>
+          <w:lang w:val="hi_IN" w:bidi="hi_IN"/>
+        </w:rPr>
         <w:t>"मुझ प्राचीन"</w:t>
       </w:r>
       <w:r>
@@ -878,6 +908,21 @@
           <w:b/>
           <w:lang w:val="hi_IN" w:bidi="hi_IN"/>
         </w:rPr>
+        <w:t>ἐκλεκτῇ κυρίᾳ καὶ τοῖς τέκνοις αὐτῆς</w:t>
+      </w:r>
+    </w:p>
+    <w:p>
+      <w:pPr/>
+      <w:r>
+        <w:rPr>
+          <w:lang w:val="hi_IN" w:bidi="hi_IN"/>
+        </w:rPr>
+      </w:r>
+      <w:r>
+        <w:rPr>
+          <w:b/>
+          <w:lang w:val="hi_IN" w:bidi="hi_IN"/>
+        </w:rPr>
         <w:t>"चुनी हुई महिला और उसके बच्चों जिनसे"</w:t>
       </w:r>
     </w:p>
@@ -961,6 +1006,21 @@
           <w:b/>
           <w:lang w:val="hi_IN" w:bidi="hi_IN"/>
         </w:rPr>
+        <w:t>ἐκλεκτῇ κυρίᾳ καὶ τοῖς τέκνοις αὐτῆς</w:t>
+      </w:r>
+    </w:p>
+    <w:p>
+      <w:pPr/>
+      <w:r>
+        <w:rPr>
+          <w:lang w:val="hi_IN" w:bidi="hi_IN"/>
+        </w:rPr>
+      </w:r>
+      <w:r>
+        <w:rPr>
+          <w:b/>
+          <w:lang w:val="hi_IN" w:bidi="hi_IN"/>
+        </w:rPr>
         <w:t>"</w:t>
       </w:r>
       <w:r>
@@ -1071,6 +1131,21 @@
           <w:b/>
           <w:lang w:val="hi_IN" w:bidi="hi_IN"/>
         </w:rPr>
+        <w:t>ἐκλεκτῇ κυρίᾳ καὶ τοῖς τέκνοις αὐτῆς</w:t>
+      </w:r>
+    </w:p>
+    <w:p>
+      <w:pPr/>
+      <w:r>
+        <w:rPr>
+          <w:lang w:val="hi_IN" w:bidi="hi_IN"/>
+        </w:rPr>
+      </w:r>
+      <w:r>
+        <w:rPr>
+          <w:b/>
+          <w:lang w:val="hi_IN" w:bidi="hi_IN"/>
+        </w:rPr>
         <w:t>"</w:t>
       </w:r>
       <w:r>
@@ -1181,6 +1256,21 @@
           <w:b/>
           <w:lang w:val="hi_IN" w:bidi="hi_IN"/>
         </w:rPr>
+        <w:t>ἀγαπῶ ἐν ἀληθείᾳ</w:t>
+      </w:r>
+    </w:p>
+    <w:p>
+      <w:pPr/>
+      <w:r>
+        <w:rPr>
+          <w:lang w:val="hi_IN" w:bidi="hi_IN"/>
+        </w:rPr>
+      </w:r>
+      <w:r>
+        <w:rPr>
+          <w:b/>
+          <w:lang w:val="hi_IN" w:bidi="hi_IN"/>
+        </w:rPr>
         <w:t>"</w:t>
       </w:r>
       <w:r>
@@ -1304,6 +1394,21 @@
           <w:b/>
           <w:lang w:val="hi_IN" w:bidi="hi_IN"/>
         </w:rPr>
+        <w:t>πάντες οἱ ἐγνωκότες τὴν ἀλήθειαν</w:t>
+      </w:r>
+    </w:p>
+    <w:p>
+      <w:pPr/>
+      <w:r>
+        <w:rPr>
+          <w:lang w:val="hi_IN" w:bidi="hi_IN"/>
+        </w:rPr>
+      </w:r>
+      <w:r>
+        <w:rPr>
+          <w:b/>
+          <w:lang w:val="hi_IN" w:bidi="hi_IN"/>
+        </w:rPr>
         <w:t>"</w:t>
       </w:r>
       <w:r>
@@ -1427,6 +1532,21 @@
           <w:b/>
           <w:lang w:val="hi_IN" w:bidi="hi_IN"/>
         </w:rPr>
+        <w:t>τὴν ἀλήθειαν</w:t>
+      </w:r>
+    </w:p>
+    <w:p>
+      <w:pPr/>
+      <w:r>
+        <w:rPr>
+          <w:lang w:val="hi_IN" w:bidi="hi_IN"/>
+        </w:rPr>
+      </w:r>
+      <w:r>
+        <w:rPr>
+          <w:b/>
+          <w:lang w:val="hi_IN" w:bidi="hi_IN"/>
+        </w:rPr>
         <w:t>"वह सत्य"</w:t>
       </w:r>
     </w:p>
@@ -1523,6 +1643,21 @@
           <w:b/>
           <w:lang w:val="hi_IN" w:bidi="hi_IN"/>
         </w:rPr>
+        <w:t>ἡμῖν &amp; ἡμῶν</w:t>
+      </w:r>
+    </w:p>
+    <w:p>
+      <w:pPr/>
+      <w:r>
+        <w:rPr>
+          <w:lang w:val="hi_IN" w:bidi="hi_IN"/>
+        </w:rPr>
+      </w:r>
+      <w:r>
+        <w:rPr>
+          <w:b/>
+          <w:lang w:val="hi_IN" w:bidi="hi_IN"/>
+        </w:rPr>
         <w:t>"हम"</w:t>
       </w:r>
       <w:r>
@@ -1632,6 +1767,21 @@
           <w:b/>
           <w:lang w:val="hi_IN" w:bidi="hi_IN"/>
         </w:rPr>
+        <w:t>εἰς τὸν αἰῶνα</w:t>
+      </w:r>
+    </w:p>
+    <w:p>
+      <w:pPr/>
+      <w:r>
+        <w:rPr>
+          <w:lang w:val="hi_IN" w:bidi="hi_IN"/>
+        </w:rPr>
+      </w:r>
+      <w:r>
+        <w:rPr>
+          <w:b/>
+          <w:lang w:val="hi_IN" w:bidi="hi_IN"/>
+        </w:rPr>
         <w:t>"</w:t>
       </w:r>
       <w:r>
@@ -1729,6 +1879,21 @@
           <w:b/>
           <w:lang w:val="hi_IN" w:bidi="hi_IN"/>
         </w:rPr>
+        <w:t>ἔσται μεθ’ ἡμῶν χάρις, ἔλεος, εἰρήνη, παρὰ Θεοῦ Πατρός καὶ παρὰ Ἰησοῦ Χριστοῦ</w:t>
+      </w:r>
+    </w:p>
+    <w:p>
+      <w:pPr/>
+      <w:r>
+        <w:rPr>
+          <w:lang w:val="hi_IN" w:bidi="hi_IN"/>
+        </w:rPr>
+      </w:r>
+      <w:r>
+        <w:rPr>
+          <w:b/>
+          <w:lang w:val="hi_IN" w:bidi="hi_IN"/>
+        </w:rPr>
         <w:t>"</w:t>
       </w:r>
       <w:r>
@@ -1891,6 +2056,21 @@
           <w:b/>
           <w:lang w:val="hi_IN" w:bidi="hi_IN"/>
         </w:rPr>
+        <w:t>ἔσται μεθ’ ἡμῶν χάρις, ἔλεος, εἰρήνη</w:t>
+      </w:r>
+    </w:p>
+    <w:p>
+      <w:pPr/>
+      <w:r>
+        <w:rPr>
+          <w:lang w:val="hi_IN" w:bidi="hi_IN"/>
+        </w:rPr>
+      </w:r>
+      <w:r>
+        <w:rPr>
+          <w:b/>
+          <w:lang w:val="hi_IN" w:bidi="hi_IN"/>
+        </w:rPr>
         <w:t>"</w:t>
       </w:r>
       <w:r>
@@ -1988,6 +2168,21 @@
           <w:b/>
           <w:lang w:val="hi_IN" w:bidi="hi_IN"/>
         </w:rPr>
+        <w:t>Πατρός &amp; Υἱοῦ</w:t>
+      </w:r>
+    </w:p>
+    <w:p>
+      <w:pPr/>
+      <w:r>
+        <w:rPr>
+          <w:lang w:val="hi_IN" w:bidi="hi_IN"/>
+        </w:rPr>
+      </w:r>
+      <w:r>
+        <w:rPr>
+          <w:b/>
+          <w:lang w:val="hi_IN" w:bidi="hi_IN"/>
+        </w:rPr>
         <w:t>"पिता"</w:t>
       </w:r>
       <w:r>
@@ -2104,6 +2299,21 @@
           <w:b/>
           <w:lang w:val="hi_IN" w:bidi="hi_IN"/>
         </w:rPr>
+        <w:t>ἐν ἀληθείᾳ καὶ ἀγάπῃ</w:t>
+      </w:r>
+    </w:p>
+    <w:p>
+      <w:pPr/>
+      <w:r>
+        <w:rPr>
+          <w:lang w:val="hi_IN" w:bidi="hi_IN"/>
+        </w:rPr>
+      </w:r>
+      <w:r>
+        <w:rPr>
+          <w:b/>
+          <w:lang w:val="hi_IN" w:bidi="hi_IN"/>
+        </w:rPr>
         <w:t>"के"</w:t>
       </w:r>
       <w:r>
@@ -2239,6 +2449,21 @@
           <w:b/>
           <w:lang w:val="hi_IN" w:bidi="hi_IN"/>
         </w:rPr>
+        <w:t>ἐχάρην λείαν ὅτι εὕρηκα ἐκ τῶν τέκνων σου περιπατοῦντας ἐν ἀληθείᾳ</w:t>
+      </w:r>
+    </w:p>
+    <w:p>
+      <w:pPr/>
+      <w:r>
+        <w:rPr>
+          <w:lang w:val="hi_IN" w:bidi="hi_IN"/>
+        </w:rPr>
+      </w:r>
+      <w:r>
+        <w:rPr>
+          <w:b/>
+          <w:lang w:val="hi_IN" w:bidi="hi_IN"/>
+        </w:rPr>
         <w:t>"</w:t>
       </w:r>
       <w:r>
@@ -2335,6 +2560,21 @@
         <w:rPr>
           <w:lang w:val="hi_IN" w:bidi="hi_IN"/>
         </w:rPr>
+      </w:r>
+    </w:p>
+    <w:p>
+      <w:pPr/>
+      <w:r>
+        <w:rPr>
+          <w:lang w:val="hi_IN" w:bidi="hi_IN"/>
+        </w:rPr>
+      </w:r>
+      <w:r>
+        <w:rPr>
+          <w:b/>
+          <w:lang w:val="hi_IN" w:bidi="hi_IN"/>
+        </w:rPr>
+        <w:t>τῶν τέκνων σου</w:t>
       </w:r>
     </w:p>
     <w:p>
@@ -2477,6 +2717,21 @@
           <w:b/>
           <w:lang w:val="hi_IN" w:bidi="hi_IN"/>
         </w:rPr>
+        <w:t>τῶν τέκνων σου</w:t>
+      </w:r>
+    </w:p>
+    <w:p>
+      <w:pPr/>
+      <w:r>
+        <w:rPr>
+          <w:lang w:val="hi_IN" w:bidi="hi_IN"/>
+        </w:rPr>
+      </w:r>
+      <w:r>
+        <w:rPr>
+          <w:b/>
+          <w:lang w:val="hi_IN" w:bidi="hi_IN"/>
+        </w:rPr>
         <w:t>"तेरे बच्चों को"</w:t>
       </w:r>
       <w:r>
@@ -2586,6 +2841,21 @@
           <w:b/>
           <w:lang w:val="hi_IN" w:bidi="hi_IN"/>
         </w:rPr>
+        <w:t>περιπατοῦντας ἐν ἀληθείᾳ</w:t>
+      </w:r>
+    </w:p>
+    <w:p>
+      <w:pPr/>
+      <w:r>
+        <w:rPr>
+          <w:lang w:val="hi_IN" w:bidi="hi_IN"/>
+        </w:rPr>
+      </w:r>
+      <w:r>
+        <w:rPr>
+          <w:b/>
+          <w:lang w:val="hi_IN" w:bidi="hi_IN"/>
+        </w:rPr>
         <w:t>"</w:t>
       </w:r>
       <w:r>
@@ -2683,6 +2953,21 @@
           <w:b/>
           <w:lang w:val="hi_IN" w:bidi="hi_IN"/>
         </w:rPr>
+        <w:t>ἐν ἀληθείᾳ</w:t>
+      </w:r>
+    </w:p>
+    <w:p>
+      <w:pPr/>
+      <w:r>
+        <w:rPr>
+          <w:lang w:val="hi_IN" w:bidi="hi_IN"/>
+        </w:rPr>
+      </w:r>
+      <w:r>
+        <w:rPr>
+          <w:b/>
+          <w:lang w:val="hi_IN" w:bidi="hi_IN"/>
+        </w:rPr>
         <w:t>"सत्य पर"</w:t>
       </w:r>
     </w:p>
@@ -2779,6 +3064,21 @@
           <w:b/>
           <w:lang w:val="hi_IN" w:bidi="hi_IN"/>
         </w:rPr>
+        <w:t>καθὼς ἐντολὴν ἐλάβομεν παρὰ τοῦ Πατρός</w:t>
+      </w:r>
+    </w:p>
+    <w:p>
+      <w:pPr/>
+      <w:r>
+        <w:rPr>
+          <w:lang w:val="hi_IN" w:bidi="hi_IN"/>
+        </w:rPr>
+      </w:r>
+      <w:r>
+        <w:rPr>
+          <w:b/>
+          <w:lang w:val="hi_IN" w:bidi="hi_IN"/>
+        </w:rPr>
         <w:t>"आज्ञा के अनुसार"</w:t>
       </w:r>
       <w:r>
@@ -2907,6 +3207,21 @@
           <w:b/>
           <w:lang w:val="hi_IN" w:bidi="hi_IN"/>
         </w:rPr>
+        <w:t>τοῦ Πατρός</w:t>
+      </w:r>
+    </w:p>
+    <w:p>
+      <w:pPr/>
+      <w:r>
+        <w:rPr>
+          <w:lang w:val="hi_IN" w:bidi="hi_IN"/>
+        </w:rPr>
+      </w:r>
+      <w:r>
+        <w:rPr>
+          <w:b/>
+          <w:lang w:val="hi_IN" w:bidi="hi_IN"/>
+        </w:rPr>
         <w:t>"पिता की"</w:t>
       </w:r>
     </w:p>
@@ -2997,6 +3312,21 @@
           <w:b/>
           <w:lang w:val="hi_IN" w:bidi="hi_IN"/>
         </w:rPr>
+        <w:t>καὶ νῦν</w:t>
+      </w:r>
+    </w:p>
+    <w:p>
+      <w:pPr/>
+      <w:r>
+        <w:rPr>
+          <w:lang w:val="hi_IN" w:bidi="hi_IN"/>
+        </w:rPr>
+      </w:r>
+      <w:r>
+        <w:rPr>
+          <w:b/>
+          <w:lang w:val="hi_IN" w:bidi="hi_IN"/>
+        </w:rPr>
         <w:t>"अब"</w:t>
       </w:r>
     </w:p>
@@ -3093,6 +3423,21 @@
           <w:b/>
           <w:lang w:val="hi_IN" w:bidi="hi_IN"/>
         </w:rPr>
+        <w:t>σε, &amp; σοι</w:t>
+      </w:r>
+    </w:p>
+    <w:p>
+      <w:pPr/>
+      <w:r>
+        <w:rPr>
+          <w:lang w:val="hi_IN" w:bidi="hi_IN"/>
+        </w:rPr>
+      </w:r>
+      <w:r>
+        <w:rPr>
+          <w:b/>
+          <w:lang w:val="hi_IN" w:bidi="hi_IN"/>
+        </w:rPr>
         <w:t>"महिला तुझे"</w:t>
       </w:r>
       <w:r>
@@ -3188,6 +3533,21 @@
         <w:rPr>
           <w:lang w:val="hi_IN" w:bidi="hi_IN"/>
         </w:rPr>
+      </w:r>
+    </w:p>
+    <w:p>
+      <w:pPr/>
+      <w:r>
+        <w:rPr>
+          <w:lang w:val="hi_IN" w:bidi="hi_IN"/>
+        </w:rPr>
+      </w:r>
+      <w:r>
+        <w:rPr>
+          <w:b/>
+          <w:lang w:val="hi_IN" w:bidi="hi_IN"/>
+        </w:rPr>
+        <w:t>κυρία</w:t>
       </w:r>
     </w:p>
     <w:p>
@@ -3343,6 +3703,21 @@
           <w:b/>
           <w:lang w:val="hi_IN" w:bidi="hi_IN"/>
         </w:rPr>
+        <w:t>οὐχ ὡς ἐντολὴν καινὴν γράφων σοι</w:t>
+      </w:r>
+    </w:p>
+    <w:p>
+      <w:pPr/>
+      <w:r>
+        <w:rPr>
+          <w:lang w:val="hi_IN" w:bidi="hi_IN"/>
+        </w:rPr>
+      </w:r>
+      <w:r>
+        <w:rPr>
+          <w:b/>
+          <w:lang w:val="hi_IN" w:bidi="hi_IN"/>
+        </w:rPr>
         <w:t>"तुझे नई आज्ञा नहीं"</w:t>
       </w:r>
       <w:r>
@@ -3419,6 +3794,21 @@
           <w:b/>
           <w:lang w:val="hi_IN" w:bidi="hi_IN"/>
         </w:rPr>
+        <w:t>ἀπ’ ἀρχῆς</w:t>
+      </w:r>
+    </w:p>
+    <w:p>
+      <w:pPr/>
+      <w:r>
+        <w:rPr>
+          <w:lang w:val="hi_IN" w:bidi="hi_IN"/>
+        </w:rPr>
+      </w:r>
+      <w:r>
+        <w:rPr>
+          <w:b/>
+          <w:lang w:val="hi_IN" w:bidi="hi_IN"/>
+        </w:rPr>
         <w:t>"पर जो आरम्भ हमारे"</w:t>
       </w:r>
     </w:p>
@@ -3502,6 +3892,21 @@
           <w:b/>
           <w:lang w:val="hi_IN" w:bidi="hi_IN"/>
         </w:rPr>
+        <w:t>περιπατῶμεν κατὰ &amp; ἐν αὐτῇ περιπατῆτε</w:t>
+      </w:r>
+    </w:p>
+    <w:p>
+      <w:pPr/>
+      <w:r>
+        <w:rPr>
+          <w:lang w:val="hi_IN" w:bidi="hi_IN"/>
+        </w:rPr>
+      </w:r>
+      <w:r>
+        <w:rPr>
+          <w:b/>
+          <w:lang w:val="hi_IN" w:bidi="hi_IN"/>
+        </w:rPr>
         <w:t>"यह है"</w:t>
       </w:r>
       <w:r>
@@ -3597,6 +4002,21 @@
         <w:rPr>
           <w:lang w:val="hi_IN" w:bidi="hi_IN"/>
         </w:rPr>
+      </w:r>
+    </w:p>
+    <w:p>
+      <w:pPr/>
+      <w:r>
+        <w:rPr>
+          <w:lang w:val="hi_IN" w:bidi="hi_IN"/>
+        </w:rPr>
+      </w:r>
+      <w:r>
+        <w:rPr>
+          <w:b/>
+          <w:lang w:val="hi_IN" w:bidi="hi_IN"/>
+        </w:rPr>
+        <w:t>ἠκούσατε &amp; περιπατῆτε</w:t>
       </w:r>
     </w:p>
     <w:p>
@@ -3739,6 +4159,21 @@
           <w:b/>
           <w:lang w:val="hi_IN" w:bidi="hi_IN"/>
         </w:rPr>
+        <w:t>ὅτι</w:t>
+      </w:r>
+    </w:p>
+    <w:p>
+      <w:pPr/>
+      <w:r>
+        <w:rPr>
+          <w:lang w:val="hi_IN" w:bidi="hi_IN"/>
+        </w:rPr>
+      </w:r>
+      <w:r>
+        <w:rPr>
+          <w:b/>
+          <w:lang w:val="hi_IN" w:bidi="hi_IN"/>
+        </w:rPr>
         <w:t>"क्योंकि"</w:t>
       </w:r>
     </w:p>
@@ -3835,6 +4270,21 @@
           <w:b/>
           <w:lang w:val="hi_IN" w:bidi="hi_IN"/>
         </w:rPr>
+        <w:t>ὅτι πολλοὶ πλάνοι ἐξῆλθαν εἰς τὸν κόσμον</w:t>
+      </w:r>
+    </w:p>
+    <w:p>
+      <w:pPr/>
+      <w:r>
+        <w:rPr>
+          <w:lang w:val="hi_IN" w:bidi="hi_IN"/>
+        </w:rPr>
+      </w:r>
+      <w:r>
+        <w:rPr>
+          <w:b/>
+          <w:lang w:val="hi_IN" w:bidi="hi_IN"/>
+        </w:rPr>
         <w:t>"क्योंकि बहुत भरमानेवाले जगत में निकल आए हैं"</w:t>
       </w:r>
     </w:p>
@@ -3898,6 +4348,21 @@
           <w:b/>
           <w:lang w:val="hi_IN" w:bidi="hi_IN"/>
         </w:rPr>
+        <w:t>Ἰησοῦν Χριστὸν ἐρχόμενον ἐν σαρκί</w:t>
+      </w:r>
+    </w:p>
+    <w:p>
+      <w:pPr/>
+      <w:r>
+        <w:rPr>
+          <w:lang w:val="hi_IN" w:bidi="hi_IN"/>
+        </w:rPr>
+      </w:r>
+      <w:r>
+        <w:rPr>
+          <w:b/>
+          <w:lang w:val="hi_IN" w:bidi="hi_IN"/>
+        </w:rPr>
         <w:t>"यीशु मसीह शरीर में"</w:t>
       </w:r>
       <w:r>
@@ -3994,6 +4459,21 @@
           <w:b/>
           <w:lang w:val="hi_IN" w:bidi="hi_IN"/>
         </w:rPr>
+        <w:t>οὗτός ἐστιν ὁ πλάνος καὶ ὁ ἀντίχριστος</w:t>
+      </w:r>
+    </w:p>
+    <w:p>
+      <w:pPr/>
+      <w:r>
+        <w:rPr>
+          <w:lang w:val="hi_IN" w:bidi="hi_IN"/>
+        </w:rPr>
+      </w:r>
+      <w:r>
+        <w:rPr>
+          <w:b/>
+          <w:lang w:val="hi_IN" w:bidi="hi_IN"/>
+        </w:rPr>
         <w:t>"</w:t>
       </w:r>
       <w:r>
@@ -4098,6 +4578,21 @@
           <w:b/>
           <w:lang w:val="hi_IN" w:bidi="hi_IN"/>
         </w:rPr>
+        <w:t>ὁ πλάνος καὶ ὁ ἀντίχριστος</w:t>
+      </w:r>
+    </w:p>
+    <w:p>
+      <w:pPr/>
+      <w:r>
+        <w:rPr>
+          <w:lang w:val="hi_IN" w:bidi="hi_IN"/>
+        </w:rPr>
+      </w:r>
+      <w:r>
+        <w:rPr>
+          <w:b/>
+          <w:lang w:val="hi_IN" w:bidi="hi_IN"/>
+        </w:rPr>
         <w:t>"</w:t>
       </w:r>
       <w:r>
@@ -4221,6 +4716,21 @@
           <w:b/>
           <w:lang w:val="hi_IN" w:bidi="hi_IN"/>
         </w:rPr>
+        <w:t>βλέπετε ἑαυτούς</w:t>
+      </w:r>
+    </w:p>
+    <w:p>
+      <w:pPr/>
+      <w:r>
+        <w:rPr>
+          <w:lang w:val="hi_IN" w:bidi="hi_IN"/>
+        </w:rPr>
+      </w:r>
+      <w:r>
+        <w:rPr>
+          <w:b/>
+          <w:lang w:val="hi_IN" w:bidi="hi_IN"/>
+        </w:rPr>
         <w:t>"</w:t>
       </w:r>
       <w:r>
@@ -4331,6 +4841,21 @@
           <w:b/>
           <w:lang w:val="hi_IN" w:bidi="hi_IN"/>
         </w:rPr>
+        <w:t>βλέπετε ἑαυτούς</w:t>
+      </w:r>
+    </w:p>
+    <w:p>
+      <w:pPr/>
+      <w:r>
+        <w:rPr>
+          <w:lang w:val="hi_IN" w:bidi="hi_IN"/>
+        </w:rPr>
+      </w:r>
+      <w:r>
+        <w:rPr>
+          <w:b/>
+          <w:lang w:val="hi_IN" w:bidi="hi_IN"/>
+        </w:rPr>
         <w:t>"अपने विषय में चौकस रहो"</w:t>
       </w:r>
     </w:p>
@@ -4394,6 +4919,21 @@
           <w:b/>
           <w:lang w:val="hi_IN" w:bidi="hi_IN"/>
         </w:rPr>
+        <w:t>ἃ</w:t>
+      </w:r>
+    </w:p>
+    <w:p>
+      <w:pPr/>
+      <w:r>
+        <w:rPr>
+          <w:lang w:val="hi_IN" w:bidi="hi_IN"/>
+        </w:rPr>
+      </w:r>
+      <w:r>
+        <w:rPr>
+          <w:b/>
+          <w:lang w:val="hi_IN" w:bidi="hi_IN"/>
+        </w:rPr>
         <w:t>"</w:t>
       </w:r>
       <w:r>
@@ -4517,6 +5057,21 @@
           <w:b/>
           <w:lang w:val="hi_IN" w:bidi="hi_IN"/>
         </w:rPr>
+        <w:t>εἰργασάμεθα</w:t>
+      </w:r>
+    </w:p>
+    <w:p>
+      <w:pPr/>
+      <w:r>
+        <w:rPr>
+          <w:lang w:val="hi_IN" w:bidi="hi_IN"/>
+        </w:rPr>
+      </w:r>
+      <w:r>
+        <w:rPr>
+          <w:b/>
+          <w:lang w:val="hi_IN" w:bidi="hi_IN"/>
+        </w:rPr>
         <w:t>"</w:t>
       </w:r>
       <w:r>
@@ -4640,6 +5195,21 @@
           <w:b/>
           <w:lang w:val="hi_IN" w:bidi="hi_IN"/>
         </w:rPr>
+        <w:t>εἰργασάμεθα</w:t>
+      </w:r>
+    </w:p>
+    <w:p>
+      <w:pPr/>
+      <w:r>
+        <w:rPr>
+          <w:lang w:val="hi_IN" w:bidi="hi_IN"/>
+        </w:rPr>
+      </w:r>
+      <w:r>
+        <w:rPr>
+          <w:b/>
+          <w:lang w:val="hi_IN" w:bidi="hi_IN"/>
+        </w:rPr>
         <w:t>"</w:t>
       </w:r>
       <w:r>
@@ -4750,6 +5320,21 @@
           <w:b/>
           <w:lang w:val="hi_IN" w:bidi="hi_IN"/>
         </w:rPr>
+        <w:t>μισθὸν πλήρη</w:t>
+      </w:r>
+    </w:p>
+    <w:p>
+      <w:pPr/>
+      <w:r>
+        <w:rPr>
+          <w:lang w:val="hi_IN" w:bidi="hi_IN"/>
+        </w:rPr>
+      </w:r>
+      <w:r>
+        <w:rPr>
+          <w:b/>
+          <w:lang w:val="hi_IN" w:bidi="hi_IN"/>
+        </w:rPr>
         <w:t>"</w:t>
       </w:r>
       <w:r>
@@ -4860,6 +5445,21 @@
           <w:b/>
           <w:lang w:val="hi_IN" w:bidi="hi_IN"/>
         </w:rPr>
+        <w:t>πᾶς ὁ προάγων καὶ μὴ μένων ἐν τῇ διδαχῇ τοῦ Χριστοῦ</w:t>
+      </w:r>
+    </w:p>
+    <w:p>
+      <w:pPr/>
+      <w:r>
+        <w:rPr>
+          <w:lang w:val="hi_IN" w:bidi="hi_IN"/>
+        </w:rPr>
+      </w:r>
+      <w:r>
+        <w:rPr>
+          <w:b/>
+          <w:lang w:val="hi_IN" w:bidi="hi_IN"/>
+        </w:rPr>
         <w:t>"जो कोई आगे बढ़ जाता"</w:t>
       </w:r>
       <w:r>
@@ -4936,6 +5536,21 @@
           <w:b/>
           <w:lang w:val="hi_IN" w:bidi="hi_IN"/>
         </w:rPr>
+        <w:t>πᾶς ὁ προάγων καὶ μὴ μένων ἐν τῇ διδαχῇ τοῦ Χριστοῦ</w:t>
+      </w:r>
+    </w:p>
+    <w:p>
+      <w:pPr/>
+      <w:r>
+        <w:rPr>
+          <w:lang w:val="hi_IN" w:bidi="hi_IN"/>
+        </w:rPr>
+      </w:r>
+      <w:r>
+        <w:rPr>
+          <w:b/>
+          <w:lang w:val="hi_IN" w:bidi="hi_IN"/>
+        </w:rPr>
         <w:t>"</w:t>
       </w:r>
       <w:r>
@@ -5059,6 +5674,21 @@
           <w:b/>
           <w:lang w:val="hi_IN" w:bidi="hi_IN"/>
         </w:rPr>
+        <w:t>Θεὸν οὐκ ἔχει</w:t>
+      </w:r>
+    </w:p>
+    <w:p>
+      <w:pPr/>
+      <w:r>
+        <w:rPr>
+          <w:lang w:val="hi_IN" w:bidi="hi_IN"/>
+        </w:rPr>
+      </w:r>
+      <w:r>
+        <w:rPr>
+          <w:b/>
+          <w:lang w:val="hi_IN" w:bidi="hi_IN"/>
+        </w:rPr>
         <w:t>"पास परमेश्वर नहीं"</w:t>
       </w:r>
     </w:p>
@@ -5122,6 +5752,21 @@
           <w:b/>
           <w:lang w:val="hi_IN" w:bidi="hi_IN"/>
         </w:rPr>
+        <w:t>ὁ μένων ἐν τῇ διδαχῇ, οὗτος καὶ τὸν Πατέρα καὶ τὸν Υἱὸν ἔχει</w:t>
+      </w:r>
+    </w:p>
+    <w:p>
+      <w:pPr/>
+      <w:r>
+        <w:rPr>
+          <w:lang w:val="hi_IN" w:bidi="hi_IN"/>
+        </w:rPr>
+      </w:r>
+      <w:r>
+        <w:rPr>
+          <w:b/>
+          <w:lang w:val="hi_IN" w:bidi="hi_IN"/>
+        </w:rPr>
         <w:t>"जो"</w:t>
       </w:r>
       <w:r>
@@ -5263,6 +5908,21 @@
           <w:b/>
           <w:lang w:val="hi_IN" w:bidi="hi_IN"/>
         </w:rPr>
+        <w:t>ὁ μένων ἐν τῇ διδαχῇ</w:t>
+      </w:r>
+    </w:p>
+    <w:p>
+      <w:pPr/>
+      <w:r>
+        <w:rPr>
+          <w:lang w:val="hi_IN" w:bidi="hi_IN"/>
+        </w:rPr>
+      </w:r>
+      <w:r>
+        <w:rPr>
+          <w:b/>
+          <w:lang w:val="hi_IN" w:bidi="hi_IN"/>
+        </w:rPr>
         <w:t>"</w:t>
       </w:r>
       <w:r>
@@ -5360,6 +6020,21 @@
           <w:b/>
           <w:lang w:val="hi_IN" w:bidi="hi_IN"/>
         </w:rPr>
+        <w:t>οὗτος</w:t>
+      </w:r>
+    </w:p>
+    <w:p>
+      <w:pPr/>
+      <w:r>
+        <w:rPr>
+          <w:lang w:val="hi_IN" w:bidi="hi_IN"/>
+        </w:rPr>
+      </w:r>
+      <w:r>
+        <w:rPr>
+          <w:b/>
+          <w:lang w:val="hi_IN" w:bidi="hi_IN"/>
+        </w:rPr>
         <w:t>"</w:t>
       </w:r>
       <w:r>
@@ -5489,6 +6164,21 @@
           <w:b/>
           <w:lang w:val="hi_IN" w:bidi="hi_IN"/>
         </w:rPr>
+        <w:t>τὸν Πατέρα καὶ τὸν Υἱὸν</w:t>
+      </w:r>
+    </w:p>
+    <w:p>
+      <w:pPr/>
+      <w:r>
+        <w:rPr>
+          <w:lang w:val="hi_IN" w:bidi="hi_IN"/>
+        </w:rPr>
+      </w:r>
+      <w:r>
+        <w:rPr>
+          <w:b/>
+          <w:lang w:val="hi_IN" w:bidi="hi_IN"/>
+        </w:rPr>
         <w:t>"है"</w:t>
       </w:r>
       <w:r>
@@ -5597,6 +6287,21 @@
         <w:rPr>
           <w:lang w:val="hi_IN" w:bidi="hi_IN"/>
         </w:rPr>
+      </w:r>
+    </w:p>
+    <w:p>
+      <w:pPr/>
+      <w:r>
+        <w:rPr>
+          <w:lang w:val="hi_IN" w:bidi="hi_IN"/>
+        </w:rPr>
+      </w:r>
+      <w:r>
+        <w:rPr>
+          <w:b/>
+          <w:lang w:val="hi_IN" w:bidi="hi_IN"/>
+        </w:rPr>
+        <w:t>εἴ τις ἔρχεται πρὸς ὑμᾶς, καὶ ταύτην τὴν διδαχὴν οὐ φέρει</w:t>
       </w:r>
     </w:p>
     <w:p>
@@ -5739,6 +6444,21 @@
           <w:b/>
           <w:lang w:val="hi_IN" w:bidi="hi_IN"/>
         </w:rPr>
+        <w:t>ταύτην τὴν διδαχὴν οὐ φέρει</w:t>
+      </w:r>
+    </w:p>
+    <w:p>
+      <w:pPr/>
+      <w:r>
+        <w:rPr>
+          <w:lang w:val="hi_IN" w:bidi="hi_IN"/>
+        </w:rPr>
+      </w:r>
+      <w:r>
+        <w:rPr>
+          <w:b/>
+          <w:lang w:val="hi_IN" w:bidi="hi_IN"/>
+        </w:rPr>
         <w:t>"यही शिक्षा न दे"</w:t>
       </w:r>
     </w:p>
@@ -5834,6 +6554,21 @@
         <w:rPr>
           <w:lang w:val="hi_IN" w:bidi="hi_IN"/>
         </w:rPr>
+      </w:r>
+    </w:p>
+    <w:p>
+      <w:pPr/>
+      <w:r>
+        <w:rPr>
+          <w:lang w:val="hi_IN" w:bidi="hi_IN"/>
+        </w:rPr>
+      </w:r>
+      <w:r>
+        <w:rPr>
+          <w:b/>
+          <w:lang w:val="hi_IN" w:bidi="hi_IN"/>
+        </w:rPr>
+        <w:t>ταύτην τὴν διδαχὴν</w:t>
       </w:r>
     </w:p>
     <w:p>
@@ -5962,6 +6697,21 @@
           <w:b/>
           <w:lang w:val="hi_IN" w:bidi="hi_IN"/>
         </w:rPr>
+        <w:t>μὴ λαμβάνετε αὐτὸν εἰς οἰκίαν</w:t>
+      </w:r>
+    </w:p>
+    <w:p>
+      <w:pPr/>
+      <w:r>
+        <w:rPr>
+          <w:lang w:val="hi_IN" w:bidi="hi_IN"/>
+        </w:rPr>
+      </w:r>
+      <w:r>
+        <w:rPr>
+          <w:b/>
+          <w:lang w:val="hi_IN" w:bidi="hi_IN"/>
+        </w:rPr>
         <w:t>"उसे"</w:t>
       </w:r>
       <w:r>
@@ -6038,6 +6788,21 @@
           <w:b/>
           <w:lang w:val="hi_IN" w:bidi="hi_IN"/>
         </w:rPr>
+        <w:t>χαίρειν αὐτῷ μὴ λέγετε</w:t>
+      </w:r>
+    </w:p>
+    <w:p>
+      <w:pPr/>
+      <w:r>
+        <w:rPr>
+          <w:lang w:val="hi_IN" w:bidi="hi_IN"/>
+        </w:rPr>
+      </w:r>
+      <w:r>
+        <w:rPr>
+          <w:b/>
+          <w:lang w:val="hi_IN" w:bidi="hi_IN"/>
+        </w:rPr>
         <w:t xml:space="preserve">"उसे </w:t>
       </w:r>
       <w:r>
@@ -6135,6 +6900,21 @@
           <w:b/>
           <w:lang w:val="hi_IN" w:bidi="hi_IN"/>
         </w:rPr>
+        <w:t>ὁ λέγων &amp; αὐτῷ χαίρειν</w:t>
+      </w:r>
+    </w:p>
+    <w:p>
+      <w:pPr/>
+      <w:r>
+        <w:rPr>
+          <w:lang w:val="hi_IN" w:bidi="hi_IN"/>
+        </w:rPr>
+      </w:r>
+      <w:r>
+        <w:rPr>
+          <w:b/>
+          <w:lang w:val="hi_IN" w:bidi="hi_IN"/>
+        </w:rPr>
         <w:t>"</w:t>
       </w:r>
       <w:r>
@@ -6245,6 +7025,21 @@
           <w:b/>
           <w:lang w:val="hi_IN" w:bidi="hi_IN"/>
         </w:rPr>
+        <w:t>κοινωνεῖ τοῖς ἔργοις αὐτοῦ τοῖς πονηροῖς</w:t>
+      </w:r>
+    </w:p>
+    <w:p>
+      <w:pPr/>
+      <w:r>
+        <w:rPr>
+          <w:lang w:val="hi_IN" w:bidi="hi_IN"/>
+        </w:rPr>
+      </w:r>
+      <w:r>
+        <w:rPr>
+          <w:b/>
+          <w:lang w:val="hi_IN" w:bidi="hi_IN"/>
+        </w:rPr>
         <w:t>"है उसके बुरे कामों में सहभागी है"</w:t>
       </w:r>
     </w:p>
@@ -6308,6 +7103,21 @@
           <w:b/>
           <w:lang w:val="hi_IN" w:bidi="hi_IN"/>
         </w:rPr>
+        <w:t>οὐκ ἐβουλήθην διὰ χάρτου καὶ μέλανος</w:t>
+      </w:r>
+    </w:p>
+    <w:p>
+      <w:pPr/>
+      <w:r>
+        <w:rPr>
+          <w:lang w:val="hi_IN" w:bidi="hi_IN"/>
+        </w:rPr>
+      </w:r>
+      <w:r>
+        <w:rPr>
+          <w:b/>
+          <w:lang w:val="hi_IN" w:bidi="hi_IN"/>
+        </w:rPr>
         <w:t>"कागज और स्याही नहीं चाहता"</w:t>
       </w:r>
     </w:p>
@@ -6371,6 +7181,21 @@
           <w:b/>
           <w:lang w:val="hi_IN" w:bidi="hi_IN"/>
         </w:rPr>
+        <w:t>διὰ χάρτου καὶ μέλανος</w:t>
+      </w:r>
+    </w:p>
+    <w:p>
+      <w:pPr/>
+      <w:r>
+        <w:rPr>
+          <w:lang w:val="hi_IN" w:bidi="hi_IN"/>
+        </w:rPr>
+      </w:r>
+      <w:r>
+        <w:rPr>
+          <w:b/>
+          <w:lang w:val="hi_IN" w:bidi="hi_IN"/>
+        </w:rPr>
         <w:t>""</w:t>
       </w:r>
     </w:p>
@@ -6454,6 +7279,21 @@
           <w:b/>
           <w:lang w:val="hi_IN" w:bidi="hi_IN"/>
         </w:rPr>
+        <w:t>γενέσθαι</w:t>
+      </w:r>
+    </w:p>
+    <w:p>
+      <w:pPr/>
+      <w:r>
+        <w:rPr>
+          <w:lang w:val="hi_IN" w:bidi="hi_IN"/>
+        </w:rPr>
+      </w:r>
+      <w:r>
+        <w:rPr>
+          <w:b/>
+          <w:lang w:val="hi_IN" w:bidi="hi_IN"/>
+        </w:rPr>
         <w:t>"</w:t>
       </w:r>
       <w:r>
@@ -6563,6 +7403,21 @@
           <w:b/>
           <w:lang w:val="hi_IN" w:bidi="hi_IN"/>
         </w:rPr>
+        <w:t>στόμα πρὸς στόμα λαλῆσαι</w:t>
+      </w:r>
+    </w:p>
+    <w:p>
+      <w:pPr/>
+      <w:r>
+        <w:rPr>
+          <w:lang w:val="hi_IN" w:bidi="hi_IN"/>
+        </w:rPr>
+      </w:r>
+      <w:r>
+        <w:rPr>
+          <w:b/>
+          <w:lang w:val="hi_IN" w:bidi="hi_IN"/>
+        </w:rPr>
         <w:t>"बातें"</w:t>
       </w:r>
       <w:r>
@@ -6659,6 +7514,21 @@
           <w:b/>
           <w:lang w:val="hi_IN" w:bidi="hi_IN"/>
         </w:rPr>
+        <w:t>ἵνα ἡ χαρὰ ὑμῶν πεπληρωμένη ᾖ</w:t>
+      </w:r>
+    </w:p>
+    <w:p>
+      <w:pPr/>
+      <w:r>
+        <w:rPr>
+          <w:lang w:val="hi_IN" w:bidi="hi_IN"/>
+        </w:rPr>
+      </w:r>
+      <w:r>
+        <w:rPr>
+          <w:b/>
+          <w:lang w:val="hi_IN" w:bidi="hi_IN"/>
+        </w:rPr>
         <w:t>"</w:t>
       </w:r>
       <w:r>
@@ -6756,6 +7626,21 @@
           <w:b/>
           <w:lang w:val="hi_IN" w:bidi="hi_IN"/>
         </w:rPr>
+        <w:t>ἵνα ἡ χαρὰ ὑμῶν πεπληρωμένη ᾖ</w:t>
+      </w:r>
+    </w:p>
+    <w:p>
+      <w:pPr/>
+      <w:r>
+        <w:rPr>
+          <w:lang w:val="hi_IN" w:bidi="hi_IN"/>
+        </w:rPr>
+      </w:r>
+      <w:r>
+        <w:rPr>
+          <w:b/>
+          <w:lang w:val="hi_IN" w:bidi="hi_IN"/>
+        </w:rPr>
         <w:t>"</w:t>
       </w:r>
       <w:r>
@@ -6866,6 +7751,21 @@
           <w:b/>
           <w:lang w:val="hi_IN" w:bidi="hi_IN"/>
         </w:rPr>
+        <w:t>ἡ χαρὰ ὑμῶν πεπληρωμένη ᾖ</w:t>
+      </w:r>
+    </w:p>
+    <w:p>
+      <w:pPr/>
+      <w:r>
+        <w:rPr>
+          <w:lang w:val="hi_IN" w:bidi="hi_IN"/>
+        </w:rPr>
+      </w:r>
+      <w:r>
+        <w:rPr>
+          <w:b/>
+          <w:lang w:val="hi_IN" w:bidi="hi_IN"/>
+        </w:rPr>
         <w:t>"</w:t>
       </w:r>
       <w:r>
@@ -6963,6 +7863,21 @@
           <w:b/>
           <w:lang w:val="hi_IN" w:bidi="hi_IN"/>
         </w:rPr>
+        <w:t>ὑμῶν</w:t>
+      </w:r>
+    </w:p>
+    <w:p>
+      <w:pPr/>
+      <w:r>
+        <w:rPr>
+          <w:lang w:val="hi_IN" w:bidi="hi_IN"/>
+        </w:rPr>
+      </w:r>
+      <w:r>
+        <w:rPr>
+          <w:b/>
+          <w:lang w:val="hi_IN" w:bidi="hi_IN"/>
+        </w:rPr>
         <w:t>"</w:t>
       </w:r>
       <w:r>
@@ -7073,6 +7988,21 @@
           <w:b/>
           <w:lang w:val="hi_IN" w:bidi="hi_IN"/>
         </w:rPr>
+        <w:t>τὰ τέκνα τῆς ἀδελφῆς σου τῆς ἐκλεκτῆς</w:t>
+      </w:r>
+    </w:p>
+    <w:p>
+      <w:pPr/>
+      <w:r>
+        <w:rPr>
+          <w:lang w:val="hi_IN" w:bidi="hi_IN"/>
+        </w:rPr>
+      </w:r>
+      <w:r>
+        <w:rPr>
+          <w:b/>
+          <w:lang w:val="hi_IN" w:bidi="hi_IN"/>
+        </w:rPr>
         <w:t>"तेरी चुनी हुई बहन बच्चे"</w:t>
       </w:r>
     </w:p>
@@ -7156,6 +8086,21 @@
           <w:b/>
           <w:lang w:val="hi_IN" w:bidi="hi_IN"/>
         </w:rPr>
+        <w:t>τὰ τέκνα τῆς ἀδελφῆς σου τῆς ἐκλεκτῆς</w:t>
+      </w:r>
+    </w:p>
+    <w:p>
+      <w:pPr/>
+      <w:r>
+        <w:rPr>
+          <w:lang w:val="hi_IN" w:bidi="hi_IN"/>
+        </w:rPr>
+      </w:r>
+      <w:r>
+        <w:rPr>
+          <w:b/>
+          <w:lang w:val="hi_IN" w:bidi="hi_IN"/>
+        </w:rPr>
         <w:t>"</w:t>
       </w:r>
       <w:r>
@@ -7266,6 +8211,21 @@
           <w:b/>
           <w:lang w:val="hi_IN" w:bidi="hi_IN"/>
         </w:rPr>
+        <w:t>ἀσπάζεταί σε</w:t>
+      </w:r>
+    </w:p>
+    <w:p>
+      <w:pPr/>
+      <w:r>
+        <w:rPr>
+          <w:lang w:val="hi_IN" w:bidi="hi_IN"/>
+        </w:rPr>
+      </w:r>
+      <w:r>
+        <w:rPr>
+          <w:b/>
+          <w:lang w:val="hi_IN" w:bidi="hi_IN"/>
+        </w:rPr>
         <w:t>"</w:t>
       </w:r>
       <w:r>
@@ -7349,6 +8309,21 @@
         <w:rPr>
           <w:lang w:val="hi_IN" w:bidi="hi_IN"/>
         </w:rPr>
+      </w:r>
+    </w:p>
+    <w:p>
+      <w:pPr/>
+      <w:r>
+        <w:rPr>
+          <w:lang w:val="hi_IN" w:bidi="hi_IN"/>
+        </w:rPr>
+      </w:r>
+      <w:r>
+        <w:rPr>
+          <w:b/>
+          <w:lang w:val="hi_IN" w:bidi="hi_IN"/>
+        </w:rPr>
+        <w:t>σε &amp; σου</w:t>
       </w:r>
     </w:p>
     <w:p>

--- a/hin/docx/63.content.docx
+++ b/hin/docx/63.content.docx
@@ -28,49 +28,15 @@
       </w:r>
     </w:p>
     <w:p>
-      <w:pPr>
-        <w:pStyle w:val="Heading2"/>
-      </w:pPr>
-      <w:r>
-        <w:rPr>
-          <w:lang w:val="hi_IN" w:bidi="hi_IN"/>
-        </w:rPr>
-        <w:t>License Information</w:t>
-      </w:r>
-      <w:r>
-        <w:rPr>
-          <w:lang w:val="hi_IN" w:bidi="hi_IN"/>
-        </w:rPr>
-      </w:r>
-    </w:p>
-    <w:p>
-      <w:pPr/>
-      <w:r>
-        <w:rPr>
-          <w:lang w:val="hi_IN" w:bidi="hi_IN"/>
-        </w:rPr>
-      </w:r>
-      <w:r>
-        <w:rPr>
-          <w:b/>
-          <w:lang w:val="hi_IN" w:bidi="hi_IN"/>
-        </w:rPr>
-        <w:t>अनुवाद नोट्स (अनफोल्डिंग वर्ड)</w:t>
-      </w:r>
-      <w:r>
-        <w:rPr>
-          <w:lang w:val="hi_IN" w:bidi="hi_IN"/>
-        </w:rPr>
-        <w:t xml:space="preserve"> (Hindi) is based on</w:t>
-      </w:r>
-      <w:r>
-        <w:rPr>
-          <w:lang w:val="hi_IN" w:bidi="hi_IN"/>
-        </w:rPr>
-        <w:t xml:space="preserve">: </w:t>
-      </w:r>
-      <w:r>
-        <w:rPr>
+      <w:pPr/>
+      <w:r>
+        <w:rPr>
+          <w:lang w:val="hi_IN" w:bidi="hi_IN"/>
+        </w:rPr>
+      </w:r>
+      <w:r>
+        <w:rPr>
+          <w:b/>
           <w:lang w:val="hi_IN" w:bidi="hi_IN"/>
         </w:rPr>
         <w:t>unfoldingWord® Translation Notes</w:t>
@@ -79,62 +45,31 @@
         <w:rPr>
           <w:lang w:val="hi_IN" w:bidi="hi_IN"/>
         </w:rPr>
-        <w:t xml:space="preserve">, </w:t>
-      </w:r>
-      <w:hyperlink r:id="rId13">
-        <w:r>
-          <w:rPr>
-            <w:lang w:val="hi_IN" w:bidi="hi_IN"/>
-          </w:rPr>
-          <w:rPr>
-            <w:color w:val="0000EE"/>
-            <w:u w:val="single"/>
-          </w:rPr>
-          <w:t>unfoldingWord</w:t>
-        </w:r>
-      </w:hyperlink>
-      <w:r>
-        <w:rPr>
-          <w:lang w:val="hi_IN" w:bidi="hi_IN"/>
-        </w:rPr>
-        <w:t xml:space="preserve">, 2022, which is licensed under a </w:t>
-      </w:r>
-      <w:hyperlink r:id="rId14">
-        <w:r>
-          <w:rPr>
-            <w:lang w:val="hi_IN" w:bidi="hi_IN"/>
-          </w:rPr>
-          <w:rPr>
-            <w:color w:val="0000EE"/>
-            <w:u w:val="single"/>
-          </w:rPr>
-          <w:t>CC BY-SA 4.0 license</w:t>
-        </w:r>
-      </w:hyperlink>
-      <w:r>
-        <w:rPr>
-          <w:lang w:val="hi_IN" w:bidi="hi_IN"/>
-        </w:rPr>
-        <w:t>.</w:t>
-      </w:r>
-      <w:r>
-        <w:rPr>
-          <w:lang w:val="hi_IN" w:bidi="hi_IN"/>
-        </w:rPr>
-      </w:r>
-    </w:p>
-    <w:p>
-      <w:pPr/>
-      <w:r>
-        <w:rPr>
-          <w:lang w:val="hi_IN" w:bidi="hi_IN"/>
-        </w:rPr>
-      </w:r>
-      <w:r>
-        <w:rPr>
-          <w:lang w:val="hi_IN" w:bidi="hi_IN"/>
-        </w:rPr>
-        <w:t>This PDF version is provided under the same license.</w:t>
+        <w:t xml:space="preserve"> © 2022 unfoldingWord. Released under CC BY-SA 4.0 license. </w:t>
+      </w:r>
+      <w:r>
+        <w:rPr>
+          <w:lang w:val="hi_IN" w:bidi="hi_IN"/>
+        </w:rPr>
+        <w:t>unfoldingWord® Translation Notes</w:t>
+      </w:r>
+      <w:r>
+        <w:rPr>
+          <w:lang w:val="hi_IN" w:bidi="hi_IN"/>
+        </w:rPr>
+        <w:t xml:space="preserve"> has been adapted in the following languages: Tok Pisin, Arabic (عربي), French (Français), Hindi (हिंदी), Indonesian (Bahasa Indonesia), Portuguese (Português), Russian (Русский), Spanish (Español), Swahili (Kiswahili), and Simplified Chinese (简体中文) from </w:t>
+      </w:r>
+      <w:r>
+        <w:rPr>
+          <w:lang w:val="hi_IN" w:bidi="hi_IN"/>
+        </w:rPr>
+        <w:t>unfoldingWord® Translation Notes</w:t>
+      </w:r>
+      <w:r>
+        <w:rPr>
+          <w:lang w:val="hi_IN" w:bidi="hi_IN"/>
+        </w:rPr>
+        <w:t xml:space="preserve"> © 2022 unfoldingWord. Released under CC BY-SA 4.0 license by Mission Mutual</w:t>
       </w:r>
       <w:r>
         <w:rPr>
@@ -634,7 +569,7 @@
           <w:lang w:val="hi_IN" w:bidi="hi_IN"/>
         </w:rPr>
       </w:r>
-      <w:hyperlink r:id="rId15">
+      <w:hyperlink r:id="rId13">
         <w:r>
           <w:rPr>
             <w:lang w:val="hi_IN" w:bidi="hi_IN"/>
@@ -660,7 +595,7 @@
           <w:lang w:val="hi_IN" w:bidi="hi_IN"/>
         </w:rPr>
       </w:r>
-      <w:hyperlink r:id="rId16">
+      <w:hyperlink r:id="rId14">
         <w:r>
           <w:rPr>
             <w:lang w:val="hi_IN" w:bidi="hi_IN"/>
@@ -2697,7 +2632,7 @@
         </w:rPr>
         <w:t xml:space="preserve"> शब्द का </w:t>
       </w:r>
-      <w:hyperlink r:id="rId17">
+      <w:hyperlink r:id="rId15">
         <w:r>
           <w:rPr>
             <w:lang w:val="hi_IN" w:bidi="hi_IN"/>
@@ -3670,7 +3605,7 @@
         </w:rPr>
         <w:t xml:space="preserve"> के रूप में संबोधित करते हैं। देखें कि आपने </w:t>
       </w:r>
-      <w:hyperlink r:id="rId17">
+      <w:hyperlink r:id="rId15">
         <w:r>
           <w:rPr>
             <w:lang w:val="hi_IN" w:bidi="hi_IN"/>
@@ -4139,7 +4074,7 @@
         </w:rPr>
         <w:t xml:space="preserve">शब्द बहुवचन है, क्योंकि यूहन्ना बिना किसी अलंकार के विश्वासियों की एक मण्डली को संबोधित कर रहे हैं। यह पत्र के शेष भाग में भी ऐसा ही है, सिवाय अंत के </w:t>
       </w:r>
-      <w:hyperlink r:id="rId18">
+      <w:hyperlink r:id="rId16">
         <w:r>
           <w:rPr>
             <w:lang w:val="hi_IN" w:bidi="hi_IN"/>
@@ -6424,7 +6359,7 @@
         </w:rPr>
         <w:t xml:space="preserve">शब्द का अर्थ है "कोई भी शिक्षक या प्रचारक।" यूहन्ना नहीं चाहते कि विश्वासी किसी ऐसे शिक्षक का स्वागत करें जो वह नहीं सिखाते जो यीशु ने सिखाया, और विशेष रूप से यह कि यीशु एक मनुष्य के रूप में आए (देखें: </w:t>
       </w:r>
-      <w:hyperlink r:id="rId19">
+      <w:hyperlink r:id="rId17">
         <w:r>
           <w:rPr>
             <w:lang w:val="hi_IN" w:bidi="hi_IN"/>
@@ -6677,7 +6612,7 @@
         </w:rPr>
         <w:t xml:space="preserve"> उस शिक्षा का उल्लेख करता है जो </w:t>
       </w:r>
-      <w:hyperlink r:id="rId19">
+      <w:hyperlink r:id="rId17">
         <w:r>
           <w:rPr>
             <w:lang w:val="hi_IN" w:bidi="hi_IN"/>

--- a/hin/docx/63.content.docx
+++ b/hin/docx/63.content.docx
@@ -144,13 +144,6 @@
       </w:r>
       <w:r>
         <w:rPr>
-          <w:i/>
-          <w:lang w:val="hi_IN" w:bidi="hi_IN"/>
-        </w:rPr>
-        <w:t>2 यूहन्ना - परिचय, 2 यूहन्ना 1:1 (#1), 2 यूहन्ना 1:1 (#2), 2 यूहन्ना 1:1 (#4), 2 यूहन्ना 1:1 (#4), 2 यूहन्ना 1:1 (#5), 2 यूहन्ना 1:1 (#6), 2 यूहन्ना 1:1 (#7), 2 यूहन्ना 1:2 (#1), 2 यूहन्ना 1:2 (#2), 2 यूहन्ना 1:2 (#3), 2 यूहन्ना 1:3 (#1), 2 यूहन्ना 1:3 (#2), 2 यूहन्ना 1:3 (#1), 2 यूहन्ना 1:3 (#2), 2 यूहन्ना 1:4 (#1), 2 यूहन्ना 1:4 (#2), 2 यूहन्ना 1:4 (#1), 2 यूहन्ना 1:4 (#4), 2 यूहन्ना 1:4 (#5), 2 यूहन्ना 1:4 (#2), 2 यूहन्ना 1:4 (#7), 2 यूहन्ना 1:5 (#1), 2 यूहन्ना 1:5 (#1), 2 यूहन्ना 1:5 (#3), 2 यूहन्ना 1:5 (#2), 2 यूहन्ना 1:5 (#3), 2 यूहन्ना 1:6 (#1), 2 यूहन्ना 1:6 (#2), 2 यूहन्ना 1:7 (#1), 2 यूहन्ना 1:7 (#2), 2 यूहन्ना 1:7 (#4), 2 यूहन्ना 1:7 (#4), 2 यूहन्ना 1:7 (#5), 2 यूहन्ना 1:8 (#1), 2 यूहन्ना 1:8 (#1), 2 यूहन्ना 1:8 (#3), 2 यूहन्ना 1:8 (#4), 2 यूहन्ना 1:8 (#5), 2 यूहन्ना 1:8 (#6), 2 यूहन्ना 1:9 (#1), 2 यूहन्ना 1:9 (#2), 2 यूहन्ना 1:9 (#2), 2 यूहन्ना 1:9 (#3), 2 यूहन्ना 1:9 (#5), 2 यूहन्ना 1:9 (#6), 2 यूहन्ना 1:9 (#4), 2 यूहन्ना 1:10 (#1), 2 यूहन्ना 1:10 (#2), 2 यूहन्ना 1:10 (#3), 2 यूहन्ना 1:10 (#1), 2 यूहन्ना 1:10 (#5), 2 यूहन्ना 1:11 (#1), 2 यूहन्ना 1:11 (#1), 2 यूहन्ना 1:12 (#3), 2 यूहन्ना 1:12 (#1), 2 यूहन्ना 1:12 (#3), 2 यूहन्ना 1:12 (#4), 2 यूहन्ना 1:12 (#5), 2 यूहन्ना 1:12 (#6), 2 यूहन्ना 1:12 (#7), 2 यूहन्ना 1:12 (#8), 2 यूहन्ना 1:13 (#1), 2 यूहन्ना 1:13 (#2), 2 यूहन्ना 1:13 (#3), 2 यूहन्ना 1:13 (#4)</w:t>
-      </w:r>
-      <w:r>
-        <w:rPr>
           <w:lang w:val="hi_IN" w:bidi="hi_IN"/>
         </w:rPr>
       </w:r>
@@ -216,20 +209,6 @@
         <w:rPr>
           <w:lang w:val="hi_IN" w:bidi="hi_IN"/>
         </w:rPr>
-      </w:r>
-    </w:p>
-    <w:p>
-      <w:pPr/>
-      <w:r>
-        <w:rPr>
-          <w:lang w:val="hi_IN" w:bidi="hi_IN"/>
-        </w:rPr>
-      </w:r>
-      <w:r>
-        <w:rPr>
-          <w:lang w:val="hi_IN" w:bidi="hi_IN"/>
-        </w:rPr>
-        <w:t>"# 2 यूहन्ना का परिचय</w:t>
       </w:r>
     </w:p>
     <w:p>

--- a/hin/docx/63.content.docx
+++ b/hin/docx/63.content.docx
@@ -146,19 +146,6 @@
         <w:rPr>
           <w:lang w:val="hi_IN" w:bidi="hi_IN"/>
         </w:rPr>
-      </w:r>
-    </w:p>
-    <w:p>
-      <w:pPr/>
-      <w:r>
-        <w:rPr>
-          <w:lang w:val="hi_IN" w:bidi="hi_IN"/>
-        </w:rPr>
-      </w:r>
-      <w:r>
-        <w:rPr>
-          <w:lang w:val="hi_IN" w:bidi="hi_IN"/>
-        </w:rPr>
         <w:t xml:space="preserve"> </w:t>
       </w:r>
       <w:r>
@@ -651,21 +638,6 @@
           <w:b/>
           <w:lang w:val="hi_IN" w:bidi="hi_IN"/>
         </w:rPr>
-        <w:t>ὁ πρεσβύτερος</w:t>
-      </w:r>
-    </w:p>
-    <w:p>
-      <w:pPr/>
-      <w:r>
-        <w:rPr>
-          <w:lang w:val="hi_IN" w:bidi="hi_IN"/>
-        </w:rPr>
-      </w:r>
-      <w:r>
-        <w:rPr>
-          <w:b/>
-          <w:lang w:val="hi_IN" w:bidi="hi_IN"/>
-        </w:rPr>
         <w:t>"</w:t>
       </w:r>
       <w:r>
@@ -763,21 +735,6 @@
           <w:b/>
           <w:lang w:val="hi_IN" w:bidi="hi_IN"/>
         </w:rPr>
-        <w:t>ὁ πρεσβύτερος</w:t>
-      </w:r>
-    </w:p>
-    <w:p>
-      <w:pPr/>
-      <w:r>
-        <w:rPr>
-          <w:lang w:val="hi_IN" w:bidi="hi_IN"/>
-        </w:rPr>
-      </w:r>
-      <w:r>
-        <w:rPr>
-          <w:b/>
-          <w:lang w:val="hi_IN" w:bidi="hi_IN"/>
-        </w:rPr>
         <w:t>"मुझ प्राचीन"</w:t>
       </w:r>
       <w:r>
@@ -887,21 +844,6 @@
           <w:b/>
           <w:lang w:val="hi_IN" w:bidi="hi_IN"/>
         </w:rPr>
-        <w:t>ἐκλεκτῇ κυρίᾳ καὶ τοῖς τέκνοις αὐτῆς</w:t>
-      </w:r>
-    </w:p>
-    <w:p>
-      <w:pPr/>
-      <w:r>
-        <w:rPr>
-          <w:lang w:val="hi_IN" w:bidi="hi_IN"/>
-        </w:rPr>
-      </w:r>
-      <w:r>
-        <w:rPr>
-          <w:b/>
-          <w:lang w:val="hi_IN" w:bidi="hi_IN"/>
-        </w:rPr>
         <w:t>"चुनी हुई महिला और उसके बच्चों जिनसे"</w:t>
       </w:r>
     </w:p>
@@ -985,21 +927,6 @@
           <w:b/>
           <w:lang w:val="hi_IN" w:bidi="hi_IN"/>
         </w:rPr>
-        <w:t>ἐκλεκτῇ κυρίᾳ καὶ τοῖς τέκνοις αὐτῆς</w:t>
-      </w:r>
-    </w:p>
-    <w:p>
-      <w:pPr/>
-      <w:r>
-        <w:rPr>
-          <w:lang w:val="hi_IN" w:bidi="hi_IN"/>
-        </w:rPr>
-      </w:r>
-      <w:r>
-        <w:rPr>
-          <w:b/>
-          <w:lang w:val="hi_IN" w:bidi="hi_IN"/>
-        </w:rPr>
         <w:t>"</w:t>
       </w:r>
       <w:r>
@@ -1110,21 +1037,6 @@
           <w:b/>
           <w:lang w:val="hi_IN" w:bidi="hi_IN"/>
         </w:rPr>
-        <w:t>ἐκλεκτῇ κυρίᾳ καὶ τοῖς τέκνοις αὐτῆς</w:t>
-      </w:r>
-    </w:p>
-    <w:p>
-      <w:pPr/>
-      <w:r>
-        <w:rPr>
-          <w:lang w:val="hi_IN" w:bidi="hi_IN"/>
-        </w:rPr>
-      </w:r>
-      <w:r>
-        <w:rPr>
-          <w:b/>
-          <w:lang w:val="hi_IN" w:bidi="hi_IN"/>
-        </w:rPr>
         <w:t>"</w:t>
       </w:r>
       <w:r>
@@ -1235,21 +1147,6 @@
           <w:b/>
           <w:lang w:val="hi_IN" w:bidi="hi_IN"/>
         </w:rPr>
-        <w:t>ἀγαπῶ ἐν ἀληθείᾳ</w:t>
-      </w:r>
-    </w:p>
-    <w:p>
-      <w:pPr/>
-      <w:r>
-        <w:rPr>
-          <w:lang w:val="hi_IN" w:bidi="hi_IN"/>
-        </w:rPr>
-      </w:r>
-      <w:r>
-        <w:rPr>
-          <w:b/>
-          <w:lang w:val="hi_IN" w:bidi="hi_IN"/>
-        </w:rPr>
         <w:t>"</w:t>
       </w:r>
       <w:r>
@@ -1373,21 +1270,6 @@
           <w:b/>
           <w:lang w:val="hi_IN" w:bidi="hi_IN"/>
         </w:rPr>
-        <w:t>πάντες οἱ ἐγνωκότες τὴν ἀλήθειαν</w:t>
-      </w:r>
-    </w:p>
-    <w:p>
-      <w:pPr/>
-      <w:r>
-        <w:rPr>
-          <w:lang w:val="hi_IN" w:bidi="hi_IN"/>
-        </w:rPr>
-      </w:r>
-      <w:r>
-        <w:rPr>
-          <w:b/>
-          <w:lang w:val="hi_IN" w:bidi="hi_IN"/>
-        </w:rPr>
         <w:t>"</w:t>
       </w:r>
       <w:r>
@@ -1511,21 +1393,6 @@
           <w:b/>
           <w:lang w:val="hi_IN" w:bidi="hi_IN"/>
         </w:rPr>
-        <w:t>τὴν ἀλήθειαν</w:t>
-      </w:r>
-    </w:p>
-    <w:p>
-      <w:pPr/>
-      <w:r>
-        <w:rPr>
-          <w:lang w:val="hi_IN" w:bidi="hi_IN"/>
-        </w:rPr>
-      </w:r>
-      <w:r>
-        <w:rPr>
-          <w:b/>
-          <w:lang w:val="hi_IN" w:bidi="hi_IN"/>
-        </w:rPr>
         <w:t>"वह सत्य"</w:t>
       </w:r>
     </w:p>
@@ -1622,21 +1489,6 @@
           <w:b/>
           <w:lang w:val="hi_IN" w:bidi="hi_IN"/>
         </w:rPr>
-        <w:t>ἡμῖν &amp; ἡμῶν</w:t>
-      </w:r>
-    </w:p>
-    <w:p>
-      <w:pPr/>
-      <w:r>
-        <w:rPr>
-          <w:lang w:val="hi_IN" w:bidi="hi_IN"/>
-        </w:rPr>
-      </w:r>
-      <w:r>
-        <w:rPr>
-          <w:b/>
-          <w:lang w:val="hi_IN" w:bidi="hi_IN"/>
-        </w:rPr>
         <w:t>"हम"</w:t>
       </w:r>
       <w:r>
@@ -1746,21 +1598,6 @@
           <w:b/>
           <w:lang w:val="hi_IN" w:bidi="hi_IN"/>
         </w:rPr>
-        <w:t>εἰς τὸν αἰῶνα</w:t>
-      </w:r>
-    </w:p>
-    <w:p>
-      <w:pPr/>
-      <w:r>
-        <w:rPr>
-          <w:lang w:val="hi_IN" w:bidi="hi_IN"/>
-        </w:rPr>
-      </w:r>
-      <w:r>
-        <w:rPr>
-          <w:b/>
-          <w:lang w:val="hi_IN" w:bidi="hi_IN"/>
-        </w:rPr>
         <w:t>"</w:t>
       </w:r>
       <w:r>
@@ -1858,21 +1695,6 @@
           <w:b/>
           <w:lang w:val="hi_IN" w:bidi="hi_IN"/>
         </w:rPr>
-        <w:t>ἔσται μεθ’ ἡμῶν χάρις, ἔλεος, εἰρήνη, παρὰ Θεοῦ Πατρός καὶ παρὰ Ἰησοῦ Χριστοῦ</w:t>
-      </w:r>
-    </w:p>
-    <w:p>
-      <w:pPr/>
-      <w:r>
-        <w:rPr>
-          <w:lang w:val="hi_IN" w:bidi="hi_IN"/>
-        </w:rPr>
-      </w:r>
-      <w:r>
-        <w:rPr>
-          <w:b/>
-          <w:lang w:val="hi_IN" w:bidi="hi_IN"/>
-        </w:rPr>
         <w:t>"</w:t>
       </w:r>
       <w:r>
@@ -2035,21 +1857,6 @@
           <w:b/>
           <w:lang w:val="hi_IN" w:bidi="hi_IN"/>
         </w:rPr>
-        <w:t>ἔσται μεθ’ ἡμῶν χάρις, ἔλεος, εἰρήνη</w:t>
-      </w:r>
-    </w:p>
-    <w:p>
-      <w:pPr/>
-      <w:r>
-        <w:rPr>
-          <w:lang w:val="hi_IN" w:bidi="hi_IN"/>
-        </w:rPr>
-      </w:r>
-      <w:r>
-        <w:rPr>
-          <w:b/>
-          <w:lang w:val="hi_IN" w:bidi="hi_IN"/>
-        </w:rPr>
         <w:t>"</w:t>
       </w:r>
       <w:r>
@@ -2147,21 +1954,6 @@
           <w:b/>
           <w:lang w:val="hi_IN" w:bidi="hi_IN"/>
         </w:rPr>
-        <w:t>Πατρός &amp; Υἱοῦ</w:t>
-      </w:r>
-    </w:p>
-    <w:p>
-      <w:pPr/>
-      <w:r>
-        <w:rPr>
-          <w:lang w:val="hi_IN" w:bidi="hi_IN"/>
-        </w:rPr>
-      </w:r>
-      <w:r>
-        <w:rPr>
-          <w:b/>
-          <w:lang w:val="hi_IN" w:bidi="hi_IN"/>
-        </w:rPr>
         <w:t>"पिता"</w:t>
       </w:r>
       <w:r>
@@ -2278,21 +2070,6 @@
           <w:b/>
           <w:lang w:val="hi_IN" w:bidi="hi_IN"/>
         </w:rPr>
-        <w:t>ἐν ἀληθείᾳ καὶ ἀγάπῃ</w:t>
-      </w:r>
-    </w:p>
-    <w:p>
-      <w:pPr/>
-      <w:r>
-        <w:rPr>
-          <w:lang w:val="hi_IN" w:bidi="hi_IN"/>
-        </w:rPr>
-      </w:r>
-      <w:r>
-        <w:rPr>
-          <w:b/>
-          <w:lang w:val="hi_IN" w:bidi="hi_IN"/>
-        </w:rPr>
         <w:t>"के"</w:t>
       </w:r>
       <w:r>
@@ -2428,21 +2205,6 @@
           <w:b/>
           <w:lang w:val="hi_IN" w:bidi="hi_IN"/>
         </w:rPr>
-        <w:t>ἐχάρην λείαν ὅτι εὕρηκα ἐκ τῶν τέκνων σου περιπατοῦντας ἐν ἀληθείᾳ</w:t>
-      </w:r>
-    </w:p>
-    <w:p>
-      <w:pPr/>
-      <w:r>
-        <w:rPr>
-          <w:lang w:val="hi_IN" w:bidi="hi_IN"/>
-        </w:rPr>
-      </w:r>
-      <w:r>
-        <w:rPr>
-          <w:b/>
-          <w:lang w:val="hi_IN" w:bidi="hi_IN"/>
-        </w:rPr>
         <w:t>"</w:t>
       </w:r>
       <w:r>
@@ -2539,21 +2301,6 @@
         <w:rPr>
           <w:lang w:val="hi_IN" w:bidi="hi_IN"/>
         </w:rPr>
-      </w:r>
-    </w:p>
-    <w:p>
-      <w:pPr/>
-      <w:r>
-        <w:rPr>
-          <w:lang w:val="hi_IN" w:bidi="hi_IN"/>
-        </w:rPr>
-      </w:r>
-      <w:r>
-        <w:rPr>
-          <w:b/>
-          <w:lang w:val="hi_IN" w:bidi="hi_IN"/>
-        </w:rPr>
-        <w:t>τῶν τέκνων σου</w:t>
       </w:r>
     </w:p>
     <w:p>
@@ -2696,21 +2443,6 @@
           <w:b/>
           <w:lang w:val="hi_IN" w:bidi="hi_IN"/>
         </w:rPr>
-        <w:t>τῶν τέκνων σου</w:t>
-      </w:r>
-    </w:p>
-    <w:p>
-      <w:pPr/>
-      <w:r>
-        <w:rPr>
-          <w:lang w:val="hi_IN" w:bidi="hi_IN"/>
-        </w:rPr>
-      </w:r>
-      <w:r>
-        <w:rPr>
-          <w:b/>
-          <w:lang w:val="hi_IN" w:bidi="hi_IN"/>
-        </w:rPr>
         <w:t>"तेरे बच्चों को"</w:t>
       </w:r>
       <w:r>
@@ -2820,21 +2552,6 @@
           <w:b/>
           <w:lang w:val="hi_IN" w:bidi="hi_IN"/>
         </w:rPr>
-        <w:t>περιπατοῦντας ἐν ἀληθείᾳ</w:t>
-      </w:r>
-    </w:p>
-    <w:p>
-      <w:pPr/>
-      <w:r>
-        <w:rPr>
-          <w:lang w:val="hi_IN" w:bidi="hi_IN"/>
-        </w:rPr>
-      </w:r>
-      <w:r>
-        <w:rPr>
-          <w:b/>
-          <w:lang w:val="hi_IN" w:bidi="hi_IN"/>
-        </w:rPr>
         <w:t>"</w:t>
       </w:r>
       <w:r>
@@ -2932,21 +2649,6 @@
           <w:b/>
           <w:lang w:val="hi_IN" w:bidi="hi_IN"/>
         </w:rPr>
-        <w:t>ἐν ἀληθείᾳ</w:t>
-      </w:r>
-    </w:p>
-    <w:p>
-      <w:pPr/>
-      <w:r>
-        <w:rPr>
-          <w:lang w:val="hi_IN" w:bidi="hi_IN"/>
-        </w:rPr>
-      </w:r>
-      <w:r>
-        <w:rPr>
-          <w:b/>
-          <w:lang w:val="hi_IN" w:bidi="hi_IN"/>
-        </w:rPr>
         <w:t>"सत्य पर"</w:t>
       </w:r>
     </w:p>
@@ -3043,21 +2745,6 @@
           <w:b/>
           <w:lang w:val="hi_IN" w:bidi="hi_IN"/>
         </w:rPr>
-        <w:t>καθὼς ἐντολὴν ἐλάβομεν παρὰ τοῦ Πατρός</w:t>
-      </w:r>
-    </w:p>
-    <w:p>
-      <w:pPr/>
-      <w:r>
-        <w:rPr>
-          <w:lang w:val="hi_IN" w:bidi="hi_IN"/>
-        </w:rPr>
-      </w:r>
-      <w:r>
-        <w:rPr>
-          <w:b/>
-          <w:lang w:val="hi_IN" w:bidi="hi_IN"/>
-        </w:rPr>
         <w:t>"आज्ञा के अनुसार"</w:t>
       </w:r>
       <w:r>
@@ -3186,21 +2873,6 @@
           <w:b/>
           <w:lang w:val="hi_IN" w:bidi="hi_IN"/>
         </w:rPr>
-        <w:t>τοῦ Πατρός</w:t>
-      </w:r>
-    </w:p>
-    <w:p>
-      <w:pPr/>
-      <w:r>
-        <w:rPr>
-          <w:lang w:val="hi_IN" w:bidi="hi_IN"/>
-        </w:rPr>
-      </w:r>
-      <w:r>
-        <w:rPr>
-          <w:b/>
-          <w:lang w:val="hi_IN" w:bidi="hi_IN"/>
-        </w:rPr>
         <w:t>"पिता की"</w:t>
       </w:r>
     </w:p>
@@ -3291,21 +2963,6 @@
           <w:b/>
           <w:lang w:val="hi_IN" w:bidi="hi_IN"/>
         </w:rPr>
-        <w:t>καὶ νῦν</w:t>
-      </w:r>
-    </w:p>
-    <w:p>
-      <w:pPr/>
-      <w:r>
-        <w:rPr>
-          <w:lang w:val="hi_IN" w:bidi="hi_IN"/>
-        </w:rPr>
-      </w:r>
-      <w:r>
-        <w:rPr>
-          <w:b/>
-          <w:lang w:val="hi_IN" w:bidi="hi_IN"/>
-        </w:rPr>
         <w:t>"अब"</w:t>
       </w:r>
     </w:p>
@@ -3402,21 +3059,6 @@
           <w:b/>
           <w:lang w:val="hi_IN" w:bidi="hi_IN"/>
         </w:rPr>
-        <w:t>σε, &amp; σοι</w:t>
-      </w:r>
-    </w:p>
-    <w:p>
-      <w:pPr/>
-      <w:r>
-        <w:rPr>
-          <w:lang w:val="hi_IN" w:bidi="hi_IN"/>
-        </w:rPr>
-      </w:r>
-      <w:r>
-        <w:rPr>
-          <w:b/>
-          <w:lang w:val="hi_IN" w:bidi="hi_IN"/>
-        </w:rPr>
         <w:t>"महिला तुझे"</w:t>
       </w:r>
       <w:r>
@@ -3512,21 +3154,6 @@
         <w:rPr>
           <w:lang w:val="hi_IN" w:bidi="hi_IN"/>
         </w:rPr>
-      </w:r>
-    </w:p>
-    <w:p>
-      <w:pPr/>
-      <w:r>
-        <w:rPr>
-          <w:lang w:val="hi_IN" w:bidi="hi_IN"/>
-        </w:rPr>
-      </w:r>
-      <w:r>
-        <w:rPr>
-          <w:b/>
-          <w:lang w:val="hi_IN" w:bidi="hi_IN"/>
-        </w:rPr>
-        <w:t>κυρία</w:t>
       </w:r>
     </w:p>
     <w:p>
@@ -3682,21 +3309,6 @@
           <w:b/>
           <w:lang w:val="hi_IN" w:bidi="hi_IN"/>
         </w:rPr>
-        <w:t>οὐχ ὡς ἐντολὴν καινὴν γράφων σοι</w:t>
-      </w:r>
-    </w:p>
-    <w:p>
-      <w:pPr/>
-      <w:r>
-        <w:rPr>
-          <w:lang w:val="hi_IN" w:bidi="hi_IN"/>
-        </w:rPr>
-      </w:r>
-      <w:r>
-        <w:rPr>
-          <w:b/>
-          <w:lang w:val="hi_IN" w:bidi="hi_IN"/>
-        </w:rPr>
         <w:t>"तुझे नई आज्ञा नहीं"</w:t>
       </w:r>
       <w:r>
@@ -3773,21 +3385,6 @@
           <w:b/>
           <w:lang w:val="hi_IN" w:bidi="hi_IN"/>
         </w:rPr>
-        <w:t>ἀπ’ ἀρχῆς</w:t>
-      </w:r>
-    </w:p>
-    <w:p>
-      <w:pPr/>
-      <w:r>
-        <w:rPr>
-          <w:lang w:val="hi_IN" w:bidi="hi_IN"/>
-        </w:rPr>
-      </w:r>
-      <w:r>
-        <w:rPr>
-          <w:b/>
-          <w:lang w:val="hi_IN" w:bidi="hi_IN"/>
-        </w:rPr>
         <w:t>"पर जो आरम्भ हमारे"</w:t>
       </w:r>
     </w:p>
@@ -3871,21 +3468,6 @@
           <w:b/>
           <w:lang w:val="hi_IN" w:bidi="hi_IN"/>
         </w:rPr>
-        <w:t>περιπατῶμεν κατὰ &amp; ἐν αὐτῇ περιπατῆτε</w:t>
-      </w:r>
-    </w:p>
-    <w:p>
-      <w:pPr/>
-      <w:r>
-        <w:rPr>
-          <w:lang w:val="hi_IN" w:bidi="hi_IN"/>
-        </w:rPr>
-      </w:r>
-      <w:r>
-        <w:rPr>
-          <w:b/>
-          <w:lang w:val="hi_IN" w:bidi="hi_IN"/>
-        </w:rPr>
         <w:t>"यह है"</w:t>
       </w:r>
       <w:r>
@@ -3981,21 +3563,6 @@
         <w:rPr>
           <w:lang w:val="hi_IN" w:bidi="hi_IN"/>
         </w:rPr>
-      </w:r>
-    </w:p>
-    <w:p>
-      <w:pPr/>
-      <w:r>
-        <w:rPr>
-          <w:lang w:val="hi_IN" w:bidi="hi_IN"/>
-        </w:rPr>
-      </w:r>
-      <w:r>
-        <w:rPr>
-          <w:b/>
-          <w:lang w:val="hi_IN" w:bidi="hi_IN"/>
-        </w:rPr>
-        <w:t>ἠκούσατε &amp; περιπατῆτε</w:t>
       </w:r>
     </w:p>
     <w:p>
@@ -4138,21 +3705,6 @@
           <w:b/>
           <w:lang w:val="hi_IN" w:bidi="hi_IN"/>
         </w:rPr>
-        <w:t>ὅτι</w:t>
-      </w:r>
-    </w:p>
-    <w:p>
-      <w:pPr/>
-      <w:r>
-        <w:rPr>
-          <w:lang w:val="hi_IN" w:bidi="hi_IN"/>
-        </w:rPr>
-      </w:r>
-      <w:r>
-        <w:rPr>
-          <w:b/>
-          <w:lang w:val="hi_IN" w:bidi="hi_IN"/>
-        </w:rPr>
         <w:t>"क्योंकि"</w:t>
       </w:r>
     </w:p>
@@ -4249,21 +3801,6 @@
           <w:b/>
           <w:lang w:val="hi_IN" w:bidi="hi_IN"/>
         </w:rPr>
-        <w:t>ὅτι πολλοὶ πλάνοι ἐξῆλθαν εἰς τὸν κόσμον</w:t>
-      </w:r>
-    </w:p>
-    <w:p>
-      <w:pPr/>
-      <w:r>
-        <w:rPr>
-          <w:lang w:val="hi_IN" w:bidi="hi_IN"/>
-        </w:rPr>
-      </w:r>
-      <w:r>
-        <w:rPr>
-          <w:b/>
-          <w:lang w:val="hi_IN" w:bidi="hi_IN"/>
-        </w:rPr>
         <w:t>"क्योंकि बहुत भरमानेवाले जगत में निकल आए हैं"</w:t>
       </w:r>
     </w:p>
@@ -4327,21 +3864,6 @@
           <w:b/>
           <w:lang w:val="hi_IN" w:bidi="hi_IN"/>
         </w:rPr>
-        <w:t>Ἰησοῦν Χριστὸν ἐρχόμενον ἐν σαρκί</w:t>
-      </w:r>
-    </w:p>
-    <w:p>
-      <w:pPr/>
-      <w:r>
-        <w:rPr>
-          <w:lang w:val="hi_IN" w:bidi="hi_IN"/>
-        </w:rPr>
-      </w:r>
-      <w:r>
-        <w:rPr>
-          <w:b/>
-          <w:lang w:val="hi_IN" w:bidi="hi_IN"/>
-        </w:rPr>
         <w:t>"यीशु मसीह शरीर में"</w:t>
       </w:r>
       <w:r>
@@ -4438,21 +3960,6 @@
           <w:b/>
           <w:lang w:val="hi_IN" w:bidi="hi_IN"/>
         </w:rPr>
-        <w:t>οὗτός ἐστιν ὁ πλάνος καὶ ὁ ἀντίχριστος</w:t>
-      </w:r>
-    </w:p>
-    <w:p>
-      <w:pPr/>
-      <w:r>
-        <w:rPr>
-          <w:lang w:val="hi_IN" w:bidi="hi_IN"/>
-        </w:rPr>
-      </w:r>
-      <w:r>
-        <w:rPr>
-          <w:b/>
-          <w:lang w:val="hi_IN" w:bidi="hi_IN"/>
-        </w:rPr>
         <w:t>"</w:t>
       </w:r>
       <w:r>
@@ -4557,21 +4064,6 @@
           <w:b/>
           <w:lang w:val="hi_IN" w:bidi="hi_IN"/>
         </w:rPr>
-        <w:t>ὁ πλάνος καὶ ὁ ἀντίχριστος</w:t>
-      </w:r>
-    </w:p>
-    <w:p>
-      <w:pPr/>
-      <w:r>
-        <w:rPr>
-          <w:lang w:val="hi_IN" w:bidi="hi_IN"/>
-        </w:rPr>
-      </w:r>
-      <w:r>
-        <w:rPr>
-          <w:b/>
-          <w:lang w:val="hi_IN" w:bidi="hi_IN"/>
-        </w:rPr>
         <w:t>"</w:t>
       </w:r>
       <w:r>
@@ -4695,21 +4187,6 @@
           <w:b/>
           <w:lang w:val="hi_IN" w:bidi="hi_IN"/>
         </w:rPr>
-        <w:t>βλέπετε ἑαυτούς</w:t>
-      </w:r>
-    </w:p>
-    <w:p>
-      <w:pPr/>
-      <w:r>
-        <w:rPr>
-          <w:lang w:val="hi_IN" w:bidi="hi_IN"/>
-        </w:rPr>
-      </w:r>
-      <w:r>
-        <w:rPr>
-          <w:b/>
-          <w:lang w:val="hi_IN" w:bidi="hi_IN"/>
-        </w:rPr>
         <w:t>"</w:t>
       </w:r>
       <w:r>
@@ -4820,21 +4297,6 @@
           <w:b/>
           <w:lang w:val="hi_IN" w:bidi="hi_IN"/>
         </w:rPr>
-        <w:t>βλέπετε ἑαυτούς</w:t>
-      </w:r>
-    </w:p>
-    <w:p>
-      <w:pPr/>
-      <w:r>
-        <w:rPr>
-          <w:lang w:val="hi_IN" w:bidi="hi_IN"/>
-        </w:rPr>
-      </w:r>
-      <w:r>
-        <w:rPr>
-          <w:b/>
-          <w:lang w:val="hi_IN" w:bidi="hi_IN"/>
-        </w:rPr>
         <w:t>"अपने विषय में चौकस रहो"</w:t>
       </w:r>
     </w:p>
@@ -4898,21 +4360,6 @@
           <w:b/>
           <w:lang w:val="hi_IN" w:bidi="hi_IN"/>
         </w:rPr>
-        <w:t>ἃ</w:t>
-      </w:r>
-    </w:p>
-    <w:p>
-      <w:pPr/>
-      <w:r>
-        <w:rPr>
-          <w:lang w:val="hi_IN" w:bidi="hi_IN"/>
-        </w:rPr>
-      </w:r>
-      <w:r>
-        <w:rPr>
-          <w:b/>
-          <w:lang w:val="hi_IN" w:bidi="hi_IN"/>
-        </w:rPr>
         <w:t>"</w:t>
       </w:r>
       <w:r>
@@ -5036,21 +4483,6 @@
           <w:b/>
           <w:lang w:val="hi_IN" w:bidi="hi_IN"/>
         </w:rPr>
-        <w:t>εἰργασάμεθα</w:t>
-      </w:r>
-    </w:p>
-    <w:p>
-      <w:pPr/>
-      <w:r>
-        <w:rPr>
-          <w:lang w:val="hi_IN" w:bidi="hi_IN"/>
-        </w:rPr>
-      </w:r>
-      <w:r>
-        <w:rPr>
-          <w:b/>
-          <w:lang w:val="hi_IN" w:bidi="hi_IN"/>
-        </w:rPr>
         <w:t>"</w:t>
       </w:r>
       <w:r>
@@ -5174,21 +4606,6 @@
           <w:b/>
           <w:lang w:val="hi_IN" w:bidi="hi_IN"/>
         </w:rPr>
-        <w:t>εἰργασάμεθα</w:t>
-      </w:r>
-    </w:p>
-    <w:p>
-      <w:pPr/>
-      <w:r>
-        <w:rPr>
-          <w:lang w:val="hi_IN" w:bidi="hi_IN"/>
-        </w:rPr>
-      </w:r>
-      <w:r>
-        <w:rPr>
-          <w:b/>
-          <w:lang w:val="hi_IN" w:bidi="hi_IN"/>
-        </w:rPr>
         <w:t>"</w:t>
       </w:r>
       <w:r>
@@ -5299,21 +4716,6 @@
           <w:b/>
           <w:lang w:val="hi_IN" w:bidi="hi_IN"/>
         </w:rPr>
-        <w:t>μισθὸν πλήρη</w:t>
-      </w:r>
-    </w:p>
-    <w:p>
-      <w:pPr/>
-      <w:r>
-        <w:rPr>
-          <w:lang w:val="hi_IN" w:bidi="hi_IN"/>
-        </w:rPr>
-      </w:r>
-      <w:r>
-        <w:rPr>
-          <w:b/>
-          <w:lang w:val="hi_IN" w:bidi="hi_IN"/>
-        </w:rPr>
         <w:t>"</w:t>
       </w:r>
       <w:r>
@@ -5424,21 +4826,6 @@
           <w:b/>
           <w:lang w:val="hi_IN" w:bidi="hi_IN"/>
         </w:rPr>
-        <w:t>πᾶς ὁ προάγων καὶ μὴ μένων ἐν τῇ διδαχῇ τοῦ Χριστοῦ</w:t>
-      </w:r>
-    </w:p>
-    <w:p>
-      <w:pPr/>
-      <w:r>
-        <w:rPr>
-          <w:lang w:val="hi_IN" w:bidi="hi_IN"/>
-        </w:rPr>
-      </w:r>
-      <w:r>
-        <w:rPr>
-          <w:b/>
-          <w:lang w:val="hi_IN" w:bidi="hi_IN"/>
-        </w:rPr>
         <w:t>"जो कोई आगे बढ़ जाता"</w:t>
       </w:r>
       <w:r>
@@ -5515,21 +4902,6 @@
           <w:b/>
           <w:lang w:val="hi_IN" w:bidi="hi_IN"/>
         </w:rPr>
-        <w:t>πᾶς ὁ προάγων καὶ μὴ μένων ἐν τῇ διδαχῇ τοῦ Χριστοῦ</w:t>
-      </w:r>
-    </w:p>
-    <w:p>
-      <w:pPr/>
-      <w:r>
-        <w:rPr>
-          <w:lang w:val="hi_IN" w:bidi="hi_IN"/>
-        </w:rPr>
-      </w:r>
-      <w:r>
-        <w:rPr>
-          <w:b/>
-          <w:lang w:val="hi_IN" w:bidi="hi_IN"/>
-        </w:rPr>
         <w:t>"</w:t>
       </w:r>
       <w:r>
@@ -5653,21 +5025,6 @@
           <w:b/>
           <w:lang w:val="hi_IN" w:bidi="hi_IN"/>
         </w:rPr>
-        <w:t>Θεὸν οὐκ ἔχει</w:t>
-      </w:r>
-    </w:p>
-    <w:p>
-      <w:pPr/>
-      <w:r>
-        <w:rPr>
-          <w:lang w:val="hi_IN" w:bidi="hi_IN"/>
-        </w:rPr>
-      </w:r>
-      <w:r>
-        <w:rPr>
-          <w:b/>
-          <w:lang w:val="hi_IN" w:bidi="hi_IN"/>
-        </w:rPr>
         <w:t>"पास परमेश्वर नहीं"</w:t>
       </w:r>
     </w:p>
@@ -5731,21 +5088,6 @@
           <w:b/>
           <w:lang w:val="hi_IN" w:bidi="hi_IN"/>
         </w:rPr>
-        <w:t>ὁ μένων ἐν τῇ διδαχῇ, οὗτος καὶ τὸν Πατέρα καὶ τὸν Υἱὸν ἔχει</w:t>
-      </w:r>
-    </w:p>
-    <w:p>
-      <w:pPr/>
-      <w:r>
-        <w:rPr>
-          <w:lang w:val="hi_IN" w:bidi="hi_IN"/>
-        </w:rPr>
-      </w:r>
-      <w:r>
-        <w:rPr>
-          <w:b/>
-          <w:lang w:val="hi_IN" w:bidi="hi_IN"/>
-        </w:rPr>
         <w:t>"जो"</w:t>
       </w:r>
       <w:r>
@@ -5887,21 +5229,6 @@
           <w:b/>
           <w:lang w:val="hi_IN" w:bidi="hi_IN"/>
         </w:rPr>
-        <w:t>ὁ μένων ἐν τῇ διδαχῇ</w:t>
-      </w:r>
-    </w:p>
-    <w:p>
-      <w:pPr/>
-      <w:r>
-        <w:rPr>
-          <w:lang w:val="hi_IN" w:bidi="hi_IN"/>
-        </w:rPr>
-      </w:r>
-      <w:r>
-        <w:rPr>
-          <w:b/>
-          <w:lang w:val="hi_IN" w:bidi="hi_IN"/>
-        </w:rPr>
         <w:t>"</w:t>
       </w:r>
       <w:r>
@@ -5999,21 +5326,6 @@
           <w:b/>
           <w:lang w:val="hi_IN" w:bidi="hi_IN"/>
         </w:rPr>
-        <w:t>οὗτος</w:t>
-      </w:r>
-    </w:p>
-    <w:p>
-      <w:pPr/>
-      <w:r>
-        <w:rPr>
-          <w:lang w:val="hi_IN" w:bidi="hi_IN"/>
-        </w:rPr>
-      </w:r>
-      <w:r>
-        <w:rPr>
-          <w:b/>
-          <w:lang w:val="hi_IN" w:bidi="hi_IN"/>
-        </w:rPr>
         <w:t>"</w:t>
       </w:r>
       <w:r>
@@ -6143,21 +5455,6 @@
           <w:b/>
           <w:lang w:val="hi_IN" w:bidi="hi_IN"/>
         </w:rPr>
-        <w:t>τὸν Πατέρα καὶ τὸν Υἱὸν</w:t>
-      </w:r>
-    </w:p>
-    <w:p>
-      <w:pPr/>
-      <w:r>
-        <w:rPr>
-          <w:lang w:val="hi_IN" w:bidi="hi_IN"/>
-        </w:rPr>
-      </w:r>
-      <w:r>
-        <w:rPr>
-          <w:b/>
-          <w:lang w:val="hi_IN" w:bidi="hi_IN"/>
-        </w:rPr>
         <w:t>"है"</w:t>
       </w:r>
       <w:r>
@@ -6266,21 +5563,6 @@
         <w:rPr>
           <w:lang w:val="hi_IN" w:bidi="hi_IN"/>
         </w:rPr>
-      </w:r>
-    </w:p>
-    <w:p>
-      <w:pPr/>
-      <w:r>
-        <w:rPr>
-          <w:lang w:val="hi_IN" w:bidi="hi_IN"/>
-        </w:rPr>
-      </w:r>
-      <w:r>
-        <w:rPr>
-          <w:b/>
-          <w:lang w:val="hi_IN" w:bidi="hi_IN"/>
-        </w:rPr>
-        <w:t>εἴ τις ἔρχεται πρὸς ὑμᾶς, καὶ ταύτην τὴν διδαχὴν οὐ φέρει</w:t>
       </w:r>
     </w:p>
     <w:p>
@@ -6423,21 +5705,6 @@
           <w:b/>
           <w:lang w:val="hi_IN" w:bidi="hi_IN"/>
         </w:rPr>
-        <w:t>ταύτην τὴν διδαχὴν οὐ φέρει</w:t>
-      </w:r>
-    </w:p>
-    <w:p>
-      <w:pPr/>
-      <w:r>
-        <w:rPr>
-          <w:lang w:val="hi_IN" w:bidi="hi_IN"/>
-        </w:rPr>
-      </w:r>
-      <w:r>
-        <w:rPr>
-          <w:b/>
-          <w:lang w:val="hi_IN" w:bidi="hi_IN"/>
-        </w:rPr>
         <w:t>"यही शिक्षा न दे"</w:t>
       </w:r>
     </w:p>
@@ -6533,21 +5800,6 @@
         <w:rPr>
           <w:lang w:val="hi_IN" w:bidi="hi_IN"/>
         </w:rPr>
-      </w:r>
-    </w:p>
-    <w:p>
-      <w:pPr/>
-      <w:r>
-        <w:rPr>
-          <w:lang w:val="hi_IN" w:bidi="hi_IN"/>
-        </w:rPr>
-      </w:r>
-      <w:r>
-        <w:rPr>
-          <w:b/>
-          <w:lang w:val="hi_IN" w:bidi="hi_IN"/>
-        </w:rPr>
-        <w:t>ταύτην τὴν διδαχὴν</w:t>
       </w:r>
     </w:p>
     <w:p>
@@ -6676,21 +5928,6 @@
           <w:b/>
           <w:lang w:val="hi_IN" w:bidi="hi_IN"/>
         </w:rPr>
-        <w:t>μὴ λαμβάνετε αὐτὸν εἰς οἰκίαν</w:t>
-      </w:r>
-    </w:p>
-    <w:p>
-      <w:pPr/>
-      <w:r>
-        <w:rPr>
-          <w:lang w:val="hi_IN" w:bidi="hi_IN"/>
-        </w:rPr>
-      </w:r>
-      <w:r>
-        <w:rPr>
-          <w:b/>
-          <w:lang w:val="hi_IN" w:bidi="hi_IN"/>
-        </w:rPr>
         <w:t>"उसे"</w:t>
       </w:r>
       <w:r>
@@ -6767,21 +6004,6 @@
           <w:b/>
           <w:lang w:val="hi_IN" w:bidi="hi_IN"/>
         </w:rPr>
-        <w:t>χαίρειν αὐτῷ μὴ λέγετε</w:t>
-      </w:r>
-    </w:p>
-    <w:p>
-      <w:pPr/>
-      <w:r>
-        <w:rPr>
-          <w:lang w:val="hi_IN" w:bidi="hi_IN"/>
-        </w:rPr>
-      </w:r>
-      <w:r>
-        <w:rPr>
-          <w:b/>
-          <w:lang w:val="hi_IN" w:bidi="hi_IN"/>
-        </w:rPr>
         <w:t xml:space="preserve">"उसे </w:t>
       </w:r>
       <w:r>
@@ -6879,21 +6101,6 @@
           <w:b/>
           <w:lang w:val="hi_IN" w:bidi="hi_IN"/>
         </w:rPr>
-        <w:t>ὁ λέγων &amp; αὐτῷ χαίρειν</w:t>
-      </w:r>
-    </w:p>
-    <w:p>
-      <w:pPr/>
-      <w:r>
-        <w:rPr>
-          <w:lang w:val="hi_IN" w:bidi="hi_IN"/>
-        </w:rPr>
-      </w:r>
-      <w:r>
-        <w:rPr>
-          <w:b/>
-          <w:lang w:val="hi_IN" w:bidi="hi_IN"/>
-        </w:rPr>
         <w:t>"</w:t>
       </w:r>
       <w:r>
@@ -7004,21 +6211,6 @@
           <w:b/>
           <w:lang w:val="hi_IN" w:bidi="hi_IN"/>
         </w:rPr>
-        <w:t>κοινωνεῖ τοῖς ἔργοις αὐτοῦ τοῖς πονηροῖς</w:t>
-      </w:r>
-    </w:p>
-    <w:p>
-      <w:pPr/>
-      <w:r>
-        <w:rPr>
-          <w:lang w:val="hi_IN" w:bidi="hi_IN"/>
-        </w:rPr>
-      </w:r>
-      <w:r>
-        <w:rPr>
-          <w:b/>
-          <w:lang w:val="hi_IN" w:bidi="hi_IN"/>
-        </w:rPr>
         <w:t>"है उसके बुरे कामों में सहभागी है"</w:t>
       </w:r>
     </w:p>
@@ -7082,21 +6274,6 @@
           <w:b/>
           <w:lang w:val="hi_IN" w:bidi="hi_IN"/>
         </w:rPr>
-        <w:t>οὐκ ἐβουλήθην διὰ χάρτου καὶ μέλανος</w:t>
-      </w:r>
-    </w:p>
-    <w:p>
-      <w:pPr/>
-      <w:r>
-        <w:rPr>
-          <w:lang w:val="hi_IN" w:bidi="hi_IN"/>
-        </w:rPr>
-      </w:r>
-      <w:r>
-        <w:rPr>
-          <w:b/>
-          <w:lang w:val="hi_IN" w:bidi="hi_IN"/>
-        </w:rPr>
         <w:t>"कागज और स्याही नहीं चाहता"</w:t>
       </w:r>
     </w:p>
@@ -7160,21 +6337,6 @@
           <w:b/>
           <w:lang w:val="hi_IN" w:bidi="hi_IN"/>
         </w:rPr>
-        <w:t>διὰ χάρτου καὶ μέλανος</w:t>
-      </w:r>
-    </w:p>
-    <w:p>
-      <w:pPr/>
-      <w:r>
-        <w:rPr>
-          <w:lang w:val="hi_IN" w:bidi="hi_IN"/>
-        </w:rPr>
-      </w:r>
-      <w:r>
-        <w:rPr>
-          <w:b/>
-          <w:lang w:val="hi_IN" w:bidi="hi_IN"/>
-        </w:rPr>
         <w:t>""</w:t>
       </w:r>
     </w:p>
@@ -7258,21 +6420,6 @@
           <w:b/>
           <w:lang w:val="hi_IN" w:bidi="hi_IN"/>
         </w:rPr>
-        <w:t>γενέσθαι</w:t>
-      </w:r>
-    </w:p>
-    <w:p>
-      <w:pPr/>
-      <w:r>
-        <w:rPr>
-          <w:lang w:val="hi_IN" w:bidi="hi_IN"/>
-        </w:rPr>
-      </w:r>
-      <w:r>
-        <w:rPr>
-          <w:b/>
-          <w:lang w:val="hi_IN" w:bidi="hi_IN"/>
-        </w:rPr>
         <w:t>"</w:t>
       </w:r>
       <w:r>
@@ -7382,21 +6529,6 @@
           <w:b/>
           <w:lang w:val="hi_IN" w:bidi="hi_IN"/>
         </w:rPr>
-        <w:t>στόμα πρὸς στόμα λαλῆσαι</w:t>
-      </w:r>
-    </w:p>
-    <w:p>
-      <w:pPr/>
-      <w:r>
-        <w:rPr>
-          <w:lang w:val="hi_IN" w:bidi="hi_IN"/>
-        </w:rPr>
-      </w:r>
-      <w:r>
-        <w:rPr>
-          <w:b/>
-          <w:lang w:val="hi_IN" w:bidi="hi_IN"/>
-        </w:rPr>
         <w:t>"बातें"</w:t>
       </w:r>
       <w:r>
@@ -7493,21 +6625,6 @@
           <w:b/>
           <w:lang w:val="hi_IN" w:bidi="hi_IN"/>
         </w:rPr>
-        <w:t>ἵνα ἡ χαρὰ ὑμῶν πεπληρωμένη ᾖ</w:t>
-      </w:r>
-    </w:p>
-    <w:p>
-      <w:pPr/>
-      <w:r>
-        <w:rPr>
-          <w:lang w:val="hi_IN" w:bidi="hi_IN"/>
-        </w:rPr>
-      </w:r>
-      <w:r>
-        <w:rPr>
-          <w:b/>
-          <w:lang w:val="hi_IN" w:bidi="hi_IN"/>
-        </w:rPr>
         <w:t>"</w:t>
       </w:r>
       <w:r>
@@ -7605,21 +6722,6 @@
           <w:b/>
           <w:lang w:val="hi_IN" w:bidi="hi_IN"/>
         </w:rPr>
-        <w:t>ἵνα ἡ χαρὰ ὑμῶν πεπληρωμένη ᾖ</w:t>
-      </w:r>
-    </w:p>
-    <w:p>
-      <w:pPr/>
-      <w:r>
-        <w:rPr>
-          <w:lang w:val="hi_IN" w:bidi="hi_IN"/>
-        </w:rPr>
-      </w:r>
-      <w:r>
-        <w:rPr>
-          <w:b/>
-          <w:lang w:val="hi_IN" w:bidi="hi_IN"/>
-        </w:rPr>
         <w:t>"</w:t>
       </w:r>
       <w:r>
@@ -7730,21 +6832,6 @@
           <w:b/>
           <w:lang w:val="hi_IN" w:bidi="hi_IN"/>
         </w:rPr>
-        <w:t>ἡ χαρὰ ὑμῶν πεπληρωμένη ᾖ</w:t>
-      </w:r>
-    </w:p>
-    <w:p>
-      <w:pPr/>
-      <w:r>
-        <w:rPr>
-          <w:lang w:val="hi_IN" w:bidi="hi_IN"/>
-        </w:rPr>
-      </w:r>
-      <w:r>
-        <w:rPr>
-          <w:b/>
-          <w:lang w:val="hi_IN" w:bidi="hi_IN"/>
-        </w:rPr>
         <w:t>"</w:t>
       </w:r>
       <w:r>
@@ -7842,21 +6929,6 @@
           <w:b/>
           <w:lang w:val="hi_IN" w:bidi="hi_IN"/>
         </w:rPr>
-        <w:t>ὑμῶν</w:t>
-      </w:r>
-    </w:p>
-    <w:p>
-      <w:pPr/>
-      <w:r>
-        <w:rPr>
-          <w:lang w:val="hi_IN" w:bidi="hi_IN"/>
-        </w:rPr>
-      </w:r>
-      <w:r>
-        <w:rPr>
-          <w:b/>
-          <w:lang w:val="hi_IN" w:bidi="hi_IN"/>
-        </w:rPr>
         <w:t>"</w:t>
       </w:r>
       <w:r>
@@ -7967,21 +7039,6 @@
           <w:b/>
           <w:lang w:val="hi_IN" w:bidi="hi_IN"/>
         </w:rPr>
-        <w:t>τὰ τέκνα τῆς ἀδελφῆς σου τῆς ἐκλεκτῆς</w:t>
-      </w:r>
-    </w:p>
-    <w:p>
-      <w:pPr/>
-      <w:r>
-        <w:rPr>
-          <w:lang w:val="hi_IN" w:bidi="hi_IN"/>
-        </w:rPr>
-      </w:r>
-      <w:r>
-        <w:rPr>
-          <w:b/>
-          <w:lang w:val="hi_IN" w:bidi="hi_IN"/>
-        </w:rPr>
         <w:t>"तेरी चुनी हुई बहन बच्चे"</w:t>
       </w:r>
     </w:p>
@@ -8065,21 +7122,6 @@
           <w:b/>
           <w:lang w:val="hi_IN" w:bidi="hi_IN"/>
         </w:rPr>
-        <w:t>τὰ τέκνα τῆς ἀδελφῆς σου τῆς ἐκλεκτῆς</w:t>
-      </w:r>
-    </w:p>
-    <w:p>
-      <w:pPr/>
-      <w:r>
-        <w:rPr>
-          <w:lang w:val="hi_IN" w:bidi="hi_IN"/>
-        </w:rPr>
-      </w:r>
-      <w:r>
-        <w:rPr>
-          <w:b/>
-          <w:lang w:val="hi_IN" w:bidi="hi_IN"/>
-        </w:rPr>
         <w:t>"</w:t>
       </w:r>
       <w:r>
@@ -8190,21 +7232,6 @@
           <w:b/>
           <w:lang w:val="hi_IN" w:bidi="hi_IN"/>
         </w:rPr>
-        <w:t>ἀσπάζεταί σε</w:t>
-      </w:r>
-    </w:p>
-    <w:p>
-      <w:pPr/>
-      <w:r>
-        <w:rPr>
-          <w:lang w:val="hi_IN" w:bidi="hi_IN"/>
-        </w:rPr>
-      </w:r>
-      <w:r>
-        <w:rPr>
-          <w:b/>
-          <w:lang w:val="hi_IN" w:bidi="hi_IN"/>
-        </w:rPr>
         <w:t>"</w:t>
       </w:r>
       <w:r>
@@ -8288,21 +7315,6 @@
         <w:rPr>
           <w:lang w:val="hi_IN" w:bidi="hi_IN"/>
         </w:rPr>
-      </w:r>
-    </w:p>
-    <w:p>
-      <w:pPr/>
-      <w:r>
-        <w:rPr>
-          <w:lang w:val="hi_IN" w:bidi="hi_IN"/>
-        </w:rPr>
-      </w:r>
-      <w:r>
-        <w:rPr>
-          <w:b/>
-          <w:lang w:val="hi_IN" w:bidi="hi_IN"/>
-        </w:rPr>
-        <w:t>σε &amp; σου</w:t>
       </w:r>
     </w:p>
     <w:p>

--- a/hin/docx/63.content.docx
+++ b/hin/docx/63.content.docx
@@ -19,7 +19,7 @@
         <w:rPr>
           <w:lang w:val="hi_IN" w:bidi="hi_IN"/>
         </w:rPr>
-        <w:t>Resource: अनुवाद नोट्स (अनफोल्डिंग वर्ड)</w:t>
+        <w:t>Resource: unfoldingWord® Translation Notes</w:t>
       </w:r>
       <w:r>
         <w:rPr>
@@ -90,7 +90,7 @@
         <w:rPr>
           <w:lang w:val="hi_IN" w:bidi="hi_IN"/>
         </w:rPr>
-        <w:t>अनुवाद नोट्स (अनफोल्डिंग वर्ड)</w:t>
+        <w:t>unfoldingWord® Translation Notes</w:t>
       </w:r>
     </w:p>
     <w:p>

--- a/hin/docx/63.content.docx
+++ b/hin/docx/63.content.docx
@@ -638,6 +638,21 @@
           <w:b/>
           <w:lang w:val="hi_IN" w:bidi="hi_IN"/>
         </w:rPr>
+        <w:t>ὁ πρεσβύτερος</w:t>
+      </w:r>
+    </w:p>
+    <w:p>
+      <w:pPr/>
+      <w:r>
+        <w:rPr>
+          <w:lang w:val="hi_IN" w:bidi="hi_IN"/>
+        </w:rPr>
+      </w:r>
+      <w:r>
+        <w:rPr>
+          <w:b/>
+          <w:lang w:val="hi_IN" w:bidi="hi_IN"/>
+        </w:rPr>
         <w:t>"</w:t>
       </w:r>
       <w:r>
@@ -735,6 +750,21 @@
           <w:b/>
           <w:lang w:val="hi_IN" w:bidi="hi_IN"/>
         </w:rPr>
+        <w:t>ὁ πρεσβύτερος</w:t>
+      </w:r>
+    </w:p>
+    <w:p>
+      <w:pPr/>
+      <w:r>
+        <w:rPr>
+          <w:lang w:val="hi_IN" w:bidi="hi_IN"/>
+        </w:rPr>
+      </w:r>
+      <w:r>
+        <w:rPr>
+          <w:b/>
+          <w:lang w:val="hi_IN" w:bidi="hi_IN"/>
+        </w:rPr>
         <w:t>"मुझ प्राचीन"</w:t>
       </w:r>
       <w:r>
@@ -844,6 +874,21 @@
           <w:b/>
           <w:lang w:val="hi_IN" w:bidi="hi_IN"/>
         </w:rPr>
+        <w:t>ἐκλεκτῇ κυρίᾳ καὶ τοῖς τέκνοις αὐτῆς</w:t>
+      </w:r>
+    </w:p>
+    <w:p>
+      <w:pPr/>
+      <w:r>
+        <w:rPr>
+          <w:lang w:val="hi_IN" w:bidi="hi_IN"/>
+        </w:rPr>
+      </w:r>
+      <w:r>
+        <w:rPr>
+          <w:b/>
+          <w:lang w:val="hi_IN" w:bidi="hi_IN"/>
+        </w:rPr>
         <w:t>"चुनी हुई महिला और उसके बच्चों जिनसे"</w:t>
       </w:r>
     </w:p>
@@ -927,6 +972,21 @@
           <w:b/>
           <w:lang w:val="hi_IN" w:bidi="hi_IN"/>
         </w:rPr>
+        <w:t>ἐκλεκτῇ κυρίᾳ καὶ τοῖς τέκνοις αὐτῆς</w:t>
+      </w:r>
+    </w:p>
+    <w:p>
+      <w:pPr/>
+      <w:r>
+        <w:rPr>
+          <w:lang w:val="hi_IN" w:bidi="hi_IN"/>
+        </w:rPr>
+      </w:r>
+      <w:r>
+        <w:rPr>
+          <w:b/>
+          <w:lang w:val="hi_IN" w:bidi="hi_IN"/>
+        </w:rPr>
         <w:t>"</w:t>
       </w:r>
       <w:r>
@@ -1037,6 +1097,21 @@
           <w:b/>
           <w:lang w:val="hi_IN" w:bidi="hi_IN"/>
         </w:rPr>
+        <w:t>ἐκλεκτῇ κυρίᾳ καὶ τοῖς τέκνοις αὐτῆς</w:t>
+      </w:r>
+    </w:p>
+    <w:p>
+      <w:pPr/>
+      <w:r>
+        <w:rPr>
+          <w:lang w:val="hi_IN" w:bidi="hi_IN"/>
+        </w:rPr>
+      </w:r>
+      <w:r>
+        <w:rPr>
+          <w:b/>
+          <w:lang w:val="hi_IN" w:bidi="hi_IN"/>
+        </w:rPr>
         <w:t>"</w:t>
       </w:r>
       <w:r>
@@ -1147,6 +1222,21 @@
           <w:b/>
           <w:lang w:val="hi_IN" w:bidi="hi_IN"/>
         </w:rPr>
+        <w:t>ἀγαπῶ ἐν ἀληθείᾳ</w:t>
+      </w:r>
+    </w:p>
+    <w:p>
+      <w:pPr/>
+      <w:r>
+        <w:rPr>
+          <w:lang w:val="hi_IN" w:bidi="hi_IN"/>
+        </w:rPr>
+      </w:r>
+      <w:r>
+        <w:rPr>
+          <w:b/>
+          <w:lang w:val="hi_IN" w:bidi="hi_IN"/>
+        </w:rPr>
         <w:t>"</w:t>
       </w:r>
       <w:r>
@@ -1270,6 +1360,21 @@
           <w:b/>
           <w:lang w:val="hi_IN" w:bidi="hi_IN"/>
         </w:rPr>
+        <w:t>πάντες οἱ ἐγνωκότες τὴν ἀλήθειαν</w:t>
+      </w:r>
+    </w:p>
+    <w:p>
+      <w:pPr/>
+      <w:r>
+        <w:rPr>
+          <w:lang w:val="hi_IN" w:bidi="hi_IN"/>
+        </w:rPr>
+      </w:r>
+      <w:r>
+        <w:rPr>
+          <w:b/>
+          <w:lang w:val="hi_IN" w:bidi="hi_IN"/>
+        </w:rPr>
         <w:t>"</w:t>
       </w:r>
       <w:r>
@@ -1393,6 +1498,21 @@
           <w:b/>
           <w:lang w:val="hi_IN" w:bidi="hi_IN"/>
         </w:rPr>
+        <w:t>τὴν ἀλήθειαν</w:t>
+      </w:r>
+    </w:p>
+    <w:p>
+      <w:pPr/>
+      <w:r>
+        <w:rPr>
+          <w:lang w:val="hi_IN" w:bidi="hi_IN"/>
+        </w:rPr>
+      </w:r>
+      <w:r>
+        <w:rPr>
+          <w:b/>
+          <w:lang w:val="hi_IN" w:bidi="hi_IN"/>
+        </w:rPr>
         <w:t>"वह सत्य"</w:t>
       </w:r>
     </w:p>
@@ -1489,6 +1609,21 @@
           <w:b/>
           <w:lang w:val="hi_IN" w:bidi="hi_IN"/>
         </w:rPr>
+        <w:t>ἡμῖν &amp; ἡμῶν</w:t>
+      </w:r>
+    </w:p>
+    <w:p>
+      <w:pPr/>
+      <w:r>
+        <w:rPr>
+          <w:lang w:val="hi_IN" w:bidi="hi_IN"/>
+        </w:rPr>
+      </w:r>
+      <w:r>
+        <w:rPr>
+          <w:b/>
+          <w:lang w:val="hi_IN" w:bidi="hi_IN"/>
+        </w:rPr>
         <w:t>"हम"</w:t>
       </w:r>
       <w:r>
@@ -1598,6 +1733,21 @@
           <w:b/>
           <w:lang w:val="hi_IN" w:bidi="hi_IN"/>
         </w:rPr>
+        <w:t>εἰς τὸν αἰῶνα</w:t>
+      </w:r>
+    </w:p>
+    <w:p>
+      <w:pPr/>
+      <w:r>
+        <w:rPr>
+          <w:lang w:val="hi_IN" w:bidi="hi_IN"/>
+        </w:rPr>
+      </w:r>
+      <w:r>
+        <w:rPr>
+          <w:b/>
+          <w:lang w:val="hi_IN" w:bidi="hi_IN"/>
+        </w:rPr>
         <w:t>"</w:t>
       </w:r>
       <w:r>
@@ -1695,6 +1845,21 @@
           <w:b/>
           <w:lang w:val="hi_IN" w:bidi="hi_IN"/>
         </w:rPr>
+        <w:t>ἔσται μεθ’ ἡμῶν χάρις, ἔλεος, εἰρήνη, παρὰ Θεοῦ Πατρός καὶ παρὰ Ἰησοῦ Χριστοῦ</w:t>
+      </w:r>
+    </w:p>
+    <w:p>
+      <w:pPr/>
+      <w:r>
+        <w:rPr>
+          <w:lang w:val="hi_IN" w:bidi="hi_IN"/>
+        </w:rPr>
+      </w:r>
+      <w:r>
+        <w:rPr>
+          <w:b/>
+          <w:lang w:val="hi_IN" w:bidi="hi_IN"/>
+        </w:rPr>
         <w:t>"</w:t>
       </w:r>
       <w:r>
@@ -1857,6 +2022,21 @@
           <w:b/>
           <w:lang w:val="hi_IN" w:bidi="hi_IN"/>
         </w:rPr>
+        <w:t>ἔσται μεθ’ ἡμῶν χάρις, ἔλεος, εἰρήνη</w:t>
+      </w:r>
+    </w:p>
+    <w:p>
+      <w:pPr/>
+      <w:r>
+        <w:rPr>
+          <w:lang w:val="hi_IN" w:bidi="hi_IN"/>
+        </w:rPr>
+      </w:r>
+      <w:r>
+        <w:rPr>
+          <w:b/>
+          <w:lang w:val="hi_IN" w:bidi="hi_IN"/>
+        </w:rPr>
         <w:t>"</w:t>
       </w:r>
       <w:r>
@@ -1954,6 +2134,21 @@
           <w:b/>
           <w:lang w:val="hi_IN" w:bidi="hi_IN"/>
         </w:rPr>
+        <w:t>Πατρός &amp; Υἱοῦ</w:t>
+      </w:r>
+    </w:p>
+    <w:p>
+      <w:pPr/>
+      <w:r>
+        <w:rPr>
+          <w:lang w:val="hi_IN" w:bidi="hi_IN"/>
+        </w:rPr>
+      </w:r>
+      <w:r>
+        <w:rPr>
+          <w:b/>
+          <w:lang w:val="hi_IN" w:bidi="hi_IN"/>
+        </w:rPr>
         <w:t>"पिता"</w:t>
       </w:r>
       <w:r>
@@ -2070,6 +2265,21 @@
           <w:b/>
           <w:lang w:val="hi_IN" w:bidi="hi_IN"/>
         </w:rPr>
+        <w:t>ἐν ἀληθείᾳ καὶ ἀγάπῃ</w:t>
+      </w:r>
+    </w:p>
+    <w:p>
+      <w:pPr/>
+      <w:r>
+        <w:rPr>
+          <w:lang w:val="hi_IN" w:bidi="hi_IN"/>
+        </w:rPr>
+      </w:r>
+      <w:r>
+        <w:rPr>
+          <w:b/>
+          <w:lang w:val="hi_IN" w:bidi="hi_IN"/>
+        </w:rPr>
         <w:t>"के"</w:t>
       </w:r>
       <w:r>
@@ -2205,6 +2415,21 @@
           <w:b/>
           <w:lang w:val="hi_IN" w:bidi="hi_IN"/>
         </w:rPr>
+        <w:t>ἐχάρην λείαν ὅτι εὕρηκα ἐκ τῶν τέκνων σου περιπατοῦντας ἐν ἀληθείᾳ</w:t>
+      </w:r>
+    </w:p>
+    <w:p>
+      <w:pPr/>
+      <w:r>
+        <w:rPr>
+          <w:lang w:val="hi_IN" w:bidi="hi_IN"/>
+        </w:rPr>
+      </w:r>
+      <w:r>
+        <w:rPr>
+          <w:b/>
+          <w:lang w:val="hi_IN" w:bidi="hi_IN"/>
+        </w:rPr>
         <w:t>"</w:t>
       </w:r>
       <w:r>
@@ -2301,6 +2526,21 @@
         <w:rPr>
           <w:lang w:val="hi_IN" w:bidi="hi_IN"/>
         </w:rPr>
+      </w:r>
+    </w:p>
+    <w:p>
+      <w:pPr/>
+      <w:r>
+        <w:rPr>
+          <w:lang w:val="hi_IN" w:bidi="hi_IN"/>
+        </w:rPr>
+      </w:r>
+      <w:r>
+        <w:rPr>
+          <w:b/>
+          <w:lang w:val="hi_IN" w:bidi="hi_IN"/>
+        </w:rPr>
+        <w:t>τῶν τέκνων σου</w:t>
       </w:r>
     </w:p>
     <w:p>
@@ -2443,6 +2683,21 @@
           <w:b/>
           <w:lang w:val="hi_IN" w:bidi="hi_IN"/>
         </w:rPr>
+        <w:t>τῶν τέκνων σου</w:t>
+      </w:r>
+    </w:p>
+    <w:p>
+      <w:pPr/>
+      <w:r>
+        <w:rPr>
+          <w:lang w:val="hi_IN" w:bidi="hi_IN"/>
+        </w:rPr>
+      </w:r>
+      <w:r>
+        <w:rPr>
+          <w:b/>
+          <w:lang w:val="hi_IN" w:bidi="hi_IN"/>
+        </w:rPr>
         <w:t>"तेरे बच्चों को"</w:t>
       </w:r>
       <w:r>
@@ -2552,6 +2807,21 @@
           <w:b/>
           <w:lang w:val="hi_IN" w:bidi="hi_IN"/>
         </w:rPr>
+        <w:t>περιπατοῦντας ἐν ἀληθείᾳ</w:t>
+      </w:r>
+    </w:p>
+    <w:p>
+      <w:pPr/>
+      <w:r>
+        <w:rPr>
+          <w:lang w:val="hi_IN" w:bidi="hi_IN"/>
+        </w:rPr>
+      </w:r>
+      <w:r>
+        <w:rPr>
+          <w:b/>
+          <w:lang w:val="hi_IN" w:bidi="hi_IN"/>
+        </w:rPr>
         <w:t>"</w:t>
       </w:r>
       <w:r>
@@ -2649,6 +2919,21 @@
           <w:b/>
           <w:lang w:val="hi_IN" w:bidi="hi_IN"/>
         </w:rPr>
+        <w:t>ἐν ἀληθείᾳ</w:t>
+      </w:r>
+    </w:p>
+    <w:p>
+      <w:pPr/>
+      <w:r>
+        <w:rPr>
+          <w:lang w:val="hi_IN" w:bidi="hi_IN"/>
+        </w:rPr>
+      </w:r>
+      <w:r>
+        <w:rPr>
+          <w:b/>
+          <w:lang w:val="hi_IN" w:bidi="hi_IN"/>
+        </w:rPr>
         <w:t>"सत्य पर"</w:t>
       </w:r>
     </w:p>
@@ -2745,6 +3030,21 @@
           <w:b/>
           <w:lang w:val="hi_IN" w:bidi="hi_IN"/>
         </w:rPr>
+        <w:t>καθὼς ἐντολὴν ἐλάβομεν παρὰ τοῦ Πατρός</w:t>
+      </w:r>
+    </w:p>
+    <w:p>
+      <w:pPr/>
+      <w:r>
+        <w:rPr>
+          <w:lang w:val="hi_IN" w:bidi="hi_IN"/>
+        </w:rPr>
+      </w:r>
+      <w:r>
+        <w:rPr>
+          <w:b/>
+          <w:lang w:val="hi_IN" w:bidi="hi_IN"/>
+        </w:rPr>
         <w:t>"आज्ञा के अनुसार"</w:t>
       </w:r>
       <w:r>
@@ -2873,6 +3173,21 @@
           <w:b/>
           <w:lang w:val="hi_IN" w:bidi="hi_IN"/>
         </w:rPr>
+        <w:t>τοῦ Πατρός</w:t>
+      </w:r>
+    </w:p>
+    <w:p>
+      <w:pPr/>
+      <w:r>
+        <w:rPr>
+          <w:lang w:val="hi_IN" w:bidi="hi_IN"/>
+        </w:rPr>
+      </w:r>
+      <w:r>
+        <w:rPr>
+          <w:b/>
+          <w:lang w:val="hi_IN" w:bidi="hi_IN"/>
+        </w:rPr>
         <w:t>"पिता की"</w:t>
       </w:r>
     </w:p>
@@ -2963,6 +3278,21 @@
           <w:b/>
           <w:lang w:val="hi_IN" w:bidi="hi_IN"/>
         </w:rPr>
+        <w:t>καὶ νῦν</w:t>
+      </w:r>
+    </w:p>
+    <w:p>
+      <w:pPr/>
+      <w:r>
+        <w:rPr>
+          <w:lang w:val="hi_IN" w:bidi="hi_IN"/>
+        </w:rPr>
+      </w:r>
+      <w:r>
+        <w:rPr>
+          <w:b/>
+          <w:lang w:val="hi_IN" w:bidi="hi_IN"/>
+        </w:rPr>
         <w:t>"अब"</w:t>
       </w:r>
     </w:p>
@@ -3059,6 +3389,21 @@
           <w:b/>
           <w:lang w:val="hi_IN" w:bidi="hi_IN"/>
         </w:rPr>
+        <w:t>σε, &amp; σοι</w:t>
+      </w:r>
+    </w:p>
+    <w:p>
+      <w:pPr/>
+      <w:r>
+        <w:rPr>
+          <w:lang w:val="hi_IN" w:bidi="hi_IN"/>
+        </w:rPr>
+      </w:r>
+      <w:r>
+        <w:rPr>
+          <w:b/>
+          <w:lang w:val="hi_IN" w:bidi="hi_IN"/>
+        </w:rPr>
         <w:t>"महिला तुझे"</w:t>
       </w:r>
       <w:r>
@@ -3154,6 +3499,21 @@
         <w:rPr>
           <w:lang w:val="hi_IN" w:bidi="hi_IN"/>
         </w:rPr>
+      </w:r>
+    </w:p>
+    <w:p>
+      <w:pPr/>
+      <w:r>
+        <w:rPr>
+          <w:lang w:val="hi_IN" w:bidi="hi_IN"/>
+        </w:rPr>
+      </w:r>
+      <w:r>
+        <w:rPr>
+          <w:b/>
+          <w:lang w:val="hi_IN" w:bidi="hi_IN"/>
+        </w:rPr>
+        <w:t>κυρία</w:t>
       </w:r>
     </w:p>
     <w:p>
@@ -3309,6 +3669,21 @@
           <w:b/>
           <w:lang w:val="hi_IN" w:bidi="hi_IN"/>
         </w:rPr>
+        <w:t>οὐχ ὡς ἐντολὴν καινὴν γράφων σοι</w:t>
+      </w:r>
+    </w:p>
+    <w:p>
+      <w:pPr/>
+      <w:r>
+        <w:rPr>
+          <w:lang w:val="hi_IN" w:bidi="hi_IN"/>
+        </w:rPr>
+      </w:r>
+      <w:r>
+        <w:rPr>
+          <w:b/>
+          <w:lang w:val="hi_IN" w:bidi="hi_IN"/>
+        </w:rPr>
         <w:t>"तुझे नई आज्ञा नहीं"</w:t>
       </w:r>
       <w:r>
@@ -3385,6 +3760,21 @@
           <w:b/>
           <w:lang w:val="hi_IN" w:bidi="hi_IN"/>
         </w:rPr>
+        <w:t>ἀπ’ ἀρχῆς</w:t>
+      </w:r>
+    </w:p>
+    <w:p>
+      <w:pPr/>
+      <w:r>
+        <w:rPr>
+          <w:lang w:val="hi_IN" w:bidi="hi_IN"/>
+        </w:rPr>
+      </w:r>
+      <w:r>
+        <w:rPr>
+          <w:b/>
+          <w:lang w:val="hi_IN" w:bidi="hi_IN"/>
+        </w:rPr>
         <w:t>"पर जो आरम्भ हमारे"</w:t>
       </w:r>
     </w:p>
@@ -3468,6 +3858,21 @@
           <w:b/>
           <w:lang w:val="hi_IN" w:bidi="hi_IN"/>
         </w:rPr>
+        <w:t>περιπατῶμεν κατὰ &amp; ἐν αὐτῇ περιπατῆτε</w:t>
+      </w:r>
+    </w:p>
+    <w:p>
+      <w:pPr/>
+      <w:r>
+        <w:rPr>
+          <w:lang w:val="hi_IN" w:bidi="hi_IN"/>
+        </w:rPr>
+      </w:r>
+      <w:r>
+        <w:rPr>
+          <w:b/>
+          <w:lang w:val="hi_IN" w:bidi="hi_IN"/>
+        </w:rPr>
         <w:t>"यह है"</w:t>
       </w:r>
       <w:r>
@@ -3563,6 +3968,21 @@
         <w:rPr>
           <w:lang w:val="hi_IN" w:bidi="hi_IN"/>
         </w:rPr>
+      </w:r>
+    </w:p>
+    <w:p>
+      <w:pPr/>
+      <w:r>
+        <w:rPr>
+          <w:lang w:val="hi_IN" w:bidi="hi_IN"/>
+        </w:rPr>
+      </w:r>
+      <w:r>
+        <w:rPr>
+          <w:b/>
+          <w:lang w:val="hi_IN" w:bidi="hi_IN"/>
+        </w:rPr>
+        <w:t>ἠκούσατε &amp; περιπατῆτε</w:t>
       </w:r>
     </w:p>
     <w:p>
@@ -3705,6 +4125,21 @@
           <w:b/>
           <w:lang w:val="hi_IN" w:bidi="hi_IN"/>
         </w:rPr>
+        <w:t>ὅτι</w:t>
+      </w:r>
+    </w:p>
+    <w:p>
+      <w:pPr/>
+      <w:r>
+        <w:rPr>
+          <w:lang w:val="hi_IN" w:bidi="hi_IN"/>
+        </w:rPr>
+      </w:r>
+      <w:r>
+        <w:rPr>
+          <w:b/>
+          <w:lang w:val="hi_IN" w:bidi="hi_IN"/>
+        </w:rPr>
         <w:t>"क्योंकि"</w:t>
       </w:r>
     </w:p>
@@ -3801,6 +4236,21 @@
           <w:b/>
           <w:lang w:val="hi_IN" w:bidi="hi_IN"/>
         </w:rPr>
+        <w:t>ὅτι πολλοὶ πλάνοι ἐξῆλθαν εἰς τὸν κόσμον</w:t>
+      </w:r>
+    </w:p>
+    <w:p>
+      <w:pPr/>
+      <w:r>
+        <w:rPr>
+          <w:lang w:val="hi_IN" w:bidi="hi_IN"/>
+        </w:rPr>
+      </w:r>
+      <w:r>
+        <w:rPr>
+          <w:b/>
+          <w:lang w:val="hi_IN" w:bidi="hi_IN"/>
+        </w:rPr>
         <w:t>"क्योंकि बहुत भरमानेवाले जगत में निकल आए हैं"</w:t>
       </w:r>
     </w:p>
@@ -3864,6 +4314,21 @@
           <w:b/>
           <w:lang w:val="hi_IN" w:bidi="hi_IN"/>
         </w:rPr>
+        <w:t>Ἰησοῦν Χριστὸν ἐρχόμενον ἐν σαρκί</w:t>
+      </w:r>
+    </w:p>
+    <w:p>
+      <w:pPr/>
+      <w:r>
+        <w:rPr>
+          <w:lang w:val="hi_IN" w:bidi="hi_IN"/>
+        </w:rPr>
+      </w:r>
+      <w:r>
+        <w:rPr>
+          <w:b/>
+          <w:lang w:val="hi_IN" w:bidi="hi_IN"/>
+        </w:rPr>
         <w:t>"यीशु मसीह शरीर में"</w:t>
       </w:r>
       <w:r>
@@ -3960,6 +4425,21 @@
           <w:b/>
           <w:lang w:val="hi_IN" w:bidi="hi_IN"/>
         </w:rPr>
+        <w:t>οὗτός ἐστιν ὁ πλάνος καὶ ὁ ἀντίχριστος</w:t>
+      </w:r>
+    </w:p>
+    <w:p>
+      <w:pPr/>
+      <w:r>
+        <w:rPr>
+          <w:lang w:val="hi_IN" w:bidi="hi_IN"/>
+        </w:rPr>
+      </w:r>
+      <w:r>
+        <w:rPr>
+          <w:b/>
+          <w:lang w:val="hi_IN" w:bidi="hi_IN"/>
+        </w:rPr>
         <w:t>"</w:t>
       </w:r>
       <w:r>
@@ -4064,6 +4544,21 @@
           <w:b/>
           <w:lang w:val="hi_IN" w:bidi="hi_IN"/>
         </w:rPr>
+        <w:t>ὁ πλάνος καὶ ὁ ἀντίχριστος</w:t>
+      </w:r>
+    </w:p>
+    <w:p>
+      <w:pPr/>
+      <w:r>
+        <w:rPr>
+          <w:lang w:val="hi_IN" w:bidi="hi_IN"/>
+        </w:rPr>
+      </w:r>
+      <w:r>
+        <w:rPr>
+          <w:b/>
+          <w:lang w:val="hi_IN" w:bidi="hi_IN"/>
+        </w:rPr>
         <w:t>"</w:t>
       </w:r>
       <w:r>
@@ -4187,6 +4682,21 @@
           <w:b/>
           <w:lang w:val="hi_IN" w:bidi="hi_IN"/>
         </w:rPr>
+        <w:t>βλέπετε ἑαυτούς</w:t>
+      </w:r>
+    </w:p>
+    <w:p>
+      <w:pPr/>
+      <w:r>
+        <w:rPr>
+          <w:lang w:val="hi_IN" w:bidi="hi_IN"/>
+        </w:rPr>
+      </w:r>
+      <w:r>
+        <w:rPr>
+          <w:b/>
+          <w:lang w:val="hi_IN" w:bidi="hi_IN"/>
+        </w:rPr>
         <w:t>"</w:t>
       </w:r>
       <w:r>
@@ -4297,6 +4807,21 @@
           <w:b/>
           <w:lang w:val="hi_IN" w:bidi="hi_IN"/>
         </w:rPr>
+        <w:t>βλέπετε ἑαυτούς</w:t>
+      </w:r>
+    </w:p>
+    <w:p>
+      <w:pPr/>
+      <w:r>
+        <w:rPr>
+          <w:lang w:val="hi_IN" w:bidi="hi_IN"/>
+        </w:rPr>
+      </w:r>
+      <w:r>
+        <w:rPr>
+          <w:b/>
+          <w:lang w:val="hi_IN" w:bidi="hi_IN"/>
+        </w:rPr>
         <w:t>"अपने विषय में चौकस रहो"</w:t>
       </w:r>
     </w:p>
@@ -4360,6 +4885,21 @@
           <w:b/>
           <w:lang w:val="hi_IN" w:bidi="hi_IN"/>
         </w:rPr>
+        <w:t>ἃ</w:t>
+      </w:r>
+    </w:p>
+    <w:p>
+      <w:pPr/>
+      <w:r>
+        <w:rPr>
+          <w:lang w:val="hi_IN" w:bidi="hi_IN"/>
+        </w:rPr>
+      </w:r>
+      <w:r>
+        <w:rPr>
+          <w:b/>
+          <w:lang w:val="hi_IN" w:bidi="hi_IN"/>
+        </w:rPr>
         <w:t>"</w:t>
       </w:r>
       <w:r>
@@ -4483,6 +5023,21 @@
           <w:b/>
           <w:lang w:val="hi_IN" w:bidi="hi_IN"/>
         </w:rPr>
+        <w:t>εἰργασάμεθα</w:t>
+      </w:r>
+    </w:p>
+    <w:p>
+      <w:pPr/>
+      <w:r>
+        <w:rPr>
+          <w:lang w:val="hi_IN" w:bidi="hi_IN"/>
+        </w:rPr>
+      </w:r>
+      <w:r>
+        <w:rPr>
+          <w:b/>
+          <w:lang w:val="hi_IN" w:bidi="hi_IN"/>
+        </w:rPr>
         <w:t>"</w:t>
       </w:r>
       <w:r>
@@ -4606,6 +5161,21 @@
           <w:b/>
           <w:lang w:val="hi_IN" w:bidi="hi_IN"/>
         </w:rPr>
+        <w:t>εἰργασάμεθα</w:t>
+      </w:r>
+    </w:p>
+    <w:p>
+      <w:pPr/>
+      <w:r>
+        <w:rPr>
+          <w:lang w:val="hi_IN" w:bidi="hi_IN"/>
+        </w:rPr>
+      </w:r>
+      <w:r>
+        <w:rPr>
+          <w:b/>
+          <w:lang w:val="hi_IN" w:bidi="hi_IN"/>
+        </w:rPr>
         <w:t>"</w:t>
       </w:r>
       <w:r>
@@ -4716,6 +5286,21 @@
           <w:b/>
           <w:lang w:val="hi_IN" w:bidi="hi_IN"/>
         </w:rPr>
+        <w:t>μισθὸν πλήρη</w:t>
+      </w:r>
+    </w:p>
+    <w:p>
+      <w:pPr/>
+      <w:r>
+        <w:rPr>
+          <w:lang w:val="hi_IN" w:bidi="hi_IN"/>
+        </w:rPr>
+      </w:r>
+      <w:r>
+        <w:rPr>
+          <w:b/>
+          <w:lang w:val="hi_IN" w:bidi="hi_IN"/>
+        </w:rPr>
         <w:t>"</w:t>
       </w:r>
       <w:r>
@@ -4826,6 +5411,21 @@
           <w:b/>
           <w:lang w:val="hi_IN" w:bidi="hi_IN"/>
         </w:rPr>
+        <w:t>πᾶς ὁ προάγων καὶ μὴ μένων ἐν τῇ διδαχῇ τοῦ Χριστοῦ</w:t>
+      </w:r>
+    </w:p>
+    <w:p>
+      <w:pPr/>
+      <w:r>
+        <w:rPr>
+          <w:lang w:val="hi_IN" w:bidi="hi_IN"/>
+        </w:rPr>
+      </w:r>
+      <w:r>
+        <w:rPr>
+          <w:b/>
+          <w:lang w:val="hi_IN" w:bidi="hi_IN"/>
+        </w:rPr>
         <w:t>"जो कोई आगे बढ़ जाता"</w:t>
       </w:r>
       <w:r>
@@ -4902,6 +5502,21 @@
           <w:b/>
           <w:lang w:val="hi_IN" w:bidi="hi_IN"/>
         </w:rPr>
+        <w:t>πᾶς ὁ προάγων καὶ μὴ μένων ἐν τῇ διδαχῇ τοῦ Χριστοῦ</w:t>
+      </w:r>
+    </w:p>
+    <w:p>
+      <w:pPr/>
+      <w:r>
+        <w:rPr>
+          <w:lang w:val="hi_IN" w:bidi="hi_IN"/>
+        </w:rPr>
+      </w:r>
+      <w:r>
+        <w:rPr>
+          <w:b/>
+          <w:lang w:val="hi_IN" w:bidi="hi_IN"/>
+        </w:rPr>
         <w:t>"</w:t>
       </w:r>
       <w:r>
@@ -5025,6 +5640,21 @@
           <w:b/>
           <w:lang w:val="hi_IN" w:bidi="hi_IN"/>
         </w:rPr>
+        <w:t>Θεὸν οὐκ ἔχει</w:t>
+      </w:r>
+    </w:p>
+    <w:p>
+      <w:pPr/>
+      <w:r>
+        <w:rPr>
+          <w:lang w:val="hi_IN" w:bidi="hi_IN"/>
+        </w:rPr>
+      </w:r>
+      <w:r>
+        <w:rPr>
+          <w:b/>
+          <w:lang w:val="hi_IN" w:bidi="hi_IN"/>
+        </w:rPr>
         <w:t>"पास परमेश्वर नहीं"</w:t>
       </w:r>
     </w:p>
@@ -5088,6 +5718,21 @@
           <w:b/>
           <w:lang w:val="hi_IN" w:bidi="hi_IN"/>
         </w:rPr>
+        <w:t>ὁ μένων ἐν τῇ διδαχῇ, οὗτος καὶ τὸν Πατέρα καὶ τὸν Υἱὸν ἔχει</w:t>
+      </w:r>
+    </w:p>
+    <w:p>
+      <w:pPr/>
+      <w:r>
+        <w:rPr>
+          <w:lang w:val="hi_IN" w:bidi="hi_IN"/>
+        </w:rPr>
+      </w:r>
+      <w:r>
+        <w:rPr>
+          <w:b/>
+          <w:lang w:val="hi_IN" w:bidi="hi_IN"/>
+        </w:rPr>
         <w:t>"जो"</w:t>
       </w:r>
       <w:r>
@@ -5229,6 +5874,21 @@
           <w:b/>
           <w:lang w:val="hi_IN" w:bidi="hi_IN"/>
         </w:rPr>
+        <w:t>ὁ μένων ἐν τῇ διδαχῇ</w:t>
+      </w:r>
+    </w:p>
+    <w:p>
+      <w:pPr/>
+      <w:r>
+        <w:rPr>
+          <w:lang w:val="hi_IN" w:bidi="hi_IN"/>
+        </w:rPr>
+      </w:r>
+      <w:r>
+        <w:rPr>
+          <w:b/>
+          <w:lang w:val="hi_IN" w:bidi="hi_IN"/>
+        </w:rPr>
         <w:t>"</w:t>
       </w:r>
       <w:r>
@@ -5326,6 +5986,21 @@
           <w:b/>
           <w:lang w:val="hi_IN" w:bidi="hi_IN"/>
         </w:rPr>
+        <w:t>οὗτος</w:t>
+      </w:r>
+    </w:p>
+    <w:p>
+      <w:pPr/>
+      <w:r>
+        <w:rPr>
+          <w:lang w:val="hi_IN" w:bidi="hi_IN"/>
+        </w:rPr>
+      </w:r>
+      <w:r>
+        <w:rPr>
+          <w:b/>
+          <w:lang w:val="hi_IN" w:bidi="hi_IN"/>
+        </w:rPr>
         <w:t>"</w:t>
       </w:r>
       <w:r>
@@ -5455,6 +6130,21 @@
           <w:b/>
           <w:lang w:val="hi_IN" w:bidi="hi_IN"/>
         </w:rPr>
+        <w:t>τὸν Πατέρα καὶ τὸν Υἱὸν</w:t>
+      </w:r>
+    </w:p>
+    <w:p>
+      <w:pPr/>
+      <w:r>
+        <w:rPr>
+          <w:lang w:val="hi_IN" w:bidi="hi_IN"/>
+        </w:rPr>
+      </w:r>
+      <w:r>
+        <w:rPr>
+          <w:b/>
+          <w:lang w:val="hi_IN" w:bidi="hi_IN"/>
+        </w:rPr>
         <w:t>"है"</w:t>
       </w:r>
       <w:r>
@@ -5563,6 +6253,21 @@
         <w:rPr>
           <w:lang w:val="hi_IN" w:bidi="hi_IN"/>
         </w:rPr>
+      </w:r>
+    </w:p>
+    <w:p>
+      <w:pPr/>
+      <w:r>
+        <w:rPr>
+          <w:lang w:val="hi_IN" w:bidi="hi_IN"/>
+        </w:rPr>
+      </w:r>
+      <w:r>
+        <w:rPr>
+          <w:b/>
+          <w:lang w:val="hi_IN" w:bidi="hi_IN"/>
+        </w:rPr>
+        <w:t>εἴ τις ἔρχεται πρὸς ὑμᾶς, καὶ ταύτην τὴν διδαχὴν οὐ φέρει</w:t>
       </w:r>
     </w:p>
     <w:p>
@@ -5705,6 +6410,21 @@
           <w:b/>
           <w:lang w:val="hi_IN" w:bidi="hi_IN"/>
         </w:rPr>
+        <w:t>ταύτην τὴν διδαχὴν οὐ φέρει</w:t>
+      </w:r>
+    </w:p>
+    <w:p>
+      <w:pPr/>
+      <w:r>
+        <w:rPr>
+          <w:lang w:val="hi_IN" w:bidi="hi_IN"/>
+        </w:rPr>
+      </w:r>
+      <w:r>
+        <w:rPr>
+          <w:b/>
+          <w:lang w:val="hi_IN" w:bidi="hi_IN"/>
+        </w:rPr>
         <w:t>"यही शिक्षा न दे"</w:t>
       </w:r>
     </w:p>
@@ -5800,6 +6520,21 @@
         <w:rPr>
           <w:lang w:val="hi_IN" w:bidi="hi_IN"/>
         </w:rPr>
+      </w:r>
+    </w:p>
+    <w:p>
+      <w:pPr/>
+      <w:r>
+        <w:rPr>
+          <w:lang w:val="hi_IN" w:bidi="hi_IN"/>
+        </w:rPr>
+      </w:r>
+      <w:r>
+        <w:rPr>
+          <w:b/>
+          <w:lang w:val="hi_IN" w:bidi="hi_IN"/>
+        </w:rPr>
+        <w:t>ταύτην τὴν διδαχὴν</w:t>
       </w:r>
     </w:p>
     <w:p>
@@ -5928,6 +6663,21 @@
           <w:b/>
           <w:lang w:val="hi_IN" w:bidi="hi_IN"/>
         </w:rPr>
+        <w:t>μὴ λαμβάνετε αὐτὸν εἰς οἰκίαν</w:t>
+      </w:r>
+    </w:p>
+    <w:p>
+      <w:pPr/>
+      <w:r>
+        <w:rPr>
+          <w:lang w:val="hi_IN" w:bidi="hi_IN"/>
+        </w:rPr>
+      </w:r>
+      <w:r>
+        <w:rPr>
+          <w:b/>
+          <w:lang w:val="hi_IN" w:bidi="hi_IN"/>
+        </w:rPr>
         <w:t>"उसे"</w:t>
       </w:r>
       <w:r>
@@ -6004,6 +6754,21 @@
           <w:b/>
           <w:lang w:val="hi_IN" w:bidi="hi_IN"/>
         </w:rPr>
+        <w:t>χαίρειν αὐτῷ μὴ λέγετε</w:t>
+      </w:r>
+    </w:p>
+    <w:p>
+      <w:pPr/>
+      <w:r>
+        <w:rPr>
+          <w:lang w:val="hi_IN" w:bidi="hi_IN"/>
+        </w:rPr>
+      </w:r>
+      <w:r>
+        <w:rPr>
+          <w:b/>
+          <w:lang w:val="hi_IN" w:bidi="hi_IN"/>
+        </w:rPr>
         <w:t xml:space="preserve">"उसे </w:t>
       </w:r>
       <w:r>
@@ -6101,6 +6866,21 @@
           <w:b/>
           <w:lang w:val="hi_IN" w:bidi="hi_IN"/>
         </w:rPr>
+        <w:t>ὁ λέγων &amp; αὐτῷ χαίρειν</w:t>
+      </w:r>
+    </w:p>
+    <w:p>
+      <w:pPr/>
+      <w:r>
+        <w:rPr>
+          <w:lang w:val="hi_IN" w:bidi="hi_IN"/>
+        </w:rPr>
+      </w:r>
+      <w:r>
+        <w:rPr>
+          <w:b/>
+          <w:lang w:val="hi_IN" w:bidi="hi_IN"/>
+        </w:rPr>
         <w:t>"</w:t>
       </w:r>
       <w:r>
@@ -6211,6 +6991,21 @@
           <w:b/>
           <w:lang w:val="hi_IN" w:bidi="hi_IN"/>
         </w:rPr>
+        <w:t>κοινωνεῖ τοῖς ἔργοις αὐτοῦ τοῖς πονηροῖς</w:t>
+      </w:r>
+    </w:p>
+    <w:p>
+      <w:pPr/>
+      <w:r>
+        <w:rPr>
+          <w:lang w:val="hi_IN" w:bidi="hi_IN"/>
+        </w:rPr>
+      </w:r>
+      <w:r>
+        <w:rPr>
+          <w:b/>
+          <w:lang w:val="hi_IN" w:bidi="hi_IN"/>
+        </w:rPr>
         <w:t>"है उसके बुरे कामों में सहभागी है"</w:t>
       </w:r>
     </w:p>
@@ -6274,6 +7069,21 @@
           <w:b/>
           <w:lang w:val="hi_IN" w:bidi="hi_IN"/>
         </w:rPr>
+        <w:t>οὐκ ἐβουλήθην διὰ χάρτου καὶ μέλανος</w:t>
+      </w:r>
+    </w:p>
+    <w:p>
+      <w:pPr/>
+      <w:r>
+        <w:rPr>
+          <w:lang w:val="hi_IN" w:bidi="hi_IN"/>
+        </w:rPr>
+      </w:r>
+      <w:r>
+        <w:rPr>
+          <w:b/>
+          <w:lang w:val="hi_IN" w:bidi="hi_IN"/>
+        </w:rPr>
         <w:t>"कागज और स्याही नहीं चाहता"</w:t>
       </w:r>
     </w:p>
@@ -6337,6 +7147,21 @@
           <w:b/>
           <w:lang w:val="hi_IN" w:bidi="hi_IN"/>
         </w:rPr>
+        <w:t>διὰ χάρτου καὶ μέλανος</w:t>
+      </w:r>
+    </w:p>
+    <w:p>
+      <w:pPr/>
+      <w:r>
+        <w:rPr>
+          <w:lang w:val="hi_IN" w:bidi="hi_IN"/>
+        </w:rPr>
+      </w:r>
+      <w:r>
+        <w:rPr>
+          <w:b/>
+          <w:lang w:val="hi_IN" w:bidi="hi_IN"/>
+        </w:rPr>
         <w:t>""</w:t>
       </w:r>
     </w:p>
@@ -6420,6 +7245,21 @@
           <w:b/>
           <w:lang w:val="hi_IN" w:bidi="hi_IN"/>
         </w:rPr>
+        <w:t>γενέσθαι</w:t>
+      </w:r>
+    </w:p>
+    <w:p>
+      <w:pPr/>
+      <w:r>
+        <w:rPr>
+          <w:lang w:val="hi_IN" w:bidi="hi_IN"/>
+        </w:rPr>
+      </w:r>
+      <w:r>
+        <w:rPr>
+          <w:b/>
+          <w:lang w:val="hi_IN" w:bidi="hi_IN"/>
+        </w:rPr>
         <w:t>"</w:t>
       </w:r>
       <w:r>
@@ -6529,6 +7369,21 @@
           <w:b/>
           <w:lang w:val="hi_IN" w:bidi="hi_IN"/>
         </w:rPr>
+        <w:t>στόμα πρὸς στόμα λαλῆσαι</w:t>
+      </w:r>
+    </w:p>
+    <w:p>
+      <w:pPr/>
+      <w:r>
+        <w:rPr>
+          <w:lang w:val="hi_IN" w:bidi="hi_IN"/>
+        </w:rPr>
+      </w:r>
+      <w:r>
+        <w:rPr>
+          <w:b/>
+          <w:lang w:val="hi_IN" w:bidi="hi_IN"/>
+        </w:rPr>
         <w:t>"बातें"</w:t>
       </w:r>
       <w:r>
@@ -6625,6 +7480,21 @@
           <w:b/>
           <w:lang w:val="hi_IN" w:bidi="hi_IN"/>
         </w:rPr>
+        <w:t>ἵνα ἡ χαρὰ ὑμῶν πεπληρωμένη ᾖ</w:t>
+      </w:r>
+    </w:p>
+    <w:p>
+      <w:pPr/>
+      <w:r>
+        <w:rPr>
+          <w:lang w:val="hi_IN" w:bidi="hi_IN"/>
+        </w:rPr>
+      </w:r>
+      <w:r>
+        <w:rPr>
+          <w:b/>
+          <w:lang w:val="hi_IN" w:bidi="hi_IN"/>
+        </w:rPr>
         <w:t>"</w:t>
       </w:r>
       <w:r>
@@ -6722,6 +7592,21 @@
           <w:b/>
           <w:lang w:val="hi_IN" w:bidi="hi_IN"/>
         </w:rPr>
+        <w:t>ἵνα ἡ χαρὰ ὑμῶν πεπληρωμένη ᾖ</w:t>
+      </w:r>
+    </w:p>
+    <w:p>
+      <w:pPr/>
+      <w:r>
+        <w:rPr>
+          <w:lang w:val="hi_IN" w:bidi="hi_IN"/>
+        </w:rPr>
+      </w:r>
+      <w:r>
+        <w:rPr>
+          <w:b/>
+          <w:lang w:val="hi_IN" w:bidi="hi_IN"/>
+        </w:rPr>
         <w:t>"</w:t>
       </w:r>
       <w:r>
@@ -6832,6 +7717,21 @@
           <w:b/>
           <w:lang w:val="hi_IN" w:bidi="hi_IN"/>
         </w:rPr>
+        <w:t>ἡ χαρὰ ὑμῶν πεπληρωμένη ᾖ</w:t>
+      </w:r>
+    </w:p>
+    <w:p>
+      <w:pPr/>
+      <w:r>
+        <w:rPr>
+          <w:lang w:val="hi_IN" w:bidi="hi_IN"/>
+        </w:rPr>
+      </w:r>
+      <w:r>
+        <w:rPr>
+          <w:b/>
+          <w:lang w:val="hi_IN" w:bidi="hi_IN"/>
+        </w:rPr>
         <w:t>"</w:t>
       </w:r>
       <w:r>
@@ -6929,6 +7829,21 @@
           <w:b/>
           <w:lang w:val="hi_IN" w:bidi="hi_IN"/>
         </w:rPr>
+        <w:t>ὑμῶν</w:t>
+      </w:r>
+    </w:p>
+    <w:p>
+      <w:pPr/>
+      <w:r>
+        <w:rPr>
+          <w:lang w:val="hi_IN" w:bidi="hi_IN"/>
+        </w:rPr>
+      </w:r>
+      <w:r>
+        <w:rPr>
+          <w:b/>
+          <w:lang w:val="hi_IN" w:bidi="hi_IN"/>
+        </w:rPr>
         <w:t>"</w:t>
       </w:r>
       <w:r>
@@ -7039,6 +7954,21 @@
           <w:b/>
           <w:lang w:val="hi_IN" w:bidi="hi_IN"/>
         </w:rPr>
+        <w:t>τὰ τέκνα τῆς ἀδελφῆς σου τῆς ἐκλεκτῆς</w:t>
+      </w:r>
+    </w:p>
+    <w:p>
+      <w:pPr/>
+      <w:r>
+        <w:rPr>
+          <w:lang w:val="hi_IN" w:bidi="hi_IN"/>
+        </w:rPr>
+      </w:r>
+      <w:r>
+        <w:rPr>
+          <w:b/>
+          <w:lang w:val="hi_IN" w:bidi="hi_IN"/>
+        </w:rPr>
         <w:t>"तेरी चुनी हुई बहन बच्चे"</w:t>
       </w:r>
     </w:p>
@@ -7122,6 +8052,21 @@
           <w:b/>
           <w:lang w:val="hi_IN" w:bidi="hi_IN"/>
         </w:rPr>
+        <w:t>τὰ τέκνα τῆς ἀδελφῆς σου τῆς ἐκλεκτῆς</w:t>
+      </w:r>
+    </w:p>
+    <w:p>
+      <w:pPr/>
+      <w:r>
+        <w:rPr>
+          <w:lang w:val="hi_IN" w:bidi="hi_IN"/>
+        </w:rPr>
+      </w:r>
+      <w:r>
+        <w:rPr>
+          <w:b/>
+          <w:lang w:val="hi_IN" w:bidi="hi_IN"/>
+        </w:rPr>
         <w:t>"</w:t>
       </w:r>
       <w:r>
@@ -7232,6 +8177,21 @@
           <w:b/>
           <w:lang w:val="hi_IN" w:bidi="hi_IN"/>
         </w:rPr>
+        <w:t>ἀσπάζεταί σε</w:t>
+      </w:r>
+    </w:p>
+    <w:p>
+      <w:pPr/>
+      <w:r>
+        <w:rPr>
+          <w:lang w:val="hi_IN" w:bidi="hi_IN"/>
+        </w:rPr>
+      </w:r>
+      <w:r>
+        <w:rPr>
+          <w:b/>
+          <w:lang w:val="hi_IN" w:bidi="hi_IN"/>
+        </w:rPr>
         <w:t>"</w:t>
       </w:r>
       <w:r>
@@ -7315,6 +8275,21 @@
         <w:rPr>
           <w:lang w:val="hi_IN" w:bidi="hi_IN"/>
         </w:rPr>
+      </w:r>
+    </w:p>
+    <w:p>
+      <w:pPr/>
+      <w:r>
+        <w:rPr>
+          <w:lang w:val="hi_IN" w:bidi="hi_IN"/>
+        </w:rPr>
+      </w:r>
+      <w:r>
+        <w:rPr>
+          <w:b/>
+          <w:lang w:val="hi_IN" w:bidi="hi_IN"/>
+        </w:rPr>
+        <w:t>σε &amp; σου</w:t>
       </w:r>
     </w:p>
     <w:p>

--- a/hin/docx/63.content.docx
+++ b/hin/docx/63.content.docx
@@ -3389,7 +3389,7 @@
           <w:b/>
           <w:lang w:val="hi_IN" w:bidi="hi_IN"/>
         </w:rPr>
-        <w:t>σε, &amp; σοι</w:t>
+        <w:t>σε &amp; σοι</w:t>
       </w:r>
     </w:p>
     <w:p>

--- a/hin/docx/63.content.docx
+++ b/hin/docx/63.content.docx
@@ -1097,21 +1097,6 @@
           <w:b/>
           <w:lang w:val="hi_IN" w:bidi="hi_IN"/>
         </w:rPr>
-        <w:t>ἐκλεκτῇ κυρίᾳ καὶ τοῖς τέκνοις αὐτῆς</w:t>
-      </w:r>
-    </w:p>
-    <w:p>
-      <w:pPr/>
-      <w:r>
-        <w:rPr>
-          <w:lang w:val="hi_IN" w:bidi="hi_IN"/>
-        </w:rPr>
-      </w:r>
-      <w:r>
-        <w:rPr>
-          <w:b/>
-          <w:lang w:val="hi_IN" w:bidi="hi_IN"/>
-        </w:rPr>
         <w:t>"</w:t>
       </w:r>
       <w:r>
@@ -1845,21 +1830,6 @@
           <w:b/>
           <w:lang w:val="hi_IN" w:bidi="hi_IN"/>
         </w:rPr>
-        <w:t>ἔσται μεθ’ ἡμῶν χάρις, ἔλεος, εἰρήνη, παρὰ Θεοῦ Πατρός καὶ παρὰ Ἰησοῦ Χριστοῦ</w:t>
-      </w:r>
-    </w:p>
-    <w:p>
-      <w:pPr/>
-      <w:r>
-        <w:rPr>
-          <w:lang w:val="hi_IN" w:bidi="hi_IN"/>
-        </w:rPr>
-      </w:r>
-      <w:r>
-        <w:rPr>
-          <w:b/>
-          <w:lang w:val="hi_IN" w:bidi="hi_IN"/>
-        </w:rPr>
         <w:t>"</w:t>
       </w:r>
       <w:r>
@@ -2401,21 +2371,6 @@
         <w:rPr>
           <w:lang w:val="hi_IN" w:bidi="hi_IN"/>
         </w:rPr>
-      </w:r>
-    </w:p>
-    <w:p>
-      <w:pPr/>
-      <w:r>
-        <w:rPr>
-          <w:lang w:val="hi_IN" w:bidi="hi_IN"/>
-        </w:rPr>
-      </w:r>
-      <w:r>
-        <w:rPr>
-          <w:b/>
-          <w:lang w:val="hi_IN" w:bidi="hi_IN"/>
-        </w:rPr>
-        <w:t>ἐχάρην λείαν ὅτι εὕρηκα ἐκ τῶν τέκνων σου περιπατοῦντας ἐν ἀληθείᾳ</w:t>
       </w:r>
     </w:p>
     <w:p>
@@ -3030,21 +2985,6 @@
           <w:b/>
           <w:lang w:val="hi_IN" w:bidi="hi_IN"/>
         </w:rPr>
-        <w:t>καθὼς ἐντολὴν ἐλάβομεν παρὰ τοῦ Πατρός</w:t>
-      </w:r>
-    </w:p>
-    <w:p>
-      <w:pPr/>
-      <w:r>
-        <w:rPr>
-          <w:lang w:val="hi_IN" w:bidi="hi_IN"/>
-        </w:rPr>
-      </w:r>
-      <w:r>
-        <w:rPr>
-          <w:b/>
-          <w:lang w:val="hi_IN" w:bidi="hi_IN"/>
-        </w:rPr>
         <w:t>"आज्ञा के अनुसार"</w:t>
       </w:r>
       <w:r>
@@ -3669,21 +3609,6 @@
           <w:b/>
           <w:lang w:val="hi_IN" w:bidi="hi_IN"/>
         </w:rPr>
-        <w:t>οὐχ ὡς ἐντολὴν καινὴν γράφων σοι</w:t>
-      </w:r>
-    </w:p>
-    <w:p>
-      <w:pPr/>
-      <w:r>
-        <w:rPr>
-          <w:lang w:val="hi_IN" w:bidi="hi_IN"/>
-        </w:rPr>
-      </w:r>
-      <w:r>
-        <w:rPr>
-          <w:b/>
-          <w:lang w:val="hi_IN" w:bidi="hi_IN"/>
-        </w:rPr>
         <w:t>"तुझे नई आज्ञा नहीं"</w:t>
       </w:r>
       <w:r>
@@ -4236,21 +4161,6 @@
           <w:b/>
           <w:lang w:val="hi_IN" w:bidi="hi_IN"/>
         </w:rPr>
-        <w:t>ὅτι πολλοὶ πλάνοι ἐξῆλθαν εἰς τὸν κόσμον</w:t>
-      </w:r>
-    </w:p>
-    <w:p>
-      <w:pPr/>
-      <w:r>
-        <w:rPr>
-          <w:lang w:val="hi_IN" w:bidi="hi_IN"/>
-        </w:rPr>
-      </w:r>
-      <w:r>
-        <w:rPr>
-          <w:b/>
-          <w:lang w:val="hi_IN" w:bidi="hi_IN"/>
-        </w:rPr>
         <w:t>"क्योंकि बहुत भरमानेवाले जगत में निकल आए हैं"</w:t>
       </w:r>
     </w:p>
@@ -4314,21 +4224,6 @@
           <w:b/>
           <w:lang w:val="hi_IN" w:bidi="hi_IN"/>
         </w:rPr>
-        <w:t>Ἰησοῦν Χριστὸν ἐρχόμενον ἐν σαρκί</w:t>
-      </w:r>
-    </w:p>
-    <w:p>
-      <w:pPr/>
-      <w:r>
-        <w:rPr>
-          <w:lang w:val="hi_IN" w:bidi="hi_IN"/>
-        </w:rPr>
-      </w:r>
-      <w:r>
-        <w:rPr>
-          <w:b/>
-          <w:lang w:val="hi_IN" w:bidi="hi_IN"/>
-        </w:rPr>
         <w:t>"यीशु मसीह शरीर में"</w:t>
       </w:r>
       <w:r>
@@ -4544,21 +4439,6 @@
           <w:b/>
           <w:lang w:val="hi_IN" w:bidi="hi_IN"/>
         </w:rPr>
-        <w:t>ὁ πλάνος καὶ ὁ ἀντίχριστος</w:t>
-      </w:r>
-    </w:p>
-    <w:p>
-      <w:pPr/>
-      <w:r>
-        <w:rPr>
-          <w:lang w:val="hi_IN" w:bidi="hi_IN"/>
-        </w:rPr>
-      </w:r>
-      <w:r>
-        <w:rPr>
-          <w:b/>
-          <w:lang w:val="hi_IN" w:bidi="hi_IN"/>
-        </w:rPr>
         <w:t>"</w:t>
       </w:r>
       <w:r>
@@ -5411,21 +5291,6 @@
           <w:b/>
           <w:lang w:val="hi_IN" w:bidi="hi_IN"/>
         </w:rPr>
-        <w:t>πᾶς ὁ προάγων καὶ μὴ μένων ἐν τῇ διδαχῇ τοῦ Χριστοῦ</w:t>
-      </w:r>
-    </w:p>
-    <w:p>
-      <w:pPr/>
-      <w:r>
-        <w:rPr>
-          <w:lang w:val="hi_IN" w:bidi="hi_IN"/>
-        </w:rPr>
-      </w:r>
-      <w:r>
-        <w:rPr>
-          <w:b/>
-          <w:lang w:val="hi_IN" w:bidi="hi_IN"/>
-        </w:rPr>
         <w:t>"जो कोई आगे बढ़ जाता"</w:t>
       </w:r>
       <w:r>
@@ -5502,21 +5367,6 @@
           <w:b/>
           <w:lang w:val="hi_IN" w:bidi="hi_IN"/>
         </w:rPr>
-        <w:t>πᾶς ὁ προάγων καὶ μὴ μένων ἐν τῇ διδαχῇ τοῦ Χριστοῦ</w:t>
-      </w:r>
-    </w:p>
-    <w:p>
-      <w:pPr/>
-      <w:r>
-        <w:rPr>
-          <w:lang w:val="hi_IN" w:bidi="hi_IN"/>
-        </w:rPr>
-      </w:r>
-      <w:r>
-        <w:rPr>
-          <w:b/>
-          <w:lang w:val="hi_IN" w:bidi="hi_IN"/>
-        </w:rPr>
         <w:t>"</w:t>
       </w:r>
       <w:r>
@@ -5718,21 +5568,6 @@
           <w:b/>
           <w:lang w:val="hi_IN" w:bidi="hi_IN"/>
         </w:rPr>
-        <w:t>ὁ μένων ἐν τῇ διδαχῇ, οὗτος καὶ τὸν Πατέρα καὶ τὸν Υἱὸν ἔχει</w:t>
-      </w:r>
-    </w:p>
-    <w:p>
-      <w:pPr/>
-      <w:r>
-        <w:rPr>
-          <w:lang w:val="hi_IN" w:bidi="hi_IN"/>
-        </w:rPr>
-      </w:r>
-      <w:r>
-        <w:rPr>
-          <w:b/>
-          <w:lang w:val="hi_IN" w:bidi="hi_IN"/>
-        </w:rPr>
         <w:t>"जो"</w:t>
       </w:r>
       <w:r>
@@ -5874,21 +5709,6 @@
           <w:b/>
           <w:lang w:val="hi_IN" w:bidi="hi_IN"/>
         </w:rPr>
-        <w:t>ὁ μένων ἐν τῇ διδαχῇ</w:t>
-      </w:r>
-    </w:p>
-    <w:p>
-      <w:pPr/>
-      <w:r>
-        <w:rPr>
-          <w:lang w:val="hi_IN" w:bidi="hi_IN"/>
-        </w:rPr>
-      </w:r>
-      <w:r>
-        <w:rPr>
-          <w:b/>
-          <w:lang w:val="hi_IN" w:bidi="hi_IN"/>
-        </w:rPr>
         <w:t>"</w:t>
       </w:r>
       <w:r>
@@ -6253,21 +6073,6 @@
         <w:rPr>
           <w:lang w:val="hi_IN" w:bidi="hi_IN"/>
         </w:rPr>
-      </w:r>
-    </w:p>
-    <w:p>
-      <w:pPr/>
-      <w:r>
-        <w:rPr>
-          <w:lang w:val="hi_IN" w:bidi="hi_IN"/>
-        </w:rPr>
-      </w:r>
-      <w:r>
-        <w:rPr>
-          <w:b/>
-          <w:lang w:val="hi_IN" w:bidi="hi_IN"/>
-        </w:rPr>
-        <w:t>εἴ τις ἔρχεται πρὸς ὑμᾶς, καὶ ταύτην τὴν διδαχὴν οὐ φέρει</w:t>
       </w:r>
     </w:p>
     <w:p>
@@ -6866,21 +6671,6 @@
           <w:b/>
           <w:lang w:val="hi_IN" w:bidi="hi_IN"/>
         </w:rPr>
-        <w:t>ὁ λέγων &amp; αὐτῷ χαίρειν</w:t>
-      </w:r>
-    </w:p>
-    <w:p>
-      <w:pPr/>
-      <w:r>
-        <w:rPr>
-          <w:lang w:val="hi_IN" w:bidi="hi_IN"/>
-        </w:rPr>
-      </w:r>
-      <w:r>
-        <w:rPr>
-          <w:b/>
-          <w:lang w:val="hi_IN" w:bidi="hi_IN"/>
-        </w:rPr>
         <w:t>"</w:t>
       </w:r>
       <w:r>
@@ -7592,21 +7382,6 @@
           <w:b/>
           <w:lang w:val="hi_IN" w:bidi="hi_IN"/>
         </w:rPr>
-        <w:t>ἵνα ἡ χαρὰ ὑμῶν πεπληρωμένη ᾖ</w:t>
-      </w:r>
-    </w:p>
-    <w:p>
-      <w:pPr/>
-      <w:r>
-        <w:rPr>
-          <w:lang w:val="hi_IN" w:bidi="hi_IN"/>
-        </w:rPr>
-      </w:r>
-      <w:r>
-        <w:rPr>
-          <w:b/>
-          <w:lang w:val="hi_IN" w:bidi="hi_IN"/>
-        </w:rPr>
         <w:t>"</w:t>
       </w:r>
       <w:r>
@@ -7703,21 +7478,6 @@
         <w:rPr>
           <w:lang w:val="hi_IN" w:bidi="hi_IN"/>
         </w:rPr>
-      </w:r>
-    </w:p>
-    <w:p>
-      <w:pPr/>
-      <w:r>
-        <w:rPr>
-          <w:lang w:val="hi_IN" w:bidi="hi_IN"/>
-        </w:rPr>
-      </w:r>
-      <w:r>
-        <w:rPr>
-          <w:b/>
-          <w:lang w:val="hi_IN" w:bidi="hi_IN"/>
-        </w:rPr>
-        <w:t>ἡ χαρὰ ὑμῶν πεπληρωμένη ᾖ</w:t>
       </w:r>
     </w:p>
     <w:p>

--- a/hin/docx/63.content.docx
+++ b/hin/docx/63.content.docx
@@ -1097,6 +1097,21 @@
           <w:b/>
           <w:lang w:val="hi_IN" w:bidi="hi_IN"/>
         </w:rPr>
+        <w:t>ἐκλεκτῇ κυρίᾳ καὶ τοῖς τέκνοις αὐτῆς</w:t>
+      </w:r>
+    </w:p>
+    <w:p>
+      <w:pPr/>
+      <w:r>
+        <w:rPr>
+          <w:lang w:val="hi_IN" w:bidi="hi_IN"/>
+        </w:rPr>
+      </w:r>
+      <w:r>
+        <w:rPr>
+          <w:b/>
+          <w:lang w:val="hi_IN" w:bidi="hi_IN"/>
+        </w:rPr>
         <w:t>"</w:t>
       </w:r>
       <w:r>
@@ -1830,6 +1845,21 @@
           <w:b/>
           <w:lang w:val="hi_IN" w:bidi="hi_IN"/>
         </w:rPr>
+        <w:t>ἔσται μεθ’ ἡμῶν χάρις, ἔλεος, εἰρήνη, παρὰ Θεοῦ Πατρός καὶ παρὰ Ἰησοῦ Χριστοῦ</w:t>
+      </w:r>
+    </w:p>
+    <w:p>
+      <w:pPr/>
+      <w:r>
+        <w:rPr>
+          <w:lang w:val="hi_IN" w:bidi="hi_IN"/>
+        </w:rPr>
+      </w:r>
+      <w:r>
+        <w:rPr>
+          <w:b/>
+          <w:lang w:val="hi_IN" w:bidi="hi_IN"/>
+        </w:rPr>
         <w:t>"</w:t>
       </w:r>
       <w:r>
@@ -2371,6 +2401,21 @@
         <w:rPr>
           <w:lang w:val="hi_IN" w:bidi="hi_IN"/>
         </w:rPr>
+      </w:r>
+    </w:p>
+    <w:p>
+      <w:pPr/>
+      <w:r>
+        <w:rPr>
+          <w:lang w:val="hi_IN" w:bidi="hi_IN"/>
+        </w:rPr>
+      </w:r>
+      <w:r>
+        <w:rPr>
+          <w:b/>
+          <w:lang w:val="hi_IN" w:bidi="hi_IN"/>
+        </w:rPr>
+        <w:t>ἐχάρην λείαν ὅτι εὕρηκα ἐκ τῶν τέκνων σου περιπατοῦντας ἐν ἀληθείᾳ</w:t>
       </w:r>
     </w:p>
     <w:p>
@@ -2985,6 +3030,21 @@
           <w:b/>
           <w:lang w:val="hi_IN" w:bidi="hi_IN"/>
         </w:rPr>
+        <w:t>καθὼς ἐντολὴν ἐλάβομεν παρὰ τοῦ Πατρός</w:t>
+      </w:r>
+    </w:p>
+    <w:p>
+      <w:pPr/>
+      <w:r>
+        <w:rPr>
+          <w:lang w:val="hi_IN" w:bidi="hi_IN"/>
+        </w:rPr>
+      </w:r>
+      <w:r>
+        <w:rPr>
+          <w:b/>
+          <w:lang w:val="hi_IN" w:bidi="hi_IN"/>
+        </w:rPr>
         <w:t>"आज्ञा के अनुसार"</w:t>
       </w:r>
       <w:r>
@@ -3609,6 +3669,21 @@
           <w:b/>
           <w:lang w:val="hi_IN" w:bidi="hi_IN"/>
         </w:rPr>
+        <w:t>οὐχ ὡς ἐντολὴν καινὴν γράφων σοι</w:t>
+      </w:r>
+    </w:p>
+    <w:p>
+      <w:pPr/>
+      <w:r>
+        <w:rPr>
+          <w:lang w:val="hi_IN" w:bidi="hi_IN"/>
+        </w:rPr>
+      </w:r>
+      <w:r>
+        <w:rPr>
+          <w:b/>
+          <w:lang w:val="hi_IN" w:bidi="hi_IN"/>
+        </w:rPr>
         <w:t>"तुझे नई आज्ञा नहीं"</w:t>
       </w:r>
       <w:r>
@@ -4161,6 +4236,21 @@
           <w:b/>
           <w:lang w:val="hi_IN" w:bidi="hi_IN"/>
         </w:rPr>
+        <w:t>ὅτι πολλοὶ πλάνοι ἐξῆλθαν εἰς τὸν κόσμον</w:t>
+      </w:r>
+    </w:p>
+    <w:p>
+      <w:pPr/>
+      <w:r>
+        <w:rPr>
+          <w:lang w:val="hi_IN" w:bidi="hi_IN"/>
+        </w:rPr>
+      </w:r>
+      <w:r>
+        <w:rPr>
+          <w:b/>
+          <w:lang w:val="hi_IN" w:bidi="hi_IN"/>
+        </w:rPr>
         <w:t>"क्योंकि बहुत भरमानेवाले जगत में निकल आए हैं"</w:t>
       </w:r>
     </w:p>
@@ -4224,6 +4314,21 @@
           <w:b/>
           <w:lang w:val="hi_IN" w:bidi="hi_IN"/>
         </w:rPr>
+        <w:t>Ἰησοῦν Χριστὸν ἐρχόμενον ἐν σαρκί</w:t>
+      </w:r>
+    </w:p>
+    <w:p>
+      <w:pPr/>
+      <w:r>
+        <w:rPr>
+          <w:lang w:val="hi_IN" w:bidi="hi_IN"/>
+        </w:rPr>
+      </w:r>
+      <w:r>
+        <w:rPr>
+          <w:b/>
+          <w:lang w:val="hi_IN" w:bidi="hi_IN"/>
+        </w:rPr>
         <w:t>"यीशु मसीह शरीर में"</w:t>
       </w:r>
       <w:r>
@@ -4439,6 +4544,21 @@
           <w:b/>
           <w:lang w:val="hi_IN" w:bidi="hi_IN"/>
         </w:rPr>
+        <w:t>ὁ πλάνος καὶ ὁ ἀντίχριστος</w:t>
+      </w:r>
+    </w:p>
+    <w:p>
+      <w:pPr/>
+      <w:r>
+        <w:rPr>
+          <w:lang w:val="hi_IN" w:bidi="hi_IN"/>
+        </w:rPr>
+      </w:r>
+      <w:r>
+        <w:rPr>
+          <w:b/>
+          <w:lang w:val="hi_IN" w:bidi="hi_IN"/>
+        </w:rPr>
         <w:t>"</w:t>
       </w:r>
       <w:r>
@@ -5291,6 +5411,21 @@
           <w:b/>
           <w:lang w:val="hi_IN" w:bidi="hi_IN"/>
         </w:rPr>
+        <w:t>πᾶς ὁ προάγων καὶ μὴ μένων ἐν τῇ διδαχῇ τοῦ Χριστοῦ</w:t>
+      </w:r>
+    </w:p>
+    <w:p>
+      <w:pPr/>
+      <w:r>
+        <w:rPr>
+          <w:lang w:val="hi_IN" w:bidi="hi_IN"/>
+        </w:rPr>
+      </w:r>
+      <w:r>
+        <w:rPr>
+          <w:b/>
+          <w:lang w:val="hi_IN" w:bidi="hi_IN"/>
+        </w:rPr>
         <w:t>"जो कोई आगे बढ़ जाता"</w:t>
       </w:r>
       <w:r>
@@ -5367,6 +5502,21 @@
           <w:b/>
           <w:lang w:val="hi_IN" w:bidi="hi_IN"/>
         </w:rPr>
+        <w:t>πᾶς ὁ προάγων καὶ μὴ μένων ἐν τῇ διδαχῇ τοῦ Χριστοῦ</w:t>
+      </w:r>
+    </w:p>
+    <w:p>
+      <w:pPr/>
+      <w:r>
+        <w:rPr>
+          <w:lang w:val="hi_IN" w:bidi="hi_IN"/>
+        </w:rPr>
+      </w:r>
+      <w:r>
+        <w:rPr>
+          <w:b/>
+          <w:lang w:val="hi_IN" w:bidi="hi_IN"/>
+        </w:rPr>
         <w:t>"</w:t>
       </w:r>
       <w:r>
@@ -5568,6 +5718,21 @@
           <w:b/>
           <w:lang w:val="hi_IN" w:bidi="hi_IN"/>
         </w:rPr>
+        <w:t>ὁ μένων ἐν τῇ διδαχῇ, οὗτος καὶ τὸν Πατέρα καὶ τὸν Υἱὸν ἔχει</w:t>
+      </w:r>
+    </w:p>
+    <w:p>
+      <w:pPr/>
+      <w:r>
+        <w:rPr>
+          <w:lang w:val="hi_IN" w:bidi="hi_IN"/>
+        </w:rPr>
+      </w:r>
+      <w:r>
+        <w:rPr>
+          <w:b/>
+          <w:lang w:val="hi_IN" w:bidi="hi_IN"/>
+        </w:rPr>
         <w:t>"जो"</w:t>
       </w:r>
       <w:r>
@@ -5709,6 +5874,21 @@
           <w:b/>
           <w:lang w:val="hi_IN" w:bidi="hi_IN"/>
         </w:rPr>
+        <w:t>ὁ μένων ἐν τῇ διδαχῇ</w:t>
+      </w:r>
+    </w:p>
+    <w:p>
+      <w:pPr/>
+      <w:r>
+        <w:rPr>
+          <w:lang w:val="hi_IN" w:bidi="hi_IN"/>
+        </w:rPr>
+      </w:r>
+      <w:r>
+        <w:rPr>
+          <w:b/>
+          <w:lang w:val="hi_IN" w:bidi="hi_IN"/>
+        </w:rPr>
         <w:t>"</w:t>
       </w:r>
       <w:r>
@@ -6073,6 +6253,21 @@
         <w:rPr>
           <w:lang w:val="hi_IN" w:bidi="hi_IN"/>
         </w:rPr>
+      </w:r>
+    </w:p>
+    <w:p>
+      <w:pPr/>
+      <w:r>
+        <w:rPr>
+          <w:lang w:val="hi_IN" w:bidi="hi_IN"/>
+        </w:rPr>
+      </w:r>
+      <w:r>
+        <w:rPr>
+          <w:b/>
+          <w:lang w:val="hi_IN" w:bidi="hi_IN"/>
+        </w:rPr>
+        <w:t>εἴ τις ἔρχεται πρὸς ὑμᾶς, καὶ ταύτην τὴν διδαχὴν οὐ φέρει</w:t>
       </w:r>
     </w:p>
     <w:p>
@@ -6671,6 +6866,21 @@
           <w:b/>
           <w:lang w:val="hi_IN" w:bidi="hi_IN"/>
         </w:rPr>
+        <w:t>ὁ λέγων &amp; αὐτῷ χαίρειν</w:t>
+      </w:r>
+    </w:p>
+    <w:p>
+      <w:pPr/>
+      <w:r>
+        <w:rPr>
+          <w:lang w:val="hi_IN" w:bidi="hi_IN"/>
+        </w:rPr>
+      </w:r>
+      <w:r>
+        <w:rPr>
+          <w:b/>
+          <w:lang w:val="hi_IN" w:bidi="hi_IN"/>
+        </w:rPr>
         <w:t>"</w:t>
       </w:r>
       <w:r>
@@ -7382,6 +7592,21 @@
           <w:b/>
           <w:lang w:val="hi_IN" w:bidi="hi_IN"/>
         </w:rPr>
+        <w:t>ἵνα ἡ χαρὰ ὑμῶν πεπληρωμένη ᾖ</w:t>
+      </w:r>
+    </w:p>
+    <w:p>
+      <w:pPr/>
+      <w:r>
+        <w:rPr>
+          <w:lang w:val="hi_IN" w:bidi="hi_IN"/>
+        </w:rPr>
+      </w:r>
+      <w:r>
+        <w:rPr>
+          <w:b/>
+          <w:lang w:val="hi_IN" w:bidi="hi_IN"/>
+        </w:rPr>
         <w:t>"</w:t>
       </w:r>
       <w:r>
@@ -7478,6 +7703,21 @@
         <w:rPr>
           <w:lang w:val="hi_IN" w:bidi="hi_IN"/>
         </w:rPr>
+      </w:r>
+    </w:p>
+    <w:p>
+      <w:pPr/>
+      <w:r>
+        <w:rPr>
+          <w:lang w:val="hi_IN" w:bidi="hi_IN"/>
+        </w:rPr>
+      </w:r>
+      <w:r>
+        <w:rPr>
+          <w:b/>
+          <w:lang w:val="hi_IN" w:bidi="hi_IN"/>
+        </w:rPr>
+        <w:t>ἡ χαρὰ ὑμῶν πεπληρωμένη ᾖ</w:t>
       </w:r>
     </w:p>
     <w:p>
